--- a/blog-doc/Exploring K8S on vCluster, Deploying a GitOps Stack.docx
+++ b/blog-doc/Exploring K8S on vCluster, Deploying a GitOps Stack.docx
@@ -101,7 +101,7 @@
       <w:pPr>
         <w:numPr>
           <w:ilvl w:val="0"/>
-          <w:numId w:val="16"/>
+          <w:numId w:val="17"/>
         </w:numPr>
         <w:spacing w:after="0" w:afterAutospacing="0" w:before="180" w:line="240" w:lineRule="auto"/>
         <w:ind w:left="720" w:hanging="360"/>
@@ -137,7 +137,7 @@
       <w:pPr>
         <w:numPr>
           <w:ilvl w:val="0"/>
-          <w:numId w:val="16"/>
+          <w:numId w:val="17"/>
         </w:numPr>
         <w:spacing w:after="0" w:afterAutospacing="0" w:before="0" w:beforeAutospacing="0" w:line="240" w:lineRule="auto"/>
         <w:ind w:left="720" w:hanging="360"/>
@@ -173,7 +173,7 @@
       <w:pPr>
         <w:numPr>
           <w:ilvl w:val="0"/>
-          <w:numId w:val="16"/>
+          <w:numId w:val="17"/>
         </w:numPr>
         <w:spacing w:after="0" w:afterAutospacing="0" w:before="0" w:beforeAutospacing="0" w:line="240" w:lineRule="auto"/>
         <w:ind w:left="720" w:hanging="360"/>
@@ -209,7 +209,7 @@
       <w:pPr>
         <w:numPr>
           <w:ilvl w:val="0"/>
-          <w:numId w:val="16"/>
+          <w:numId w:val="17"/>
         </w:numPr>
         <w:spacing w:after="180" w:before="0" w:beforeAutospacing="0" w:line="240" w:lineRule="auto"/>
         <w:ind w:left="720" w:hanging="360"/>
@@ -768,12 +768,12 @@
           <wp:inline distB="114300" distT="114300" distL="114300" distR="114300">
             <wp:extent cx="5943600" cy="2578100"/>
             <wp:effectExtent b="0" l="0" r="0" t="0"/>
-            <wp:docPr id="12" name="image19.png"/>
+            <wp:docPr id="14" name="image22.png"/>
             <a:graphic>
               <a:graphicData uri="http://schemas.openxmlformats.org/drawingml/2006/picture">
                 <pic:pic>
                   <pic:nvPicPr>
-                    <pic:cNvPr id="0" name="image19.png"/>
+                    <pic:cNvPr id="0" name="image22.png"/>
                     <pic:cNvPicPr preferRelativeResize="0"/>
                   </pic:nvPicPr>
                   <pic:blipFill>
@@ -2999,7 +2999,7 @@
       <w:pPr>
         <w:numPr>
           <w:ilvl w:val="0"/>
-          <w:numId w:val="12"/>
+          <w:numId w:val="13"/>
         </w:numPr>
         <w:spacing w:after="36" w:before="36" w:line="240" w:lineRule="auto"/>
         <w:ind w:left="720" w:hanging="480"/>
@@ -3037,7 +3037,7 @@
       <w:pPr>
         <w:numPr>
           <w:ilvl w:val="0"/>
-          <w:numId w:val="12"/>
+          <w:numId w:val="13"/>
         </w:numPr>
         <w:spacing w:after="36" w:before="36" w:line="240" w:lineRule="auto"/>
         <w:ind w:left="720" w:hanging="480"/>
@@ -3075,7 +3075,7 @@
       <w:pPr>
         <w:numPr>
           <w:ilvl w:val="0"/>
-          <w:numId w:val="12"/>
+          <w:numId w:val="13"/>
         </w:numPr>
         <w:spacing w:after="36" w:before="36" w:line="240" w:lineRule="auto"/>
         <w:ind w:left="720" w:hanging="480"/>
@@ -3113,7 +3113,7 @@
       <w:pPr>
         <w:numPr>
           <w:ilvl w:val="0"/>
-          <w:numId w:val="12"/>
+          <w:numId w:val="13"/>
         </w:numPr>
         <w:spacing w:after="36" w:before="36" w:line="240" w:lineRule="auto"/>
         <w:ind w:left="720" w:hanging="480"/>
@@ -3160,7 +3160,7 @@
       <w:pPr>
         <w:numPr>
           <w:ilvl w:val="0"/>
-          <w:numId w:val="12"/>
+          <w:numId w:val="13"/>
         </w:numPr>
         <w:spacing w:after="36" w:before="36" w:line="240" w:lineRule="auto"/>
         <w:ind w:left="720" w:hanging="480"/>
@@ -3700,12 +3700,12 @@
           <wp:inline distB="114300" distT="114300" distL="114300" distR="114300">
             <wp:extent cx="5943600" cy="546100"/>
             <wp:effectExtent b="0" l="0" r="0" t="0"/>
-            <wp:docPr id="1" name="image7.png"/>
+            <wp:docPr id="1" name="image5.png"/>
             <a:graphic>
               <a:graphicData uri="http://schemas.openxmlformats.org/drawingml/2006/picture">
                 <pic:pic>
                   <pic:nvPicPr>
-                    <pic:cNvPr id="0" name="image7.png"/>
+                    <pic:cNvPr id="0" name="image5.png"/>
                     <pic:cNvPicPr preferRelativeResize="0"/>
                   </pic:nvPicPr>
                   <pic:blipFill>
@@ -4454,12 +4454,12 @@
           <wp:inline distB="114300" distT="114300" distL="114300" distR="114300">
             <wp:extent cx="5943600" cy="1460500"/>
             <wp:effectExtent b="0" l="0" r="0" t="0"/>
-            <wp:docPr id="6" name="image8.png"/>
+            <wp:docPr id="7" name="image20.png"/>
             <a:graphic>
               <a:graphicData uri="http://schemas.openxmlformats.org/drawingml/2006/picture">
                 <pic:pic>
                   <pic:nvPicPr>
-                    <pic:cNvPr id="0" name="image8.png"/>
+                    <pic:cNvPr id="0" name="image20.png"/>
                     <pic:cNvPicPr preferRelativeResize="0"/>
                   </pic:nvPicPr>
                   <pic:blipFill>
@@ -4615,12 +4615,12 @@
           <wp:inline distB="114300" distT="114300" distL="114300" distR="114300">
             <wp:extent cx="5943600" cy="584200"/>
             <wp:effectExtent b="0" l="0" r="0" t="0"/>
-            <wp:docPr id="13" name="image4.png"/>
+            <wp:docPr id="15" name="image12.png"/>
             <a:graphic>
               <a:graphicData uri="http://schemas.openxmlformats.org/drawingml/2006/picture">
                 <pic:pic>
                   <pic:nvPicPr>
-                    <pic:cNvPr id="0" name="image4.png"/>
+                    <pic:cNvPr id="0" name="image12.png"/>
                     <pic:cNvPicPr preferRelativeResize="0"/>
                   </pic:nvPicPr>
                   <pic:blipFill>
@@ -4748,12 +4748,12 @@
           <wp:inline distB="114300" distT="114300" distL="114300" distR="114300">
             <wp:extent cx="5943600" cy="1206500"/>
             <wp:effectExtent b="0" l="0" r="0" t="0"/>
-            <wp:docPr id="9" name="image13.png"/>
+            <wp:docPr id="11" name="image6.png"/>
             <a:graphic>
               <a:graphicData uri="http://schemas.openxmlformats.org/drawingml/2006/picture">
                 <pic:pic>
                   <pic:nvPicPr>
-                    <pic:cNvPr id="0" name="image13.png"/>
+                    <pic:cNvPr id="0" name="image6.png"/>
                     <pic:cNvPicPr preferRelativeResize="0"/>
                   </pic:nvPicPr>
                   <pic:blipFill>
@@ -4881,12 +4881,12 @@
           <wp:inline distB="114300" distT="114300" distL="114300" distR="114300">
             <wp:extent cx="5943600" cy="1397000"/>
             <wp:effectExtent b="0" l="0" r="0" t="0"/>
-            <wp:docPr id="8" name="image16.png"/>
+            <wp:docPr id="9" name="image8.png"/>
             <a:graphic>
               <a:graphicData uri="http://schemas.openxmlformats.org/drawingml/2006/picture">
                 <pic:pic>
                   <pic:nvPicPr>
-                    <pic:cNvPr id="0" name="image16.png"/>
+                    <pic:cNvPr id="0" name="image8.png"/>
                     <pic:cNvPicPr preferRelativeResize="0"/>
                   </pic:nvPicPr>
                   <pic:blipFill>
@@ -5076,12 +5076,12 @@
           <wp:inline distB="114300" distT="114300" distL="114300" distR="114300">
             <wp:extent cx="5943600" cy="1714500"/>
             <wp:effectExtent b="0" l="0" r="0" t="0"/>
-            <wp:docPr id="3" name="image17.png"/>
+            <wp:docPr id="3" name="image16.png"/>
             <a:graphic>
               <a:graphicData uri="http://schemas.openxmlformats.org/drawingml/2006/picture">
                 <pic:pic>
                   <pic:nvPicPr>
-                    <pic:cNvPr id="0" name="image17.png"/>
+                    <pic:cNvPr id="0" name="image16.png"/>
                     <pic:cNvPicPr preferRelativeResize="0"/>
                   </pic:nvPicPr>
                   <pic:blipFill>
@@ -5209,12 +5209,12 @@
           <wp:inline distB="114300" distT="114300" distL="114300" distR="114300">
             <wp:extent cx="5943600" cy="901700"/>
             <wp:effectExtent b="0" l="0" r="0" t="0"/>
-            <wp:docPr id="7" name="image2.png"/>
+            <wp:docPr id="8" name="image10.png"/>
             <a:graphic>
               <a:graphicData uri="http://schemas.openxmlformats.org/drawingml/2006/picture">
                 <pic:pic>
                   <pic:nvPicPr>
-                    <pic:cNvPr id="0" name="image2.png"/>
+                    <pic:cNvPr id="0" name="image10.png"/>
                     <pic:cNvPicPr preferRelativeResize="0"/>
                   </pic:nvPicPr>
                   <pic:blipFill>
@@ -5342,12 +5342,12 @@
           <wp:inline distB="114300" distT="114300" distL="114300" distR="114300">
             <wp:extent cx="5943600" cy="1155700"/>
             <wp:effectExtent b="0" l="0" r="0" t="0"/>
-            <wp:docPr id="10" name="image6.png"/>
+            <wp:docPr id="12" name="image13.png"/>
             <a:graphic>
               <a:graphicData uri="http://schemas.openxmlformats.org/drawingml/2006/picture">
                 <pic:pic>
                   <pic:nvPicPr>
-                    <pic:cNvPr id="0" name="image6.png"/>
+                    <pic:cNvPr id="0" name="image13.png"/>
                     <pic:cNvPicPr preferRelativeResize="0"/>
                   </pic:nvPicPr>
                   <pic:blipFill>
@@ -5625,12 +5625,12 @@
           <wp:inline distB="114300" distT="114300" distL="114300" distR="114300">
             <wp:extent cx="5943600" cy="6616700"/>
             <wp:effectExtent b="0" l="0" r="0" t="0"/>
-            <wp:docPr id="15" name="image18.png"/>
+            <wp:docPr id="18" name="image21.png"/>
             <a:graphic>
               <a:graphicData uri="http://schemas.openxmlformats.org/drawingml/2006/picture">
                 <pic:pic>
                   <pic:nvPicPr>
-                    <pic:cNvPr id="0" name="image18.png"/>
+                    <pic:cNvPr id="0" name="image21.png"/>
                     <pic:cNvPicPr preferRelativeResize="0"/>
                   </pic:nvPicPr>
                   <pic:blipFill>
@@ -5760,12 +5760,12 @@
           <wp:inline distB="114300" distT="114300" distL="114300" distR="114300">
             <wp:extent cx="5943600" cy="1524000"/>
             <wp:effectExtent b="0" l="0" r="0" t="0"/>
-            <wp:docPr id="17" name="image15.png"/>
+            <wp:docPr id="20" name="image18.png"/>
             <a:graphic>
               <a:graphicData uri="http://schemas.openxmlformats.org/drawingml/2006/picture">
                 <pic:pic>
                   <pic:nvPicPr>
-                    <pic:cNvPr id="0" name="image15.png"/>
+                    <pic:cNvPr id="0" name="image18.png"/>
                     <pic:cNvPicPr preferRelativeResize="0"/>
                   </pic:nvPicPr>
                   <pic:blipFill>
@@ -6065,7 +6065,7 @@
       <w:pPr>
         <w:numPr>
           <w:ilvl w:val="0"/>
-          <w:numId w:val="7"/>
+          <w:numId w:val="8"/>
         </w:numPr>
         <w:ind w:left="720" w:hanging="360"/>
         <w:rPr>
@@ -6077,24 +6077,6 @@
           <w:rtl w:val="0"/>
         </w:rPr>
         <w:t xml:space="preserve">Open your web browser and go to GitHub.</w:t>
-      </w:r>
-    </w:p>
-    <w:p>
-      <w:pPr>
-        <w:numPr>
-          <w:ilvl w:val="0"/>
-          <w:numId w:val="14"/>
-        </w:numPr>
-        <w:ind w:left="720" w:hanging="360"/>
-        <w:rPr>
-          <w:u w:val="none"/>
-        </w:rPr>
-      </w:pPr>
-      <w:r>
-        <w:rPr>
-          <w:rtl w:val="0"/>
-        </w:rPr>
-        <w:t xml:space="preserve"> Navigate to your specific code repository for this project.</w:t>
       </w:r>
     </w:p>
     <w:p>
@@ -6112,6 +6094,24 @@
         <w:rPr>
           <w:rtl w:val="0"/>
         </w:rPr>
+        <w:t xml:space="preserve"> Navigate to your specific code repository for this project.</w:t>
+      </w:r>
+    </w:p>
+    <w:p>
+      <w:pPr>
+        <w:numPr>
+          <w:ilvl w:val="0"/>
+          <w:numId w:val="16"/>
+        </w:numPr>
+        <w:ind w:left="720" w:hanging="360"/>
+        <w:rPr>
+          <w:u w:val="none"/>
+        </w:rPr>
+      </w:pPr>
+      <w:r>
+        <w:rPr>
+          <w:rtl w:val="0"/>
+        </w:rPr>
         <w:t xml:space="preserve"> Look at the horizontal menu tabs near the top (Code, Issues, Pull Requests...). Click on the Settings tab (it has a gear icon ⚙️).</w:t>
       </w:r>
     </w:p>
@@ -6155,7 +6155,7 @@
       <w:pPr>
         <w:numPr>
           <w:ilvl w:val="0"/>
-          <w:numId w:val="6"/>
+          <w:numId w:val="7"/>
         </w:numPr>
         <w:ind w:left="720" w:hanging="360"/>
         <w:rPr>
@@ -6189,7 +6189,7 @@
       <w:pPr>
         <w:numPr>
           <w:ilvl w:val="0"/>
-          <w:numId w:val="9"/>
+          <w:numId w:val="10"/>
         </w:numPr>
         <w:ind w:left="720" w:hanging="360"/>
         <w:rPr>
@@ -6280,7 +6280,7 @@
       <w:pPr>
         <w:numPr>
           <w:ilvl w:val="0"/>
-          <w:numId w:val="17"/>
+          <w:numId w:val="18"/>
         </w:numPr>
         <w:ind w:left="720" w:hanging="360"/>
         <w:rPr>
@@ -6314,7 +6314,7 @@
       <w:pPr>
         <w:numPr>
           <w:ilvl w:val="0"/>
-          <w:numId w:val="10"/>
+          <w:numId w:val="11"/>
         </w:numPr>
         <w:ind w:left="720" w:hanging="360"/>
         <w:rPr>
@@ -6375,7 +6375,7 @@
       <w:pPr>
         <w:numPr>
           <w:ilvl w:val="0"/>
-          <w:numId w:val="13"/>
+          <w:numId w:val="14"/>
         </w:numPr>
         <w:ind w:left="720" w:hanging="360"/>
         <w:rPr>
@@ -6429,7 +6429,7 @@
       <w:pPr>
         <w:numPr>
           <w:ilvl w:val="0"/>
-          <w:numId w:val="8"/>
+          <w:numId w:val="9"/>
         </w:numPr>
         <w:ind w:left="720" w:hanging="360"/>
         <w:rPr>
@@ -6457,7 +6457,7 @@
       <w:pPr>
         <w:numPr>
           <w:ilvl w:val="0"/>
-          <w:numId w:val="11"/>
+          <w:numId w:val="12"/>
         </w:numPr>
         <w:ind w:left="720" w:hanging="360"/>
         <w:rPr>
@@ -8472,12 +8472,12 @@
           <wp:inline distB="114300" distT="114300" distL="114300" distR="114300">
             <wp:extent cx="5943600" cy="3695700"/>
             <wp:effectExtent b="0" l="0" r="0" t="0"/>
-            <wp:docPr id="14" name="image1.png"/>
+            <wp:docPr id="16" name="image11.png"/>
             <a:graphic>
               <a:graphicData uri="http://schemas.openxmlformats.org/drawingml/2006/picture">
                 <pic:pic>
                   <pic:nvPicPr>
-                    <pic:cNvPr id="0" name="image1.png"/>
+                    <pic:cNvPr id="0" name="image11.png"/>
                     <pic:cNvPicPr preferRelativeResize="0"/>
                   </pic:nvPicPr>
                   <pic:blipFill>
@@ -9384,12 +9384,12 @@
           <wp:inline distB="114300" distT="114300" distL="114300" distR="114300">
             <wp:extent cx="5943600" cy="622300"/>
             <wp:effectExtent b="0" l="0" r="0" t="0"/>
-            <wp:docPr id="16" name="image10.png"/>
+            <wp:docPr id="19" name="image1.png"/>
             <a:graphic>
               <a:graphicData uri="http://schemas.openxmlformats.org/drawingml/2006/picture">
                 <pic:pic>
                   <pic:nvPicPr>
-                    <pic:cNvPr id="0" name="image10.png"/>
+                    <pic:cNvPr id="0" name="image1.png"/>
                     <pic:cNvPicPr preferRelativeResize="0"/>
                   </pic:nvPicPr>
                   <pic:blipFill>
@@ -10450,7 +10450,7 @@
           <wp:inline distB="114300" distT="114300" distL="114300" distR="114300">
             <wp:extent cx="5943600" cy="825500"/>
             <wp:effectExtent b="0" l="0" r="0" t="0"/>
-            <wp:docPr id="19" name="image14.png"/>
+            <wp:docPr id="22" name="image14.png"/>
             <a:graphic>
               <a:graphicData uri="http://schemas.openxmlformats.org/drawingml/2006/picture">
                 <pic:pic>
@@ -11666,12 +11666,12 @@
           <wp:inline distB="114300" distT="114300" distL="114300" distR="114300">
             <wp:extent cx="5943600" cy="774700"/>
             <wp:effectExtent b="0" l="0" r="0" t="0"/>
-            <wp:docPr id="2" name="image3.png"/>
+            <wp:docPr id="2" name="image7.png"/>
             <a:graphic>
               <a:graphicData uri="http://schemas.openxmlformats.org/drawingml/2006/picture">
                 <pic:pic>
                   <pic:nvPicPr>
-                    <pic:cNvPr id="0" name="image3.png"/>
+                    <pic:cNvPr id="0" name="image7.png"/>
                     <pic:cNvPicPr preferRelativeResize="0"/>
                   </pic:nvPicPr>
                   <pic:blipFill>
@@ -11820,12 +11820,12 @@
           <wp:inline distB="114300" distT="114300" distL="114300" distR="114300">
             <wp:extent cx="5943600" cy="1257300"/>
             <wp:effectExtent b="0" l="0" r="0" t="0"/>
-            <wp:docPr id="11" name="image9.png"/>
+            <wp:docPr id="13" name="image17.png"/>
             <a:graphic>
               <a:graphicData uri="http://schemas.openxmlformats.org/drawingml/2006/picture">
                 <pic:pic>
                   <pic:nvPicPr>
-                    <pic:cNvPr id="0" name="image9.png"/>
+                    <pic:cNvPr id="0" name="image17.png"/>
                     <pic:cNvPicPr preferRelativeResize="0"/>
                   </pic:nvPicPr>
                   <pic:blipFill>
@@ -12126,41 +12126,115 @@
     </w:p>
     <w:p>
       <w:pPr>
-        <w:pStyle w:val="Heading3"/>
-        <w:rPr/>
-      </w:pPr>
-      <w:bookmarkStart w:colFirst="0" w:colLast="0" w:name="_xvb8liug5rk6" w:id="18"/>
+        <w:rPr/>
+      </w:pPr>
+      <w:r>
+        <w:rPr>
+          <w:rtl w:val="0"/>
+        </w:rPr>
+      </w:r>
+    </w:p>
+    <w:p>
+      <w:pPr>
+        <w:pStyle w:val="Heading2"/>
+        <w:rPr/>
+      </w:pPr>
+      <w:bookmarkStart w:colFirst="0" w:colLast="0" w:name="_4fafqny6su1j" w:id="18"/>
       <w:bookmarkEnd w:id="18"/>
       <w:r>
         <w:rPr>
           <w:rtl w:val="0"/>
         </w:rPr>
-        <w:t xml:space="preserve">To access our ArgoCD Management Console:</w:t>
-      </w:r>
-    </w:p>
-    <w:p>
-      <w:pPr>
-        <w:rPr/>
-      </w:pPr>
-      <w:r>
-        <w:rPr>
-          <w:rtl w:val="0"/>
-        </w:rPr>
-      </w:r>
-    </w:p>
-    <w:p>
-      <w:pPr>
+        <w:t xml:space="preserve">Scope creep</w:t>
+      </w:r>
+    </w:p>
+    <w:p>
+      <w:pPr>
+        <w:rPr>
+          <w:b w:val="1"/>
+          <w:bCs w:val="1"/>
+          <w:color w:val="cc0000"/>
+        </w:rPr>
+      </w:pPr>
+      <w:r>
+        <w:rPr>
+          <w:rtl w:val="0"/>
+        </w:rPr>
+      </w:r>
+    </w:p>
+    <w:p>
+      <w:pPr>
+        <w:rPr>
+          <w:b w:val="1"/>
+          <w:bCs w:val="1"/>
+          <w:color w:val="cc0000"/>
+        </w:rPr>
+      </w:pPr>
+      <w:r>
+        <w:rPr>
+          <w:b w:val="1"/>
+          <w:bCs w:val="1"/>
+          <w:color w:val="cc0000"/>
+          <w:rtl w:val="0"/>
+        </w:rPr>
+        <w:t xml:space="preserve">– NEED To Test/Verify the below still</w:t>
+      </w:r>
+    </w:p>
+    <w:p>
+      <w:pPr>
+        <w:rPr/>
+      </w:pPr>
+      <w:r>
+        <w:rPr>
+          <w:rtl w:val="0"/>
+        </w:rPr>
+      </w:r>
+    </w:p>
+    <w:p>
+      <w:pPr>
+        <w:rPr/>
+      </w:pPr>
+      <w:r>
+        <w:rPr>
+          <w:rtl w:val="0"/>
+        </w:rPr>
+        <w:t xml:space="preserve">And like all projects, things change, you delivered an amazing piece of work and the client loved it, so the boss surprises you with additional requirements, we will just call it </w:t>
+      </w:r>
+      <w:r>
         <w:rPr>
           <w:rFonts w:ascii="Courier New" w:cs="Courier New" w:eastAsia="Courier New" w:hAnsi="Courier New"/>
           <w:b w:val="1"/>
           <w:bCs w:val="1"/>
-        </w:rPr>
-      </w:pPr>
-      <w:r>
-        <w:rPr>
-          <w:rtl w:val="0"/>
-        </w:rPr>
-        <w:t xml:space="preserve">Default Username and password: </w:t>
+          <w:rtl w:val="0"/>
+        </w:rPr>
+        <w:t xml:space="preserve">app2</w:t>
+      </w:r>
+      <w:r>
+        <w:rPr>
+          <w:rtl w:val="0"/>
+        </w:rPr>
+        <w:t xml:space="preserve"> (another simple little python/FastAPI app).</w:t>
+      </w:r>
+    </w:p>
+    <w:p>
+      <w:pPr>
+        <w:rPr/>
+      </w:pPr>
+      <w:r>
+        <w:rPr>
+          <w:rtl w:val="0"/>
+        </w:rPr>
+      </w:r>
+    </w:p>
+    <w:p>
+      <w:pPr>
+        <w:rPr/>
+      </w:pPr>
+      <w:r>
+        <w:rPr>
+          <w:rtl w:val="0"/>
+        </w:rPr>
+        <w:t xml:space="preserve">Below are the artefacts that need to be modified/replaced, see: </w:t>
       </w:r>
       <w:r>
         <w:rPr>
@@ -12169,51 +12243,81 @@
           <w:bCs w:val="1"/>
           <w:rtl w:val="0"/>
         </w:rPr>
-        <w:t xml:space="preserve">admin</w:t>
-      </w:r>
-    </w:p>
-    <w:p>
-      <w:pPr>
+        <w:t xml:space="preserve">&lt;project_root&gt;/app2.</w:t>
+      </w:r>
+      <w:r>
+        <w:rPr>
+          <w:rtl w:val="0"/>
+        </w:rPr>
+        <w:t xml:space="preserve"> </w:t>
+      </w:r>
+    </w:p>
+    <w:p>
+      <w:pPr>
+        <w:rPr/>
+      </w:pPr>
+      <w:r>
+        <w:rPr>
+          <w:rtl w:val="0"/>
+        </w:rPr>
+      </w:r>
+    </w:p>
+    <w:p>
+      <w:pPr>
+        <w:rPr/>
+      </w:pPr>
+      <w:r>
+        <w:rPr>
+          <w:b w:val="1"/>
+          <w:bCs w:val="1"/>
+          <w:rtl w:val="0"/>
+        </w:rPr>
+        <w:t xml:space="preserve">Note</w:t>
+      </w:r>
+      <w:r>
+        <w:rPr>
+          <w:rtl w:val="0"/>
+        </w:rPr>
+        <w:t xml:space="preserve">: to be able to roll back, if required, I’ve placed backup copies of all the files which we will modify as part of the app2 deployment.</w:t>
+      </w:r>
+    </w:p>
+    <w:p>
+      <w:pPr>
+        <w:pStyle w:val="Heading3"/>
+        <w:rPr/>
+      </w:pPr>
+      <w:bookmarkStart w:colFirst="0" w:colLast="0" w:name="_pqwaksgz3hds" w:id="19"/>
+      <w:bookmarkEnd w:id="19"/>
+      <w:r>
+        <w:rPr>
+          <w:rtl w:val="0"/>
+        </w:rPr>
+        <w:t xml:space="preserve">New Artifacts</w:t>
+      </w:r>
+    </w:p>
+    <w:p>
+      <w:pPr>
+        <w:rPr/>
+      </w:pPr>
+      <w:r>
+        <w:rPr>
+          <w:rtl w:val="0"/>
+        </w:rPr>
+      </w:r>
+    </w:p>
+    <w:p>
+      <w:pPr>
+        <w:rPr/>
+      </w:pPr>
+      <w:r>
         <w:rPr>
           <w:rFonts w:ascii="Courier New" w:cs="Courier New" w:eastAsia="Courier New" w:hAnsi="Courier New"/>
           <w:b w:val="1"/>
           <w:bCs w:val="1"/>
-        </w:rPr>
-      </w:pPr>
-      <w:r>
-        <w:rPr>
-          <w:rtl w:val="0"/>
-        </w:rPr>
-      </w:r>
-    </w:p>
-    <w:p>
-      <w:pPr>
-        <w:rPr/>
-      </w:pPr>
-      <w:hyperlink r:id="rId50">
-        <w:r>
-          <w:rPr>
-            <w:rFonts w:ascii="Cambria" w:cs="Cambria" w:eastAsia="Cambria" w:hAnsi="Cambria"/>
-            <w:color w:val="1155cc"/>
-            <w:sz w:val="24"/>
-            <w:szCs w:val="24"/>
-            <w:u w:val="single"/>
-            <w:rtl w:val="0"/>
-          </w:rPr>
-          <w:t xml:space="preserve">ArgoCD</w:t>
-        </w:r>
-      </w:hyperlink>
-      <w:r>
-        <w:rPr>
-          <w:rtl w:val="0"/>
-        </w:rPr>
-        <w:t xml:space="preserve"> creates a random password during installation. This can be retrieved using the below command.</w:t>
-      </w:r>
-    </w:p>
-    <w:p>
-      <w:pPr>
-        <w:rPr/>
-      </w:pPr>
+          <w:rtl w:val="0"/>
+        </w:rPr>
+        <w:t xml:space="preserve">app2.py</w:t>
+      </w:r>
       <w:r>
         <w:rPr>
           <w:rtl w:val="0"/>
@@ -12253,45 +12357,382 @@
           </w:tcPr>
           <w:p>
             <w:pPr>
+              <w:keepNext w:val="0"/>
+              <w:keepLines w:val="0"/>
+              <w:pageBreakBefore w:val="0"/>
               <w:widowControl w:val="0"/>
-              <w:rPr>
-                <w:rFonts w:ascii="Courier New" w:cs="Courier New" w:eastAsia="Courier New" w:hAnsi="Courier New"/>
-                <w:sz w:val="21"/>
-                <w:szCs w:val="21"/>
-              </w:rPr>
+              <w:pBdr>
+                <w:top w:space="0" w:sz="0" w:val="nil"/>
+                <w:left w:space="0" w:sz="0" w:val="nil"/>
+                <w:bottom w:space="0" w:sz="0" w:val="nil"/>
+                <w:right w:space="0" w:sz="0" w:val="nil"/>
+                <w:between w:space="0" w:sz="0" w:val="nil"/>
+              </w:pBdr>
+              <w:shd w:fill="auto" w:val="clear"/>
+              <w:spacing w:after="0" w:before="0" w:line="276" w:lineRule="auto"/>
+              <w:ind w:left="0" w:right="0" w:firstLine="0"/>
+              <w:jc w:val="left"/>
+              <w:rPr/>
             </w:pPr>
             <w:r>
               <w:rPr>
                 <w:rFonts w:ascii="Consolas" w:cs="Consolas" w:eastAsia="Consolas" w:hAnsi="Consolas"/>
-                <w:color w:val="ffffff"/>
-                <w:sz w:val="21"/>
-                <w:szCs w:val="21"/>
-                <w:shd w:fill="333333" w:val="clear"/>
-                <w:rtl w:val="0"/>
-              </w:rPr>
-              <w:t xml:space="preserve">kubectl -n argocd get secret argocd-initial-admin-secret -o jsonpath=</w:t>
-            </w:r>
-            <w:r>
-              <w:rPr>
-                <w:rFonts w:ascii="Consolas" w:cs="Consolas" w:eastAsia="Consolas" w:hAnsi="Consolas"/>
-                <w:color w:val="a2fca2"/>
-                <w:sz w:val="21"/>
-                <w:szCs w:val="21"/>
-                <w:shd w:fill="333333" w:val="clear"/>
-                <w:rtl w:val="0"/>
-              </w:rPr>
-              <w:t xml:space="preserve">"{.data.password}"</w:t>
-            </w:r>
-            <w:r>
-              <w:rPr>
-                <w:rFonts w:ascii="Consolas" w:cs="Consolas" w:eastAsia="Consolas" w:hAnsi="Consolas"/>
-                <w:color w:val="ffffff"/>
-                <w:sz w:val="21"/>
-                <w:szCs w:val="21"/>
-                <w:shd w:fill="333333" w:val="clear"/>
-                <w:rtl w:val="0"/>
-              </w:rPr>
-              <w:t xml:space="preserve"> | base64 -d</w:t>
+                <w:color w:val="fcc28c"/>
+                <w:shd w:fill="333333" w:val="clear"/>
+                <w:rtl w:val="0"/>
+              </w:rPr>
+              <w:t xml:space="preserve">from</w:t>
+            </w:r>
+            <w:r>
+              <w:rPr>
+                <w:rFonts w:ascii="Consolas" w:cs="Consolas" w:eastAsia="Consolas" w:hAnsi="Consolas"/>
+                <w:color w:val="ffffff"/>
+                <w:shd w:fill="333333" w:val="clear"/>
+                <w:rtl w:val="0"/>
+              </w:rPr>
+              <w:t xml:space="preserve"> fastapi </w:t>
+            </w:r>
+            <w:r>
+              <w:rPr>
+                <w:rFonts w:ascii="Consolas" w:cs="Consolas" w:eastAsia="Consolas" w:hAnsi="Consolas"/>
+                <w:color w:val="fcc28c"/>
+                <w:shd w:fill="333333" w:val="clear"/>
+                <w:rtl w:val="0"/>
+              </w:rPr>
+              <w:t xml:space="preserve">import</w:t>
+            </w:r>
+            <w:r>
+              <w:rPr>
+                <w:rFonts w:ascii="Consolas" w:cs="Consolas" w:eastAsia="Consolas" w:hAnsi="Consolas"/>
+                <w:color w:val="ffffff"/>
+                <w:shd w:fill="333333" w:val="clear"/>
+                <w:rtl w:val="0"/>
+              </w:rPr>
+              <w:t xml:space="preserve"> FastAPI</w:t>
+              <w:br w:type="textWrapping"/>
+              <w:br w:type="textWrapping"/>
+              <w:t xml:space="preserve">app = FastAPI(title=</w:t>
+            </w:r>
+            <w:r>
+              <w:rPr>
+                <w:rFonts w:ascii="Consolas" w:cs="Consolas" w:eastAsia="Consolas" w:hAnsi="Consolas"/>
+                <w:color w:val="a2fca2"/>
+                <w:shd w:fill="333333" w:val="clear"/>
+                <w:rtl w:val="0"/>
+              </w:rPr>
+              <w:t xml:space="preserve">"K8s-GitOps-App2-Helper"</w:t>
+            </w:r>
+            <w:r>
+              <w:rPr>
+                <w:rFonts w:ascii="Consolas" w:cs="Consolas" w:eastAsia="Consolas" w:hAnsi="Consolas"/>
+                <w:color w:val="ffffff"/>
+                <w:shd w:fill="333333" w:val="clear"/>
+                <w:rtl w:val="0"/>
+              </w:rPr>
+              <w:t xml:space="preserve">)</w:t>
+              <w:br w:type="textWrapping"/>
+              <w:br w:type="textWrapping"/>
+            </w:r>
+            <w:r>
+              <w:rPr>
+                <w:rFonts w:ascii="Consolas" w:cs="Consolas" w:eastAsia="Consolas" w:hAnsi="Consolas"/>
+                <w:color w:val="fc9b9b"/>
+                <w:shd w:fill="333333" w:val="clear"/>
+                <w:rtl w:val="0"/>
+              </w:rPr>
+              <w:t xml:space="preserve">@app.get("/")</w:t>
+            </w:r>
+            <w:r>
+              <w:rPr>
+                <w:rFonts w:ascii="Consolas" w:cs="Consolas" w:eastAsia="Consolas" w:hAnsi="Consolas"/>
+                <w:color w:val="ffffff"/>
+                <w:shd w:fill="333333" w:val="clear"/>
+                <w:rtl w:val="0"/>
+              </w:rPr>
+              <w:br w:type="textWrapping"/>
+            </w:r>
+            <w:r>
+              <w:rPr>
+                <w:rFonts w:ascii="Consolas" w:cs="Consolas" w:eastAsia="Consolas" w:hAnsi="Consolas"/>
+                <w:color w:val="fcc28c"/>
+                <w:shd w:fill="333333" w:val="clear"/>
+                <w:rtl w:val="0"/>
+              </w:rPr>
+              <w:t xml:space="preserve">def</w:t>
+            </w:r>
+            <w:r>
+              <w:rPr>
+                <w:rFonts w:ascii="Consolas" w:cs="Consolas" w:eastAsia="Consolas" w:hAnsi="Consolas"/>
+                <w:color w:val="ffffff"/>
+                <w:shd w:fill="333333" w:val="clear"/>
+                <w:rtl w:val="0"/>
+              </w:rPr>
+              <w:t xml:space="preserve"> </w:t>
+            </w:r>
+            <w:r>
+              <w:rPr>
+                <w:rFonts w:ascii="Consolas" w:cs="Consolas" w:eastAsia="Consolas" w:hAnsi="Consolas"/>
+                <w:color w:val="ffffaa"/>
+                <w:shd w:fill="333333" w:val="clear"/>
+                <w:rtl w:val="0"/>
+              </w:rPr>
+              <w:t xml:space="preserve">read_root</w:t>
+            </w:r>
+            <w:r>
+              <w:rPr>
+                <w:rFonts w:ascii="Consolas" w:cs="Consolas" w:eastAsia="Consolas" w:hAnsi="Consolas"/>
+                <w:color w:val="ffffff"/>
+                <w:shd w:fill="333333" w:val="clear"/>
+                <w:rtl w:val="0"/>
+              </w:rPr>
+              <w:t xml:space="preserve">():</w:t>
+              <w:br w:type="textWrapping"/>
+              <w:t xml:space="preserve">    </w:t>
+            </w:r>
+            <w:r>
+              <w:rPr>
+                <w:rFonts w:ascii="Consolas" w:cs="Consolas" w:eastAsia="Consolas" w:hAnsi="Consolas"/>
+                <w:color w:val="fcc28c"/>
+                <w:shd w:fill="333333" w:val="clear"/>
+                <w:rtl w:val="0"/>
+              </w:rPr>
+              <w:t xml:space="preserve">return</w:t>
+            </w:r>
+            <w:r>
+              <w:rPr>
+                <w:rFonts w:ascii="Consolas" w:cs="Consolas" w:eastAsia="Consolas" w:hAnsi="Consolas"/>
+                <w:color w:val="ffffff"/>
+                <w:shd w:fill="333333" w:val="clear"/>
+                <w:rtl w:val="0"/>
+              </w:rPr>
+              <w:t xml:space="preserve"> {</w:t>
+              <w:br w:type="textWrapping"/>
+              <w:t xml:space="preserve">        </w:t>
+            </w:r>
+            <w:r>
+              <w:rPr>
+                <w:rFonts w:ascii="Consolas" w:cs="Consolas" w:eastAsia="Consolas" w:hAnsi="Consolas"/>
+                <w:color w:val="a2fca2"/>
+                <w:shd w:fill="333333" w:val="clear"/>
+                <w:rtl w:val="0"/>
+              </w:rPr>
+              <w:t xml:space="preserve">"status"</w:t>
+            </w:r>
+            <w:r>
+              <w:rPr>
+                <w:rFonts w:ascii="Consolas" w:cs="Consolas" w:eastAsia="Consolas" w:hAnsi="Consolas"/>
+                <w:color w:val="ffffff"/>
+                <w:shd w:fill="333333" w:val="clear"/>
+                <w:rtl w:val="0"/>
+              </w:rPr>
+              <w:t xml:space="preserve">: </w:t>
+            </w:r>
+            <w:r>
+              <w:rPr>
+                <w:rFonts w:ascii="Consolas" w:cs="Consolas" w:eastAsia="Consolas" w:hAnsi="Consolas"/>
+                <w:color w:val="a2fca2"/>
+                <w:shd w:fill="333333" w:val="clear"/>
+                <w:rtl w:val="0"/>
+              </w:rPr>
+              <w:t xml:space="preserve">"healthy"</w:t>
+            </w:r>
+            <w:r>
+              <w:rPr>
+                <w:rFonts w:ascii="Consolas" w:cs="Consolas" w:eastAsia="Consolas" w:hAnsi="Consolas"/>
+                <w:color w:val="ffffff"/>
+                <w:shd w:fill="333333" w:val="clear"/>
+                <w:rtl w:val="0"/>
+              </w:rPr>
+              <w:t xml:space="preserve">,</w:t>
+              <w:br w:type="textWrapping"/>
+              <w:t xml:space="preserve">        </w:t>
+            </w:r>
+            <w:r>
+              <w:rPr>
+                <w:rFonts w:ascii="Consolas" w:cs="Consolas" w:eastAsia="Consolas" w:hAnsi="Consolas"/>
+                <w:color w:val="a2fca2"/>
+                <w:shd w:fill="333333" w:val="clear"/>
+                <w:rtl w:val="0"/>
+              </w:rPr>
+              <w:t xml:space="preserve">"component"</w:t>
+            </w:r>
+            <w:r>
+              <w:rPr>
+                <w:rFonts w:ascii="Consolas" w:cs="Consolas" w:eastAsia="Consolas" w:hAnsi="Consolas"/>
+                <w:color w:val="ffffff"/>
+                <w:shd w:fill="333333" w:val="clear"/>
+                <w:rtl w:val="0"/>
+              </w:rPr>
+              <w:t xml:space="preserve">: </w:t>
+            </w:r>
+            <w:r>
+              <w:rPr>
+                <w:rFonts w:ascii="Consolas" w:cs="Consolas" w:eastAsia="Consolas" w:hAnsi="Consolas"/>
+                <w:color w:val="a2fca2"/>
+                <w:shd w:fill="333333" w:val="clear"/>
+                <w:rtl w:val="0"/>
+              </w:rPr>
+              <w:t xml:space="preserve">"App 2 Helper Sub-System"</w:t>
+            </w:r>
+            <w:r>
+              <w:rPr>
+                <w:rFonts w:ascii="Consolas" w:cs="Consolas" w:eastAsia="Consolas" w:hAnsi="Consolas"/>
+                <w:color w:val="ffffff"/>
+                <w:shd w:fill="333333" w:val="clear"/>
+                <w:rtl w:val="0"/>
+              </w:rPr>
+              <w:t xml:space="preserve">,</w:t>
+              <w:br w:type="textWrapping"/>
+              <w:t xml:space="preserve">        </w:t>
+            </w:r>
+            <w:r>
+              <w:rPr>
+                <w:rFonts w:ascii="Consolas" w:cs="Consolas" w:eastAsia="Consolas" w:hAnsi="Consolas"/>
+                <w:color w:val="a2fca2"/>
+                <w:shd w:fill="333333" w:val="clear"/>
+                <w:rtl w:val="0"/>
+              </w:rPr>
+              <w:t xml:space="preserve">"message"</w:t>
+            </w:r>
+            <w:r>
+              <w:rPr>
+                <w:rFonts w:ascii="Consolas" w:cs="Consolas" w:eastAsia="Consolas" w:hAnsi="Consolas"/>
+                <w:color w:val="ffffff"/>
+                <w:shd w:fill="333333" w:val="clear"/>
+                <w:rtl w:val="0"/>
+              </w:rPr>
+              <w:t xml:space="preserve">: </w:t>
+            </w:r>
+            <w:r>
+              <w:rPr>
+                <w:rFonts w:ascii="Consolas" w:cs="Consolas" w:eastAsia="Consolas" w:hAnsi="Consolas"/>
+                <w:color w:val="a2fca2"/>
+                <w:shd w:fill="333333" w:val="clear"/>
+                <w:rtl w:val="0"/>
+              </w:rPr>
+              <w:t xml:space="preserve">"Hello! I am running on port 9000 in my own namespace."</w:t>
+            </w:r>
+            <w:r>
+              <w:rPr>
+                <w:rFonts w:ascii="Consolas" w:cs="Consolas" w:eastAsia="Consolas" w:hAnsi="Consolas"/>
+                <w:color w:val="ffffff"/>
+                <w:shd w:fill="333333" w:val="clear"/>
+                <w:rtl w:val="0"/>
+              </w:rPr>
+              <w:br w:type="textWrapping"/>
+              <w:t xml:space="preserve">    }</w:t>
+              <w:br w:type="textWrapping"/>
+              <w:br w:type="textWrapping"/>
+            </w:r>
+            <w:r>
+              <w:rPr>
+                <w:rFonts w:ascii="Consolas" w:cs="Consolas" w:eastAsia="Consolas" w:hAnsi="Consolas"/>
+                <w:color w:val="fc9b9b"/>
+                <w:shd w:fill="333333" w:val="clear"/>
+                <w:rtl w:val="0"/>
+              </w:rPr>
+              <w:t xml:space="preserve">@app.get("/healthz")</w:t>
+            </w:r>
+            <w:r>
+              <w:rPr>
+                <w:rFonts w:ascii="Consolas" w:cs="Consolas" w:eastAsia="Consolas" w:hAnsi="Consolas"/>
+                <w:color w:val="ffffff"/>
+                <w:shd w:fill="333333" w:val="clear"/>
+                <w:rtl w:val="0"/>
+              </w:rPr>
+              <w:br w:type="textWrapping"/>
+            </w:r>
+            <w:r>
+              <w:rPr>
+                <w:rFonts w:ascii="Consolas" w:cs="Consolas" w:eastAsia="Consolas" w:hAnsi="Consolas"/>
+                <w:color w:val="fcc28c"/>
+                <w:shd w:fill="333333" w:val="clear"/>
+                <w:rtl w:val="0"/>
+              </w:rPr>
+              <w:t xml:space="preserve">def</w:t>
+            </w:r>
+            <w:r>
+              <w:rPr>
+                <w:rFonts w:ascii="Consolas" w:cs="Consolas" w:eastAsia="Consolas" w:hAnsi="Consolas"/>
+                <w:color w:val="ffffff"/>
+                <w:shd w:fill="333333" w:val="clear"/>
+                <w:rtl w:val="0"/>
+              </w:rPr>
+              <w:t xml:space="preserve"> </w:t>
+            </w:r>
+            <w:r>
+              <w:rPr>
+                <w:rFonts w:ascii="Consolas" w:cs="Consolas" w:eastAsia="Consolas" w:hAnsi="Consolas"/>
+                <w:color w:val="ffffaa"/>
+                <w:shd w:fill="333333" w:val="clear"/>
+                <w:rtl w:val="0"/>
+              </w:rPr>
+              <w:t xml:space="preserve">health_check</w:t>
+            </w:r>
+            <w:r>
+              <w:rPr>
+                <w:rFonts w:ascii="Consolas" w:cs="Consolas" w:eastAsia="Consolas" w:hAnsi="Consolas"/>
+                <w:color w:val="ffffff"/>
+                <w:shd w:fill="333333" w:val="clear"/>
+                <w:rtl w:val="0"/>
+              </w:rPr>
+              <w:t xml:space="preserve">():</w:t>
+              <w:br w:type="textWrapping"/>
+              <w:t xml:space="preserve">    </w:t>
+            </w:r>
+            <w:r>
+              <w:rPr>
+                <w:rFonts w:ascii="Consolas" w:cs="Consolas" w:eastAsia="Consolas" w:hAnsi="Consolas"/>
+                <w:color w:val="fcc28c"/>
+                <w:shd w:fill="333333" w:val="clear"/>
+                <w:rtl w:val="0"/>
+              </w:rPr>
+              <w:t xml:space="preserve">return</w:t>
+            </w:r>
+            <w:r>
+              <w:rPr>
+                <w:rFonts w:ascii="Consolas" w:cs="Consolas" w:eastAsia="Consolas" w:hAnsi="Consolas"/>
+                <w:color w:val="ffffff"/>
+                <w:shd w:fill="333333" w:val="clear"/>
+                <w:rtl w:val="0"/>
+              </w:rPr>
+              <w:t xml:space="preserve"> {</w:t>
+            </w:r>
+            <w:r>
+              <w:rPr>
+                <w:rFonts w:ascii="Consolas" w:cs="Consolas" w:eastAsia="Consolas" w:hAnsi="Consolas"/>
+                <w:color w:val="a2fca2"/>
+                <w:shd w:fill="333333" w:val="clear"/>
+                <w:rtl w:val="0"/>
+              </w:rPr>
+              <w:t xml:space="preserve">"status"</w:t>
+            </w:r>
+            <w:r>
+              <w:rPr>
+                <w:rFonts w:ascii="Consolas" w:cs="Consolas" w:eastAsia="Consolas" w:hAnsi="Consolas"/>
+                <w:color w:val="ffffff"/>
+                <w:shd w:fill="333333" w:val="clear"/>
+                <w:rtl w:val="0"/>
+              </w:rPr>
+              <w:t xml:space="preserve">: </w:t>
+            </w:r>
+            <w:r>
+              <w:rPr>
+                <w:rFonts w:ascii="Consolas" w:cs="Consolas" w:eastAsia="Consolas" w:hAnsi="Consolas"/>
+                <w:color w:val="a2fca2"/>
+                <w:shd w:fill="333333" w:val="clear"/>
+                <w:rtl w:val="0"/>
+              </w:rPr>
+              <w:t xml:space="preserve">"OK"</w:t>
+            </w:r>
+            <w:r>
+              <w:rPr>
+                <w:rFonts w:ascii="Consolas" w:cs="Consolas" w:eastAsia="Consolas" w:hAnsi="Consolas"/>
+                <w:color w:val="ffffff"/>
+                <w:shd w:fill="333333" w:val="clear"/>
+                <w:rtl w:val="0"/>
+              </w:rPr>
+              <w:t xml:space="preserve">}</w:t>
             </w:r>
             <w:r>
               <w:rPr>
@@ -12314,194 +12755,18 @@
     </w:p>
     <w:p>
       <w:pPr>
-        <w:spacing w:after="220" w:before="220" w:lineRule="auto"/>
-        <w:rPr/>
-      </w:pPr>
-      <w:r>
-        <w:rPr>
-          <w:rFonts w:ascii="Courier New" w:cs="Courier New" w:eastAsia="Courier New" w:hAnsi="Courier New"/>
-          <w:sz w:val="21"/>
-          <w:szCs w:val="21"/>
-        </w:rPr>
-        <w:drawing>
-          <wp:inline distB="114300" distT="114300" distL="114300" distR="114300">
-            <wp:extent cx="5943600" cy="584200"/>
-            <wp:effectExtent b="0" l="0" r="0" t="0"/>
-            <wp:docPr id="5" name="image5.png"/>
-            <a:graphic>
-              <a:graphicData uri="http://schemas.openxmlformats.org/drawingml/2006/picture">
-                <pic:pic>
-                  <pic:nvPicPr>
-                    <pic:cNvPr id="0" name="image5.png"/>
-                    <pic:cNvPicPr preferRelativeResize="0"/>
-                  </pic:nvPicPr>
-                  <pic:blipFill>
-                    <a:blip r:embed="rId51"/>
-                    <a:srcRect b="0" l="0" r="0" t="0"/>
-                    <a:stretch>
-                      <a:fillRect/>
-                    </a:stretch>
-                  </pic:blipFill>
-                  <pic:spPr>
-                    <a:xfrm>
-                      <a:off x="0" y="0"/>
-                      <a:ext cx="5943600" cy="584200"/>
-                    </a:xfrm>
-                    <a:prstGeom prst="rect"/>
-                    <a:ln/>
-                  </pic:spPr>
-                </pic:pic>
-              </a:graphicData>
-            </a:graphic>
-          </wp:inline>
-        </w:drawing>
-      </w:r>
-      <w:r>
-        <w:rPr>
-          <w:rtl w:val="0"/>
-        </w:rPr>
-      </w:r>
-    </w:p>
-    <w:p>
-      <w:pPr>
-        <w:rPr/>
-      </w:pPr>
-      <w:r>
-        <w:rPr>
-          <w:rtl w:val="0"/>
-        </w:rPr>
-        <w:t xml:space="preserve">Now to Access the Console we first need to configure a port-forward (note we’re using 8081 for this as we previously above already utilised 8080):</w:t>
-      </w:r>
-    </w:p>
-    <w:p>
-      <w:pPr>
-        <w:rPr/>
-      </w:pPr>
-      <w:r>
-        <w:rPr>
-          <w:rtl w:val="0"/>
-        </w:rPr>
-      </w:r>
-    </w:p>
-    <w:p>
-      <w:pPr>
-        <w:rPr/>
-      </w:pPr>
-      <w:r>
-        <w:rPr/>
-        <w:drawing>
-          <wp:inline distB="114300" distT="114300" distL="114300" distR="114300">
-            <wp:extent cx="5943600" cy="800100"/>
-            <wp:effectExtent b="0" l="0" r="0" t="0"/>
-            <wp:docPr id="18" name="image11.png"/>
-            <a:graphic>
-              <a:graphicData uri="http://schemas.openxmlformats.org/drawingml/2006/picture">
-                <pic:pic>
-                  <pic:nvPicPr>
-                    <pic:cNvPr id="0" name="image11.png"/>
-                    <pic:cNvPicPr preferRelativeResize="0"/>
-                  </pic:nvPicPr>
-                  <pic:blipFill>
-                    <a:blip r:embed="rId52"/>
-                    <a:srcRect b="0" l="0" r="0" t="0"/>
-                    <a:stretch>
-                      <a:fillRect/>
-                    </a:stretch>
-                  </pic:blipFill>
-                  <pic:spPr>
-                    <a:xfrm>
-                      <a:off x="0" y="0"/>
-                      <a:ext cx="5943600" cy="800100"/>
-                    </a:xfrm>
-                    <a:prstGeom prst="rect"/>
-                    <a:ln/>
-                  </pic:spPr>
-                </pic:pic>
-              </a:graphicData>
-            </a:graphic>
-          </wp:inline>
-        </w:drawing>
-      </w:r>
-      <w:r>
-        <w:rPr>
-          <w:rtl w:val="0"/>
-        </w:rPr>
-      </w:r>
-    </w:p>
-    <w:p>
-      <w:pPr>
-        <w:spacing w:after="220" w:before="220" w:lineRule="auto"/>
-        <w:rPr/>
-      </w:pPr>
-      <w:r>
-        <w:rPr/>
-        <w:drawing>
-          <wp:inline distB="114300" distT="114300" distL="114300" distR="114300">
-            <wp:extent cx="5943600" cy="3581400"/>
-            <wp:effectExtent b="0" l="0" r="0" t="0"/>
-            <wp:docPr id="4" name="image12.png"/>
-            <a:graphic>
-              <a:graphicData uri="http://schemas.openxmlformats.org/drawingml/2006/picture">
-                <pic:pic>
-                  <pic:nvPicPr>
-                    <pic:cNvPr id="0" name="image12.png"/>
-                    <pic:cNvPicPr preferRelativeResize="0"/>
-                  </pic:nvPicPr>
-                  <pic:blipFill>
-                    <a:blip r:embed="rId53"/>
-                    <a:srcRect b="0" l="0" r="0" t="0"/>
-                    <a:stretch>
-                      <a:fillRect/>
-                    </a:stretch>
-                  </pic:blipFill>
-                  <pic:spPr>
-                    <a:xfrm>
-                      <a:off x="0" y="0"/>
-                      <a:ext cx="5943600" cy="3581400"/>
-                    </a:xfrm>
-                    <a:prstGeom prst="rect"/>
-                    <a:ln/>
-                  </pic:spPr>
-                </pic:pic>
-              </a:graphicData>
-            </a:graphic>
-          </wp:inline>
-        </w:drawing>
-      </w:r>
-      <w:r>
-        <w:rPr>
-          <w:rtl w:val="0"/>
-        </w:rPr>
-      </w:r>
-    </w:p>
-    <w:p>
-      <w:pPr>
-        <w:rPr/>
-      </w:pPr>
-      <w:r>
-        <w:rPr>
-          <w:rtl w:val="0"/>
-        </w:rPr>
-      </w:r>
-    </w:p>
-    <w:p>
-      <w:pPr>
-        <w:rPr/>
-      </w:pPr>
-      <w:r>
-        <w:rPr>
-          <w:b w:val="1"/>
-          <w:bCs w:val="1"/>
-          <w:rtl w:val="0"/>
-        </w:rPr>
-        <w:t xml:space="preserve">NOTE:</w:t>
-      </w:r>
-      <w:r>
-        <w:rPr>
-          <w:rtl w:val="0"/>
-        </w:rPr>
-        <w:t xml:space="preserve"> Because we're working on our project locally and Github actions is also modifying our </w:t>
-      </w:r>
+        <w:rPr/>
+      </w:pPr>
+      <w:r>
+        <w:rPr>
+          <w:rtl w:val="0"/>
+        </w:rPr>
+      </w:r>
+    </w:p>
+    <w:p>
+      <w:pPr>
+        <w:rPr/>
+      </w:pPr>
       <w:r>
         <w:rPr>
           <w:rFonts w:ascii="Courier New" w:cs="Courier New" w:eastAsia="Courier New" w:hAnsi="Courier New"/>
@@ -12509,29 +12774,8 @@
           <w:bCs w:val="1"/>
           <w:rtl w:val="0"/>
         </w:rPr>
-        <w:t xml:space="preserve">k8s/deployment.yml</w:t>
-      </w:r>
-      <w:r>
-        <w:rPr>
-          <w:rtl w:val="0"/>
-        </w:rPr>
-        <w:t xml:space="preserve"> you will be getting the below error stack:</w:t>
-      </w:r>
-    </w:p>
-    <w:p>
-      <w:pPr>
-        <w:rPr/>
-      </w:pPr>
-      <w:r>
-        <w:rPr>
-          <w:rtl w:val="0"/>
-        </w:rPr>
-      </w:r>
-    </w:p>
-    <w:p>
-      <w:pPr>
-        <w:rPr/>
-      </w:pPr>
+        <w:t xml:space="preserve">Dockerfile</w:t>
+      </w:r>
       <w:r>
         <w:rPr>
           <w:rtl w:val="0"/>
@@ -12595,28 +12839,127 @@
                 <w:shd w:fill="333333" w:val="clear"/>
                 <w:rtl w:val="0"/>
               </w:rPr>
-              <w:t xml:space="preserve">git add .</w:t>
-              <w:br w:type="textWrapping"/>
-              <w:t xml:space="preserve">git commit -m </w:t>
-            </w:r>
-            <w:r>
-              <w:rPr>
-                <w:rFonts w:ascii="Consolas" w:cs="Consolas" w:eastAsia="Consolas" w:hAnsi="Consolas"/>
-                <w:color w:val="a2fca2"/>
-                <w:shd w:fill="333333" w:val="clear"/>
-                <w:rtl w:val="0"/>
-              </w:rPr>
-              <w:t xml:space="preserve">"&lt;comment&gt;"</w:t>
-            </w:r>
-            <w:r>
-              <w:rPr>
-                <w:rFonts w:ascii="Consolas" w:cs="Consolas" w:eastAsia="Consolas" w:hAnsi="Consolas"/>
-                <w:color w:val="ffffff"/>
-                <w:shd w:fill="333333" w:val="clear"/>
-                <w:rtl w:val="0"/>
-              </w:rPr>
-              <w:br w:type="textWrapping"/>
-              <w:t xml:space="preserve">git push</w:t>
+              <w:t xml:space="preserve">FROM python:3.11-slim</w:t>
+              <w:br w:type="textWrapping"/>
+              <w:t xml:space="preserve">WORKDIR /app</w:t>
+              <w:br w:type="textWrapping"/>
+              <w:t xml:space="preserve">RUN pip install --no-cache-dir fastapi uvicorn</w:t>
+              <w:br w:type="textWrapping"/>
+              <w:t xml:space="preserve">COPY app2.py .</w:t>
+              <w:br w:type="textWrapping"/>
+              <w:t xml:space="preserve">EXPOSE 9000</w:t>
+              <w:br w:type="textWrapping"/>
+              <w:t xml:space="preserve">USER 65534</w:t>
+              <w:br w:type="textWrapping"/>
+              <w:t xml:space="preserve">CMD [</w:t>
+            </w:r>
+            <w:r>
+              <w:rPr>
+                <w:rFonts w:ascii="Consolas" w:cs="Consolas" w:eastAsia="Consolas" w:hAnsi="Consolas"/>
+                <w:color w:val="a2fca2"/>
+                <w:shd w:fill="333333" w:val="clear"/>
+                <w:rtl w:val="0"/>
+              </w:rPr>
+              <w:t xml:space="preserve">"uvicorn"</w:t>
+            </w:r>
+            <w:r>
+              <w:rPr>
+                <w:rFonts w:ascii="Consolas" w:cs="Consolas" w:eastAsia="Consolas" w:hAnsi="Consolas"/>
+                <w:color w:val="ffffff"/>
+                <w:shd w:fill="333333" w:val="clear"/>
+                <w:rtl w:val="0"/>
+              </w:rPr>
+              <w:t xml:space="preserve">, </w:t>
+            </w:r>
+            <w:r>
+              <w:rPr>
+                <w:rFonts w:ascii="Consolas" w:cs="Consolas" w:eastAsia="Consolas" w:hAnsi="Consolas"/>
+                <w:color w:val="a2fca2"/>
+                <w:shd w:fill="333333" w:val="clear"/>
+                <w:rtl w:val="0"/>
+              </w:rPr>
+              <w:t xml:space="preserve">"app2:app"</w:t>
+            </w:r>
+            <w:r>
+              <w:rPr>
+                <w:rFonts w:ascii="Consolas" w:cs="Consolas" w:eastAsia="Consolas" w:hAnsi="Consolas"/>
+                <w:color w:val="ffffff"/>
+                <w:shd w:fill="333333" w:val="clear"/>
+                <w:rtl w:val="0"/>
+              </w:rPr>
+              <w:t xml:space="preserve">, </w:t>
+            </w:r>
+            <w:r>
+              <w:rPr>
+                <w:rFonts w:ascii="Consolas" w:cs="Consolas" w:eastAsia="Consolas" w:hAnsi="Consolas"/>
+                <w:color w:val="a2fca2"/>
+                <w:shd w:fill="333333" w:val="clear"/>
+                <w:rtl w:val="0"/>
+              </w:rPr>
+              <w:t xml:space="preserve">"--host"</w:t>
+            </w:r>
+            <w:r>
+              <w:rPr>
+                <w:rFonts w:ascii="Consolas" w:cs="Consolas" w:eastAsia="Consolas" w:hAnsi="Consolas"/>
+                <w:color w:val="ffffff"/>
+                <w:shd w:fill="333333" w:val="clear"/>
+                <w:rtl w:val="0"/>
+              </w:rPr>
+              <w:t xml:space="preserve">, </w:t>
+            </w:r>
+            <w:r>
+              <w:rPr>
+                <w:rFonts w:ascii="Consolas" w:cs="Consolas" w:eastAsia="Consolas" w:hAnsi="Consolas"/>
+                <w:color w:val="a2fca2"/>
+                <w:shd w:fill="333333" w:val="clear"/>
+                <w:rtl w:val="0"/>
+              </w:rPr>
+              <w:t xml:space="preserve">"0.0.0.0"</w:t>
+            </w:r>
+            <w:r>
+              <w:rPr>
+                <w:rFonts w:ascii="Consolas" w:cs="Consolas" w:eastAsia="Consolas" w:hAnsi="Consolas"/>
+                <w:color w:val="ffffff"/>
+                <w:shd w:fill="333333" w:val="clear"/>
+                <w:rtl w:val="0"/>
+              </w:rPr>
+              <w:t xml:space="preserve">, </w:t>
+            </w:r>
+            <w:r>
+              <w:rPr>
+                <w:rFonts w:ascii="Consolas" w:cs="Consolas" w:eastAsia="Consolas" w:hAnsi="Consolas"/>
+                <w:color w:val="a2fca2"/>
+                <w:shd w:fill="333333" w:val="clear"/>
+                <w:rtl w:val="0"/>
+              </w:rPr>
+              <w:t xml:space="preserve">"--port"</w:t>
+            </w:r>
+            <w:r>
+              <w:rPr>
+                <w:rFonts w:ascii="Consolas" w:cs="Consolas" w:eastAsia="Consolas" w:hAnsi="Consolas"/>
+                <w:color w:val="ffffff"/>
+                <w:shd w:fill="333333" w:val="clear"/>
+                <w:rtl w:val="0"/>
+              </w:rPr>
+              <w:t xml:space="preserve">, </w:t>
+            </w:r>
+            <w:r>
+              <w:rPr>
+                <w:rFonts w:ascii="Consolas" w:cs="Consolas" w:eastAsia="Consolas" w:hAnsi="Consolas"/>
+                <w:color w:val="a2fca2"/>
+                <w:shd w:fill="333333" w:val="clear"/>
+                <w:rtl w:val="0"/>
+              </w:rPr>
+              <w:t xml:space="preserve">"9000"</w:t>
+            </w:r>
+            <w:r>
+              <w:rPr>
+                <w:rFonts w:ascii="Consolas" w:cs="Consolas" w:eastAsia="Consolas" w:hAnsi="Consolas"/>
+                <w:color w:val="ffffff"/>
+                <w:shd w:fill="333333" w:val="clear"/>
+                <w:rtl w:val="0"/>
+              </w:rPr>
+              <w:t xml:space="preserve">]</w:t>
             </w:r>
             <w:r>
               <w:rPr>
@@ -12645,13 +12988,67 @@
         <w:rPr>
           <w:rtl w:val="0"/>
         </w:rPr>
-        <w:t xml:space="preserve">Results in:</w:t>
-      </w:r>
-    </w:p>
-    <w:p>
-      <w:pPr>
-        <w:rPr/>
-      </w:pPr>
+      </w:r>
+    </w:p>
+    <w:p>
+      <w:pPr>
+        <w:rPr>
+          <w:rFonts w:ascii="Courier New" w:cs="Courier New" w:eastAsia="Courier New" w:hAnsi="Courier New"/>
+          <w:b w:val="1"/>
+          <w:bCs w:val="1"/>
+        </w:rPr>
+      </w:pPr>
+      <w:r>
+        <w:rPr>
+          <w:b w:val="1"/>
+          <w:bCs w:val="1"/>
+          <w:rtl w:val="0"/>
+        </w:rPr>
+        <w:t xml:space="preserve">Step 1:</w:t>
+      </w:r>
+      <w:r>
+        <w:rPr>
+          <w:rtl w:val="0"/>
+        </w:rPr>
+        <w:t xml:space="preserve"> To deploy we will copy/replace the current file: </w:t>
+      </w:r>
+      <w:r>
+        <w:rPr>
+          <w:rFonts w:ascii="Courier New" w:cs="Courier New" w:eastAsia="Courier New" w:hAnsi="Courier New"/>
+          <w:b w:val="1"/>
+          <w:bCs w:val="1"/>
+          <w:rtl w:val="0"/>
+        </w:rPr>
+        <w:t xml:space="preserve">k8s/deployment.yml</w:t>
+      </w:r>
+    </w:p>
+    <w:p>
+      <w:pPr>
+        <w:rPr>
+          <w:rFonts w:ascii="Courier New" w:cs="Courier New" w:eastAsia="Courier New" w:hAnsi="Courier New"/>
+          <w:b w:val="1"/>
+          <w:bCs w:val="1"/>
+        </w:rPr>
+      </w:pPr>
+      <w:r>
+        <w:rPr>
+          <w:rtl w:val="0"/>
+        </w:rPr>
+      </w:r>
+    </w:p>
+    <w:p>
+      <w:pPr>
+        <w:rPr/>
+      </w:pPr>
+      <w:r>
+        <w:rPr>
+          <w:rFonts w:ascii="Courier New" w:cs="Courier New" w:eastAsia="Courier New" w:hAnsi="Courier New"/>
+          <w:b w:val="1"/>
+          <w:bCs w:val="1"/>
+          <w:rtl w:val="0"/>
+        </w:rPr>
+        <w:t xml:space="preserve">new deployment.yml</w:t>
+      </w:r>
       <w:r>
         <w:rPr>
           <w:rtl w:val="0"/>
@@ -12715,146 +13112,1358 @@
                 <w:shd w:fill="333333" w:val="clear"/>
                 <w:rtl w:val="0"/>
               </w:rPr>
-              <w:t xml:space="preserve">To https://github.com/georgelza/gitops-pipeline.git</w:t>
-              <w:br w:type="textWrapping"/>
-              <w:t xml:space="preserve"> ! [rejected]        main -&gt; main (fetch first)</w:t>
-              <w:br w:type="textWrapping"/>
-              <w:t xml:space="preserve">error: failed to push some refs to </w:t>
-            </w:r>
-            <w:r>
-              <w:rPr>
-                <w:rFonts w:ascii="Consolas" w:cs="Consolas" w:eastAsia="Consolas" w:hAnsi="Consolas"/>
-                <w:color w:val="a2fca2"/>
-                <w:shd w:fill="333333" w:val="clear"/>
-                <w:rtl w:val="0"/>
-              </w:rPr>
-              <w:t xml:space="preserve">'https://github.com/georgelza/gitops-pipeline.git'</w:t>
-            </w:r>
-            <w:r>
-              <w:rPr>
-                <w:rFonts w:ascii="Consolas" w:cs="Consolas" w:eastAsia="Consolas" w:hAnsi="Consolas"/>
-                <w:color w:val="ffffff"/>
-                <w:shd w:fill="333333" w:val="clear"/>
-                <w:rtl w:val="0"/>
-              </w:rPr>
-              <w:br w:type="textWrapping"/>
-              <w:t xml:space="preserve">hint: Updates were rejected because the remote contains work that you </w:t>
-            </w:r>
-            <w:r>
-              <w:rPr>
-                <w:rFonts w:ascii="Consolas" w:cs="Consolas" w:eastAsia="Consolas" w:hAnsi="Consolas"/>
-                <w:color w:val="fcc28c"/>
-                <w:shd w:fill="333333" w:val="clear"/>
-                <w:rtl w:val="0"/>
-              </w:rPr>
-              <w:t xml:space="preserve">do</w:t>
-            </w:r>
-            <w:r>
-              <w:rPr>
-                <w:rFonts w:ascii="Consolas" w:cs="Consolas" w:eastAsia="Consolas" w:hAnsi="Consolas"/>
-                <w:color w:val="ffffff"/>
-                <w:shd w:fill="333333" w:val="clear"/>
-                <w:rtl w:val="0"/>
-              </w:rPr>
-              <w:t xml:space="preserve"> not</w:t>
-              <w:br w:type="textWrapping"/>
-              <w:t xml:space="preserve">hint: have locally. This is usually caused by another repository pushing to</w:t>
-              <w:br w:type="textWrapping"/>
-              <w:t xml:space="preserve">hint: the same ref. If you want to integrate the remote changes, use</w:t>
-              <w:br w:type="textWrapping"/>
-              <w:t xml:space="preserve">hint: </w:t>
-            </w:r>
-            <w:r>
-              <w:rPr>
-                <w:rFonts w:ascii="Consolas" w:cs="Consolas" w:eastAsia="Consolas" w:hAnsi="Consolas"/>
-                <w:color w:val="a2fca2"/>
-                <w:shd w:fill="333333" w:val="clear"/>
-                <w:rtl w:val="0"/>
-              </w:rPr>
-              <w:t xml:space="preserve">'git pull'</w:t>
-            </w:r>
-            <w:r>
-              <w:rPr>
-                <w:rFonts w:ascii="Consolas" w:cs="Consolas" w:eastAsia="Consolas" w:hAnsi="Consolas"/>
-                <w:color w:val="ffffff"/>
-                <w:shd w:fill="333333" w:val="clear"/>
-                <w:rtl w:val="0"/>
-              </w:rPr>
-              <w:t xml:space="preserve"> before pushing again.</w:t>
-              <w:br w:type="textWrapping"/>
-              <w:t xml:space="preserve">hint: See the </w:t>
-            </w:r>
-            <w:r>
-              <w:rPr>
-                <w:rFonts w:ascii="Consolas" w:cs="Consolas" w:eastAsia="Consolas" w:hAnsi="Consolas"/>
-                <w:color w:val="a2fca2"/>
-                <w:shd w:fill="333333" w:val="clear"/>
-                <w:rtl w:val="0"/>
-              </w:rPr>
-              <w:t xml:space="preserve">'Note about fast-forwards'</w:t>
-            </w:r>
-            <w:r>
-              <w:rPr>
-                <w:rFonts w:ascii="Consolas" w:cs="Consolas" w:eastAsia="Consolas" w:hAnsi="Consolas"/>
-                <w:color w:val="ffffff"/>
-                <w:shd w:fill="333333" w:val="clear"/>
-                <w:rtl w:val="0"/>
-              </w:rPr>
-              <w:t xml:space="preserve"> </w:t>
-            </w:r>
-            <w:r>
-              <w:rPr>
-                <w:rFonts w:ascii="Consolas" w:cs="Consolas" w:eastAsia="Consolas" w:hAnsi="Consolas"/>
-                <w:color w:val="fcc28c"/>
-                <w:shd w:fill="333333" w:val="clear"/>
-                <w:rtl w:val="0"/>
-              </w:rPr>
-              <w:t xml:space="preserve">in</w:t>
-            </w:r>
-            <w:r>
-              <w:rPr>
-                <w:rFonts w:ascii="Consolas" w:cs="Consolas" w:eastAsia="Consolas" w:hAnsi="Consolas"/>
-                <w:color w:val="ffffff"/>
-                <w:shd w:fill="333333" w:val="clear"/>
-                <w:rtl w:val="0"/>
-              </w:rPr>
-              <w:t xml:space="preserve"> </w:t>
-            </w:r>
-            <w:r>
-              <w:rPr>
-                <w:rFonts w:ascii="Consolas" w:cs="Consolas" w:eastAsia="Consolas" w:hAnsi="Consolas"/>
-                <w:color w:val="a2fca2"/>
-                <w:shd w:fill="333333" w:val="clear"/>
-                <w:rtl w:val="0"/>
-              </w:rPr>
-              <w:t xml:space="preserve">'git push --help'</w:t>
-            </w:r>
-            <w:r>
-              <w:rPr>
-                <w:rFonts w:ascii="Consolas" w:cs="Consolas" w:eastAsia="Consolas" w:hAnsi="Consolas"/>
-                <w:color w:val="ffffff"/>
-                <w:shd w:fill="333333" w:val="clear"/>
-                <w:rtl w:val="0"/>
-              </w:rPr>
-              <w:t xml:space="preserve"> </w:t>
-            </w:r>
-            <w:r>
-              <w:rPr>
-                <w:rFonts w:ascii="Consolas" w:cs="Consolas" w:eastAsia="Consolas" w:hAnsi="Consolas"/>
-                <w:color w:val="fcc28c"/>
-                <w:shd w:fill="333333" w:val="clear"/>
-                <w:rtl w:val="0"/>
-              </w:rPr>
-              <w:t xml:space="preserve">for</w:t>
-            </w:r>
-            <w:r>
-              <w:rPr>
-                <w:rFonts w:ascii="Consolas" w:cs="Consolas" w:eastAsia="Consolas" w:hAnsi="Consolas"/>
-                <w:color w:val="ffffff"/>
-                <w:shd w:fill="333333" w:val="clear"/>
-                <w:rtl w:val="0"/>
-              </w:rPr>
-              <w:t xml:space="preserve"> details.</w:t>
+              <w:t xml:space="preserve">apiVersion: </w:t>
+            </w:r>
+            <w:r>
+              <w:rPr>
+                <w:rFonts w:ascii="Consolas" w:cs="Consolas" w:eastAsia="Consolas" w:hAnsi="Consolas"/>
+                <w:color w:val="a2fca2"/>
+                <w:shd w:fill="333333" w:val="clear"/>
+                <w:rtl w:val="0"/>
+              </w:rPr>
+              <w:t xml:space="preserve">apps/v1</w:t>
+            </w:r>
+            <w:r>
+              <w:rPr>
+                <w:rFonts w:ascii="Consolas" w:cs="Consolas" w:eastAsia="Consolas" w:hAnsi="Consolas"/>
+                <w:color w:val="ffffff"/>
+                <w:shd w:fill="333333" w:val="clear"/>
+                <w:rtl w:val="0"/>
+              </w:rPr>
+              <w:br w:type="textWrapping"/>
+              <w:t xml:space="preserve">kind: </w:t>
+            </w:r>
+            <w:r>
+              <w:rPr>
+                <w:rFonts w:ascii="Consolas" w:cs="Consolas" w:eastAsia="Consolas" w:hAnsi="Consolas"/>
+                <w:color w:val="a2fca2"/>
+                <w:shd w:fill="333333" w:val="clear"/>
+                <w:rtl w:val="0"/>
+              </w:rPr>
+              <w:t xml:space="preserve">Deployment</w:t>
+            </w:r>
+            <w:r>
+              <w:rPr>
+                <w:rFonts w:ascii="Consolas" w:cs="Consolas" w:eastAsia="Consolas" w:hAnsi="Consolas"/>
+                <w:color w:val="ffffff"/>
+                <w:shd w:fill="333333" w:val="clear"/>
+                <w:rtl w:val="0"/>
+              </w:rPr>
+              <w:br w:type="textWrapping"/>
+              <w:t xml:space="preserve">metadata:</w:t>
+              <w:br w:type="textWrapping"/>
+              <w:t xml:space="preserve">  name: </w:t>
+            </w:r>
+            <w:r>
+              <w:rPr>
+                <w:rFonts w:ascii="Consolas" w:cs="Consolas" w:eastAsia="Consolas" w:hAnsi="Consolas"/>
+                <w:color w:val="a2fca2"/>
+                <w:shd w:fill="333333" w:val="clear"/>
+                <w:rtl w:val="0"/>
+              </w:rPr>
+              <w:t xml:space="preserve">python-app-deployment</w:t>
+            </w:r>
+            <w:r>
+              <w:rPr>
+                <w:rFonts w:ascii="Consolas" w:cs="Consolas" w:eastAsia="Consolas" w:hAnsi="Consolas"/>
+                <w:color w:val="ffffff"/>
+                <w:shd w:fill="333333" w:val="clear"/>
+                <w:rtl w:val="0"/>
+              </w:rPr>
+              <w:br w:type="textWrapping"/>
+              <w:t xml:space="preserve">  namespace: </w:t>
+            </w:r>
+            <w:r>
+              <w:rPr>
+                <w:rFonts w:ascii="Consolas" w:cs="Consolas" w:eastAsia="Consolas" w:hAnsi="Consolas"/>
+                <w:color w:val="a2fca2"/>
+                <w:shd w:fill="333333" w:val="clear"/>
+                <w:rtl w:val="0"/>
+              </w:rPr>
+              <w:t xml:space="preserve">app</w:t>
+            </w:r>
+            <w:r>
+              <w:rPr>
+                <w:rFonts w:ascii="Consolas" w:cs="Consolas" w:eastAsia="Consolas" w:hAnsi="Consolas"/>
+                <w:color w:val="ffffff"/>
+                <w:shd w:fill="333333" w:val="clear"/>
+                <w:rtl w:val="0"/>
+              </w:rPr>
+              <w:br w:type="textWrapping"/>
+              <w:t xml:space="preserve">  labels:</w:t>
+              <w:br w:type="textWrapping"/>
+              <w:t xml:space="preserve">    app: </w:t>
+            </w:r>
+            <w:r>
+              <w:rPr>
+                <w:rFonts w:ascii="Consolas" w:cs="Consolas" w:eastAsia="Consolas" w:hAnsi="Consolas"/>
+                <w:color w:val="a2fca2"/>
+                <w:shd w:fill="333333" w:val="clear"/>
+                <w:rtl w:val="0"/>
+              </w:rPr>
+              <w:t xml:space="preserve">python-fastapi</w:t>
+            </w:r>
+            <w:r>
+              <w:rPr>
+                <w:rFonts w:ascii="Consolas" w:cs="Consolas" w:eastAsia="Consolas" w:hAnsi="Consolas"/>
+                <w:color w:val="ffffff"/>
+                <w:shd w:fill="333333" w:val="clear"/>
+                <w:rtl w:val="0"/>
+              </w:rPr>
+              <w:br w:type="textWrapping"/>
+              <w:t xml:space="preserve">spec:</w:t>
+              <w:br w:type="textWrapping"/>
+              <w:t xml:space="preserve">  replicas: </w:t>
+            </w:r>
+            <w:r>
+              <w:rPr>
+                <w:rFonts w:ascii="Consolas" w:cs="Consolas" w:eastAsia="Consolas" w:hAnsi="Consolas"/>
+                <w:color w:val="d36363"/>
+                <w:shd w:fill="333333" w:val="clear"/>
+                <w:rtl w:val="0"/>
+              </w:rPr>
+              <w:t xml:space="preserve">2</w:t>
+            </w:r>
+            <w:r>
+              <w:rPr>
+                <w:rFonts w:ascii="Consolas" w:cs="Consolas" w:eastAsia="Consolas" w:hAnsi="Consolas"/>
+                <w:color w:val="ffffff"/>
+                <w:shd w:fill="333333" w:val="clear"/>
+                <w:rtl w:val="0"/>
+              </w:rPr>
+              <w:br w:type="textWrapping"/>
+              <w:t xml:space="preserve">  selector:</w:t>
+              <w:br w:type="textWrapping"/>
+              <w:t xml:space="preserve">    matchLabels:</w:t>
+              <w:br w:type="textWrapping"/>
+              <w:t xml:space="preserve">      app: </w:t>
+            </w:r>
+            <w:r>
+              <w:rPr>
+                <w:rFonts w:ascii="Consolas" w:cs="Consolas" w:eastAsia="Consolas" w:hAnsi="Consolas"/>
+                <w:color w:val="a2fca2"/>
+                <w:shd w:fill="333333" w:val="clear"/>
+                <w:rtl w:val="0"/>
+              </w:rPr>
+              <w:t xml:space="preserve">python-fastapi</w:t>
+            </w:r>
+            <w:r>
+              <w:rPr>
+                <w:rFonts w:ascii="Consolas" w:cs="Consolas" w:eastAsia="Consolas" w:hAnsi="Consolas"/>
+                <w:color w:val="ffffff"/>
+                <w:shd w:fill="333333" w:val="clear"/>
+                <w:rtl w:val="0"/>
+              </w:rPr>
+              <w:br w:type="textWrapping"/>
+              <w:t xml:space="preserve">  template:</w:t>
+              <w:br w:type="textWrapping"/>
+              <w:t xml:space="preserve">    metadata:</w:t>
+              <w:br w:type="textWrapping"/>
+              <w:t xml:space="preserve">      labels:</w:t>
+              <w:br w:type="textWrapping"/>
+              <w:t xml:space="preserve">        app: </w:t>
+            </w:r>
+            <w:r>
+              <w:rPr>
+                <w:rFonts w:ascii="Consolas" w:cs="Consolas" w:eastAsia="Consolas" w:hAnsi="Consolas"/>
+                <w:color w:val="a2fca2"/>
+                <w:shd w:fill="333333" w:val="clear"/>
+                <w:rtl w:val="0"/>
+              </w:rPr>
+              <w:t xml:space="preserve">python-fastapi</w:t>
+            </w:r>
+            <w:r>
+              <w:rPr>
+                <w:rFonts w:ascii="Consolas" w:cs="Consolas" w:eastAsia="Consolas" w:hAnsi="Consolas"/>
+                <w:color w:val="ffffff"/>
+                <w:shd w:fill="333333" w:val="clear"/>
+                <w:rtl w:val="0"/>
+              </w:rPr>
+              <w:br w:type="textWrapping"/>
+              <w:t xml:space="preserve">    spec:</w:t>
+              <w:br w:type="textWrapping"/>
+              <w:t xml:space="preserve">      containers:</w:t>
+              <w:br w:type="textWrapping"/>
+              <w:t xml:space="preserve">      </w:t>
+            </w:r>
+            <w:r>
+              <w:rPr>
+                <w:rFonts w:ascii="Consolas" w:cs="Consolas" w:eastAsia="Consolas" w:hAnsi="Consolas"/>
+                <w:color w:val="d36363"/>
+                <w:shd w:fill="333333" w:val="clear"/>
+                <w:rtl w:val="0"/>
+              </w:rPr>
+              <w:t xml:space="preserve">-</w:t>
+            </w:r>
+            <w:r>
+              <w:rPr>
+                <w:rFonts w:ascii="Consolas" w:cs="Consolas" w:eastAsia="Consolas" w:hAnsi="Consolas"/>
+                <w:color w:val="ffffff"/>
+                <w:shd w:fill="333333" w:val="clear"/>
+                <w:rtl w:val="0"/>
+              </w:rPr>
+              <w:t xml:space="preserve"> name: </w:t>
+            </w:r>
+            <w:r>
+              <w:rPr>
+                <w:rFonts w:ascii="Consolas" w:cs="Consolas" w:eastAsia="Consolas" w:hAnsi="Consolas"/>
+                <w:color w:val="a2fca2"/>
+                <w:shd w:fill="333333" w:val="clear"/>
+                <w:rtl w:val="0"/>
+              </w:rPr>
+              <w:t xml:space="preserve">fastapi-app</w:t>
+            </w:r>
+            <w:r>
+              <w:rPr>
+                <w:rFonts w:ascii="Consolas" w:cs="Consolas" w:eastAsia="Consolas" w:hAnsi="Consolas"/>
+                <w:color w:val="ffffff"/>
+                <w:shd w:fill="333333" w:val="clear"/>
+                <w:rtl w:val="0"/>
+              </w:rPr>
+              <w:br w:type="textWrapping"/>
+              <w:t xml:space="preserve">        image: </w:t>
+            </w:r>
+            <w:r>
+              <w:rPr>
+                <w:rFonts w:ascii="Consolas" w:cs="Consolas" w:eastAsia="Consolas" w:hAnsi="Consolas"/>
+                <w:color w:val="a2fca2"/>
+                <w:shd w:fill="333333" w:val="clear"/>
+                <w:rtl w:val="0"/>
+              </w:rPr>
+              <w:t xml:space="preserve">georgelza/python-fastapi-app:c7770605464afad40e9d4fa8736768736d8beb90</w:t>
+            </w:r>
+            <w:r>
+              <w:rPr>
+                <w:rFonts w:ascii="Consolas" w:cs="Consolas" w:eastAsia="Consolas" w:hAnsi="Consolas"/>
+                <w:color w:val="ffffff"/>
+                <w:shd w:fill="333333" w:val="clear"/>
+                <w:rtl w:val="0"/>
+              </w:rPr>
+              <w:br w:type="textWrapping"/>
+              <w:t xml:space="preserve">        imagePullPolicy: </w:t>
+            </w:r>
+            <w:r>
+              <w:rPr>
+                <w:rFonts w:ascii="Consolas" w:cs="Consolas" w:eastAsia="Consolas" w:hAnsi="Consolas"/>
+                <w:color w:val="a2fca2"/>
+                <w:shd w:fill="333333" w:val="clear"/>
+                <w:rtl w:val="0"/>
+              </w:rPr>
+              <w:t xml:space="preserve">Always</w:t>
+            </w:r>
+            <w:r>
+              <w:rPr>
+                <w:rFonts w:ascii="Consolas" w:cs="Consolas" w:eastAsia="Consolas" w:hAnsi="Consolas"/>
+                <w:color w:val="ffffff"/>
+                <w:shd w:fill="333333" w:val="clear"/>
+                <w:rtl w:val="0"/>
+              </w:rPr>
+              <w:br w:type="textWrapping"/>
+              <w:t xml:space="preserve">        ports:</w:t>
+              <w:br w:type="textWrapping"/>
+              <w:t xml:space="preserve">        </w:t>
+            </w:r>
+            <w:r>
+              <w:rPr>
+                <w:rFonts w:ascii="Consolas" w:cs="Consolas" w:eastAsia="Consolas" w:hAnsi="Consolas"/>
+                <w:color w:val="d36363"/>
+                <w:shd w:fill="333333" w:val="clear"/>
+                <w:rtl w:val="0"/>
+              </w:rPr>
+              <w:t xml:space="preserve">-</w:t>
+            </w:r>
+            <w:r>
+              <w:rPr>
+                <w:rFonts w:ascii="Consolas" w:cs="Consolas" w:eastAsia="Consolas" w:hAnsi="Consolas"/>
+                <w:color w:val="ffffff"/>
+                <w:shd w:fill="333333" w:val="clear"/>
+                <w:rtl w:val="0"/>
+              </w:rPr>
+              <w:t xml:space="preserve"> containerPort: </w:t>
+            </w:r>
+            <w:r>
+              <w:rPr>
+                <w:rFonts w:ascii="Consolas" w:cs="Consolas" w:eastAsia="Consolas" w:hAnsi="Consolas"/>
+                <w:color w:val="d36363"/>
+                <w:shd w:fill="333333" w:val="clear"/>
+                <w:rtl w:val="0"/>
+              </w:rPr>
+              <w:t xml:space="preserve">8000</w:t>
+            </w:r>
+            <w:r>
+              <w:rPr>
+                <w:rFonts w:ascii="Consolas" w:cs="Consolas" w:eastAsia="Consolas" w:hAnsi="Consolas"/>
+                <w:color w:val="ffffff"/>
+                <w:shd w:fill="333333" w:val="clear"/>
+                <w:rtl w:val="0"/>
+              </w:rPr>
+              <w:br w:type="textWrapping"/>
+              <w:t xml:space="preserve">        livenessProbe:</w:t>
+              <w:br w:type="textWrapping"/>
+              <w:t xml:space="preserve">          httpGet:</w:t>
+              <w:br w:type="textWrapping"/>
+              <w:t xml:space="preserve">            path: </w:t>
+            </w:r>
+            <w:r>
+              <w:rPr>
+                <w:rFonts w:ascii="Consolas" w:cs="Consolas" w:eastAsia="Consolas" w:hAnsi="Consolas"/>
+                <w:color w:val="a2fca2"/>
+                <w:shd w:fill="333333" w:val="clear"/>
+                <w:rtl w:val="0"/>
+              </w:rPr>
+              <w:t xml:space="preserve">/healthz</w:t>
+            </w:r>
+            <w:r>
+              <w:rPr>
+                <w:rFonts w:ascii="Consolas" w:cs="Consolas" w:eastAsia="Consolas" w:hAnsi="Consolas"/>
+                <w:color w:val="ffffff"/>
+                <w:shd w:fill="333333" w:val="clear"/>
+                <w:rtl w:val="0"/>
+              </w:rPr>
+              <w:br w:type="textWrapping"/>
+              <w:t xml:space="preserve">            port: </w:t>
+            </w:r>
+            <w:r>
+              <w:rPr>
+                <w:rFonts w:ascii="Consolas" w:cs="Consolas" w:eastAsia="Consolas" w:hAnsi="Consolas"/>
+                <w:color w:val="d36363"/>
+                <w:shd w:fill="333333" w:val="clear"/>
+                <w:rtl w:val="0"/>
+              </w:rPr>
+              <w:t xml:space="preserve">8000</w:t>
+            </w:r>
+            <w:r>
+              <w:rPr>
+                <w:rFonts w:ascii="Consolas" w:cs="Consolas" w:eastAsia="Consolas" w:hAnsi="Consolas"/>
+                <w:color w:val="ffffff"/>
+                <w:shd w:fill="333333" w:val="clear"/>
+                <w:rtl w:val="0"/>
+              </w:rPr>
+              <w:br w:type="textWrapping"/>
+              <w:t xml:space="preserve">          initialDelaySeconds: </w:t>
+            </w:r>
+            <w:r>
+              <w:rPr>
+                <w:rFonts w:ascii="Consolas" w:cs="Consolas" w:eastAsia="Consolas" w:hAnsi="Consolas"/>
+                <w:color w:val="d36363"/>
+                <w:shd w:fill="333333" w:val="clear"/>
+                <w:rtl w:val="0"/>
+              </w:rPr>
+              <w:t xml:space="preserve">5</w:t>
+            </w:r>
+            <w:r>
+              <w:rPr>
+                <w:rFonts w:ascii="Consolas" w:cs="Consolas" w:eastAsia="Consolas" w:hAnsi="Consolas"/>
+                <w:color w:val="ffffff"/>
+                <w:shd w:fill="333333" w:val="clear"/>
+                <w:rtl w:val="0"/>
+              </w:rPr>
+              <w:br w:type="textWrapping"/>
+              <w:t xml:space="preserve">        readinessProbe:</w:t>
+              <w:br w:type="textWrapping"/>
+              <w:t xml:space="preserve">          httpGet:</w:t>
+              <w:br w:type="textWrapping"/>
+              <w:t xml:space="preserve">            path: </w:t>
+            </w:r>
+            <w:r>
+              <w:rPr>
+                <w:rFonts w:ascii="Consolas" w:cs="Consolas" w:eastAsia="Consolas" w:hAnsi="Consolas"/>
+                <w:color w:val="a2fca2"/>
+                <w:shd w:fill="333333" w:val="clear"/>
+                <w:rtl w:val="0"/>
+              </w:rPr>
+              <w:t xml:space="preserve">/healthz</w:t>
+            </w:r>
+            <w:r>
+              <w:rPr>
+                <w:rFonts w:ascii="Consolas" w:cs="Consolas" w:eastAsia="Consolas" w:hAnsi="Consolas"/>
+                <w:color w:val="ffffff"/>
+                <w:shd w:fill="333333" w:val="clear"/>
+                <w:rtl w:val="0"/>
+              </w:rPr>
+              <w:br w:type="textWrapping"/>
+              <w:t xml:space="preserve">            port: </w:t>
+            </w:r>
+            <w:r>
+              <w:rPr>
+                <w:rFonts w:ascii="Consolas" w:cs="Consolas" w:eastAsia="Consolas" w:hAnsi="Consolas"/>
+                <w:color w:val="d36363"/>
+                <w:shd w:fill="333333" w:val="clear"/>
+                <w:rtl w:val="0"/>
+              </w:rPr>
+              <w:t xml:space="preserve">8000</w:t>
+            </w:r>
+            <w:r>
+              <w:rPr>
+                <w:rFonts w:ascii="Consolas" w:cs="Consolas" w:eastAsia="Consolas" w:hAnsi="Consolas"/>
+                <w:color w:val="ffffff"/>
+                <w:shd w:fill="333333" w:val="clear"/>
+                <w:rtl w:val="0"/>
+              </w:rPr>
+              <w:br w:type="textWrapping"/>
+              <w:t xml:space="preserve">          initialDelaySeconds: </w:t>
+            </w:r>
+            <w:r>
+              <w:rPr>
+                <w:rFonts w:ascii="Consolas" w:cs="Consolas" w:eastAsia="Consolas" w:hAnsi="Consolas"/>
+                <w:color w:val="d36363"/>
+                <w:shd w:fill="333333" w:val="clear"/>
+                <w:rtl w:val="0"/>
+              </w:rPr>
+              <w:t xml:space="preserve">5</w:t>
+            </w:r>
+            <w:r>
+              <w:rPr>
+                <w:rFonts w:ascii="Consolas" w:cs="Consolas" w:eastAsia="Consolas" w:hAnsi="Consolas"/>
+                <w:color w:val="ffffff"/>
+                <w:shd w:fill="333333" w:val="clear"/>
+                <w:rtl w:val="0"/>
+              </w:rPr>
+              <w:br w:type="textWrapping"/>
+            </w:r>
+            <w:r>
+              <w:rPr>
+                <w:rFonts w:ascii="Consolas" w:cs="Consolas" w:eastAsia="Consolas" w:hAnsi="Consolas"/>
+                <w:color w:val="fc9b9b"/>
+                <w:shd w:fill="333333" w:val="clear"/>
+                <w:rtl w:val="0"/>
+              </w:rPr>
+              <w:t xml:space="preserve">---</w:t>
+            </w:r>
+            <w:r>
+              <w:rPr>
+                <w:rFonts w:ascii="Consolas" w:cs="Consolas" w:eastAsia="Consolas" w:hAnsi="Consolas"/>
+                <w:color w:val="ffffff"/>
+                <w:shd w:fill="333333" w:val="clear"/>
+                <w:rtl w:val="0"/>
+              </w:rPr>
+              <w:br w:type="textWrapping"/>
+              <w:t xml:space="preserve">apiVersion: </w:t>
+            </w:r>
+            <w:r>
+              <w:rPr>
+                <w:rFonts w:ascii="Consolas" w:cs="Consolas" w:eastAsia="Consolas" w:hAnsi="Consolas"/>
+                <w:color w:val="a2fca2"/>
+                <w:shd w:fill="333333" w:val="clear"/>
+                <w:rtl w:val="0"/>
+              </w:rPr>
+              <w:t xml:space="preserve">v1</w:t>
+            </w:r>
+            <w:r>
+              <w:rPr>
+                <w:rFonts w:ascii="Consolas" w:cs="Consolas" w:eastAsia="Consolas" w:hAnsi="Consolas"/>
+                <w:color w:val="ffffff"/>
+                <w:shd w:fill="333333" w:val="clear"/>
+                <w:rtl w:val="0"/>
+              </w:rPr>
+              <w:br w:type="textWrapping"/>
+              <w:t xml:space="preserve">kind: </w:t>
+            </w:r>
+            <w:r>
+              <w:rPr>
+                <w:rFonts w:ascii="Consolas" w:cs="Consolas" w:eastAsia="Consolas" w:hAnsi="Consolas"/>
+                <w:color w:val="a2fca2"/>
+                <w:shd w:fill="333333" w:val="clear"/>
+                <w:rtl w:val="0"/>
+              </w:rPr>
+              <w:t xml:space="preserve">Service</w:t>
+            </w:r>
+            <w:r>
+              <w:rPr>
+                <w:rFonts w:ascii="Consolas" w:cs="Consolas" w:eastAsia="Consolas" w:hAnsi="Consolas"/>
+                <w:color w:val="ffffff"/>
+                <w:shd w:fill="333333" w:val="clear"/>
+                <w:rtl w:val="0"/>
+              </w:rPr>
+              <w:br w:type="textWrapping"/>
+              <w:t xml:space="preserve">metadata:</w:t>
+              <w:br w:type="textWrapping"/>
+              <w:t xml:space="preserve">  name: </w:t>
+            </w:r>
+            <w:r>
+              <w:rPr>
+                <w:rFonts w:ascii="Consolas" w:cs="Consolas" w:eastAsia="Consolas" w:hAnsi="Consolas"/>
+                <w:color w:val="a2fca2"/>
+                <w:shd w:fill="333333" w:val="clear"/>
+                <w:rtl w:val="0"/>
+              </w:rPr>
+              <w:t xml:space="preserve">python-app-service</w:t>
+            </w:r>
+            <w:r>
+              <w:rPr>
+                <w:rFonts w:ascii="Consolas" w:cs="Consolas" w:eastAsia="Consolas" w:hAnsi="Consolas"/>
+                <w:color w:val="ffffff"/>
+                <w:shd w:fill="333333" w:val="clear"/>
+                <w:rtl w:val="0"/>
+              </w:rPr>
+              <w:br w:type="textWrapping"/>
+              <w:t xml:space="preserve">  namespace: </w:t>
+            </w:r>
+            <w:r>
+              <w:rPr>
+                <w:rFonts w:ascii="Consolas" w:cs="Consolas" w:eastAsia="Consolas" w:hAnsi="Consolas"/>
+                <w:color w:val="a2fca2"/>
+                <w:shd w:fill="333333" w:val="clear"/>
+                <w:rtl w:val="0"/>
+              </w:rPr>
+              <w:t xml:space="preserve">app</w:t>
+            </w:r>
+            <w:r>
+              <w:rPr>
+                <w:rFonts w:ascii="Consolas" w:cs="Consolas" w:eastAsia="Consolas" w:hAnsi="Consolas"/>
+                <w:color w:val="ffffff"/>
+                <w:shd w:fill="333333" w:val="clear"/>
+                <w:rtl w:val="0"/>
+              </w:rPr>
+              <w:br w:type="textWrapping"/>
+              <w:t xml:space="preserve">spec:</w:t>
+              <w:br w:type="textWrapping"/>
+              <w:t xml:space="preserve">  selector:</w:t>
+              <w:br w:type="textWrapping"/>
+              <w:t xml:space="preserve">    app: </w:t>
+            </w:r>
+            <w:r>
+              <w:rPr>
+                <w:rFonts w:ascii="Consolas" w:cs="Consolas" w:eastAsia="Consolas" w:hAnsi="Consolas"/>
+                <w:color w:val="a2fca2"/>
+                <w:shd w:fill="333333" w:val="clear"/>
+                <w:rtl w:val="0"/>
+              </w:rPr>
+              <w:t xml:space="preserve">python-fastapi</w:t>
+            </w:r>
+            <w:r>
+              <w:rPr>
+                <w:rFonts w:ascii="Consolas" w:cs="Consolas" w:eastAsia="Consolas" w:hAnsi="Consolas"/>
+                <w:color w:val="ffffff"/>
+                <w:shd w:fill="333333" w:val="clear"/>
+                <w:rtl w:val="0"/>
+              </w:rPr>
+              <w:br w:type="textWrapping"/>
+              <w:t xml:space="preserve">  ports:</w:t>
+              <w:br w:type="textWrapping"/>
+              <w:t xml:space="preserve">    </w:t>
+            </w:r>
+            <w:r>
+              <w:rPr>
+                <w:rFonts w:ascii="Consolas" w:cs="Consolas" w:eastAsia="Consolas" w:hAnsi="Consolas"/>
+                <w:color w:val="d36363"/>
+                <w:shd w:fill="333333" w:val="clear"/>
+                <w:rtl w:val="0"/>
+              </w:rPr>
+              <w:t xml:space="preserve">-</w:t>
+            </w:r>
+            <w:r>
+              <w:rPr>
+                <w:rFonts w:ascii="Consolas" w:cs="Consolas" w:eastAsia="Consolas" w:hAnsi="Consolas"/>
+                <w:color w:val="ffffff"/>
+                <w:shd w:fill="333333" w:val="clear"/>
+                <w:rtl w:val="0"/>
+              </w:rPr>
+              <w:t xml:space="preserve"> protocol: </w:t>
+            </w:r>
+            <w:r>
+              <w:rPr>
+                <w:rFonts w:ascii="Consolas" w:cs="Consolas" w:eastAsia="Consolas" w:hAnsi="Consolas"/>
+                <w:color w:val="a2fca2"/>
+                <w:shd w:fill="333333" w:val="clear"/>
+                <w:rtl w:val="0"/>
+              </w:rPr>
+              <w:t xml:space="preserve">TCP</w:t>
+            </w:r>
+            <w:r>
+              <w:rPr>
+                <w:rFonts w:ascii="Consolas" w:cs="Consolas" w:eastAsia="Consolas" w:hAnsi="Consolas"/>
+                <w:color w:val="ffffff"/>
+                <w:shd w:fill="333333" w:val="clear"/>
+                <w:rtl w:val="0"/>
+              </w:rPr>
+              <w:br w:type="textWrapping"/>
+              <w:t xml:space="preserve">      port: </w:t>
+            </w:r>
+            <w:r>
+              <w:rPr>
+                <w:rFonts w:ascii="Consolas" w:cs="Consolas" w:eastAsia="Consolas" w:hAnsi="Consolas"/>
+                <w:color w:val="d36363"/>
+                <w:shd w:fill="333333" w:val="clear"/>
+                <w:rtl w:val="0"/>
+              </w:rPr>
+              <w:t xml:space="preserve">80</w:t>
+            </w:r>
+            <w:r>
+              <w:rPr>
+                <w:rFonts w:ascii="Consolas" w:cs="Consolas" w:eastAsia="Consolas" w:hAnsi="Consolas"/>
+                <w:color w:val="ffffff"/>
+                <w:shd w:fill="333333" w:val="clear"/>
+                <w:rtl w:val="0"/>
+              </w:rPr>
+              <w:br w:type="textWrapping"/>
+              <w:t xml:space="preserve">      targetPort: </w:t>
+            </w:r>
+            <w:r>
+              <w:rPr>
+                <w:rFonts w:ascii="Consolas" w:cs="Consolas" w:eastAsia="Consolas" w:hAnsi="Consolas"/>
+                <w:color w:val="d36363"/>
+                <w:shd w:fill="333333" w:val="clear"/>
+                <w:rtl w:val="0"/>
+              </w:rPr>
+              <w:t xml:space="preserve">8000</w:t>
+            </w:r>
+            <w:r>
+              <w:rPr>
+                <w:rFonts w:ascii="Consolas" w:cs="Consolas" w:eastAsia="Consolas" w:hAnsi="Consolas"/>
+                <w:color w:val="ffffff"/>
+                <w:shd w:fill="333333" w:val="clear"/>
+                <w:rtl w:val="0"/>
+              </w:rPr>
+              <w:br w:type="textWrapping"/>
+              <w:t xml:space="preserve">  type: </w:t>
+            </w:r>
+            <w:r>
+              <w:rPr>
+                <w:rFonts w:ascii="Consolas" w:cs="Consolas" w:eastAsia="Consolas" w:hAnsi="Consolas"/>
+                <w:color w:val="a2fca2"/>
+                <w:shd w:fill="333333" w:val="clear"/>
+                <w:rtl w:val="0"/>
+              </w:rPr>
+              <w:t xml:space="preserve">NodePort</w:t>
+            </w:r>
+            <w:r>
+              <w:rPr>
+                <w:rFonts w:ascii="Consolas" w:cs="Consolas" w:eastAsia="Consolas" w:hAnsi="Consolas"/>
+                <w:color w:val="ffffff"/>
+                <w:shd w:fill="333333" w:val="clear"/>
+                <w:rtl w:val="0"/>
+              </w:rPr>
+              <w:br w:type="textWrapping"/>
+              <w:br w:type="textWrapping"/>
+            </w:r>
+            <w:r>
+              <w:rPr>
+                <w:rFonts w:ascii="Consolas" w:cs="Consolas" w:eastAsia="Consolas" w:hAnsi="Consolas"/>
+                <w:color w:val="fc9b9b"/>
+                <w:shd w:fill="333333" w:val="clear"/>
+                <w:rtl w:val="0"/>
+              </w:rPr>
+              <w:t xml:space="preserve">---</w:t>
+            </w:r>
+            <w:r>
+              <w:rPr>
+                <w:rFonts w:ascii="Consolas" w:cs="Consolas" w:eastAsia="Consolas" w:hAnsi="Consolas"/>
+                <w:color w:val="ffffff"/>
+                <w:shd w:fill="333333" w:val="clear"/>
+                <w:rtl w:val="0"/>
+              </w:rPr>
+              <w:br w:type="textWrapping"/>
+              <w:t xml:space="preserve">apiVersion: </w:t>
+            </w:r>
+            <w:r>
+              <w:rPr>
+                <w:rFonts w:ascii="Consolas" w:cs="Consolas" w:eastAsia="Consolas" w:hAnsi="Consolas"/>
+                <w:color w:val="a2fca2"/>
+                <w:shd w:fill="333333" w:val="clear"/>
+                <w:rtl w:val="0"/>
+              </w:rPr>
+              <w:t xml:space="preserve">v1</w:t>
+            </w:r>
+            <w:r>
+              <w:rPr>
+                <w:rFonts w:ascii="Consolas" w:cs="Consolas" w:eastAsia="Consolas" w:hAnsi="Consolas"/>
+                <w:color w:val="ffffff"/>
+                <w:shd w:fill="333333" w:val="clear"/>
+                <w:rtl w:val="0"/>
+              </w:rPr>
+              <w:br w:type="textWrapping"/>
+              <w:t xml:space="preserve">kind: </w:t>
+            </w:r>
+            <w:r>
+              <w:rPr>
+                <w:rFonts w:ascii="Consolas" w:cs="Consolas" w:eastAsia="Consolas" w:hAnsi="Consolas"/>
+                <w:color w:val="a2fca2"/>
+                <w:shd w:fill="333333" w:val="clear"/>
+                <w:rtl w:val="0"/>
+              </w:rPr>
+              <w:t xml:space="preserve">Namespace</w:t>
+            </w:r>
+            <w:r>
+              <w:rPr>
+                <w:rFonts w:ascii="Consolas" w:cs="Consolas" w:eastAsia="Consolas" w:hAnsi="Consolas"/>
+                <w:color w:val="ffffff"/>
+                <w:shd w:fill="333333" w:val="clear"/>
+                <w:rtl w:val="0"/>
+              </w:rPr>
+              <w:br w:type="textWrapping"/>
+              <w:t xml:space="preserve">metadata:</w:t>
+              <w:br w:type="textWrapping"/>
+              <w:t xml:space="preserve">  name: </w:t>
+            </w:r>
+            <w:r>
+              <w:rPr>
+                <w:rFonts w:ascii="Consolas" w:cs="Consolas" w:eastAsia="Consolas" w:hAnsi="Consolas"/>
+                <w:color w:val="a2fca2"/>
+                <w:shd w:fill="333333" w:val="clear"/>
+                <w:rtl w:val="0"/>
+              </w:rPr>
+              <w:t xml:space="preserve">app2-space</w:t>
+            </w:r>
+            <w:r>
+              <w:rPr>
+                <w:rFonts w:ascii="Consolas" w:cs="Consolas" w:eastAsia="Consolas" w:hAnsi="Consolas"/>
+                <w:color w:val="ffffff"/>
+                <w:shd w:fill="333333" w:val="clear"/>
+                <w:rtl w:val="0"/>
+              </w:rPr>
+              <w:br w:type="textWrapping"/>
+            </w:r>
+            <w:r>
+              <w:rPr>
+                <w:rFonts w:ascii="Consolas" w:cs="Consolas" w:eastAsia="Consolas" w:hAnsi="Consolas"/>
+                <w:color w:val="fc9b9b"/>
+                <w:shd w:fill="333333" w:val="clear"/>
+                <w:rtl w:val="0"/>
+              </w:rPr>
+              <w:t xml:space="preserve">---</w:t>
+            </w:r>
+            <w:r>
+              <w:rPr>
+                <w:rFonts w:ascii="Consolas" w:cs="Consolas" w:eastAsia="Consolas" w:hAnsi="Consolas"/>
+                <w:color w:val="ffffff"/>
+                <w:shd w:fill="333333" w:val="clear"/>
+                <w:rtl w:val="0"/>
+              </w:rPr>
+              <w:br w:type="textWrapping"/>
+              <w:t xml:space="preserve">apiVersion: </w:t>
+            </w:r>
+            <w:r>
+              <w:rPr>
+                <w:rFonts w:ascii="Consolas" w:cs="Consolas" w:eastAsia="Consolas" w:hAnsi="Consolas"/>
+                <w:color w:val="a2fca2"/>
+                <w:shd w:fill="333333" w:val="clear"/>
+                <w:rtl w:val="0"/>
+              </w:rPr>
+              <w:t xml:space="preserve">apps/v1</w:t>
+            </w:r>
+            <w:r>
+              <w:rPr>
+                <w:rFonts w:ascii="Consolas" w:cs="Consolas" w:eastAsia="Consolas" w:hAnsi="Consolas"/>
+                <w:color w:val="ffffff"/>
+                <w:shd w:fill="333333" w:val="clear"/>
+                <w:rtl w:val="0"/>
+              </w:rPr>
+              <w:br w:type="textWrapping"/>
+              <w:t xml:space="preserve">kind: </w:t>
+            </w:r>
+            <w:r>
+              <w:rPr>
+                <w:rFonts w:ascii="Consolas" w:cs="Consolas" w:eastAsia="Consolas" w:hAnsi="Consolas"/>
+                <w:color w:val="a2fca2"/>
+                <w:shd w:fill="333333" w:val="clear"/>
+                <w:rtl w:val="0"/>
+              </w:rPr>
+              <w:t xml:space="preserve">Deployment</w:t>
+            </w:r>
+            <w:r>
+              <w:rPr>
+                <w:rFonts w:ascii="Consolas" w:cs="Consolas" w:eastAsia="Consolas" w:hAnsi="Consolas"/>
+                <w:color w:val="ffffff"/>
+                <w:shd w:fill="333333" w:val="clear"/>
+                <w:rtl w:val="0"/>
+              </w:rPr>
+              <w:br w:type="textWrapping"/>
+              <w:t xml:space="preserve">metadata:</w:t>
+              <w:br w:type="textWrapping"/>
+              <w:t xml:space="preserve">  name: </w:t>
+            </w:r>
+            <w:r>
+              <w:rPr>
+                <w:rFonts w:ascii="Consolas" w:cs="Consolas" w:eastAsia="Consolas" w:hAnsi="Consolas"/>
+                <w:color w:val="a2fca2"/>
+                <w:shd w:fill="333333" w:val="clear"/>
+                <w:rtl w:val="0"/>
+              </w:rPr>
+              <w:t xml:space="preserve">python-app2-deployment</w:t>
+            </w:r>
+            <w:r>
+              <w:rPr>
+                <w:rFonts w:ascii="Consolas" w:cs="Consolas" w:eastAsia="Consolas" w:hAnsi="Consolas"/>
+                <w:color w:val="ffffff"/>
+                <w:shd w:fill="333333" w:val="clear"/>
+                <w:rtl w:val="0"/>
+              </w:rPr>
+              <w:br w:type="textWrapping"/>
+              <w:t xml:space="preserve">  namespace: </w:t>
+            </w:r>
+            <w:r>
+              <w:rPr>
+                <w:rFonts w:ascii="Consolas" w:cs="Consolas" w:eastAsia="Consolas" w:hAnsi="Consolas"/>
+                <w:color w:val="a2fca2"/>
+                <w:shd w:fill="333333" w:val="clear"/>
+                <w:rtl w:val="0"/>
+              </w:rPr>
+              <w:t xml:space="preserve">app2-space</w:t>
+            </w:r>
+            <w:r>
+              <w:rPr>
+                <w:rFonts w:ascii="Consolas" w:cs="Consolas" w:eastAsia="Consolas" w:hAnsi="Consolas"/>
+                <w:color w:val="ffffff"/>
+                <w:shd w:fill="333333" w:val="clear"/>
+                <w:rtl w:val="0"/>
+              </w:rPr>
+              <w:br w:type="textWrapping"/>
+              <w:t xml:space="preserve">  labels:</w:t>
+              <w:br w:type="textWrapping"/>
+              <w:t xml:space="preserve">    app: </w:t>
+            </w:r>
+            <w:r>
+              <w:rPr>
+                <w:rFonts w:ascii="Consolas" w:cs="Consolas" w:eastAsia="Consolas" w:hAnsi="Consolas"/>
+                <w:color w:val="a2fca2"/>
+                <w:shd w:fill="333333" w:val="clear"/>
+                <w:rtl w:val="0"/>
+              </w:rPr>
+              <w:t xml:space="preserve">python-fastapi-two</w:t>
+            </w:r>
+            <w:r>
+              <w:rPr>
+                <w:rFonts w:ascii="Consolas" w:cs="Consolas" w:eastAsia="Consolas" w:hAnsi="Consolas"/>
+                <w:color w:val="ffffff"/>
+                <w:shd w:fill="333333" w:val="clear"/>
+                <w:rtl w:val="0"/>
+              </w:rPr>
+              <w:br w:type="textWrapping"/>
+              <w:t xml:space="preserve">spec:</w:t>
+              <w:br w:type="textWrapping"/>
+              <w:t xml:space="preserve">  replicas: </w:t>
+            </w:r>
+            <w:r>
+              <w:rPr>
+                <w:rFonts w:ascii="Consolas" w:cs="Consolas" w:eastAsia="Consolas" w:hAnsi="Consolas"/>
+                <w:color w:val="d36363"/>
+                <w:shd w:fill="333333" w:val="clear"/>
+                <w:rtl w:val="0"/>
+              </w:rPr>
+              <w:t xml:space="preserve">1</w:t>
+            </w:r>
+            <w:r>
+              <w:rPr>
+                <w:rFonts w:ascii="Consolas" w:cs="Consolas" w:eastAsia="Consolas" w:hAnsi="Consolas"/>
+                <w:color w:val="ffffff"/>
+                <w:shd w:fill="333333" w:val="clear"/>
+                <w:rtl w:val="0"/>
+              </w:rPr>
+              <w:br w:type="textWrapping"/>
+              <w:t xml:space="preserve">  selector:</w:t>
+              <w:br w:type="textWrapping"/>
+              <w:t xml:space="preserve">    matchLabels:</w:t>
+              <w:br w:type="textWrapping"/>
+              <w:t xml:space="preserve">      app: </w:t>
+            </w:r>
+            <w:r>
+              <w:rPr>
+                <w:rFonts w:ascii="Consolas" w:cs="Consolas" w:eastAsia="Consolas" w:hAnsi="Consolas"/>
+                <w:color w:val="a2fca2"/>
+                <w:shd w:fill="333333" w:val="clear"/>
+                <w:rtl w:val="0"/>
+              </w:rPr>
+              <w:t xml:space="preserve">python-fastapi-two</w:t>
+            </w:r>
+            <w:r>
+              <w:rPr>
+                <w:rFonts w:ascii="Consolas" w:cs="Consolas" w:eastAsia="Consolas" w:hAnsi="Consolas"/>
+                <w:color w:val="ffffff"/>
+                <w:shd w:fill="333333" w:val="clear"/>
+                <w:rtl w:val="0"/>
+              </w:rPr>
+              <w:br w:type="textWrapping"/>
+              <w:t xml:space="preserve">  template:</w:t>
+              <w:br w:type="textWrapping"/>
+              <w:t xml:space="preserve">    metadata:</w:t>
+              <w:br w:type="textWrapping"/>
+              <w:t xml:space="preserve">      labels:</w:t>
+              <w:br w:type="textWrapping"/>
+              <w:t xml:space="preserve">        app: </w:t>
+            </w:r>
+            <w:r>
+              <w:rPr>
+                <w:rFonts w:ascii="Consolas" w:cs="Consolas" w:eastAsia="Consolas" w:hAnsi="Consolas"/>
+                <w:color w:val="a2fca2"/>
+                <w:shd w:fill="333333" w:val="clear"/>
+                <w:rtl w:val="0"/>
+              </w:rPr>
+              <w:t xml:space="preserve">python-fastapi-two</w:t>
+            </w:r>
+            <w:r>
+              <w:rPr>
+                <w:rFonts w:ascii="Consolas" w:cs="Consolas" w:eastAsia="Consolas" w:hAnsi="Consolas"/>
+                <w:color w:val="ffffff"/>
+                <w:shd w:fill="333333" w:val="clear"/>
+                <w:rtl w:val="0"/>
+              </w:rPr>
+              <w:br w:type="textWrapping"/>
+              <w:t xml:space="preserve">    spec:</w:t>
+              <w:br w:type="textWrapping"/>
+              <w:t xml:space="preserve">      containers:</w:t>
+              <w:br w:type="textWrapping"/>
+              <w:t xml:space="preserve">      </w:t>
+            </w:r>
+            <w:r>
+              <w:rPr>
+                <w:rFonts w:ascii="Consolas" w:cs="Consolas" w:eastAsia="Consolas" w:hAnsi="Consolas"/>
+                <w:color w:val="d36363"/>
+                <w:shd w:fill="333333" w:val="clear"/>
+                <w:rtl w:val="0"/>
+              </w:rPr>
+              <w:t xml:space="preserve">-</w:t>
+            </w:r>
+            <w:r>
+              <w:rPr>
+                <w:rFonts w:ascii="Consolas" w:cs="Consolas" w:eastAsia="Consolas" w:hAnsi="Consolas"/>
+                <w:color w:val="ffffff"/>
+                <w:shd w:fill="333333" w:val="clear"/>
+                <w:rtl w:val="0"/>
+              </w:rPr>
+              <w:t xml:space="preserve"> name: </w:t>
+            </w:r>
+            <w:r>
+              <w:rPr>
+                <w:rFonts w:ascii="Consolas" w:cs="Consolas" w:eastAsia="Consolas" w:hAnsi="Consolas"/>
+                <w:color w:val="a2fca2"/>
+                <w:shd w:fill="333333" w:val="clear"/>
+                <w:rtl w:val="0"/>
+              </w:rPr>
+              <w:t xml:space="preserve">fastapi-app2</w:t>
+            </w:r>
+            <w:r>
+              <w:rPr>
+                <w:rFonts w:ascii="Consolas" w:cs="Consolas" w:eastAsia="Consolas" w:hAnsi="Consolas"/>
+                <w:color w:val="ffffff"/>
+                <w:shd w:fill="333333" w:val="clear"/>
+                <w:rtl w:val="0"/>
+              </w:rPr>
+              <w:br w:type="textWrapping"/>
+              <w:t xml:space="preserve">        </w:t>
+            </w:r>
+            <w:r>
+              <w:rPr>
+                <w:rFonts w:ascii="Consolas" w:cs="Consolas" w:eastAsia="Consolas" w:hAnsi="Consolas"/>
+                <w:color w:val="888888"/>
+                <w:shd w:fill="333333" w:val="clear"/>
+                <w:rtl w:val="0"/>
+              </w:rPr>
+              <w:t xml:space="preserve"># The runner will dynamically patch this placeholder just like App 1</w:t>
+            </w:r>
+            <w:r>
+              <w:rPr>
+                <w:rFonts w:ascii="Consolas" w:cs="Consolas" w:eastAsia="Consolas" w:hAnsi="Consolas"/>
+                <w:color w:val="ffffff"/>
+                <w:shd w:fill="333333" w:val="clear"/>
+                <w:rtl w:val="0"/>
+              </w:rPr>
+              <w:br w:type="textWrapping"/>
+              <w:t xml:space="preserve">        image: </w:t>
+            </w:r>
+            <w:r>
+              <w:rPr>
+                <w:rFonts w:ascii="Consolas" w:cs="Consolas" w:eastAsia="Consolas" w:hAnsi="Consolas"/>
+                <w:color w:val="a2fca2"/>
+                <w:shd w:fill="333333" w:val="clear"/>
+                <w:rtl w:val="0"/>
+              </w:rPr>
+              <w:t xml:space="preserve">georgelza/python-fastapi-app2:placeholder</w:t>
+            </w:r>
+            <w:r>
+              <w:rPr>
+                <w:rFonts w:ascii="Consolas" w:cs="Consolas" w:eastAsia="Consolas" w:hAnsi="Consolas"/>
+                <w:color w:val="ffffff"/>
+                <w:shd w:fill="333333" w:val="clear"/>
+                <w:rtl w:val="0"/>
+              </w:rPr>
+              <w:br w:type="textWrapping"/>
+              <w:t xml:space="preserve">        imagePullPolicy: </w:t>
+            </w:r>
+            <w:r>
+              <w:rPr>
+                <w:rFonts w:ascii="Consolas" w:cs="Consolas" w:eastAsia="Consolas" w:hAnsi="Consolas"/>
+                <w:color w:val="a2fca2"/>
+                <w:shd w:fill="333333" w:val="clear"/>
+                <w:rtl w:val="0"/>
+              </w:rPr>
+              <w:t xml:space="preserve">Always</w:t>
+            </w:r>
+            <w:r>
+              <w:rPr>
+                <w:rFonts w:ascii="Consolas" w:cs="Consolas" w:eastAsia="Consolas" w:hAnsi="Consolas"/>
+                <w:color w:val="ffffff"/>
+                <w:shd w:fill="333333" w:val="clear"/>
+                <w:rtl w:val="0"/>
+              </w:rPr>
+              <w:br w:type="textWrapping"/>
+              <w:t xml:space="preserve">        ports:</w:t>
+              <w:br w:type="textWrapping"/>
+              <w:t xml:space="preserve">        </w:t>
+            </w:r>
+            <w:r>
+              <w:rPr>
+                <w:rFonts w:ascii="Consolas" w:cs="Consolas" w:eastAsia="Consolas" w:hAnsi="Consolas"/>
+                <w:color w:val="d36363"/>
+                <w:shd w:fill="333333" w:val="clear"/>
+                <w:rtl w:val="0"/>
+              </w:rPr>
+              <w:t xml:space="preserve">-</w:t>
+            </w:r>
+            <w:r>
+              <w:rPr>
+                <w:rFonts w:ascii="Consolas" w:cs="Consolas" w:eastAsia="Consolas" w:hAnsi="Consolas"/>
+                <w:color w:val="ffffff"/>
+                <w:shd w:fill="333333" w:val="clear"/>
+                <w:rtl w:val="0"/>
+              </w:rPr>
+              <w:t xml:space="preserve"> containerPort: </w:t>
+            </w:r>
+            <w:r>
+              <w:rPr>
+                <w:rFonts w:ascii="Consolas" w:cs="Consolas" w:eastAsia="Consolas" w:hAnsi="Consolas"/>
+                <w:color w:val="d36363"/>
+                <w:shd w:fill="333333" w:val="clear"/>
+                <w:rtl w:val="0"/>
+              </w:rPr>
+              <w:t xml:space="preserve">9000</w:t>
+            </w:r>
+            <w:r>
+              <w:rPr>
+                <w:rFonts w:ascii="Consolas" w:cs="Consolas" w:eastAsia="Consolas" w:hAnsi="Consolas"/>
+                <w:color w:val="ffffff"/>
+                <w:shd w:fill="333333" w:val="clear"/>
+                <w:rtl w:val="0"/>
+              </w:rPr>
+              <w:br w:type="textWrapping"/>
+              <w:t xml:space="preserve">        livenessProbe:</w:t>
+              <w:br w:type="textWrapping"/>
+              <w:t xml:space="preserve">          httpGet:</w:t>
+              <w:br w:type="textWrapping"/>
+              <w:t xml:space="preserve">            path: </w:t>
+            </w:r>
+            <w:r>
+              <w:rPr>
+                <w:rFonts w:ascii="Consolas" w:cs="Consolas" w:eastAsia="Consolas" w:hAnsi="Consolas"/>
+                <w:color w:val="a2fca2"/>
+                <w:shd w:fill="333333" w:val="clear"/>
+                <w:rtl w:val="0"/>
+              </w:rPr>
+              <w:t xml:space="preserve">/healthz</w:t>
+            </w:r>
+            <w:r>
+              <w:rPr>
+                <w:rFonts w:ascii="Consolas" w:cs="Consolas" w:eastAsia="Consolas" w:hAnsi="Consolas"/>
+                <w:color w:val="ffffff"/>
+                <w:shd w:fill="333333" w:val="clear"/>
+                <w:rtl w:val="0"/>
+              </w:rPr>
+              <w:br w:type="textWrapping"/>
+              <w:t xml:space="preserve">            port: </w:t>
+            </w:r>
+            <w:r>
+              <w:rPr>
+                <w:rFonts w:ascii="Consolas" w:cs="Consolas" w:eastAsia="Consolas" w:hAnsi="Consolas"/>
+                <w:color w:val="d36363"/>
+                <w:shd w:fill="333333" w:val="clear"/>
+                <w:rtl w:val="0"/>
+              </w:rPr>
+              <w:t xml:space="preserve">9000</w:t>
+            </w:r>
+            <w:r>
+              <w:rPr>
+                <w:rFonts w:ascii="Consolas" w:cs="Consolas" w:eastAsia="Consolas" w:hAnsi="Consolas"/>
+                <w:color w:val="ffffff"/>
+                <w:shd w:fill="333333" w:val="clear"/>
+                <w:rtl w:val="0"/>
+              </w:rPr>
+              <w:br w:type="textWrapping"/>
+              <w:t xml:space="preserve">          initialDelaySeconds: </w:t>
+            </w:r>
+            <w:r>
+              <w:rPr>
+                <w:rFonts w:ascii="Consolas" w:cs="Consolas" w:eastAsia="Consolas" w:hAnsi="Consolas"/>
+                <w:color w:val="d36363"/>
+                <w:shd w:fill="333333" w:val="clear"/>
+                <w:rtl w:val="0"/>
+              </w:rPr>
+              <w:t xml:space="preserve">5</w:t>
+            </w:r>
+            <w:r>
+              <w:rPr>
+                <w:rFonts w:ascii="Consolas" w:cs="Consolas" w:eastAsia="Consolas" w:hAnsi="Consolas"/>
+                <w:color w:val="ffffff"/>
+                <w:shd w:fill="333333" w:val="clear"/>
+                <w:rtl w:val="0"/>
+              </w:rPr>
+              <w:br w:type="textWrapping"/>
+              <w:t xml:space="preserve">        readinessProbe:</w:t>
+              <w:br w:type="textWrapping"/>
+              <w:t xml:space="preserve">          httpGet:</w:t>
+              <w:br w:type="textWrapping"/>
+              <w:t xml:space="preserve">            path: </w:t>
+            </w:r>
+            <w:r>
+              <w:rPr>
+                <w:rFonts w:ascii="Consolas" w:cs="Consolas" w:eastAsia="Consolas" w:hAnsi="Consolas"/>
+                <w:color w:val="a2fca2"/>
+                <w:shd w:fill="333333" w:val="clear"/>
+                <w:rtl w:val="0"/>
+              </w:rPr>
+              <w:t xml:space="preserve">/healthz</w:t>
+            </w:r>
+            <w:r>
+              <w:rPr>
+                <w:rFonts w:ascii="Consolas" w:cs="Consolas" w:eastAsia="Consolas" w:hAnsi="Consolas"/>
+                <w:color w:val="ffffff"/>
+                <w:shd w:fill="333333" w:val="clear"/>
+                <w:rtl w:val="0"/>
+              </w:rPr>
+              <w:br w:type="textWrapping"/>
+              <w:t xml:space="preserve">            port: </w:t>
+            </w:r>
+            <w:r>
+              <w:rPr>
+                <w:rFonts w:ascii="Consolas" w:cs="Consolas" w:eastAsia="Consolas" w:hAnsi="Consolas"/>
+                <w:color w:val="d36363"/>
+                <w:shd w:fill="333333" w:val="clear"/>
+                <w:rtl w:val="0"/>
+              </w:rPr>
+              <w:t xml:space="preserve">9000</w:t>
+            </w:r>
+            <w:r>
+              <w:rPr>
+                <w:rFonts w:ascii="Consolas" w:cs="Consolas" w:eastAsia="Consolas" w:hAnsi="Consolas"/>
+                <w:color w:val="ffffff"/>
+                <w:shd w:fill="333333" w:val="clear"/>
+                <w:rtl w:val="0"/>
+              </w:rPr>
+              <w:br w:type="textWrapping"/>
+              <w:t xml:space="preserve">          initialDelaySeconds: </w:t>
+            </w:r>
+            <w:r>
+              <w:rPr>
+                <w:rFonts w:ascii="Consolas" w:cs="Consolas" w:eastAsia="Consolas" w:hAnsi="Consolas"/>
+                <w:color w:val="d36363"/>
+                <w:shd w:fill="333333" w:val="clear"/>
+                <w:rtl w:val="0"/>
+              </w:rPr>
+              <w:t xml:space="preserve">5</w:t>
+            </w:r>
+            <w:r>
+              <w:rPr>
+                <w:rFonts w:ascii="Consolas" w:cs="Consolas" w:eastAsia="Consolas" w:hAnsi="Consolas"/>
+                <w:color w:val="ffffff"/>
+                <w:shd w:fill="333333" w:val="clear"/>
+                <w:rtl w:val="0"/>
+              </w:rPr>
+              <w:br w:type="textWrapping"/>
+            </w:r>
+            <w:r>
+              <w:rPr>
+                <w:rFonts w:ascii="Consolas" w:cs="Consolas" w:eastAsia="Consolas" w:hAnsi="Consolas"/>
+                <w:color w:val="fc9b9b"/>
+                <w:shd w:fill="333333" w:val="clear"/>
+                <w:rtl w:val="0"/>
+              </w:rPr>
+              <w:t xml:space="preserve">---</w:t>
+            </w:r>
+            <w:r>
+              <w:rPr>
+                <w:rFonts w:ascii="Consolas" w:cs="Consolas" w:eastAsia="Consolas" w:hAnsi="Consolas"/>
+                <w:color w:val="ffffff"/>
+                <w:shd w:fill="333333" w:val="clear"/>
+                <w:rtl w:val="0"/>
+              </w:rPr>
+              <w:br w:type="textWrapping"/>
+              <w:t xml:space="preserve">apiVersion: </w:t>
+            </w:r>
+            <w:r>
+              <w:rPr>
+                <w:rFonts w:ascii="Consolas" w:cs="Consolas" w:eastAsia="Consolas" w:hAnsi="Consolas"/>
+                <w:color w:val="a2fca2"/>
+                <w:shd w:fill="333333" w:val="clear"/>
+                <w:rtl w:val="0"/>
+              </w:rPr>
+              <w:t xml:space="preserve">v1</w:t>
+            </w:r>
+            <w:r>
+              <w:rPr>
+                <w:rFonts w:ascii="Consolas" w:cs="Consolas" w:eastAsia="Consolas" w:hAnsi="Consolas"/>
+                <w:color w:val="ffffff"/>
+                <w:shd w:fill="333333" w:val="clear"/>
+                <w:rtl w:val="0"/>
+              </w:rPr>
+              <w:br w:type="textWrapping"/>
+              <w:t xml:space="preserve">kind: </w:t>
+            </w:r>
+            <w:r>
+              <w:rPr>
+                <w:rFonts w:ascii="Consolas" w:cs="Consolas" w:eastAsia="Consolas" w:hAnsi="Consolas"/>
+                <w:color w:val="a2fca2"/>
+                <w:shd w:fill="333333" w:val="clear"/>
+                <w:rtl w:val="0"/>
+              </w:rPr>
+              <w:t xml:space="preserve">Service</w:t>
+            </w:r>
+            <w:r>
+              <w:rPr>
+                <w:rFonts w:ascii="Consolas" w:cs="Consolas" w:eastAsia="Consolas" w:hAnsi="Consolas"/>
+                <w:color w:val="ffffff"/>
+                <w:shd w:fill="333333" w:val="clear"/>
+                <w:rtl w:val="0"/>
+              </w:rPr>
+              <w:br w:type="textWrapping"/>
+              <w:t xml:space="preserve">metadata:</w:t>
+              <w:br w:type="textWrapping"/>
+              <w:t xml:space="preserve">  name: </w:t>
+            </w:r>
+            <w:r>
+              <w:rPr>
+                <w:rFonts w:ascii="Consolas" w:cs="Consolas" w:eastAsia="Consolas" w:hAnsi="Consolas"/>
+                <w:color w:val="a2fca2"/>
+                <w:shd w:fill="333333" w:val="clear"/>
+                <w:rtl w:val="0"/>
+              </w:rPr>
+              <w:t xml:space="preserve">python-app2-service</w:t>
+            </w:r>
+            <w:r>
+              <w:rPr>
+                <w:rFonts w:ascii="Consolas" w:cs="Consolas" w:eastAsia="Consolas" w:hAnsi="Consolas"/>
+                <w:color w:val="ffffff"/>
+                <w:shd w:fill="333333" w:val="clear"/>
+                <w:rtl w:val="0"/>
+              </w:rPr>
+              <w:br w:type="textWrapping"/>
+              <w:t xml:space="preserve">  namespace: </w:t>
+            </w:r>
+            <w:r>
+              <w:rPr>
+                <w:rFonts w:ascii="Consolas" w:cs="Consolas" w:eastAsia="Consolas" w:hAnsi="Consolas"/>
+                <w:color w:val="a2fca2"/>
+                <w:shd w:fill="333333" w:val="clear"/>
+                <w:rtl w:val="0"/>
+              </w:rPr>
+              <w:t xml:space="preserve">app2-space</w:t>
+            </w:r>
+            <w:r>
+              <w:rPr>
+                <w:rFonts w:ascii="Consolas" w:cs="Consolas" w:eastAsia="Consolas" w:hAnsi="Consolas"/>
+                <w:color w:val="ffffff"/>
+                <w:shd w:fill="333333" w:val="clear"/>
+                <w:rtl w:val="0"/>
+              </w:rPr>
+              <w:br w:type="textWrapping"/>
+              <w:t xml:space="preserve">spec:</w:t>
+              <w:br w:type="textWrapping"/>
+              <w:t xml:space="preserve">  selector:</w:t>
+              <w:br w:type="textWrapping"/>
+              <w:t xml:space="preserve">    app: </w:t>
+            </w:r>
+            <w:r>
+              <w:rPr>
+                <w:rFonts w:ascii="Consolas" w:cs="Consolas" w:eastAsia="Consolas" w:hAnsi="Consolas"/>
+                <w:color w:val="a2fca2"/>
+                <w:shd w:fill="333333" w:val="clear"/>
+                <w:rtl w:val="0"/>
+              </w:rPr>
+              <w:t xml:space="preserve">python-fastapi-two</w:t>
+            </w:r>
+            <w:r>
+              <w:rPr>
+                <w:rFonts w:ascii="Consolas" w:cs="Consolas" w:eastAsia="Consolas" w:hAnsi="Consolas"/>
+                <w:color w:val="ffffff"/>
+                <w:shd w:fill="333333" w:val="clear"/>
+                <w:rtl w:val="0"/>
+              </w:rPr>
+              <w:br w:type="textWrapping"/>
+              <w:t xml:space="preserve">  ports:</w:t>
+              <w:br w:type="textWrapping"/>
+              <w:t xml:space="preserve">    </w:t>
+            </w:r>
+            <w:r>
+              <w:rPr>
+                <w:rFonts w:ascii="Consolas" w:cs="Consolas" w:eastAsia="Consolas" w:hAnsi="Consolas"/>
+                <w:color w:val="d36363"/>
+                <w:shd w:fill="333333" w:val="clear"/>
+                <w:rtl w:val="0"/>
+              </w:rPr>
+              <w:t xml:space="preserve">-</w:t>
+            </w:r>
+            <w:r>
+              <w:rPr>
+                <w:rFonts w:ascii="Consolas" w:cs="Consolas" w:eastAsia="Consolas" w:hAnsi="Consolas"/>
+                <w:color w:val="ffffff"/>
+                <w:shd w:fill="333333" w:val="clear"/>
+                <w:rtl w:val="0"/>
+              </w:rPr>
+              <w:t xml:space="preserve"> protocol: </w:t>
+            </w:r>
+            <w:r>
+              <w:rPr>
+                <w:rFonts w:ascii="Consolas" w:cs="Consolas" w:eastAsia="Consolas" w:hAnsi="Consolas"/>
+                <w:color w:val="a2fca2"/>
+                <w:shd w:fill="333333" w:val="clear"/>
+                <w:rtl w:val="0"/>
+              </w:rPr>
+              <w:t xml:space="preserve">TCP</w:t>
+            </w:r>
+            <w:r>
+              <w:rPr>
+                <w:rFonts w:ascii="Consolas" w:cs="Consolas" w:eastAsia="Consolas" w:hAnsi="Consolas"/>
+                <w:color w:val="ffffff"/>
+                <w:shd w:fill="333333" w:val="clear"/>
+                <w:rtl w:val="0"/>
+              </w:rPr>
+              <w:br w:type="textWrapping"/>
+              <w:t xml:space="preserve">      port: </w:t>
+            </w:r>
+            <w:r>
+              <w:rPr>
+                <w:rFonts w:ascii="Consolas" w:cs="Consolas" w:eastAsia="Consolas" w:hAnsi="Consolas"/>
+                <w:color w:val="d36363"/>
+                <w:shd w:fill="333333" w:val="clear"/>
+                <w:rtl w:val="0"/>
+              </w:rPr>
+              <w:t xml:space="preserve">80</w:t>
+            </w:r>
+            <w:r>
+              <w:rPr>
+                <w:rFonts w:ascii="Consolas" w:cs="Consolas" w:eastAsia="Consolas" w:hAnsi="Consolas"/>
+                <w:color w:val="ffffff"/>
+                <w:shd w:fill="333333" w:val="clear"/>
+                <w:rtl w:val="0"/>
+              </w:rPr>
+              <w:br w:type="textWrapping"/>
+              <w:t xml:space="preserve">      targetPort: </w:t>
+            </w:r>
+            <w:r>
+              <w:rPr>
+                <w:rFonts w:ascii="Consolas" w:cs="Consolas" w:eastAsia="Consolas" w:hAnsi="Consolas"/>
+                <w:color w:val="d36363"/>
+                <w:shd w:fill="333333" w:val="clear"/>
+                <w:rtl w:val="0"/>
+              </w:rPr>
+              <w:t xml:space="preserve">9000</w:t>
+            </w:r>
+            <w:r>
+              <w:rPr>
+                <w:rFonts w:ascii="Consolas" w:cs="Consolas" w:eastAsia="Consolas" w:hAnsi="Consolas"/>
+                <w:color w:val="ffffff"/>
+                <w:shd w:fill="333333" w:val="clear"/>
+                <w:rtl w:val="0"/>
+              </w:rPr>
+              <w:br w:type="textWrapping"/>
+              <w:t xml:space="preserve">  type: </w:t>
+            </w:r>
+            <w:r>
+              <w:rPr>
+                <w:rFonts w:ascii="Consolas" w:cs="Consolas" w:eastAsia="Consolas" w:hAnsi="Consolas"/>
+                <w:color w:val="a2fca2"/>
+                <w:shd w:fill="333333" w:val="clear"/>
+                <w:rtl w:val="0"/>
+              </w:rPr>
+              <w:t xml:space="preserve">NodePort</w:t>
             </w:r>
             <w:r>
               <w:rPr>
@@ -12877,7 +14486,18 @@
     </w:p>
     <w:p>
       <w:pPr>
-        <w:rPr>
+        <w:rPr/>
+      </w:pPr>
+      <w:r>
+        <w:rPr>
+          <w:rtl w:val="0"/>
+        </w:rPr>
+      </w:r>
+    </w:p>
+    <w:p>
+      <w:pPr>
+        <w:rPr>
+          <w:rFonts w:ascii="Courier New" w:cs="Courier New" w:eastAsia="Courier New" w:hAnsi="Courier New"/>
           <w:b w:val="1"/>
           <w:bCs w:val="1"/>
         </w:rPr>
@@ -12888,13 +14508,51 @@
           <w:bCs w:val="1"/>
           <w:rtl w:val="0"/>
         </w:rPr>
-        <w:t xml:space="preserve">FIX:</w:t>
-      </w:r>
-    </w:p>
-    <w:p>
-      <w:pPr>
-        <w:rPr/>
-      </w:pPr>
+        <w:t xml:space="preserve">Step 2:</w:t>
+      </w:r>
+      <w:r>
+        <w:rPr>
+          <w:rtl w:val="0"/>
+        </w:rPr>
+        <w:t xml:space="preserve"> To deploy we will copy/replace the current file: </w:t>
+      </w:r>
+      <w:r>
+        <w:rPr>
+          <w:rFonts w:ascii="Courier New" w:cs="Courier New" w:eastAsia="Courier New" w:hAnsi="Courier New"/>
+          <w:b w:val="1"/>
+          <w:bCs w:val="1"/>
+          <w:rtl w:val="0"/>
+        </w:rPr>
+        <w:t xml:space="preserve">.github/workflows/ci.yml</w:t>
+      </w:r>
+    </w:p>
+    <w:p>
+      <w:pPr>
+        <w:rPr>
+          <w:rFonts w:ascii="Courier New" w:cs="Courier New" w:eastAsia="Courier New" w:hAnsi="Courier New"/>
+          <w:b w:val="1"/>
+          <w:bCs w:val="1"/>
+        </w:rPr>
+      </w:pPr>
+      <w:r>
+        <w:rPr>
+          <w:rtl w:val="0"/>
+        </w:rPr>
+      </w:r>
+    </w:p>
+    <w:p>
+      <w:pPr>
+        <w:rPr/>
+      </w:pPr>
+      <w:r>
+        <w:rPr>
+          <w:rFonts w:ascii="Courier New" w:cs="Courier New" w:eastAsia="Courier New" w:hAnsi="Courier New"/>
+          <w:b w:val="1"/>
+          <w:bCs w:val="1"/>
+          <w:rtl w:val="0"/>
+        </w:rPr>
+        <w:t xml:space="preserve">new .github/workflows/ci.yml</w:t>
+      </w:r>
       <w:r>
         <w:rPr>
           <w:rtl w:val="0"/>
@@ -12954,6 +14612,4928 @@
             <w:r>
               <w:rPr>
                 <w:rFonts w:ascii="Consolas" w:cs="Consolas" w:eastAsia="Consolas" w:hAnsi="Consolas"/>
+                <w:color w:val="ffffff"/>
+                <w:shd w:fill="333333" w:val="clear"/>
+                <w:rtl w:val="0"/>
+              </w:rPr>
+              <w:t xml:space="preserve">name: </w:t>
+            </w:r>
+            <w:r>
+              <w:rPr>
+                <w:rFonts w:ascii="Consolas" w:cs="Consolas" w:eastAsia="Consolas" w:hAnsi="Consolas"/>
+                <w:color w:val="a2fca2"/>
+                <w:shd w:fill="333333" w:val="clear"/>
+                <w:rtl w:val="0"/>
+              </w:rPr>
+              <w:t xml:space="preserve">CI</w:t>
+            </w:r>
+            <w:r>
+              <w:rPr>
+                <w:rFonts w:ascii="Consolas" w:cs="Consolas" w:eastAsia="Consolas" w:hAnsi="Consolas"/>
+                <w:color w:val="ffffff"/>
+                <w:shd w:fill="333333" w:val="clear"/>
+                <w:rtl w:val="0"/>
+              </w:rPr>
+              <w:t xml:space="preserve"> </w:t>
+            </w:r>
+            <w:r>
+              <w:rPr>
+                <w:rFonts w:ascii="Consolas" w:cs="Consolas" w:eastAsia="Consolas" w:hAnsi="Consolas"/>
+                <w:color w:val="a2fca2"/>
+                <w:shd w:fill="333333" w:val="clear"/>
+                <w:rtl w:val="0"/>
+              </w:rPr>
+              <w:t xml:space="preserve">Build</w:t>
+            </w:r>
+            <w:r>
+              <w:rPr>
+                <w:rFonts w:ascii="Consolas" w:cs="Consolas" w:eastAsia="Consolas" w:hAnsi="Consolas"/>
+                <w:color w:val="ffffff"/>
+                <w:shd w:fill="333333" w:val="clear"/>
+                <w:rtl w:val="0"/>
+              </w:rPr>
+              <w:t xml:space="preserve"> </w:t>
+            </w:r>
+            <w:r>
+              <w:rPr>
+                <w:rFonts w:ascii="Consolas" w:cs="Consolas" w:eastAsia="Consolas" w:hAnsi="Consolas"/>
+                <w:color w:val="a2fca2"/>
+                <w:shd w:fill="333333" w:val="clear"/>
+                <w:rtl w:val="0"/>
+              </w:rPr>
+              <w:t xml:space="preserve">and</w:t>
+            </w:r>
+            <w:r>
+              <w:rPr>
+                <w:rFonts w:ascii="Consolas" w:cs="Consolas" w:eastAsia="Consolas" w:hAnsi="Consolas"/>
+                <w:color w:val="ffffff"/>
+                <w:shd w:fill="333333" w:val="clear"/>
+                <w:rtl w:val="0"/>
+              </w:rPr>
+              <w:t xml:space="preserve"> </w:t>
+            </w:r>
+            <w:r>
+              <w:rPr>
+                <w:rFonts w:ascii="Consolas" w:cs="Consolas" w:eastAsia="Consolas" w:hAnsi="Consolas"/>
+                <w:color w:val="a2fca2"/>
+                <w:shd w:fill="333333" w:val="clear"/>
+                <w:rtl w:val="0"/>
+              </w:rPr>
+              <w:t xml:space="preserve">Manifest</w:t>
+            </w:r>
+            <w:r>
+              <w:rPr>
+                <w:rFonts w:ascii="Consolas" w:cs="Consolas" w:eastAsia="Consolas" w:hAnsi="Consolas"/>
+                <w:color w:val="ffffff"/>
+                <w:shd w:fill="333333" w:val="clear"/>
+                <w:rtl w:val="0"/>
+              </w:rPr>
+              <w:t xml:space="preserve"> </w:t>
+            </w:r>
+            <w:r>
+              <w:rPr>
+                <w:rFonts w:ascii="Consolas" w:cs="Consolas" w:eastAsia="Consolas" w:hAnsi="Consolas"/>
+                <w:color w:val="a2fca2"/>
+                <w:shd w:fill="333333" w:val="clear"/>
+                <w:rtl w:val="0"/>
+              </w:rPr>
+              <w:t xml:space="preserve">Update</w:t>
+            </w:r>
+            <w:r>
+              <w:rPr>
+                <w:rFonts w:ascii="Consolas" w:cs="Consolas" w:eastAsia="Consolas" w:hAnsi="Consolas"/>
+                <w:color w:val="ffffff"/>
+                <w:shd w:fill="333333" w:val="clear"/>
+                <w:rtl w:val="0"/>
+              </w:rPr>
+              <w:br w:type="textWrapping"/>
+              <w:br w:type="textWrapping"/>
+              <w:t xml:space="preserve">on:</w:t>
+              <w:br w:type="textWrapping"/>
+              <w:t xml:space="preserve">  push:</w:t>
+              <w:br w:type="textWrapping"/>
+              <w:t xml:space="preserve">    branches:</w:t>
+              <w:br w:type="textWrapping"/>
+              <w:t xml:space="preserve">      </w:t>
+            </w:r>
+            <w:r>
+              <w:rPr>
+                <w:rFonts w:ascii="Consolas" w:cs="Consolas" w:eastAsia="Consolas" w:hAnsi="Consolas"/>
+                <w:color w:val="d36363"/>
+                <w:shd w:fill="333333" w:val="clear"/>
+                <w:rtl w:val="0"/>
+              </w:rPr>
+              <w:t xml:space="preserve">-</w:t>
+            </w:r>
+            <w:r>
+              <w:rPr>
+                <w:rFonts w:ascii="Consolas" w:cs="Consolas" w:eastAsia="Consolas" w:hAnsi="Consolas"/>
+                <w:color w:val="ffffff"/>
+                <w:shd w:fill="333333" w:val="clear"/>
+                <w:rtl w:val="0"/>
+              </w:rPr>
+              <w:t xml:space="preserve"> </w:t>
+            </w:r>
+            <w:r>
+              <w:rPr>
+                <w:rFonts w:ascii="Consolas" w:cs="Consolas" w:eastAsia="Consolas" w:hAnsi="Consolas"/>
+                <w:color w:val="a2fca2"/>
+                <w:shd w:fill="333333" w:val="clear"/>
+                <w:rtl w:val="0"/>
+              </w:rPr>
+              <w:t xml:space="preserve">main</w:t>
+            </w:r>
+            <w:r>
+              <w:rPr>
+                <w:rFonts w:ascii="Consolas" w:cs="Consolas" w:eastAsia="Consolas" w:hAnsi="Consolas"/>
+                <w:color w:val="ffffff"/>
+                <w:shd w:fill="333333" w:val="clear"/>
+                <w:rtl w:val="0"/>
+              </w:rPr>
+              <w:br w:type="textWrapping"/>
+              <w:t xml:space="preserve">    paths-ignore:</w:t>
+              <w:br w:type="textWrapping"/>
+              <w:t xml:space="preserve">      </w:t>
+            </w:r>
+            <w:r>
+              <w:rPr>
+                <w:rFonts w:ascii="Consolas" w:cs="Consolas" w:eastAsia="Consolas" w:hAnsi="Consolas"/>
+                <w:color w:val="d36363"/>
+                <w:shd w:fill="333333" w:val="clear"/>
+                <w:rtl w:val="0"/>
+              </w:rPr>
+              <w:t xml:space="preserve">-</w:t>
+            </w:r>
+            <w:r>
+              <w:rPr>
+                <w:rFonts w:ascii="Consolas" w:cs="Consolas" w:eastAsia="Consolas" w:hAnsi="Consolas"/>
+                <w:color w:val="ffffff"/>
+                <w:shd w:fill="333333" w:val="clear"/>
+                <w:rtl w:val="0"/>
+              </w:rPr>
+              <w:t xml:space="preserve"> </w:t>
+            </w:r>
+            <w:r>
+              <w:rPr>
+                <w:rFonts w:ascii="Consolas" w:cs="Consolas" w:eastAsia="Consolas" w:hAnsi="Consolas"/>
+                <w:color w:val="a2fca2"/>
+                <w:shd w:fill="333333" w:val="clear"/>
+                <w:rtl w:val="0"/>
+              </w:rPr>
+              <w:t xml:space="preserve">'k8s/**'</w:t>
+            </w:r>
+            <w:r>
+              <w:rPr>
+                <w:rFonts w:ascii="Consolas" w:cs="Consolas" w:eastAsia="Consolas" w:hAnsi="Consolas"/>
+                <w:color w:val="ffffff"/>
+                <w:shd w:fill="333333" w:val="clear"/>
+                <w:rtl w:val="0"/>
+              </w:rPr>
+              <w:br w:type="textWrapping"/>
+              <w:br w:type="textWrapping"/>
+              <w:t xml:space="preserve">jobs:</w:t>
+              <w:br w:type="textWrapping"/>
+              <w:t xml:space="preserve">  build-and-patch:</w:t>
+              <w:br w:type="textWrapping"/>
+              <w:t xml:space="preserve">    runs-on: </w:t>
+            </w:r>
+            <w:r>
+              <w:rPr>
+                <w:rFonts w:ascii="Consolas" w:cs="Consolas" w:eastAsia="Consolas" w:hAnsi="Consolas"/>
+                <w:color w:val="a2fca2"/>
+                <w:shd w:fill="333333" w:val="clear"/>
+                <w:rtl w:val="0"/>
+              </w:rPr>
+              <w:t xml:space="preserve">ubuntu-latest</w:t>
+            </w:r>
+            <w:r>
+              <w:rPr>
+                <w:rFonts w:ascii="Consolas" w:cs="Consolas" w:eastAsia="Consolas" w:hAnsi="Consolas"/>
+                <w:color w:val="ffffff"/>
+                <w:shd w:fill="333333" w:val="clear"/>
+                <w:rtl w:val="0"/>
+              </w:rPr>
+              <w:br w:type="textWrapping"/>
+              <w:t xml:space="preserve">    permissions:</w:t>
+              <w:br w:type="textWrapping"/>
+              <w:t xml:space="preserve">      contents: </w:t>
+            </w:r>
+            <w:r>
+              <w:rPr>
+                <w:rFonts w:ascii="Consolas" w:cs="Consolas" w:eastAsia="Consolas" w:hAnsi="Consolas"/>
+                <w:color w:val="a2fca2"/>
+                <w:shd w:fill="333333" w:val="clear"/>
+                <w:rtl w:val="0"/>
+              </w:rPr>
+              <w:t xml:space="preserve">write</w:t>
+            </w:r>
+            <w:r>
+              <w:rPr>
+                <w:rFonts w:ascii="Consolas" w:cs="Consolas" w:eastAsia="Consolas" w:hAnsi="Consolas"/>
+                <w:color w:val="ffffff"/>
+                <w:shd w:fill="333333" w:val="clear"/>
+                <w:rtl w:val="0"/>
+              </w:rPr>
+              <w:br w:type="textWrapping"/>
+              <w:br w:type="textWrapping"/>
+              <w:t xml:space="preserve">    steps:</w:t>
+              <w:br w:type="textWrapping"/>
+              <w:t xml:space="preserve">    </w:t>
+            </w:r>
+            <w:r>
+              <w:rPr>
+                <w:rFonts w:ascii="Consolas" w:cs="Consolas" w:eastAsia="Consolas" w:hAnsi="Consolas"/>
+                <w:color w:val="d36363"/>
+                <w:shd w:fill="333333" w:val="clear"/>
+                <w:rtl w:val="0"/>
+              </w:rPr>
+              <w:t xml:space="preserve">-</w:t>
+            </w:r>
+            <w:r>
+              <w:rPr>
+                <w:rFonts w:ascii="Consolas" w:cs="Consolas" w:eastAsia="Consolas" w:hAnsi="Consolas"/>
+                <w:color w:val="ffffff"/>
+                <w:shd w:fill="333333" w:val="clear"/>
+                <w:rtl w:val="0"/>
+              </w:rPr>
+              <w:t xml:space="preserve"> name: </w:t>
+            </w:r>
+            <w:r>
+              <w:rPr>
+                <w:rFonts w:ascii="Consolas" w:cs="Consolas" w:eastAsia="Consolas" w:hAnsi="Consolas"/>
+                <w:color w:val="a2fca2"/>
+                <w:shd w:fill="333333" w:val="clear"/>
+                <w:rtl w:val="0"/>
+              </w:rPr>
+              <w:t xml:space="preserve">Checkout</w:t>
+            </w:r>
+            <w:r>
+              <w:rPr>
+                <w:rFonts w:ascii="Consolas" w:cs="Consolas" w:eastAsia="Consolas" w:hAnsi="Consolas"/>
+                <w:color w:val="ffffff"/>
+                <w:shd w:fill="333333" w:val="clear"/>
+                <w:rtl w:val="0"/>
+              </w:rPr>
+              <w:t xml:space="preserve"> </w:t>
+            </w:r>
+            <w:r>
+              <w:rPr>
+                <w:rFonts w:ascii="Consolas" w:cs="Consolas" w:eastAsia="Consolas" w:hAnsi="Consolas"/>
+                <w:color w:val="a2fca2"/>
+                <w:shd w:fill="333333" w:val="clear"/>
+                <w:rtl w:val="0"/>
+              </w:rPr>
+              <w:t xml:space="preserve">Source</w:t>
+            </w:r>
+            <w:r>
+              <w:rPr>
+                <w:rFonts w:ascii="Consolas" w:cs="Consolas" w:eastAsia="Consolas" w:hAnsi="Consolas"/>
+                <w:color w:val="ffffff"/>
+                <w:shd w:fill="333333" w:val="clear"/>
+                <w:rtl w:val="0"/>
+              </w:rPr>
+              <w:t xml:space="preserve"> </w:t>
+            </w:r>
+            <w:r>
+              <w:rPr>
+                <w:rFonts w:ascii="Consolas" w:cs="Consolas" w:eastAsia="Consolas" w:hAnsi="Consolas"/>
+                <w:color w:val="a2fca2"/>
+                <w:shd w:fill="333333" w:val="clear"/>
+                <w:rtl w:val="0"/>
+              </w:rPr>
+              <w:t xml:space="preserve">Code</w:t>
+            </w:r>
+            <w:r>
+              <w:rPr>
+                <w:rFonts w:ascii="Consolas" w:cs="Consolas" w:eastAsia="Consolas" w:hAnsi="Consolas"/>
+                <w:color w:val="ffffff"/>
+                <w:shd w:fill="333333" w:val="clear"/>
+                <w:rtl w:val="0"/>
+              </w:rPr>
+              <w:br w:type="textWrapping"/>
+              <w:t xml:space="preserve">      uses: </w:t>
+            </w:r>
+            <w:r>
+              <w:rPr>
+                <w:rFonts w:ascii="Consolas" w:cs="Consolas" w:eastAsia="Consolas" w:hAnsi="Consolas"/>
+                <w:color w:val="a2fca2"/>
+                <w:shd w:fill="333333" w:val="clear"/>
+                <w:rtl w:val="0"/>
+              </w:rPr>
+              <w:t xml:space="preserve">actions/checkout@v4</w:t>
+            </w:r>
+            <w:r>
+              <w:rPr>
+                <w:rFonts w:ascii="Consolas" w:cs="Consolas" w:eastAsia="Consolas" w:hAnsi="Consolas"/>
+                <w:color w:val="ffffff"/>
+                <w:shd w:fill="333333" w:val="clear"/>
+                <w:rtl w:val="0"/>
+              </w:rPr>
+              <w:br w:type="textWrapping"/>
+              <w:t xml:space="preserve">      with:</w:t>
+              <w:br w:type="textWrapping"/>
+              <w:t xml:space="preserve">        fetch-depth: </w:t>
+            </w:r>
+            <w:r>
+              <w:rPr>
+                <w:rFonts w:ascii="Consolas" w:cs="Consolas" w:eastAsia="Consolas" w:hAnsi="Consolas"/>
+                <w:color w:val="d36363"/>
+                <w:shd w:fill="333333" w:val="clear"/>
+                <w:rtl w:val="0"/>
+              </w:rPr>
+              <w:t xml:space="preserve">0</w:t>
+            </w:r>
+            <w:r>
+              <w:rPr>
+                <w:rFonts w:ascii="Consolas" w:cs="Consolas" w:eastAsia="Consolas" w:hAnsi="Consolas"/>
+                <w:color w:val="ffffff"/>
+                <w:shd w:fill="333333" w:val="clear"/>
+                <w:rtl w:val="0"/>
+              </w:rPr>
+              <w:br w:type="textWrapping"/>
+              <w:br w:type="textWrapping"/>
+              <w:t xml:space="preserve">    </w:t>
+            </w:r>
+            <w:r>
+              <w:rPr>
+                <w:rFonts w:ascii="Consolas" w:cs="Consolas" w:eastAsia="Consolas" w:hAnsi="Consolas"/>
+                <w:color w:val="d36363"/>
+                <w:shd w:fill="333333" w:val="clear"/>
+                <w:rtl w:val="0"/>
+              </w:rPr>
+              <w:t xml:space="preserve">-</w:t>
+            </w:r>
+            <w:r>
+              <w:rPr>
+                <w:rFonts w:ascii="Consolas" w:cs="Consolas" w:eastAsia="Consolas" w:hAnsi="Consolas"/>
+                <w:color w:val="ffffff"/>
+                <w:shd w:fill="333333" w:val="clear"/>
+                <w:rtl w:val="0"/>
+              </w:rPr>
+              <w:t xml:space="preserve"> name: </w:t>
+            </w:r>
+            <w:r>
+              <w:rPr>
+                <w:rFonts w:ascii="Consolas" w:cs="Consolas" w:eastAsia="Consolas" w:hAnsi="Consolas"/>
+                <w:color w:val="a2fca2"/>
+                <w:shd w:fill="333333" w:val="clear"/>
+                <w:rtl w:val="0"/>
+              </w:rPr>
+              <w:t xml:space="preserve">Set</w:t>
+            </w:r>
+            <w:r>
+              <w:rPr>
+                <w:rFonts w:ascii="Consolas" w:cs="Consolas" w:eastAsia="Consolas" w:hAnsi="Consolas"/>
+                <w:color w:val="ffffff"/>
+                <w:shd w:fill="333333" w:val="clear"/>
+                <w:rtl w:val="0"/>
+              </w:rPr>
+              <w:t xml:space="preserve"> </w:t>
+            </w:r>
+            <w:r>
+              <w:rPr>
+                <w:rFonts w:ascii="Consolas" w:cs="Consolas" w:eastAsia="Consolas" w:hAnsi="Consolas"/>
+                <w:color w:val="a2fca2"/>
+                <w:shd w:fill="333333" w:val="clear"/>
+                <w:rtl w:val="0"/>
+              </w:rPr>
+              <w:t xml:space="preserve">up</w:t>
+            </w:r>
+            <w:r>
+              <w:rPr>
+                <w:rFonts w:ascii="Consolas" w:cs="Consolas" w:eastAsia="Consolas" w:hAnsi="Consolas"/>
+                <w:color w:val="ffffff"/>
+                <w:shd w:fill="333333" w:val="clear"/>
+                <w:rtl w:val="0"/>
+              </w:rPr>
+              <w:t xml:space="preserve"> </w:t>
+            </w:r>
+            <w:r>
+              <w:rPr>
+                <w:rFonts w:ascii="Consolas" w:cs="Consolas" w:eastAsia="Consolas" w:hAnsi="Consolas"/>
+                <w:color w:val="a2fca2"/>
+                <w:shd w:fill="333333" w:val="clear"/>
+                <w:rtl w:val="0"/>
+              </w:rPr>
+              <w:t xml:space="preserve">Docker</w:t>
+            </w:r>
+            <w:r>
+              <w:rPr>
+                <w:rFonts w:ascii="Consolas" w:cs="Consolas" w:eastAsia="Consolas" w:hAnsi="Consolas"/>
+                <w:color w:val="ffffff"/>
+                <w:shd w:fill="333333" w:val="clear"/>
+                <w:rtl w:val="0"/>
+              </w:rPr>
+              <w:t xml:space="preserve"> </w:t>
+            </w:r>
+            <w:r>
+              <w:rPr>
+                <w:rFonts w:ascii="Consolas" w:cs="Consolas" w:eastAsia="Consolas" w:hAnsi="Consolas"/>
+                <w:color w:val="a2fca2"/>
+                <w:shd w:fill="333333" w:val="clear"/>
+                <w:rtl w:val="0"/>
+              </w:rPr>
+              <w:t xml:space="preserve">Buildx</w:t>
+            </w:r>
+            <w:r>
+              <w:rPr>
+                <w:rFonts w:ascii="Consolas" w:cs="Consolas" w:eastAsia="Consolas" w:hAnsi="Consolas"/>
+                <w:color w:val="ffffff"/>
+                <w:shd w:fill="333333" w:val="clear"/>
+                <w:rtl w:val="0"/>
+              </w:rPr>
+              <w:br w:type="textWrapping"/>
+              <w:t xml:space="preserve">      uses: </w:t>
+            </w:r>
+            <w:r>
+              <w:rPr>
+                <w:rFonts w:ascii="Consolas" w:cs="Consolas" w:eastAsia="Consolas" w:hAnsi="Consolas"/>
+                <w:color w:val="a2fca2"/>
+                <w:shd w:fill="333333" w:val="clear"/>
+                <w:rtl w:val="0"/>
+              </w:rPr>
+              <w:t xml:space="preserve">docker/setup-buildx-action@v3</w:t>
+            </w:r>
+            <w:r>
+              <w:rPr>
+                <w:rFonts w:ascii="Consolas" w:cs="Consolas" w:eastAsia="Consolas" w:hAnsi="Consolas"/>
+                <w:color w:val="ffffff"/>
+                <w:shd w:fill="333333" w:val="clear"/>
+                <w:rtl w:val="0"/>
+              </w:rPr>
+              <w:br w:type="textWrapping"/>
+              <w:br w:type="textWrapping"/>
+              <w:t xml:space="preserve">    </w:t>
+            </w:r>
+            <w:r>
+              <w:rPr>
+                <w:rFonts w:ascii="Consolas" w:cs="Consolas" w:eastAsia="Consolas" w:hAnsi="Consolas"/>
+                <w:color w:val="d36363"/>
+                <w:shd w:fill="333333" w:val="clear"/>
+                <w:rtl w:val="0"/>
+              </w:rPr>
+              <w:t xml:space="preserve">-</w:t>
+            </w:r>
+            <w:r>
+              <w:rPr>
+                <w:rFonts w:ascii="Consolas" w:cs="Consolas" w:eastAsia="Consolas" w:hAnsi="Consolas"/>
+                <w:color w:val="ffffff"/>
+                <w:shd w:fill="333333" w:val="clear"/>
+                <w:rtl w:val="0"/>
+              </w:rPr>
+              <w:t xml:space="preserve"> name: </w:t>
+            </w:r>
+            <w:r>
+              <w:rPr>
+                <w:rFonts w:ascii="Consolas" w:cs="Consolas" w:eastAsia="Consolas" w:hAnsi="Consolas"/>
+                <w:color w:val="a2fca2"/>
+                <w:shd w:fill="333333" w:val="clear"/>
+                <w:rtl w:val="0"/>
+              </w:rPr>
+              <w:t xml:space="preserve">Log</w:t>
+            </w:r>
+            <w:r>
+              <w:rPr>
+                <w:rFonts w:ascii="Consolas" w:cs="Consolas" w:eastAsia="Consolas" w:hAnsi="Consolas"/>
+                <w:color w:val="ffffff"/>
+                <w:shd w:fill="333333" w:val="clear"/>
+                <w:rtl w:val="0"/>
+              </w:rPr>
+              <w:t xml:space="preserve"> </w:t>
+            </w:r>
+            <w:r>
+              <w:rPr>
+                <w:rFonts w:ascii="Consolas" w:cs="Consolas" w:eastAsia="Consolas" w:hAnsi="Consolas"/>
+                <w:color w:val="a2fca2"/>
+                <w:shd w:fill="333333" w:val="clear"/>
+                <w:rtl w:val="0"/>
+              </w:rPr>
+              <w:t xml:space="preserve">in</w:t>
+            </w:r>
+            <w:r>
+              <w:rPr>
+                <w:rFonts w:ascii="Consolas" w:cs="Consolas" w:eastAsia="Consolas" w:hAnsi="Consolas"/>
+                <w:color w:val="ffffff"/>
+                <w:shd w:fill="333333" w:val="clear"/>
+                <w:rtl w:val="0"/>
+              </w:rPr>
+              <w:t xml:space="preserve"> </w:t>
+            </w:r>
+            <w:r>
+              <w:rPr>
+                <w:rFonts w:ascii="Consolas" w:cs="Consolas" w:eastAsia="Consolas" w:hAnsi="Consolas"/>
+                <w:color w:val="a2fca2"/>
+                <w:shd w:fill="333333" w:val="clear"/>
+                <w:rtl w:val="0"/>
+              </w:rPr>
+              <w:t xml:space="preserve">to</w:t>
+            </w:r>
+            <w:r>
+              <w:rPr>
+                <w:rFonts w:ascii="Consolas" w:cs="Consolas" w:eastAsia="Consolas" w:hAnsi="Consolas"/>
+                <w:color w:val="ffffff"/>
+                <w:shd w:fill="333333" w:val="clear"/>
+                <w:rtl w:val="0"/>
+              </w:rPr>
+              <w:t xml:space="preserve"> </w:t>
+            </w:r>
+            <w:r>
+              <w:rPr>
+                <w:rFonts w:ascii="Consolas" w:cs="Consolas" w:eastAsia="Consolas" w:hAnsi="Consolas"/>
+                <w:color w:val="a2fca2"/>
+                <w:shd w:fill="333333" w:val="clear"/>
+                <w:rtl w:val="0"/>
+              </w:rPr>
+              <w:t xml:space="preserve">Docker</w:t>
+            </w:r>
+            <w:r>
+              <w:rPr>
+                <w:rFonts w:ascii="Consolas" w:cs="Consolas" w:eastAsia="Consolas" w:hAnsi="Consolas"/>
+                <w:color w:val="ffffff"/>
+                <w:shd w:fill="333333" w:val="clear"/>
+                <w:rtl w:val="0"/>
+              </w:rPr>
+              <w:t xml:space="preserve"> </w:t>
+            </w:r>
+            <w:r>
+              <w:rPr>
+                <w:rFonts w:ascii="Consolas" w:cs="Consolas" w:eastAsia="Consolas" w:hAnsi="Consolas"/>
+                <w:color w:val="a2fca2"/>
+                <w:shd w:fill="333333" w:val="clear"/>
+                <w:rtl w:val="0"/>
+              </w:rPr>
+              <w:t xml:space="preserve">Hub</w:t>
+            </w:r>
+            <w:r>
+              <w:rPr>
+                <w:rFonts w:ascii="Consolas" w:cs="Consolas" w:eastAsia="Consolas" w:hAnsi="Consolas"/>
+                <w:color w:val="ffffff"/>
+                <w:shd w:fill="333333" w:val="clear"/>
+                <w:rtl w:val="0"/>
+              </w:rPr>
+              <w:br w:type="textWrapping"/>
+              <w:t xml:space="preserve">      uses: </w:t>
+            </w:r>
+            <w:r>
+              <w:rPr>
+                <w:rFonts w:ascii="Consolas" w:cs="Consolas" w:eastAsia="Consolas" w:hAnsi="Consolas"/>
+                <w:color w:val="a2fca2"/>
+                <w:shd w:fill="333333" w:val="clear"/>
+                <w:rtl w:val="0"/>
+              </w:rPr>
+              <w:t xml:space="preserve">docker/login-action@v3</w:t>
+            </w:r>
+            <w:r>
+              <w:rPr>
+                <w:rFonts w:ascii="Consolas" w:cs="Consolas" w:eastAsia="Consolas" w:hAnsi="Consolas"/>
+                <w:color w:val="ffffff"/>
+                <w:shd w:fill="333333" w:val="clear"/>
+                <w:rtl w:val="0"/>
+              </w:rPr>
+              <w:br w:type="textWrapping"/>
+              <w:t xml:space="preserve">      with:</w:t>
+              <w:br w:type="textWrapping"/>
+              <w:t xml:space="preserve">        username: </w:t>
+            </w:r>
+            <w:r>
+              <w:rPr>
+                <w:rFonts w:ascii="Consolas" w:cs="Consolas" w:eastAsia="Consolas" w:hAnsi="Consolas"/>
+                <w:color w:val="a2fca2"/>
+                <w:shd w:fill="333333" w:val="clear"/>
+                <w:rtl w:val="0"/>
+              </w:rPr>
+              <w:t xml:space="preserve">${{</w:t>
+            </w:r>
+            <w:r>
+              <w:rPr>
+                <w:rFonts w:ascii="Consolas" w:cs="Consolas" w:eastAsia="Consolas" w:hAnsi="Consolas"/>
+                <w:color w:val="ffffff"/>
+                <w:shd w:fill="333333" w:val="clear"/>
+                <w:rtl w:val="0"/>
+              </w:rPr>
+              <w:t xml:space="preserve"> secrets.DOCKERHUB_USERNAME }}</w:t>
+              <w:br w:type="textWrapping"/>
+              <w:t xml:space="preserve">        password: </w:t>
+            </w:r>
+            <w:r>
+              <w:rPr>
+                <w:rFonts w:ascii="Consolas" w:cs="Consolas" w:eastAsia="Consolas" w:hAnsi="Consolas"/>
+                <w:color w:val="a2fca2"/>
+                <w:shd w:fill="333333" w:val="clear"/>
+                <w:rtl w:val="0"/>
+              </w:rPr>
+              <w:t xml:space="preserve">${{</w:t>
+            </w:r>
+            <w:r>
+              <w:rPr>
+                <w:rFonts w:ascii="Consolas" w:cs="Consolas" w:eastAsia="Consolas" w:hAnsi="Consolas"/>
+                <w:color w:val="ffffff"/>
+                <w:shd w:fill="333333" w:val="clear"/>
+                <w:rtl w:val="0"/>
+              </w:rPr>
+              <w:t xml:space="preserve"> secrets.DOCKERHUB_TOKEN }}</w:t>
+              <w:br w:type="textWrapping"/>
+              <w:br w:type="textWrapping"/>
+              <w:t xml:space="preserve">    </w:t>
+            </w:r>
+            <w:r>
+              <w:rPr>
+                <w:rFonts w:ascii="Consolas" w:cs="Consolas" w:eastAsia="Consolas" w:hAnsi="Consolas"/>
+                <w:color w:val="888888"/>
+                <w:shd w:fill="333333" w:val="clear"/>
+                <w:rtl w:val="0"/>
+              </w:rPr>
+              <w:t xml:space="preserve"># BUILD APP 1 (Untouched)</w:t>
+            </w:r>
+            <w:r>
+              <w:rPr>
+                <w:rFonts w:ascii="Consolas" w:cs="Consolas" w:eastAsia="Consolas" w:hAnsi="Consolas"/>
+                <w:color w:val="ffffff"/>
+                <w:shd w:fill="333333" w:val="clear"/>
+                <w:rtl w:val="0"/>
+              </w:rPr>
+              <w:br w:type="textWrapping"/>
+              <w:t xml:space="preserve">    </w:t>
+            </w:r>
+            <w:r>
+              <w:rPr>
+                <w:rFonts w:ascii="Consolas" w:cs="Consolas" w:eastAsia="Consolas" w:hAnsi="Consolas"/>
+                <w:color w:val="d36363"/>
+                <w:shd w:fill="333333" w:val="clear"/>
+                <w:rtl w:val="0"/>
+              </w:rPr>
+              <w:t xml:space="preserve">-</w:t>
+            </w:r>
+            <w:r>
+              <w:rPr>
+                <w:rFonts w:ascii="Consolas" w:cs="Consolas" w:eastAsia="Consolas" w:hAnsi="Consolas"/>
+                <w:color w:val="ffffff"/>
+                <w:shd w:fill="333333" w:val="clear"/>
+                <w:rtl w:val="0"/>
+              </w:rPr>
+              <w:t xml:space="preserve"> name: </w:t>
+            </w:r>
+            <w:r>
+              <w:rPr>
+                <w:rFonts w:ascii="Consolas" w:cs="Consolas" w:eastAsia="Consolas" w:hAnsi="Consolas"/>
+                <w:color w:val="a2fca2"/>
+                <w:shd w:fill="333333" w:val="clear"/>
+                <w:rtl w:val="0"/>
+              </w:rPr>
+              <w:t xml:space="preserve">Build</w:t>
+            </w:r>
+            <w:r>
+              <w:rPr>
+                <w:rFonts w:ascii="Consolas" w:cs="Consolas" w:eastAsia="Consolas" w:hAnsi="Consolas"/>
+                <w:color w:val="ffffff"/>
+                <w:shd w:fill="333333" w:val="clear"/>
+                <w:rtl w:val="0"/>
+              </w:rPr>
+              <w:t xml:space="preserve"> </w:t>
+            </w:r>
+            <w:r>
+              <w:rPr>
+                <w:rFonts w:ascii="Consolas" w:cs="Consolas" w:eastAsia="Consolas" w:hAnsi="Consolas"/>
+                <w:color w:val="a2fca2"/>
+                <w:shd w:fill="333333" w:val="clear"/>
+                <w:rtl w:val="0"/>
+              </w:rPr>
+              <w:t xml:space="preserve">and</w:t>
+            </w:r>
+            <w:r>
+              <w:rPr>
+                <w:rFonts w:ascii="Consolas" w:cs="Consolas" w:eastAsia="Consolas" w:hAnsi="Consolas"/>
+                <w:color w:val="ffffff"/>
+                <w:shd w:fill="333333" w:val="clear"/>
+                <w:rtl w:val="0"/>
+              </w:rPr>
+              <w:t xml:space="preserve"> </w:t>
+            </w:r>
+            <w:r>
+              <w:rPr>
+                <w:rFonts w:ascii="Consolas" w:cs="Consolas" w:eastAsia="Consolas" w:hAnsi="Consolas"/>
+                <w:color w:val="a2fca2"/>
+                <w:shd w:fill="333333" w:val="clear"/>
+                <w:rtl w:val="0"/>
+              </w:rPr>
+              <w:t xml:space="preserve">Push</w:t>
+            </w:r>
+            <w:r>
+              <w:rPr>
+                <w:rFonts w:ascii="Consolas" w:cs="Consolas" w:eastAsia="Consolas" w:hAnsi="Consolas"/>
+                <w:color w:val="ffffff"/>
+                <w:shd w:fill="333333" w:val="clear"/>
+                <w:rtl w:val="0"/>
+              </w:rPr>
+              <w:t xml:space="preserve"> </w:t>
+            </w:r>
+            <w:r>
+              <w:rPr>
+                <w:rFonts w:ascii="Consolas" w:cs="Consolas" w:eastAsia="Consolas" w:hAnsi="Consolas"/>
+                <w:color w:val="a2fca2"/>
+                <w:shd w:fill="333333" w:val="clear"/>
+                <w:rtl w:val="0"/>
+              </w:rPr>
+              <w:t xml:space="preserve">App</w:t>
+            </w:r>
+            <w:r>
+              <w:rPr>
+                <w:rFonts w:ascii="Consolas" w:cs="Consolas" w:eastAsia="Consolas" w:hAnsi="Consolas"/>
+                <w:color w:val="ffffff"/>
+                <w:shd w:fill="333333" w:val="clear"/>
+                <w:rtl w:val="0"/>
+              </w:rPr>
+              <w:t xml:space="preserve"> </w:t>
+            </w:r>
+            <w:r>
+              <w:rPr>
+                <w:rFonts w:ascii="Consolas" w:cs="Consolas" w:eastAsia="Consolas" w:hAnsi="Consolas"/>
+                <w:color w:val="d36363"/>
+                <w:shd w:fill="333333" w:val="clear"/>
+                <w:rtl w:val="0"/>
+              </w:rPr>
+              <w:t xml:space="preserve">1</w:t>
+            </w:r>
+            <w:r>
+              <w:rPr>
+                <w:rFonts w:ascii="Consolas" w:cs="Consolas" w:eastAsia="Consolas" w:hAnsi="Consolas"/>
+                <w:color w:val="ffffff"/>
+                <w:shd w:fill="333333" w:val="clear"/>
+                <w:rtl w:val="0"/>
+              </w:rPr>
+              <w:br w:type="textWrapping"/>
+              <w:t xml:space="preserve">      uses: </w:t>
+            </w:r>
+            <w:r>
+              <w:rPr>
+                <w:rFonts w:ascii="Consolas" w:cs="Consolas" w:eastAsia="Consolas" w:hAnsi="Consolas"/>
+                <w:color w:val="a2fca2"/>
+                <w:shd w:fill="333333" w:val="clear"/>
+                <w:rtl w:val="0"/>
+              </w:rPr>
+              <w:t xml:space="preserve">docker/build-push-action@v5</w:t>
+            </w:r>
+            <w:r>
+              <w:rPr>
+                <w:rFonts w:ascii="Consolas" w:cs="Consolas" w:eastAsia="Consolas" w:hAnsi="Consolas"/>
+                <w:color w:val="ffffff"/>
+                <w:shd w:fill="333333" w:val="clear"/>
+                <w:rtl w:val="0"/>
+              </w:rPr>
+              <w:br w:type="textWrapping"/>
+              <w:t xml:space="preserve">      with:</w:t>
+              <w:br w:type="textWrapping"/>
+              <w:t xml:space="preserve">        context: </w:t>
+            </w:r>
+            <w:r>
+              <w:rPr>
+                <w:rFonts w:ascii="Consolas" w:cs="Consolas" w:eastAsia="Consolas" w:hAnsi="Consolas"/>
+                <w:color w:val="a2fca2"/>
+                <w:shd w:fill="333333" w:val="clear"/>
+                <w:rtl w:val="0"/>
+              </w:rPr>
+              <w:t xml:space="preserve">.</w:t>
+            </w:r>
+            <w:r>
+              <w:rPr>
+                <w:rFonts w:ascii="Consolas" w:cs="Consolas" w:eastAsia="Consolas" w:hAnsi="Consolas"/>
+                <w:color w:val="ffffff"/>
+                <w:shd w:fill="333333" w:val="clear"/>
+                <w:rtl w:val="0"/>
+              </w:rPr>
+              <w:br w:type="textWrapping"/>
+              <w:t xml:space="preserve">        file: </w:t>
+            </w:r>
+            <w:r>
+              <w:rPr>
+                <w:rFonts w:ascii="Consolas" w:cs="Consolas" w:eastAsia="Consolas" w:hAnsi="Consolas"/>
+                <w:color w:val="a2fca2"/>
+                <w:shd w:fill="333333" w:val="clear"/>
+                <w:rtl w:val="0"/>
+              </w:rPr>
+              <w:t xml:space="preserve">./Dockerfile</w:t>
+            </w:r>
+            <w:r>
+              <w:rPr>
+                <w:rFonts w:ascii="Consolas" w:cs="Consolas" w:eastAsia="Consolas" w:hAnsi="Consolas"/>
+                <w:color w:val="ffffff"/>
+                <w:shd w:fill="333333" w:val="clear"/>
+                <w:rtl w:val="0"/>
+              </w:rPr>
+              <w:br w:type="textWrapping"/>
+              <w:t xml:space="preserve">        push: </w:t>
+            </w:r>
+            <w:r>
+              <w:rPr>
+                <w:rFonts w:ascii="Consolas" w:cs="Consolas" w:eastAsia="Consolas" w:hAnsi="Consolas"/>
+                <w:color w:val="fcc28c"/>
+                <w:shd w:fill="333333" w:val="clear"/>
+                <w:rtl w:val="0"/>
+              </w:rPr>
+              <w:t xml:space="preserve">true</w:t>
+            </w:r>
+            <w:r>
+              <w:rPr>
+                <w:rFonts w:ascii="Consolas" w:cs="Consolas" w:eastAsia="Consolas" w:hAnsi="Consolas"/>
+                <w:color w:val="ffffff"/>
+                <w:shd w:fill="333333" w:val="clear"/>
+                <w:rtl w:val="0"/>
+              </w:rPr>
+              <w:br w:type="textWrapping"/>
+              <w:t xml:space="preserve">        platforms: </w:t>
+            </w:r>
+            <w:r>
+              <w:rPr>
+                <w:rFonts w:ascii="Consolas" w:cs="Consolas" w:eastAsia="Consolas" w:hAnsi="Consolas"/>
+                <w:color w:val="a2fca2"/>
+                <w:shd w:fill="333333" w:val="clear"/>
+                <w:rtl w:val="0"/>
+              </w:rPr>
+              <w:t xml:space="preserve">linux/amd64,linux/arm64</w:t>
+            </w:r>
+            <w:r>
+              <w:rPr>
+                <w:rFonts w:ascii="Consolas" w:cs="Consolas" w:eastAsia="Consolas" w:hAnsi="Consolas"/>
+                <w:color w:val="ffffff"/>
+                <w:shd w:fill="333333" w:val="clear"/>
+                <w:rtl w:val="0"/>
+              </w:rPr>
+              <w:br w:type="textWrapping"/>
+              <w:t xml:space="preserve">        tags: </w:t>
+            </w:r>
+            <w:r>
+              <w:rPr>
+                <w:rFonts w:ascii="Consolas" w:cs="Consolas" w:eastAsia="Consolas" w:hAnsi="Consolas"/>
+                <w:color w:val="a2fca2"/>
+                <w:shd w:fill="333333" w:val="clear"/>
+                <w:rtl w:val="0"/>
+              </w:rPr>
+              <w:t xml:space="preserve">|</w:t>
+              <w:br w:type="textWrapping"/>
+              <w:t xml:space="preserve">          ${{ secrets.DOCKERHUB_USERNAME }}/python-fastapi-app:latest</w:t>
+              <w:br w:type="textWrapping"/>
+              <w:t xml:space="preserve">          ${{ secrets.DOCKERHUB_USERNAME }}/python-fastapi-app:${{ github.sha }}</w:t>
+              <w:br w:type="textWrapping"/>
+            </w:r>
+            <w:r>
+              <w:rPr>
+                <w:rFonts w:ascii="Consolas" w:cs="Consolas" w:eastAsia="Consolas" w:hAnsi="Consolas"/>
+                <w:color w:val="ffffff"/>
+                <w:shd w:fill="333333" w:val="clear"/>
+                <w:rtl w:val="0"/>
+              </w:rPr>
+              <w:t xml:space="preserve">        cache-from: </w:t>
+            </w:r>
+            <w:r>
+              <w:rPr>
+                <w:rFonts w:ascii="Consolas" w:cs="Consolas" w:eastAsia="Consolas" w:hAnsi="Consolas"/>
+                <w:color w:val="a2fca2"/>
+                <w:shd w:fill="333333" w:val="clear"/>
+                <w:rtl w:val="0"/>
+              </w:rPr>
+              <w:t xml:space="preserve">type=gha</w:t>
+            </w:r>
+            <w:r>
+              <w:rPr>
+                <w:rFonts w:ascii="Consolas" w:cs="Consolas" w:eastAsia="Consolas" w:hAnsi="Consolas"/>
+                <w:color w:val="ffffff"/>
+                <w:shd w:fill="333333" w:val="clear"/>
+                <w:rtl w:val="0"/>
+              </w:rPr>
+              <w:br w:type="textWrapping"/>
+              <w:t xml:space="preserve">        cache-to: </w:t>
+            </w:r>
+            <w:r>
+              <w:rPr>
+                <w:rFonts w:ascii="Consolas" w:cs="Consolas" w:eastAsia="Consolas" w:hAnsi="Consolas"/>
+                <w:color w:val="a2fca2"/>
+                <w:shd w:fill="333333" w:val="clear"/>
+                <w:rtl w:val="0"/>
+              </w:rPr>
+              <w:t xml:space="preserve">type=gha,mode=max</w:t>
+            </w:r>
+            <w:r>
+              <w:rPr>
+                <w:rFonts w:ascii="Consolas" w:cs="Consolas" w:eastAsia="Consolas" w:hAnsi="Consolas"/>
+                <w:color w:val="ffffff"/>
+                <w:shd w:fill="333333" w:val="clear"/>
+                <w:rtl w:val="0"/>
+              </w:rPr>
+              <w:br w:type="textWrapping"/>
+              <w:br w:type="textWrapping"/>
+              <w:t xml:space="preserve">    </w:t>
+            </w:r>
+            <w:r>
+              <w:rPr>
+                <w:rFonts w:ascii="Consolas" w:cs="Consolas" w:eastAsia="Consolas" w:hAnsi="Consolas"/>
+                <w:color w:val="888888"/>
+                <w:shd w:fill="333333" w:val="clear"/>
+                <w:rtl w:val="0"/>
+              </w:rPr>
+              <w:t xml:space="preserve"># BUILD APP 2 (Addition)</w:t>
+            </w:r>
+            <w:r>
+              <w:rPr>
+                <w:rFonts w:ascii="Consolas" w:cs="Consolas" w:eastAsia="Consolas" w:hAnsi="Consolas"/>
+                <w:color w:val="ffffff"/>
+                <w:shd w:fill="333333" w:val="clear"/>
+                <w:rtl w:val="0"/>
+              </w:rPr>
+              <w:br w:type="textWrapping"/>
+              <w:t xml:space="preserve">    </w:t>
+            </w:r>
+            <w:r>
+              <w:rPr>
+                <w:rFonts w:ascii="Consolas" w:cs="Consolas" w:eastAsia="Consolas" w:hAnsi="Consolas"/>
+                <w:color w:val="d36363"/>
+                <w:shd w:fill="333333" w:val="clear"/>
+                <w:rtl w:val="0"/>
+              </w:rPr>
+              <w:t xml:space="preserve">-</w:t>
+            </w:r>
+            <w:r>
+              <w:rPr>
+                <w:rFonts w:ascii="Consolas" w:cs="Consolas" w:eastAsia="Consolas" w:hAnsi="Consolas"/>
+                <w:color w:val="ffffff"/>
+                <w:shd w:fill="333333" w:val="clear"/>
+                <w:rtl w:val="0"/>
+              </w:rPr>
+              <w:t xml:space="preserve"> name: </w:t>
+            </w:r>
+            <w:r>
+              <w:rPr>
+                <w:rFonts w:ascii="Consolas" w:cs="Consolas" w:eastAsia="Consolas" w:hAnsi="Consolas"/>
+                <w:color w:val="a2fca2"/>
+                <w:shd w:fill="333333" w:val="clear"/>
+                <w:rtl w:val="0"/>
+              </w:rPr>
+              <w:t xml:space="preserve">Build</w:t>
+            </w:r>
+            <w:r>
+              <w:rPr>
+                <w:rFonts w:ascii="Consolas" w:cs="Consolas" w:eastAsia="Consolas" w:hAnsi="Consolas"/>
+                <w:color w:val="ffffff"/>
+                <w:shd w:fill="333333" w:val="clear"/>
+                <w:rtl w:val="0"/>
+              </w:rPr>
+              <w:t xml:space="preserve"> </w:t>
+            </w:r>
+            <w:r>
+              <w:rPr>
+                <w:rFonts w:ascii="Consolas" w:cs="Consolas" w:eastAsia="Consolas" w:hAnsi="Consolas"/>
+                <w:color w:val="a2fca2"/>
+                <w:shd w:fill="333333" w:val="clear"/>
+                <w:rtl w:val="0"/>
+              </w:rPr>
+              <w:t xml:space="preserve">and</w:t>
+            </w:r>
+            <w:r>
+              <w:rPr>
+                <w:rFonts w:ascii="Consolas" w:cs="Consolas" w:eastAsia="Consolas" w:hAnsi="Consolas"/>
+                <w:color w:val="ffffff"/>
+                <w:shd w:fill="333333" w:val="clear"/>
+                <w:rtl w:val="0"/>
+              </w:rPr>
+              <w:t xml:space="preserve"> </w:t>
+            </w:r>
+            <w:r>
+              <w:rPr>
+                <w:rFonts w:ascii="Consolas" w:cs="Consolas" w:eastAsia="Consolas" w:hAnsi="Consolas"/>
+                <w:color w:val="a2fca2"/>
+                <w:shd w:fill="333333" w:val="clear"/>
+                <w:rtl w:val="0"/>
+              </w:rPr>
+              <w:t xml:space="preserve">Push</w:t>
+            </w:r>
+            <w:r>
+              <w:rPr>
+                <w:rFonts w:ascii="Consolas" w:cs="Consolas" w:eastAsia="Consolas" w:hAnsi="Consolas"/>
+                <w:color w:val="ffffff"/>
+                <w:shd w:fill="333333" w:val="clear"/>
+                <w:rtl w:val="0"/>
+              </w:rPr>
+              <w:t xml:space="preserve"> </w:t>
+            </w:r>
+            <w:r>
+              <w:rPr>
+                <w:rFonts w:ascii="Consolas" w:cs="Consolas" w:eastAsia="Consolas" w:hAnsi="Consolas"/>
+                <w:color w:val="a2fca2"/>
+                <w:shd w:fill="333333" w:val="clear"/>
+                <w:rtl w:val="0"/>
+              </w:rPr>
+              <w:t xml:space="preserve">App</w:t>
+            </w:r>
+            <w:r>
+              <w:rPr>
+                <w:rFonts w:ascii="Consolas" w:cs="Consolas" w:eastAsia="Consolas" w:hAnsi="Consolas"/>
+                <w:color w:val="ffffff"/>
+                <w:shd w:fill="333333" w:val="clear"/>
+                <w:rtl w:val="0"/>
+              </w:rPr>
+              <w:t xml:space="preserve"> </w:t>
+            </w:r>
+            <w:r>
+              <w:rPr>
+                <w:rFonts w:ascii="Consolas" w:cs="Consolas" w:eastAsia="Consolas" w:hAnsi="Consolas"/>
+                <w:color w:val="d36363"/>
+                <w:shd w:fill="333333" w:val="clear"/>
+                <w:rtl w:val="0"/>
+              </w:rPr>
+              <w:t xml:space="preserve">2</w:t>
+            </w:r>
+            <w:r>
+              <w:rPr>
+                <w:rFonts w:ascii="Consolas" w:cs="Consolas" w:eastAsia="Consolas" w:hAnsi="Consolas"/>
+                <w:color w:val="ffffff"/>
+                <w:shd w:fill="333333" w:val="clear"/>
+                <w:rtl w:val="0"/>
+              </w:rPr>
+              <w:br w:type="textWrapping"/>
+              <w:t xml:space="preserve">      uses: </w:t>
+            </w:r>
+            <w:r>
+              <w:rPr>
+                <w:rFonts w:ascii="Consolas" w:cs="Consolas" w:eastAsia="Consolas" w:hAnsi="Consolas"/>
+                <w:color w:val="a2fca2"/>
+                <w:shd w:fill="333333" w:val="clear"/>
+                <w:rtl w:val="0"/>
+              </w:rPr>
+              <w:t xml:space="preserve">docker/build-push-action@v5</w:t>
+            </w:r>
+            <w:r>
+              <w:rPr>
+                <w:rFonts w:ascii="Consolas" w:cs="Consolas" w:eastAsia="Consolas" w:hAnsi="Consolas"/>
+                <w:color w:val="ffffff"/>
+                <w:shd w:fill="333333" w:val="clear"/>
+                <w:rtl w:val="0"/>
+              </w:rPr>
+              <w:br w:type="textWrapping"/>
+              <w:t xml:space="preserve">      with:</w:t>
+              <w:br w:type="textWrapping"/>
+              <w:t xml:space="preserve">        context: </w:t>
+            </w:r>
+            <w:r>
+              <w:rPr>
+                <w:rFonts w:ascii="Consolas" w:cs="Consolas" w:eastAsia="Consolas" w:hAnsi="Consolas"/>
+                <w:color w:val="a2fca2"/>
+                <w:shd w:fill="333333" w:val="clear"/>
+                <w:rtl w:val="0"/>
+              </w:rPr>
+              <w:t xml:space="preserve">./app2</w:t>
+            </w:r>
+            <w:r>
+              <w:rPr>
+                <w:rFonts w:ascii="Consolas" w:cs="Consolas" w:eastAsia="Consolas" w:hAnsi="Consolas"/>
+                <w:color w:val="ffffff"/>
+                <w:shd w:fill="333333" w:val="clear"/>
+                <w:rtl w:val="0"/>
+              </w:rPr>
+              <w:br w:type="textWrapping"/>
+              <w:t xml:space="preserve">        file: </w:t>
+            </w:r>
+            <w:r>
+              <w:rPr>
+                <w:rFonts w:ascii="Consolas" w:cs="Consolas" w:eastAsia="Consolas" w:hAnsi="Consolas"/>
+                <w:color w:val="a2fca2"/>
+                <w:shd w:fill="333333" w:val="clear"/>
+                <w:rtl w:val="0"/>
+              </w:rPr>
+              <w:t xml:space="preserve">./app2/Dockerfile</w:t>
+            </w:r>
+            <w:r>
+              <w:rPr>
+                <w:rFonts w:ascii="Consolas" w:cs="Consolas" w:eastAsia="Consolas" w:hAnsi="Consolas"/>
+                <w:color w:val="ffffff"/>
+                <w:shd w:fill="333333" w:val="clear"/>
+                <w:rtl w:val="0"/>
+              </w:rPr>
+              <w:br w:type="textWrapping"/>
+              <w:t xml:space="preserve">        push: </w:t>
+            </w:r>
+            <w:r>
+              <w:rPr>
+                <w:rFonts w:ascii="Consolas" w:cs="Consolas" w:eastAsia="Consolas" w:hAnsi="Consolas"/>
+                <w:color w:val="fcc28c"/>
+                <w:shd w:fill="333333" w:val="clear"/>
+                <w:rtl w:val="0"/>
+              </w:rPr>
+              <w:t xml:space="preserve">true</w:t>
+            </w:r>
+            <w:r>
+              <w:rPr>
+                <w:rFonts w:ascii="Consolas" w:cs="Consolas" w:eastAsia="Consolas" w:hAnsi="Consolas"/>
+                <w:color w:val="ffffff"/>
+                <w:shd w:fill="333333" w:val="clear"/>
+                <w:rtl w:val="0"/>
+              </w:rPr>
+              <w:br w:type="textWrapping"/>
+              <w:t xml:space="preserve">        platforms: </w:t>
+            </w:r>
+            <w:r>
+              <w:rPr>
+                <w:rFonts w:ascii="Consolas" w:cs="Consolas" w:eastAsia="Consolas" w:hAnsi="Consolas"/>
+                <w:color w:val="a2fca2"/>
+                <w:shd w:fill="333333" w:val="clear"/>
+                <w:rtl w:val="0"/>
+              </w:rPr>
+              <w:t xml:space="preserve">linux/amd64,linux/arm64</w:t>
+            </w:r>
+            <w:r>
+              <w:rPr>
+                <w:rFonts w:ascii="Consolas" w:cs="Consolas" w:eastAsia="Consolas" w:hAnsi="Consolas"/>
+                <w:color w:val="ffffff"/>
+                <w:shd w:fill="333333" w:val="clear"/>
+                <w:rtl w:val="0"/>
+              </w:rPr>
+              <w:br w:type="textWrapping"/>
+              <w:t xml:space="preserve">        tags: </w:t>
+            </w:r>
+            <w:r>
+              <w:rPr>
+                <w:rFonts w:ascii="Consolas" w:cs="Consolas" w:eastAsia="Consolas" w:hAnsi="Consolas"/>
+                <w:color w:val="a2fca2"/>
+                <w:shd w:fill="333333" w:val="clear"/>
+                <w:rtl w:val="0"/>
+              </w:rPr>
+              <w:t xml:space="preserve">|</w:t>
+              <w:br w:type="textWrapping"/>
+              <w:t xml:space="preserve">          ${{ secrets.DOCKERHUB_USERNAME }}/python-fastapi-app2:latest</w:t>
+              <w:br w:type="textWrapping"/>
+              <w:t xml:space="preserve">          ${{ secrets.DOCKERHUB_USERNAME }}/python-fastapi-app2:${{ github.sha }}</w:t>
+              <w:br w:type="textWrapping"/>
+            </w:r>
+            <w:r>
+              <w:rPr>
+                <w:rFonts w:ascii="Consolas" w:cs="Consolas" w:eastAsia="Consolas" w:hAnsi="Consolas"/>
+                <w:color w:val="ffffff"/>
+                <w:shd w:fill="333333" w:val="clear"/>
+                <w:rtl w:val="0"/>
+              </w:rPr>
+              <w:t xml:space="preserve">        cache-from: </w:t>
+            </w:r>
+            <w:r>
+              <w:rPr>
+                <w:rFonts w:ascii="Consolas" w:cs="Consolas" w:eastAsia="Consolas" w:hAnsi="Consolas"/>
+                <w:color w:val="a2fca2"/>
+                <w:shd w:fill="333333" w:val="clear"/>
+                <w:rtl w:val="0"/>
+              </w:rPr>
+              <w:t xml:space="preserve">type=gha</w:t>
+            </w:r>
+            <w:r>
+              <w:rPr>
+                <w:rFonts w:ascii="Consolas" w:cs="Consolas" w:eastAsia="Consolas" w:hAnsi="Consolas"/>
+                <w:color w:val="ffffff"/>
+                <w:shd w:fill="333333" w:val="clear"/>
+                <w:rtl w:val="0"/>
+              </w:rPr>
+              <w:br w:type="textWrapping"/>
+              <w:t xml:space="preserve">        cache-to: </w:t>
+            </w:r>
+            <w:r>
+              <w:rPr>
+                <w:rFonts w:ascii="Consolas" w:cs="Consolas" w:eastAsia="Consolas" w:hAnsi="Consolas"/>
+                <w:color w:val="a2fca2"/>
+                <w:shd w:fill="333333" w:val="clear"/>
+                <w:rtl w:val="0"/>
+              </w:rPr>
+              <w:t xml:space="preserve">type=gha,mode=max</w:t>
+            </w:r>
+            <w:r>
+              <w:rPr>
+                <w:rFonts w:ascii="Consolas" w:cs="Consolas" w:eastAsia="Consolas" w:hAnsi="Consolas"/>
+                <w:color w:val="ffffff"/>
+                <w:shd w:fill="333333" w:val="clear"/>
+                <w:rtl w:val="0"/>
+              </w:rPr>
+              <w:br w:type="textWrapping"/>
+              <w:br w:type="textWrapping"/>
+              <w:t xml:space="preserve">    </w:t>
+            </w:r>
+            <w:r>
+              <w:rPr>
+                <w:rFonts w:ascii="Consolas" w:cs="Consolas" w:eastAsia="Consolas" w:hAnsi="Consolas"/>
+                <w:color w:val="888888"/>
+                <w:shd w:fill="333333" w:val="clear"/>
+                <w:rtl w:val="0"/>
+              </w:rPr>
+              <w:t xml:space="preserve"># PATCH BOTH MANIFEST TAGS</w:t>
+            </w:r>
+            <w:r>
+              <w:rPr>
+                <w:rFonts w:ascii="Consolas" w:cs="Consolas" w:eastAsia="Consolas" w:hAnsi="Consolas"/>
+                <w:color w:val="ffffff"/>
+                <w:shd w:fill="333333" w:val="clear"/>
+                <w:rtl w:val="0"/>
+              </w:rPr>
+              <w:br w:type="textWrapping"/>
+              <w:t xml:space="preserve">    </w:t>
+            </w:r>
+            <w:r>
+              <w:rPr>
+                <w:rFonts w:ascii="Consolas" w:cs="Consolas" w:eastAsia="Consolas" w:hAnsi="Consolas"/>
+                <w:color w:val="d36363"/>
+                <w:shd w:fill="333333" w:val="clear"/>
+                <w:rtl w:val="0"/>
+              </w:rPr>
+              <w:t xml:space="preserve">-</w:t>
+            </w:r>
+            <w:r>
+              <w:rPr>
+                <w:rFonts w:ascii="Consolas" w:cs="Consolas" w:eastAsia="Consolas" w:hAnsi="Consolas"/>
+                <w:color w:val="ffffff"/>
+                <w:shd w:fill="333333" w:val="clear"/>
+                <w:rtl w:val="0"/>
+              </w:rPr>
+              <w:t xml:space="preserve"> name: </w:t>
+            </w:r>
+            <w:r>
+              <w:rPr>
+                <w:rFonts w:ascii="Consolas" w:cs="Consolas" w:eastAsia="Consolas" w:hAnsi="Consolas"/>
+                <w:color w:val="a2fca2"/>
+                <w:shd w:fill="333333" w:val="clear"/>
+                <w:rtl w:val="0"/>
+              </w:rPr>
+              <w:t xml:space="preserve">Update</w:t>
+            </w:r>
+            <w:r>
+              <w:rPr>
+                <w:rFonts w:ascii="Consolas" w:cs="Consolas" w:eastAsia="Consolas" w:hAnsi="Consolas"/>
+                <w:color w:val="ffffff"/>
+                <w:shd w:fill="333333" w:val="clear"/>
+                <w:rtl w:val="0"/>
+              </w:rPr>
+              <w:t xml:space="preserve"> </w:t>
+            </w:r>
+            <w:r>
+              <w:rPr>
+                <w:rFonts w:ascii="Consolas" w:cs="Consolas" w:eastAsia="Consolas" w:hAnsi="Consolas"/>
+                <w:color w:val="a2fca2"/>
+                <w:shd w:fill="333333" w:val="clear"/>
+                <w:rtl w:val="0"/>
+              </w:rPr>
+              <w:t xml:space="preserve">Manifest</w:t>
+            </w:r>
+            <w:r>
+              <w:rPr>
+                <w:rFonts w:ascii="Consolas" w:cs="Consolas" w:eastAsia="Consolas" w:hAnsi="Consolas"/>
+                <w:color w:val="ffffff"/>
+                <w:shd w:fill="333333" w:val="clear"/>
+                <w:rtl w:val="0"/>
+              </w:rPr>
+              <w:t xml:space="preserve"> </w:t>
+            </w:r>
+            <w:r>
+              <w:rPr>
+                <w:rFonts w:ascii="Consolas" w:cs="Consolas" w:eastAsia="Consolas" w:hAnsi="Consolas"/>
+                <w:color w:val="a2fca2"/>
+                <w:shd w:fill="333333" w:val="clear"/>
+                <w:rtl w:val="0"/>
+              </w:rPr>
+              <w:t xml:space="preserve">Image</w:t>
+            </w:r>
+            <w:r>
+              <w:rPr>
+                <w:rFonts w:ascii="Consolas" w:cs="Consolas" w:eastAsia="Consolas" w:hAnsi="Consolas"/>
+                <w:color w:val="ffffff"/>
+                <w:shd w:fill="333333" w:val="clear"/>
+                <w:rtl w:val="0"/>
+              </w:rPr>
+              <w:t xml:space="preserve"> </w:t>
+            </w:r>
+            <w:r>
+              <w:rPr>
+                <w:rFonts w:ascii="Consolas" w:cs="Consolas" w:eastAsia="Consolas" w:hAnsi="Consolas"/>
+                <w:color w:val="a2fca2"/>
+                <w:shd w:fill="333333" w:val="clear"/>
+                <w:rtl w:val="0"/>
+              </w:rPr>
+              <w:t xml:space="preserve">Tags</w:t>
+            </w:r>
+            <w:r>
+              <w:rPr>
+                <w:rFonts w:ascii="Consolas" w:cs="Consolas" w:eastAsia="Consolas" w:hAnsi="Consolas"/>
+                <w:color w:val="ffffff"/>
+                <w:shd w:fill="333333" w:val="clear"/>
+                <w:rtl w:val="0"/>
+              </w:rPr>
+              <w:br w:type="textWrapping"/>
+              <w:t xml:space="preserve">      run: </w:t>
+            </w:r>
+            <w:r>
+              <w:rPr>
+                <w:rFonts w:ascii="Consolas" w:cs="Consolas" w:eastAsia="Consolas" w:hAnsi="Consolas"/>
+                <w:color w:val="a2fca2"/>
+                <w:shd w:fill="333333" w:val="clear"/>
+                <w:rtl w:val="0"/>
+              </w:rPr>
+              <w:t xml:space="preserve">|</w:t>
+              <w:br w:type="textWrapping"/>
+              <w:t xml:space="preserve">        # Patches both app images inside the same k8s/deployment.yml file</w:t>
+              <w:br w:type="textWrapping"/>
+              <w:t xml:space="preserve">        sed -i -E "s|(image: ${{ secrets.DOCKERHUB_USERNAME }}/python-fastapi-app:).*|\1${{ github.sha }}|" k8s/deployment.yml</w:t>
+              <w:br w:type="textWrapping"/>
+              <w:t xml:space="preserve">        sed -i -E "s|(image: ${{ secrets.DOCKERHUB_USERNAME }}/python-fastapi-app2:).*|\1${{ github.sha }}|" k8s/deployment.yml</w:t>
+              <w:br w:type="textWrapping"/>
+            </w:r>
+            <w:r>
+              <w:rPr>
+                <w:rFonts w:ascii="Consolas" w:cs="Consolas" w:eastAsia="Consolas" w:hAnsi="Consolas"/>
+                <w:color w:val="ffffff"/>
+                <w:shd w:fill="333333" w:val="clear"/>
+                <w:rtl w:val="0"/>
+              </w:rPr>
+              <w:t xml:space="preserve">        </w:t>
+              <w:br w:type="textWrapping"/>
+              <w:t xml:space="preserve">        </w:t>
+            </w:r>
+            <w:r>
+              <w:rPr>
+                <w:rFonts w:ascii="Consolas" w:cs="Consolas" w:eastAsia="Consolas" w:hAnsi="Consolas"/>
+                <w:color w:val="a2fca2"/>
+                <w:shd w:fill="333333" w:val="clear"/>
+                <w:rtl w:val="0"/>
+              </w:rPr>
+              <w:t xml:space="preserve">git</w:t>
+            </w:r>
+            <w:r>
+              <w:rPr>
+                <w:rFonts w:ascii="Consolas" w:cs="Consolas" w:eastAsia="Consolas" w:hAnsi="Consolas"/>
+                <w:color w:val="ffffff"/>
+                <w:shd w:fill="333333" w:val="clear"/>
+                <w:rtl w:val="0"/>
+              </w:rPr>
+              <w:t xml:space="preserve"> </w:t>
+            </w:r>
+            <w:r>
+              <w:rPr>
+                <w:rFonts w:ascii="Consolas" w:cs="Consolas" w:eastAsia="Consolas" w:hAnsi="Consolas"/>
+                <w:color w:val="a2fca2"/>
+                <w:shd w:fill="333333" w:val="clear"/>
+                <w:rtl w:val="0"/>
+              </w:rPr>
+              <w:t xml:space="preserve">config</w:t>
+            </w:r>
+            <w:r>
+              <w:rPr>
+                <w:rFonts w:ascii="Consolas" w:cs="Consolas" w:eastAsia="Consolas" w:hAnsi="Consolas"/>
+                <w:color w:val="ffffff"/>
+                <w:shd w:fill="333333" w:val="clear"/>
+                <w:rtl w:val="0"/>
+              </w:rPr>
+              <w:t xml:space="preserve"> </w:t>
+            </w:r>
+            <w:r>
+              <w:rPr>
+                <w:rFonts w:ascii="Consolas" w:cs="Consolas" w:eastAsia="Consolas" w:hAnsi="Consolas"/>
+                <w:color w:val="a2fca2"/>
+                <w:shd w:fill="333333" w:val="clear"/>
+                <w:rtl w:val="0"/>
+              </w:rPr>
+              <w:t xml:space="preserve">user.name</w:t>
+            </w:r>
+            <w:r>
+              <w:rPr>
+                <w:rFonts w:ascii="Consolas" w:cs="Consolas" w:eastAsia="Consolas" w:hAnsi="Consolas"/>
+                <w:color w:val="ffffff"/>
+                <w:shd w:fill="333333" w:val="clear"/>
+                <w:rtl w:val="0"/>
+              </w:rPr>
+              <w:t xml:space="preserve"> </w:t>
+            </w:r>
+            <w:r>
+              <w:rPr>
+                <w:rFonts w:ascii="Consolas" w:cs="Consolas" w:eastAsia="Consolas" w:hAnsi="Consolas"/>
+                <w:color w:val="a2fca2"/>
+                <w:shd w:fill="333333" w:val="clear"/>
+                <w:rtl w:val="0"/>
+              </w:rPr>
+              <w:t xml:space="preserve">"github-actions[bot]"</w:t>
+            </w:r>
+            <w:r>
+              <w:rPr>
+                <w:rFonts w:ascii="Consolas" w:cs="Consolas" w:eastAsia="Consolas" w:hAnsi="Consolas"/>
+                <w:color w:val="ffffff"/>
+                <w:shd w:fill="333333" w:val="clear"/>
+                <w:rtl w:val="0"/>
+              </w:rPr>
+              <w:br w:type="textWrapping"/>
+              <w:t xml:space="preserve">        </w:t>
+            </w:r>
+            <w:r>
+              <w:rPr>
+                <w:rFonts w:ascii="Consolas" w:cs="Consolas" w:eastAsia="Consolas" w:hAnsi="Consolas"/>
+                <w:color w:val="a2fca2"/>
+                <w:shd w:fill="333333" w:val="clear"/>
+                <w:rtl w:val="0"/>
+              </w:rPr>
+              <w:t xml:space="preserve">git</w:t>
+            </w:r>
+            <w:r>
+              <w:rPr>
+                <w:rFonts w:ascii="Consolas" w:cs="Consolas" w:eastAsia="Consolas" w:hAnsi="Consolas"/>
+                <w:color w:val="ffffff"/>
+                <w:shd w:fill="333333" w:val="clear"/>
+                <w:rtl w:val="0"/>
+              </w:rPr>
+              <w:t xml:space="preserve"> </w:t>
+            </w:r>
+            <w:r>
+              <w:rPr>
+                <w:rFonts w:ascii="Consolas" w:cs="Consolas" w:eastAsia="Consolas" w:hAnsi="Consolas"/>
+                <w:color w:val="a2fca2"/>
+                <w:shd w:fill="333333" w:val="clear"/>
+                <w:rtl w:val="0"/>
+              </w:rPr>
+              <w:t xml:space="preserve">config</w:t>
+            </w:r>
+            <w:r>
+              <w:rPr>
+                <w:rFonts w:ascii="Consolas" w:cs="Consolas" w:eastAsia="Consolas" w:hAnsi="Consolas"/>
+                <w:color w:val="ffffff"/>
+                <w:shd w:fill="333333" w:val="clear"/>
+                <w:rtl w:val="0"/>
+              </w:rPr>
+              <w:t xml:space="preserve"> </w:t>
+            </w:r>
+            <w:r>
+              <w:rPr>
+                <w:rFonts w:ascii="Consolas" w:cs="Consolas" w:eastAsia="Consolas" w:hAnsi="Consolas"/>
+                <w:color w:val="a2fca2"/>
+                <w:shd w:fill="333333" w:val="clear"/>
+                <w:rtl w:val="0"/>
+              </w:rPr>
+              <w:t xml:space="preserve">user.email</w:t>
+            </w:r>
+            <w:r>
+              <w:rPr>
+                <w:rFonts w:ascii="Consolas" w:cs="Consolas" w:eastAsia="Consolas" w:hAnsi="Consolas"/>
+                <w:color w:val="ffffff"/>
+                <w:shd w:fill="333333" w:val="clear"/>
+                <w:rtl w:val="0"/>
+              </w:rPr>
+              <w:t xml:space="preserve"> </w:t>
+            </w:r>
+            <w:r>
+              <w:rPr>
+                <w:rFonts w:ascii="Consolas" w:cs="Consolas" w:eastAsia="Consolas" w:hAnsi="Consolas"/>
+                <w:color w:val="a2fca2"/>
+                <w:shd w:fill="333333" w:val="clear"/>
+                <w:rtl w:val="0"/>
+              </w:rPr>
+              <w:t xml:space="preserve">"github-actions[bot]@users.noreply.github.com"</w:t>
+            </w:r>
+            <w:r>
+              <w:rPr>
+                <w:rFonts w:ascii="Consolas" w:cs="Consolas" w:eastAsia="Consolas" w:hAnsi="Consolas"/>
+                <w:color w:val="ffffff"/>
+                <w:shd w:fill="333333" w:val="clear"/>
+                <w:rtl w:val="0"/>
+              </w:rPr>
+              <w:br w:type="textWrapping"/>
+              <w:t xml:space="preserve">        </w:t>
+              <w:br w:type="textWrapping"/>
+              <w:t xml:space="preserve">        </w:t>
+            </w:r>
+            <w:r>
+              <w:rPr>
+                <w:rFonts w:ascii="Consolas" w:cs="Consolas" w:eastAsia="Consolas" w:hAnsi="Consolas"/>
+                <w:color w:val="a2fca2"/>
+                <w:shd w:fill="333333" w:val="clear"/>
+                <w:rtl w:val="0"/>
+              </w:rPr>
+              <w:t xml:space="preserve">git</w:t>
+            </w:r>
+            <w:r>
+              <w:rPr>
+                <w:rFonts w:ascii="Consolas" w:cs="Consolas" w:eastAsia="Consolas" w:hAnsi="Consolas"/>
+                <w:color w:val="ffffff"/>
+                <w:shd w:fill="333333" w:val="clear"/>
+                <w:rtl w:val="0"/>
+              </w:rPr>
+              <w:t xml:space="preserve"> </w:t>
+            </w:r>
+            <w:r>
+              <w:rPr>
+                <w:rFonts w:ascii="Consolas" w:cs="Consolas" w:eastAsia="Consolas" w:hAnsi="Consolas"/>
+                <w:color w:val="a2fca2"/>
+                <w:shd w:fill="333333" w:val="clear"/>
+                <w:rtl w:val="0"/>
+              </w:rPr>
+              <w:t xml:space="preserve">add</w:t>
+            </w:r>
+            <w:r>
+              <w:rPr>
+                <w:rFonts w:ascii="Consolas" w:cs="Consolas" w:eastAsia="Consolas" w:hAnsi="Consolas"/>
+                <w:color w:val="ffffff"/>
+                <w:shd w:fill="333333" w:val="clear"/>
+                <w:rtl w:val="0"/>
+              </w:rPr>
+              <w:t xml:space="preserve"> </w:t>
+            </w:r>
+            <w:r>
+              <w:rPr>
+                <w:rFonts w:ascii="Consolas" w:cs="Consolas" w:eastAsia="Consolas" w:hAnsi="Consolas"/>
+                <w:color w:val="a2fca2"/>
+                <w:shd w:fill="333333" w:val="clear"/>
+                <w:rtl w:val="0"/>
+              </w:rPr>
+              <w:t xml:space="preserve">k8s/deployment.yml</w:t>
+            </w:r>
+            <w:r>
+              <w:rPr>
+                <w:rFonts w:ascii="Consolas" w:cs="Consolas" w:eastAsia="Consolas" w:hAnsi="Consolas"/>
+                <w:color w:val="ffffff"/>
+                <w:shd w:fill="333333" w:val="clear"/>
+                <w:rtl w:val="0"/>
+              </w:rPr>
+              <w:br w:type="textWrapping"/>
+              <w:t xml:space="preserve">        </w:t>
+            </w:r>
+            <w:r>
+              <w:rPr>
+                <w:rFonts w:ascii="Consolas" w:cs="Consolas" w:eastAsia="Consolas" w:hAnsi="Consolas"/>
+                <w:color w:val="a2fca2"/>
+                <w:shd w:fill="333333" w:val="clear"/>
+                <w:rtl w:val="0"/>
+              </w:rPr>
+              <w:t xml:space="preserve">git</w:t>
+            </w:r>
+            <w:r>
+              <w:rPr>
+                <w:rFonts w:ascii="Consolas" w:cs="Consolas" w:eastAsia="Consolas" w:hAnsi="Consolas"/>
+                <w:color w:val="ffffff"/>
+                <w:shd w:fill="333333" w:val="clear"/>
+                <w:rtl w:val="0"/>
+              </w:rPr>
+              <w:t xml:space="preserve"> </w:t>
+            </w:r>
+            <w:r>
+              <w:rPr>
+                <w:rFonts w:ascii="Consolas" w:cs="Consolas" w:eastAsia="Consolas" w:hAnsi="Consolas"/>
+                <w:color w:val="a2fca2"/>
+                <w:shd w:fill="333333" w:val="clear"/>
+                <w:rtl w:val="0"/>
+              </w:rPr>
+              <w:t xml:space="preserve">commit</w:t>
+            </w:r>
+            <w:r>
+              <w:rPr>
+                <w:rFonts w:ascii="Consolas" w:cs="Consolas" w:eastAsia="Consolas" w:hAnsi="Consolas"/>
+                <w:color w:val="ffffff"/>
+                <w:shd w:fill="333333" w:val="clear"/>
+                <w:rtl w:val="0"/>
+              </w:rPr>
+              <w:t xml:space="preserve"> </w:t>
+            </w:r>
+            <w:r>
+              <w:rPr>
+                <w:rFonts w:ascii="Consolas" w:cs="Consolas" w:eastAsia="Consolas" w:hAnsi="Consolas"/>
+                <w:color w:val="a2fca2"/>
+                <w:shd w:fill="333333" w:val="clear"/>
+                <w:rtl w:val="0"/>
+              </w:rPr>
+              <w:t xml:space="preserve">-m</w:t>
+            </w:r>
+            <w:r>
+              <w:rPr>
+                <w:rFonts w:ascii="Consolas" w:cs="Consolas" w:eastAsia="Consolas" w:hAnsi="Consolas"/>
+                <w:color w:val="ffffff"/>
+                <w:shd w:fill="333333" w:val="clear"/>
+                <w:rtl w:val="0"/>
+              </w:rPr>
+              <w:t xml:space="preserve"> </w:t>
+            </w:r>
+            <w:r>
+              <w:rPr>
+                <w:rFonts w:ascii="Consolas" w:cs="Consolas" w:eastAsia="Consolas" w:hAnsi="Consolas"/>
+                <w:color w:val="a2fca2"/>
+                <w:shd w:fill="333333" w:val="clear"/>
+                <w:rtl w:val="0"/>
+              </w:rPr>
+              <w:t xml:space="preserve">"chore: auto-update image tags for app1 and app2 to $</w:t>
+            </w:r>
+            <w:r>
+              <w:rPr>
+                <w:rFonts w:ascii="Consolas" w:cs="Consolas" w:eastAsia="Consolas" w:hAnsi="Consolas"/>
+                <w:color w:val="ade5fc"/>
+                <w:shd w:fill="333333" w:val="clear"/>
+                <w:rtl w:val="0"/>
+              </w:rPr>
+              <w:t xml:space="preserve">{{ github.sha }}</w:t>
+            </w:r>
+            <w:r>
+              <w:rPr>
+                <w:rFonts w:ascii="Consolas" w:cs="Consolas" w:eastAsia="Consolas" w:hAnsi="Consolas"/>
+                <w:color w:val="a2fca2"/>
+                <w:shd w:fill="333333" w:val="clear"/>
+                <w:rtl w:val="0"/>
+              </w:rPr>
+              <w:t xml:space="preserve"> [skip ci]"</w:t>
+            </w:r>
+            <w:r>
+              <w:rPr>
+                <w:rFonts w:ascii="Consolas" w:cs="Consolas" w:eastAsia="Consolas" w:hAnsi="Consolas"/>
+                <w:color w:val="ffffff"/>
+                <w:shd w:fill="333333" w:val="clear"/>
+                <w:rtl w:val="0"/>
+              </w:rPr>
+              <w:br w:type="textWrapping"/>
+              <w:t xml:space="preserve">        </w:t>
+            </w:r>
+            <w:r>
+              <w:rPr>
+                <w:rFonts w:ascii="Consolas" w:cs="Consolas" w:eastAsia="Consolas" w:hAnsi="Consolas"/>
+                <w:color w:val="a2fca2"/>
+                <w:shd w:fill="333333" w:val="clear"/>
+                <w:rtl w:val="0"/>
+              </w:rPr>
+              <w:t xml:space="preserve">git</w:t>
+            </w:r>
+            <w:r>
+              <w:rPr>
+                <w:rFonts w:ascii="Consolas" w:cs="Consolas" w:eastAsia="Consolas" w:hAnsi="Consolas"/>
+                <w:color w:val="ffffff"/>
+                <w:shd w:fill="333333" w:val="clear"/>
+                <w:rtl w:val="0"/>
+              </w:rPr>
+              <w:t xml:space="preserve"> </w:t>
+            </w:r>
+            <w:r>
+              <w:rPr>
+                <w:rFonts w:ascii="Consolas" w:cs="Consolas" w:eastAsia="Consolas" w:hAnsi="Consolas"/>
+                <w:color w:val="a2fca2"/>
+                <w:shd w:fill="333333" w:val="clear"/>
+                <w:rtl w:val="0"/>
+              </w:rPr>
+              <w:t xml:space="preserve">push</w:t>
+            </w:r>
+            <w:r>
+              <w:rPr>
+                <w:rtl w:val="0"/>
+              </w:rPr>
+            </w:r>
+          </w:p>
+        </w:tc>
+      </w:tr>
+    </w:tbl>
+    <w:p>
+      <w:pPr>
+        <w:rPr/>
+      </w:pPr>
+      <w:r>
+        <w:rPr>
+          <w:rtl w:val="0"/>
+        </w:rPr>
+      </w:r>
+    </w:p>
+    <w:p>
+      <w:pPr>
+        <w:rPr/>
+      </w:pPr>
+      <w:r>
+        <w:rPr>
+          <w:rtl w:val="0"/>
+        </w:rPr>
+      </w:r>
+    </w:p>
+    <w:p>
+      <w:pPr>
+        <w:rPr/>
+      </w:pPr>
+      <w:r>
+        <w:rPr>
+          <w:b w:val="1"/>
+          <w:bCs w:val="1"/>
+          <w:rtl w:val="0"/>
+        </w:rPr>
+        <w:t xml:space="preserve">Step 3:</w:t>
+      </w:r>
+      <w:r>
+        <w:rPr>
+          <w:rtl w:val="0"/>
+        </w:rPr>
+        <w:t xml:space="preserve"> Execution (The Git Loop)</w:t>
+      </w:r>
+    </w:p>
+    <w:p>
+      <w:pPr>
+        <w:rPr/>
+      </w:pPr>
+      <w:r>
+        <w:rPr>
+          <w:rtl w:val="0"/>
+        </w:rPr>
+      </w:r>
+    </w:p>
+    <w:p>
+      <w:pPr>
+        <w:rPr/>
+      </w:pPr>
+      <w:r>
+        <w:rPr>
+          <w:rtl w:val="0"/>
+        </w:rPr>
+        <w:t xml:space="preserve">Since ArgoCD is already tracking your k8s/ folder via your existing application setup, you don't even need to register a new file with ArgoCD! The moment you commit these additions, ArgoCD will notice the appended blocks at the bottom of the manifest and natively deploy them.</w:t>
+      </w:r>
+    </w:p>
+    <w:p>
+      <w:pPr>
+        <w:rPr/>
+      </w:pPr>
+      <w:r>
+        <w:rPr>
+          <w:rtl w:val="0"/>
+        </w:rPr>
+      </w:r>
+    </w:p>
+    <w:p>
+      <w:pPr>
+        <w:rPr/>
+      </w:pPr>
+      <w:r>
+        <w:rPr>
+          <w:rtl w:val="0"/>
+        </w:rPr>
+        <w:t xml:space="preserve">Execute the following commands locally after copying the new artefacts as per above:</w:t>
+      </w:r>
+    </w:p>
+    <w:p>
+      <w:pPr>
+        <w:rPr/>
+      </w:pPr>
+      <w:r>
+        <w:rPr>
+          <w:rtl w:val="0"/>
+        </w:rPr>
+      </w:r>
+    </w:p>
+    <w:tbl>
+      <w:tblPr>
+        <w:tblStyle w:val="Table34"/>
+        <w:jc w:val="left"/>
+        <w:tblLayout w:type="fixed"/>
+        <w:tblLook w:val="0600"/>
+      </w:tblPr>
+      <w:tblGrid>
+        <w:gridCol w:w="9360"/>
+        <w:tblGridChange w:id="0">
+          <w:tblGrid>
+            <w:gridCol w:w="9360"/>
+          </w:tblGrid>
+        </w:tblGridChange>
+      </w:tblGrid>
+      <w:tr>
+        <w:trPr>
+          <w:cantSplit w:val="0"/>
+          <w:tblHeader w:val="0"/>
+        </w:trPr>
+        <w:tc>
+          <w:tcPr>
+            <w:shd w:fill="333333" w:val="clear"/>
+            <w:tcMar>
+              <w:top w:w="100.0" w:type="dxa"/>
+              <w:left w:w="100.0" w:type="dxa"/>
+              <w:bottom w:w="100.0" w:type="dxa"/>
+              <w:right w:w="100.0" w:type="dxa"/>
+            </w:tcMar>
+            <w:vAlign w:val="top"/>
+          </w:tcPr>
+          <w:p>
+            <w:pPr>
+              <w:keepNext w:val="0"/>
+              <w:keepLines w:val="0"/>
+              <w:pageBreakBefore w:val="0"/>
+              <w:widowControl w:val="0"/>
+              <w:pBdr>
+                <w:top w:space="0" w:sz="0" w:val="nil"/>
+                <w:left w:space="0" w:sz="0" w:val="nil"/>
+                <w:bottom w:space="0" w:sz="0" w:val="nil"/>
+                <w:right w:space="0" w:sz="0" w:val="nil"/>
+                <w:between w:space="0" w:sz="0" w:val="nil"/>
+              </w:pBdr>
+              <w:shd w:fill="auto" w:val="clear"/>
+              <w:spacing w:after="0" w:before="0" w:line="276" w:lineRule="auto"/>
+              <w:ind w:left="0" w:right="0" w:firstLine="0"/>
+              <w:jc w:val="left"/>
+              <w:rPr/>
+            </w:pPr>
+            <w:r>
+              <w:rPr>
+                <w:rFonts w:ascii="Consolas" w:cs="Consolas" w:eastAsia="Consolas" w:hAnsi="Consolas"/>
+                <w:color w:val="888888"/>
+                <w:shd w:fill="333333" w:val="clear"/>
+                <w:rtl w:val="0"/>
+              </w:rPr>
+              <w:t xml:space="preserve"># 1. Bring down the tracking tag changes from the last run</w:t>
+            </w:r>
+            <w:r>
+              <w:rPr>
+                <w:rFonts w:ascii="Consolas" w:cs="Consolas" w:eastAsia="Consolas" w:hAnsi="Consolas"/>
+                <w:color w:val="ffffff"/>
+                <w:shd w:fill="333333" w:val="clear"/>
+                <w:rtl w:val="0"/>
+              </w:rPr>
+              <w:br w:type="textWrapping"/>
+              <w:t xml:space="preserve">git pull origin main</w:t>
+              <w:br w:type="textWrapping"/>
+              <w:br w:type="textWrapping"/>
+            </w:r>
+            <w:r>
+              <w:rPr>
+                <w:rFonts w:ascii="Consolas" w:cs="Consolas" w:eastAsia="Consolas" w:hAnsi="Consolas"/>
+                <w:color w:val="888888"/>
+                <w:shd w:fill="333333" w:val="clear"/>
+                <w:rtl w:val="0"/>
+              </w:rPr>
+              <w:t xml:space="preserve"># 2. Stage the new app2 folder and file updates</w:t>
+            </w:r>
+            <w:r>
+              <w:rPr>
+                <w:rFonts w:ascii="Consolas" w:cs="Consolas" w:eastAsia="Consolas" w:hAnsi="Consolas"/>
+                <w:color w:val="ffffff"/>
+                <w:shd w:fill="333333" w:val="clear"/>
+                <w:rtl w:val="0"/>
+              </w:rPr>
+              <w:br w:type="textWrapping"/>
+              <w:t xml:space="preserve">git add .</w:t>
+              <w:br w:type="textWrapping"/>
+              <w:br w:type="textWrapping"/>
+            </w:r>
+            <w:r>
+              <w:rPr>
+                <w:rFonts w:ascii="Consolas" w:cs="Consolas" w:eastAsia="Consolas" w:hAnsi="Consolas"/>
+                <w:color w:val="888888"/>
+                <w:shd w:fill="333333" w:val="clear"/>
+                <w:rtl w:val="0"/>
+              </w:rPr>
+              <w:t xml:space="preserve"># 3. Commit the structural expansion non-invasively</w:t>
+            </w:r>
+            <w:r>
+              <w:rPr>
+                <w:rFonts w:ascii="Consolas" w:cs="Consolas" w:eastAsia="Consolas" w:hAnsi="Consolas"/>
+                <w:color w:val="ffffff"/>
+                <w:shd w:fill="333333" w:val="clear"/>
+                <w:rtl w:val="0"/>
+              </w:rPr>
+              <w:br w:type="textWrapping"/>
+              <w:t xml:space="preserve">git commit -m </w:t>
+            </w:r>
+            <w:r>
+              <w:rPr>
+                <w:rFonts w:ascii="Consolas" w:cs="Consolas" w:eastAsia="Consolas" w:hAnsi="Consolas"/>
+                <w:color w:val="a2fca2"/>
+                <w:shd w:fill="333333" w:val="clear"/>
+                <w:rtl w:val="0"/>
+              </w:rPr>
+              <w:t xml:space="preserve">"feat: non-invasively introduce app2 helper sub-system"</w:t>
+            </w:r>
+            <w:r>
+              <w:rPr>
+                <w:rFonts w:ascii="Consolas" w:cs="Consolas" w:eastAsia="Consolas" w:hAnsi="Consolas"/>
+                <w:color w:val="ffffff"/>
+                <w:shd w:fill="333333" w:val="clear"/>
+                <w:rtl w:val="0"/>
+              </w:rPr>
+              <w:br w:type="textWrapping"/>
+              <w:br w:type="textWrapping"/>
+            </w:r>
+            <w:r>
+              <w:rPr>
+                <w:rFonts w:ascii="Consolas" w:cs="Consolas" w:eastAsia="Consolas" w:hAnsi="Consolas"/>
+                <w:color w:val="888888"/>
+                <w:shd w:fill="333333" w:val="clear"/>
+                <w:rtl w:val="0"/>
+              </w:rPr>
+              <w:t xml:space="preserve"># 4. Push to production</w:t>
+            </w:r>
+            <w:r>
+              <w:rPr>
+                <w:rFonts w:ascii="Consolas" w:cs="Consolas" w:eastAsia="Consolas" w:hAnsi="Consolas"/>
+                <w:color w:val="ffffff"/>
+                <w:shd w:fill="333333" w:val="clear"/>
+                <w:rtl w:val="0"/>
+              </w:rPr>
+              <w:br w:type="textWrapping"/>
+              <w:br w:type="textWrapping"/>
+              <w:t xml:space="preserve">git push origin main</w:t>
+            </w:r>
+            <w:r>
+              <w:rPr>
+                <w:rtl w:val="0"/>
+              </w:rPr>
+            </w:r>
+          </w:p>
+        </w:tc>
+      </w:tr>
+    </w:tbl>
+    <w:p>
+      <w:pPr>
+        <w:rPr/>
+      </w:pPr>
+      <w:r>
+        <w:rPr>
+          <w:rtl w:val="0"/>
+        </w:rPr>
+      </w:r>
+    </w:p>
+    <w:p>
+      <w:pPr>
+        <w:rPr/>
+      </w:pPr>
+      <w:r>
+        <w:rPr>
+          <w:rtl w:val="0"/>
+        </w:rPr>
+      </w:r>
+    </w:p>
+    <w:p>
+      <w:pPr>
+        <w:rPr/>
+      </w:pPr>
+      <w:r>
+        <w:rPr>
+          <w:rtl w:val="0"/>
+        </w:rPr>
+        <w:t xml:space="preserve">Once the pipeline goes green, verify both components are happily coexisting in your cluster under their own namespaces:</w:t>
+      </w:r>
+    </w:p>
+    <w:p>
+      <w:pPr>
+        <w:rPr/>
+      </w:pPr>
+      <w:r>
+        <w:rPr>
+          <w:rtl w:val="0"/>
+        </w:rPr>
+      </w:r>
+    </w:p>
+    <w:p>
+      <w:pPr>
+        <w:rPr/>
+      </w:pPr>
+      <w:r>
+        <w:rPr>
+          <w:rtl w:val="0"/>
+        </w:rPr>
+        <w:t xml:space="preserve">New </w:t>
+      </w:r>
+      <w:r>
+        <w:rPr>
+          <w:rFonts w:ascii="Courier New" w:cs="Courier New" w:eastAsia="Courier New" w:hAnsi="Courier New"/>
+          <w:b w:val="1"/>
+          <w:bCs w:val="1"/>
+          <w:rtl w:val="0"/>
+        </w:rPr>
+        <w:t xml:space="preserve">deployment.yml</w:t>
+      </w:r>
+      <w:r>
+        <w:rPr>
+          <w:rtl w:val="0"/>
+        </w:rPr>
+        <w:t xml:space="preserve"> as updated by the Github Actions process. Take note both placeholders on line 21 and 75 have been updated.</w:t>
+      </w:r>
+    </w:p>
+    <w:p>
+      <w:pPr>
+        <w:rPr/>
+      </w:pPr>
+      <w:r>
+        <w:rPr>
+          <w:rtl w:val="0"/>
+        </w:rPr>
+      </w:r>
+    </w:p>
+    <w:tbl>
+      <w:tblPr>
+        <w:tblStyle w:val="Table35"/>
+        <w:jc w:val="left"/>
+        <w:tblLayout w:type="fixed"/>
+        <w:tblLook w:val="0600"/>
+      </w:tblPr>
+      <w:tblGrid>
+        <w:gridCol w:w="9360"/>
+        <w:tblGridChange w:id="0">
+          <w:tblGrid>
+            <w:gridCol w:w="9360"/>
+          </w:tblGrid>
+        </w:tblGridChange>
+      </w:tblGrid>
+      <w:tr>
+        <w:trPr>
+          <w:cantSplit w:val="0"/>
+          <w:tblHeader w:val="0"/>
+        </w:trPr>
+        <w:tc>
+          <w:tcPr>
+            <w:shd w:fill="333333" w:val="clear"/>
+            <w:tcMar>
+              <w:top w:w="100.0" w:type="dxa"/>
+              <w:left w:w="100.0" w:type="dxa"/>
+              <w:bottom w:w="100.0" w:type="dxa"/>
+              <w:right w:w="100.0" w:type="dxa"/>
+            </w:tcMar>
+            <w:vAlign w:val="top"/>
+          </w:tcPr>
+          <w:p>
+            <w:pPr>
+              <w:keepNext w:val="0"/>
+              <w:keepLines w:val="0"/>
+              <w:pageBreakBefore w:val="0"/>
+              <w:widowControl w:val="0"/>
+              <w:pBdr>
+                <w:top w:space="0" w:sz="0" w:val="nil"/>
+                <w:left w:space="0" w:sz="0" w:val="nil"/>
+                <w:bottom w:space="0" w:sz="0" w:val="nil"/>
+                <w:right w:space="0" w:sz="0" w:val="nil"/>
+                <w:between w:space="0" w:sz="0" w:val="nil"/>
+              </w:pBdr>
+              <w:shd w:fill="auto" w:val="clear"/>
+              <w:spacing w:after="0" w:before="0" w:line="276" w:lineRule="auto"/>
+              <w:ind w:left="0" w:right="0" w:firstLine="0"/>
+              <w:jc w:val="left"/>
+              <w:rPr/>
+            </w:pPr>
+            <w:r>
+              <w:rPr>
+                <w:rFonts w:ascii="Consolas" w:cs="Consolas" w:eastAsia="Consolas" w:hAnsi="Consolas"/>
+                <w:color w:val="ffffff"/>
+                <w:shd w:fill="333333" w:val="clear"/>
+                <w:rtl w:val="0"/>
+              </w:rPr>
+              <w:t xml:space="preserve">apiVersion: </w:t>
+            </w:r>
+            <w:r>
+              <w:rPr>
+                <w:rFonts w:ascii="Consolas" w:cs="Consolas" w:eastAsia="Consolas" w:hAnsi="Consolas"/>
+                <w:color w:val="a2fca2"/>
+                <w:shd w:fill="333333" w:val="clear"/>
+                <w:rtl w:val="0"/>
+              </w:rPr>
+              <w:t xml:space="preserve">apps/v1</w:t>
+            </w:r>
+            <w:r>
+              <w:rPr>
+                <w:rFonts w:ascii="Consolas" w:cs="Consolas" w:eastAsia="Consolas" w:hAnsi="Consolas"/>
+                <w:color w:val="ffffff"/>
+                <w:shd w:fill="333333" w:val="clear"/>
+                <w:rtl w:val="0"/>
+              </w:rPr>
+              <w:br w:type="textWrapping"/>
+              <w:t xml:space="preserve">kind: </w:t>
+            </w:r>
+            <w:r>
+              <w:rPr>
+                <w:rFonts w:ascii="Consolas" w:cs="Consolas" w:eastAsia="Consolas" w:hAnsi="Consolas"/>
+                <w:color w:val="a2fca2"/>
+                <w:shd w:fill="333333" w:val="clear"/>
+                <w:rtl w:val="0"/>
+              </w:rPr>
+              <w:t xml:space="preserve">Deployment</w:t>
+            </w:r>
+            <w:r>
+              <w:rPr>
+                <w:rFonts w:ascii="Consolas" w:cs="Consolas" w:eastAsia="Consolas" w:hAnsi="Consolas"/>
+                <w:color w:val="ffffff"/>
+                <w:shd w:fill="333333" w:val="clear"/>
+                <w:rtl w:val="0"/>
+              </w:rPr>
+              <w:br w:type="textWrapping"/>
+              <w:t xml:space="preserve">metadata:</w:t>
+              <w:br w:type="textWrapping"/>
+              <w:t xml:space="preserve">  name: </w:t>
+            </w:r>
+            <w:r>
+              <w:rPr>
+                <w:rFonts w:ascii="Consolas" w:cs="Consolas" w:eastAsia="Consolas" w:hAnsi="Consolas"/>
+                <w:color w:val="a2fca2"/>
+                <w:shd w:fill="333333" w:val="clear"/>
+                <w:rtl w:val="0"/>
+              </w:rPr>
+              <w:t xml:space="preserve">python-app-deployment</w:t>
+            </w:r>
+            <w:r>
+              <w:rPr>
+                <w:rFonts w:ascii="Consolas" w:cs="Consolas" w:eastAsia="Consolas" w:hAnsi="Consolas"/>
+                <w:color w:val="ffffff"/>
+                <w:shd w:fill="333333" w:val="clear"/>
+                <w:rtl w:val="0"/>
+              </w:rPr>
+              <w:br w:type="textWrapping"/>
+              <w:t xml:space="preserve">  namespace: </w:t>
+            </w:r>
+            <w:r>
+              <w:rPr>
+                <w:rFonts w:ascii="Consolas" w:cs="Consolas" w:eastAsia="Consolas" w:hAnsi="Consolas"/>
+                <w:color w:val="a2fca2"/>
+                <w:shd w:fill="333333" w:val="clear"/>
+                <w:rtl w:val="0"/>
+              </w:rPr>
+              <w:t xml:space="preserve">app</w:t>
+            </w:r>
+            <w:r>
+              <w:rPr>
+                <w:rFonts w:ascii="Consolas" w:cs="Consolas" w:eastAsia="Consolas" w:hAnsi="Consolas"/>
+                <w:color w:val="ffffff"/>
+                <w:shd w:fill="333333" w:val="clear"/>
+                <w:rtl w:val="0"/>
+              </w:rPr>
+              <w:br w:type="textWrapping"/>
+              <w:t xml:space="preserve">  labels:</w:t>
+              <w:br w:type="textWrapping"/>
+              <w:t xml:space="preserve">    app: </w:t>
+            </w:r>
+            <w:r>
+              <w:rPr>
+                <w:rFonts w:ascii="Consolas" w:cs="Consolas" w:eastAsia="Consolas" w:hAnsi="Consolas"/>
+                <w:color w:val="a2fca2"/>
+                <w:shd w:fill="333333" w:val="clear"/>
+                <w:rtl w:val="0"/>
+              </w:rPr>
+              <w:t xml:space="preserve">python-fastapi</w:t>
+            </w:r>
+            <w:r>
+              <w:rPr>
+                <w:rFonts w:ascii="Consolas" w:cs="Consolas" w:eastAsia="Consolas" w:hAnsi="Consolas"/>
+                <w:color w:val="ffffff"/>
+                <w:shd w:fill="333333" w:val="clear"/>
+                <w:rtl w:val="0"/>
+              </w:rPr>
+              <w:br w:type="textWrapping"/>
+              <w:t xml:space="preserve">spec:</w:t>
+              <w:br w:type="textWrapping"/>
+              <w:t xml:space="preserve">  replicas: </w:t>
+            </w:r>
+            <w:r>
+              <w:rPr>
+                <w:rFonts w:ascii="Consolas" w:cs="Consolas" w:eastAsia="Consolas" w:hAnsi="Consolas"/>
+                <w:color w:val="d36363"/>
+                <w:shd w:fill="333333" w:val="clear"/>
+                <w:rtl w:val="0"/>
+              </w:rPr>
+              <w:t xml:space="preserve">2</w:t>
+            </w:r>
+            <w:r>
+              <w:rPr>
+                <w:rFonts w:ascii="Consolas" w:cs="Consolas" w:eastAsia="Consolas" w:hAnsi="Consolas"/>
+                <w:color w:val="ffffff"/>
+                <w:shd w:fill="333333" w:val="clear"/>
+                <w:rtl w:val="0"/>
+              </w:rPr>
+              <w:br w:type="textWrapping"/>
+              <w:t xml:space="preserve">  selector:</w:t>
+              <w:br w:type="textWrapping"/>
+              <w:t xml:space="preserve">    matchLabels:</w:t>
+              <w:br w:type="textWrapping"/>
+              <w:t xml:space="preserve">      app: </w:t>
+            </w:r>
+            <w:r>
+              <w:rPr>
+                <w:rFonts w:ascii="Consolas" w:cs="Consolas" w:eastAsia="Consolas" w:hAnsi="Consolas"/>
+                <w:color w:val="a2fca2"/>
+                <w:shd w:fill="333333" w:val="clear"/>
+                <w:rtl w:val="0"/>
+              </w:rPr>
+              <w:t xml:space="preserve">python-fastapi</w:t>
+            </w:r>
+            <w:r>
+              <w:rPr>
+                <w:rFonts w:ascii="Consolas" w:cs="Consolas" w:eastAsia="Consolas" w:hAnsi="Consolas"/>
+                <w:color w:val="ffffff"/>
+                <w:shd w:fill="333333" w:val="clear"/>
+                <w:rtl w:val="0"/>
+              </w:rPr>
+              <w:br w:type="textWrapping"/>
+              <w:t xml:space="preserve">  template:</w:t>
+              <w:br w:type="textWrapping"/>
+              <w:t xml:space="preserve">    metadata:</w:t>
+              <w:br w:type="textWrapping"/>
+              <w:t xml:space="preserve">      labels:</w:t>
+              <w:br w:type="textWrapping"/>
+              <w:t xml:space="preserve">        app: </w:t>
+            </w:r>
+            <w:r>
+              <w:rPr>
+                <w:rFonts w:ascii="Consolas" w:cs="Consolas" w:eastAsia="Consolas" w:hAnsi="Consolas"/>
+                <w:color w:val="a2fca2"/>
+                <w:shd w:fill="333333" w:val="clear"/>
+                <w:rtl w:val="0"/>
+              </w:rPr>
+              <w:t xml:space="preserve">python-fastapi</w:t>
+            </w:r>
+            <w:r>
+              <w:rPr>
+                <w:rFonts w:ascii="Consolas" w:cs="Consolas" w:eastAsia="Consolas" w:hAnsi="Consolas"/>
+                <w:color w:val="ffffff"/>
+                <w:shd w:fill="333333" w:val="clear"/>
+                <w:rtl w:val="0"/>
+              </w:rPr>
+              <w:br w:type="textWrapping"/>
+              <w:t xml:space="preserve">    spec:</w:t>
+              <w:br w:type="textWrapping"/>
+              <w:t xml:space="preserve">      containers:</w:t>
+              <w:br w:type="textWrapping"/>
+              <w:t xml:space="preserve">      </w:t>
+            </w:r>
+            <w:r>
+              <w:rPr>
+                <w:rFonts w:ascii="Consolas" w:cs="Consolas" w:eastAsia="Consolas" w:hAnsi="Consolas"/>
+                <w:color w:val="d36363"/>
+                <w:shd w:fill="333333" w:val="clear"/>
+                <w:rtl w:val="0"/>
+              </w:rPr>
+              <w:t xml:space="preserve">-</w:t>
+            </w:r>
+            <w:r>
+              <w:rPr>
+                <w:rFonts w:ascii="Consolas" w:cs="Consolas" w:eastAsia="Consolas" w:hAnsi="Consolas"/>
+                <w:color w:val="ffffff"/>
+                <w:shd w:fill="333333" w:val="clear"/>
+                <w:rtl w:val="0"/>
+              </w:rPr>
+              <w:t xml:space="preserve"> name: </w:t>
+            </w:r>
+            <w:r>
+              <w:rPr>
+                <w:rFonts w:ascii="Consolas" w:cs="Consolas" w:eastAsia="Consolas" w:hAnsi="Consolas"/>
+                <w:color w:val="a2fca2"/>
+                <w:shd w:fill="333333" w:val="clear"/>
+                <w:rtl w:val="0"/>
+              </w:rPr>
+              <w:t xml:space="preserve">fastapi-app</w:t>
+            </w:r>
+            <w:r>
+              <w:rPr>
+                <w:rFonts w:ascii="Consolas" w:cs="Consolas" w:eastAsia="Consolas" w:hAnsi="Consolas"/>
+                <w:color w:val="ffffff"/>
+                <w:shd w:fill="333333" w:val="clear"/>
+                <w:rtl w:val="0"/>
+              </w:rPr>
+              <w:br w:type="textWrapping"/>
+              <w:t xml:space="preserve">        image: </w:t>
+            </w:r>
+            <w:r>
+              <w:rPr>
+                <w:rFonts w:ascii="Consolas" w:cs="Consolas" w:eastAsia="Consolas" w:hAnsi="Consolas"/>
+                <w:color w:val="a2fca2"/>
+                <w:shd w:fill="333333" w:val="clear"/>
+                <w:rtl w:val="0"/>
+              </w:rPr>
+              <w:t xml:space="preserve">georgelza/python-fastapi-app:8847ab9c4a325412716080608e21e9745a29d759</w:t>
+            </w:r>
+            <w:r>
+              <w:rPr>
+                <w:rFonts w:ascii="Consolas" w:cs="Consolas" w:eastAsia="Consolas" w:hAnsi="Consolas"/>
+                <w:color w:val="ffffff"/>
+                <w:shd w:fill="333333" w:val="clear"/>
+                <w:rtl w:val="0"/>
+              </w:rPr>
+              <w:br w:type="textWrapping"/>
+              <w:t xml:space="preserve">        imagePullPolicy: </w:t>
+            </w:r>
+            <w:r>
+              <w:rPr>
+                <w:rFonts w:ascii="Consolas" w:cs="Consolas" w:eastAsia="Consolas" w:hAnsi="Consolas"/>
+                <w:color w:val="a2fca2"/>
+                <w:shd w:fill="333333" w:val="clear"/>
+                <w:rtl w:val="0"/>
+              </w:rPr>
+              <w:t xml:space="preserve">Always</w:t>
+            </w:r>
+            <w:r>
+              <w:rPr>
+                <w:rFonts w:ascii="Consolas" w:cs="Consolas" w:eastAsia="Consolas" w:hAnsi="Consolas"/>
+                <w:color w:val="ffffff"/>
+                <w:shd w:fill="333333" w:val="clear"/>
+                <w:rtl w:val="0"/>
+              </w:rPr>
+              <w:br w:type="textWrapping"/>
+              <w:t xml:space="preserve">        ports:</w:t>
+              <w:br w:type="textWrapping"/>
+              <w:t xml:space="preserve">        </w:t>
+            </w:r>
+            <w:r>
+              <w:rPr>
+                <w:rFonts w:ascii="Consolas" w:cs="Consolas" w:eastAsia="Consolas" w:hAnsi="Consolas"/>
+                <w:color w:val="d36363"/>
+                <w:shd w:fill="333333" w:val="clear"/>
+                <w:rtl w:val="0"/>
+              </w:rPr>
+              <w:t xml:space="preserve">-</w:t>
+            </w:r>
+            <w:r>
+              <w:rPr>
+                <w:rFonts w:ascii="Consolas" w:cs="Consolas" w:eastAsia="Consolas" w:hAnsi="Consolas"/>
+                <w:color w:val="ffffff"/>
+                <w:shd w:fill="333333" w:val="clear"/>
+                <w:rtl w:val="0"/>
+              </w:rPr>
+              <w:t xml:space="preserve"> containerPort: </w:t>
+            </w:r>
+            <w:r>
+              <w:rPr>
+                <w:rFonts w:ascii="Consolas" w:cs="Consolas" w:eastAsia="Consolas" w:hAnsi="Consolas"/>
+                <w:color w:val="d36363"/>
+                <w:shd w:fill="333333" w:val="clear"/>
+                <w:rtl w:val="0"/>
+              </w:rPr>
+              <w:t xml:space="preserve">8000</w:t>
+            </w:r>
+            <w:r>
+              <w:rPr>
+                <w:rFonts w:ascii="Consolas" w:cs="Consolas" w:eastAsia="Consolas" w:hAnsi="Consolas"/>
+                <w:color w:val="ffffff"/>
+                <w:shd w:fill="333333" w:val="clear"/>
+                <w:rtl w:val="0"/>
+              </w:rPr>
+              <w:br w:type="textWrapping"/>
+              <w:t xml:space="preserve">        livenessProbe:</w:t>
+              <w:br w:type="textWrapping"/>
+              <w:t xml:space="preserve">          httpGet:</w:t>
+              <w:br w:type="textWrapping"/>
+              <w:t xml:space="preserve">            path: </w:t>
+            </w:r>
+            <w:r>
+              <w:rPr>
+                <w:rFonts w:ascii="Consolas" w:cs="Consolas" w:eastAsia="Consolas" w:hAnsi="Consolas"/>
+                <w:color w:val="a2fca2"/>
+                <w:shd w:fill="333333" w:val="clear"/>
+                <w:rtl w:val="0"/>
+              </w:rPr>
+              <w:t xml:space="preserve">/healthz</w:t>
+            </w:r>
+            <w:r>
+              <w:rPr>
+                <w:rFonts w:ascii="Consolas" w:cs="Consolas" w:eastAsia="Consolas" w:hAnsi="Consolas"/>
+                <w:color w:val="ffffff"/>
+                <w:shd w:fill="333333" w:val="clear"/>
+                <w:rtl w:val="0"/>
+              </w:rPr>
+              <w:br w:type="textWrapping"/>
+              <w:t xml:space="preserve">            port: </w:t>
+            </w:r>
+            <w:r>
+              <w:rPr>
+                <w:rFonts w:ascii="Consolas" w:cs="Consolas" w:eastAsia="Consolas" w:hAnsi="Consolas"/>
+                <w:color w:val="d36363"/>
+                <w:shd w:fill="333333" w:val="clear"/>
+                <w:rtl w:val="0"/>
+              </w:rPr>
+              <w:t xml:space="preserve">8000</w:t>
+            </w:r>
+            <w:r>
+              <w:rPr>
+                <w:rFonts w:ascii="Consolas" w:cs="Consolas" w:eastAsia="Consolas" w:hAnsi="Consolas"/>
+                <w:color w:val="ffffff"/>
+                <w:shd w:fill="333333" w:val="clear"/>
+                <w:rtl w:val="0"/>
+              </w:rPr>
+              <w:br w:type="textWrapping"/>
+              <w:t xml:space="preserve">          initialDelaySeconds: </w:t>
+            </w:r>
+            <w:r>
+              <w:rPr>
+                <w:rFonts w:ascii="Consolas" w:cs="Consolas" w:eastAsia="Consolas" w:hAnsi="Consolas"/>
+                <w:color w:val="d36363"/>
+                <w:shd w:fill="333333" w:val="clear"/>
+                <w:rtl w:val="0"/>
+              </w:rPr>
+              <w:t xml:space="preserve">5</w:t>
+            </w:r>
+            <w:r>
+              <w:rPr>
+                <w:rFonts w:ascii="Consolas" w:cs="Consolas" w:eastAsia="Consolas" w:hAnsi="Consolas"/>
+                <w:color w:val="ffffff"/>
+                <w:shd w:fill="333333" w:val="clear"/>
+                <w:rtl w:val="0"/>
+              </w:rPr>
+              <w:br w:type="textWrapping"/>
+              <w:t xml:space="preserve">        readinessProbe:</w:t>
+              <w:br w:type="textWrapping"/>
+              <w:t xml:space="preserve">          httpGet:</w:t>
+              <w:br w:type="textWrapping"/>
+              <w:t xml:space="preserve">            path: </w:t>
+            </w:r>
+            <w:r>
+              <w:rPr>
+                <w:rFonts w:ascii="Consolas" w:cs="Consolas" w:eastAsia="Consolas" w:hAnsi="Consolas"/>
+                <w:color w:val="a2fca2"/>
+                <w:shd w:fill="333333" w:val="clear"/>
+                <w:rtl w:val="0"/>
+              </w:rPr>
+              <w:t xml:space="preserve">/healthz</w:t>
+            </w:r>
+            <w:r>
+              <w:rPr>
+                <w:rFonts w:ascii="Consolas" w:cs="Consolas" w:eastAsia="Consolas" w:hAnsi="Consolas"/>
+                <w:color w:val="ffffff"/>
+                <w:shd w:fill="333333" w:val="clear"/>
+                <w:rtl w:val="0"/>
+              </w:rPr>
+              <w:br w:type="textWrapping"/>
+              <w:t xml:space="preserve">            port: </w:t>
+            </w:r>
+            <w:r>
+              <w:rPr>
+                <w:rFonts w:ascii="Consolas" w:cs="Consolas" w:eastAsia="Consolas" w:hAnsi="Consolas"/>
+                <w:color w:val="d36363"/>
+                <w:shd w:fill="333333" w:val="clear"/>
+                <w:rtl w:val="0"/>
+              </w:rPr>
+              <w:t xml:space="preserve">8000</w:t>
+            </w:r>
+            <w:r>
+              <w:rPr>
+                <w:rFonts w:ascii="Consolas" w:cs="Consolas" w:eastAsia="Consolas" w:hAnsi="Consolas"/>
+                <w:color w:val="ffffff"/>
+                <w:shd w:fill="333333" w:val="clear"/>
+                <w:rtl w:val="0"/>
+              </w:rPr>
+              <w:br w:type="textWrapping"/>
+              <w:t xml:space="preserve">          initialDelaySeconds: </w:t>
+            </w:r>
+            <w:r>
+              <w:rPr>
+                <w:rFonts w:ascii="Consolas" w:cs="Consolas" w:eastAsia="Consolas" w:hAnsi="Consolas"/>
+                <w:color w:val="d36363"/>
+                <w:shd w:fill="333333" w:val="clear"/>
+                <w:rtl w:val="0"/>
+              </w:rPr>
+              <w:t xml:space="preserve">5</w:t>
+            </w:r>
+            <w:r>
+              <w:rPr>
+                <w:rFonts w:ascii="Consolas" w:cs="Consolas" w:eastAsia="Consolas" w:hAnsi="Consolas"/>
+                <w:color w:val="ffffff"/>
+                <w:shd w:fill="333333" w:val="clear"/>
+                <w:rtl w:val="0"/>
+              </w:rPr>
+              <w:br w:type="textWrapping"/>
+            </w:r>
+            <w:r>
+              <w:rPr>
+                <w:rFonts w:ascii="Consolas" w:cs="Consolas" w:eastAsia="Consolas" w:hAnsi="Consolas"/>
+                <w:color w:val="fc9b9b"/>
+                <w:shd w:fill="333333" w:val="clear"/>
+                <w:rtl w:val="0"/>
+              </w:rPr>
+              <w:t xml:space="preserve">---</w:t>
+            </w:r>
+            <w:r>
+              <w:rPr>
+                <w:rFonts w:ascii="Consolas" w:cs="Consolas" w:eastAsia="Consolas" w:hAnsi="Consolas"/>
+                <w:color w:val="ffffff"/>
+                <w:shd w:fill="333333" w:val="clear"/>
+                <w:rtl w:val="0"/>
+              </w:rPr>
+              <w:br w:type="textWrapping"/>
+              <w:t xml:space="preserve">apiVersion: </w:t>
+            </w:r>
+            <w:r>
+              <w:rPr>
+                <w:rFonts w:ascii="Consolas" w:cs="Consolas" w:eastAsia="Consolas" w:hAnsi="Consolas"/>
+                <w:color w:val="a2fca2"/>
+                <w:shd w:fill="333333" w:val="clear"/>
+                <w:rtl w:val="0"/>
+              </w:rPr>
+              <w:t xml:space="preserve">v1</w:t>
+            </w:r>
+            <w:r>
+              <w:rPr>
+                <w:rFonts w:ascii="Consolas" w:cs="Consolas" w:eastAsia="Consolas" w:hAnsi="Consolas"/>
+                <w:color w:val="ffffff"/>
+                <w:shd w:fill="333333" w:val="clear"/>
+                <w:rtl w:val="0"/>
+              </w:rPr>
+              <w:br w:type="textWrapping"/>
+              <w:t xml:space="preserve">kind: </w:t>
+            </w:r>
+            <w:r>
+              <w:rPr>
+                <w:rFonts w:ascii="Consolas" w:cs="Consolas" w:eastAsia="Consolas" w:hAnsi="Consolas"/>
+                <w:color w:val="a2fca2"/>
+                <w:shd w:fill="333333" w:val="clear"/>
+                <w:rtl w:val="0"/>
+              </w:rPr>
+              <w:t xml:space="preserve">Service</w:t>
+            </w:r>
+            <w:r>
+              <w:rPr>
+                <w:rFonts w:ascii="Consolas" w:cs="Consolas" w:eastAsia="Consolas" w:hAnsi="Consolas"/>
+                <w:color w:val="ffffff"/>
+                <w:shd w:fill="333333" w:val="clear"/>
+                <w:rtl w:val="0"/>
+              </w:rPr>
+              <w:br w:type="textWrapping"/>
+              <w:t xml:space="preserve">metadata:</w:t>
+              <w:br w:type="textWrapping"/>
+              <w:t xml:space="preserve">  name: </w:t>
+            </w:r>
+            <w:r>
+              <w:rPr>
+                <w:rFonts w:ascii="Consolas" w:cs="Consolas" w:eastAsia="Consolas" w:hAnsi="Consolas"/>
+                <w:color w:val="a2fca2"/>
+                <w:shd w:fill="333333" w:val="clear"/>
+                <w:rtl w:val="0"/>
+              </w:rPr>
+              <w:t xml:space="preserve">python-app-service</w:t>
+            </w:r>
+            <w:r>
+              <w:rPr>
+                <w:rFonts w:ascii="Consolas" w:cs="Consolas" w:eastAsia="Consolas" w:hAnsi="Consolas"/>
+                <w:color w:val="ffffff"/>
+                <w:shd w:fill="333333" w:val="clear"/>
+                <w:rtl w:val="0"/>
+              </w:rPr>
+              <w:br w:type="textWrapping"/>
+              <w:t xml:space="preserve">  namespace: </w:t>
+            </w:r>
+            <w:r>
+              <w:rPr>
+                <w:rFonts w:ascii="Consolas" w:cs="Consolas" w:eastAsia="Consolas" w:hAnsi="Consolas"/>
+                <w:color w:val="a2fca2"/>
+                <w:shd w:fill="333333" w:val="clear"/>
+                <w:rtl w:val="0"/>
+              </w:rPr>
+              <w:t xml:space="preserve">app</w:t>
+            </w:r>
+            <w:r>
+              <w:rPr>
+                <w:rFonts w:ascii="Consolas" w:cs="Consolas" w:eastAsia="Consolas" w:hAnsi="Consolas"/>
+                <w:color w:val="ffffff"/>
+                <w:shd w:fill="333333" w:val="clear"/>
+                <w:rtl w:val="0"/>
+              </w:rPr>
+              <w:br w:type="textWrapping"/>
+              <w:t xml:space="preserve">spec:</w:t>
+              <w:br w:type="textWrapping"/>
+              <w:t xml:space="preserve">  selector:</w:t>
+              <w:br w:type="textWrapping"/>
+              <w:t xml:space="preserve">    app: </w:t>
+            </w:r>
+            <w:r>
+              <w:rPr>
+                <w:rFonts w:ascii="Consolas" w:cs="Consolas" w:eastAsia="Consolas" w:hAnsi="Consolas"/>
+                <w:color w:val="a2fca2"/>
+                <w:shd w:fill="333333" w:val="clear"/>
+                <w:rtl w:val="0"/>
+              </w:rPr>
+              <w:t xml:space="preserve">python-fastapi</w:t>
+            </w:r>
+            <w:r>
+              <w:rPr>
+                <w:rFonts w:ascii="Consolas" w:cs="Consolas" w:eastAsia="Consolas" w:hAnsi="Consolas"/>
+                <w:color w:val="ffffff"/>
+                <w:shd w:fill="333333" w:val="clear"/>
+                <w:rtl w:val="0"/>
+              </w:rPr>
+              <w:br w:type="textWrapping"/>
+              <w:t xml:space="preserve">  ports:</w:t>
+              <w:br w:type="textWrapping"/>
+              <w:t xml:space="preserve">    </w:t>
+            </w:r>
+            <w:r>
+              <w:rPr>
+                <w:rFonts w:ascii="Consolas" w:cs="Consolas" w:eastAsia="Consolas" w:hAnsi="Consolas"/>
+                <w:color w:val="d36363"/>
+                <w:shd w:fill="333333" w:val="clear"/>
+                <w:rtl w:val="0"/>
+              </w:rPr>
+              <w:t xml:space="preserve">-</w:t>
+            </w:r>
+            <w:r>
+              <w:rPr>
+                <w:rFonts w:ascii="Consolas" w:cs="Consolas" w:eastAsia="Consolas" w:hAnsi="Consolas"/>
+                <w:color w:val="ffffff"/>
+                <w:shd w:fill="333333" w:val="clear"/>
+                <w:rtl w:val="0"/>
+              </w:rPr>
+              <w:t xml:space="preserve"> protocol: </w:t>
+            </w:r>
+            <w:r>
+              <w:rPr>
+                <w:rFonts w:ascii="Consolas" w:cs="Consolas" w:eastAsia="Consolas" w:hAnsi="Consolas"/>
+                <w:color w:val="a2fca2"/>
+                <w:shd w:fill="333333" w:val="clear"/>
+                <w:rtl w:val="0"/>
+              </w:rPr>
+              <w:t xml:space="preserve">TCP</w:t>
+            </w:r>
+            <w:r>
+              <w:rPr>
+                <w:rFonts w:ascii="Consolas" w:cs="Consolas" w:eastAsia="Consolas" w:hAnsi="Consolas"/>
+                <w:color w:val="ffffff"/>
+                <w:shd w:fill="333333" w:val="clear"/>
+                <w:rtl w:val="0"/>
+              </w:rPr>
+              <w:br w:type="textWrapping"/>
+              <w:t xml:space="preserve">      port: </w:t>
+            </w:r>
+            <w:r>
+              <w:rPr>
+                <w:rFonts w:ascii="Consolas" w:cs="Consolas" w:eastAsia="Consolas" w:hAnsi="Consolas"/>
+                <w:color w:val="d36363"/>
+                <w:shd w:fill="333333" w:val="clear"/>
+                <w:rtl w:val="0"/>
+              </w:rPr>
+              <w:t xml:space="preserve">80</w:t>
+            </w:r>
+            <w:r>
+              <w:rPr>
+                <w:rFonts w:ascii="Consolas" w:cs="Consolas" w:eastAsia="Consolas" w:hAnsi="Consolas"/>
+                <w:color w:val="ffffff"/>
+                <w:shd w:fill="333333" w:val="clear"/>
+                <w:rtl w:val="0"/>
+              </w:rPr>
+              <w:br w:type="textWrapping"/>
+              <w:t xml:space="preserve">      targetPort: </w:t>
+            </w:r>
+            <w:r>
+              <w:rPr>
+                <w:rFonts w:ascii="Consolas" w:cs="Consolas" w:eastAsia="Consolas" w:hAnsi="Consolas"/>
+                <w:color w:val="d36363"/>
+                <w:shd w:fill="333333" w:val="clear"/>
+                <w:rtl w:val="0"/>
+              </w:rPr>
+              <w:t xml:space="preserve">8000</w:t>
+            </w:r>
+            <w:r>
+              <w:rPr>
+                <w:rFonts w:ascii="Consolas" w:cs="Consolas" w:eastAsia="Consolas" w:hAnsi="Consolas"/>
+                <w:color w:val="ffffff"/>
+                <w:shd w:fill="333333" w:val="clear"/>
+                <w:rtl w:val="0"/>
+              </w:rPr>
+              <w:br w:type="textWrapping"/>
+              <w:t xml:space="preserve">  type: </w:t>
+            </w:r>
+            <w:r>
+              <w:rPr>
+                <w:rFonts w:ascii="Consolas" w:cs="Consolas" w:eastAsia="Consolas" w:hAnsi="Consolas"/>
+                <w:color w:val="a2fca2"/>
+                <w:shd w:fill="333333" w:val="clear"/>
+                <w:rtl w:val="0"/>
+              </w:rPr>
+              <w:t xml:space="preserve">NodePort</w:t>
+            </w:r>
+            <w:r>
+              <w:rPr>
+                <w:rFonts w:ascii="Consolas" w:cs="Consolas" w:eastAsia="Consolas" w:hAnsi="Consolas"/>
+                <w:color w:val="ffffff"/>
+                <w:shd w:fill="333333" w:val="clear"/>
+                <w:rtl w:val="0"/>
+              </w:rPr>
+              <w:br w:type="textWrapping"/>
+              <w:br w:type="textWrapping"/>
+            </w:r>
+            <w:r>
+              <w:rPr>
+                <w:rFonts w:ascii="Consolas" w:cs="Consolas" w:eastAsia="Consolas" w:hAnsi="Consolas"/>
+                <w:color w:val="fc9b9b"/>
+                <w:shd w:fill="333333" w:val="clear"/>
+                <w:rtl w:val="0"/>
+              </w:rPr>
+              <w:t xml:space="preserve">---</w:t>
+            </w:r>
+            <w:r>
+              <w:rPr>
+                <w:rFonts w:ascii="Consolas" w:cs="Consolas" w:eastAsia="Consolas" w:hAnsi="Consolas"/>
+                <w:color w:val="ffffff"/>
+                <w:shd w:fill="333333" w:val="clear"/>
+                <w:rtl w:val="0"/>
+              </w:rPr>
+              <w:br w:type="textWrapping"/>
+              <w:t xml:space="preserve">apiVersion: </w:t>
+            </w:r>
+            <w:r>
+              <w:rPr>
+                <w:rFonts w:ascii="Consolas" w:cs="Consolas" w:eastAsia="Consolas" w:hAnsi="Consolas"/>
+                <w:color w:val="a2fca2"/>
+                <w:shd w:fill="333333" w:val="clear"/>
+                <w:rtl w:val="0"/>
+              </w:rPr>
+              <w:t xml:space="preserve">v1</w:t>
+            </w:r>
+            <w:r>
+              <w:rPr>
+                <w:rFonts w:ascii="Consolas" w:cs="Consolas" w:eastAsia="Consolas" w:hAnsi="Consolas"/>
+                <w:color w:val="ffffff"/>
+                <w:shd w:fill="333333" w:val="clear"/>
+                <w:rtl w:val="0"/>
+              </w:rPr>
+              <w:br w:type="textWrapping"/>
+              <w:t xml:space="preserve">kind: </w:t>
+            </w:r>
+            <w:r>
+              <w:rPr>
+                <w:rFonts w:ascii="Consolas" w:cs="Consolas" w:eastAsia="Consolas" w:hAnsi="Consolas"/>
+                <w:color w:val="a2fca2"/>
+                <w:shd w:fill="333333" w:val="clear"/>
+                <w:rtl w:val="0"/>
+              </w:rPr>
+              <w:t xml:space="preserve">Namespace</w:t>
+            </w:r>
+            <w:r>
+              <w:rPr>
+                <w:rFonts w:ascii="Consolas" w:cs="Consolas" w:eastAsia="Consolas" w:hAnsi="Consolas"/>
+                <w:color w:val="ffffff"/>
+                <w:shd w:fill="333333" w:val="clear"/>
+                <w:rtl w:val="0"/>
+              </w:rPr>
+              <w:br w:type="textWrapping"/>
+              <w:t xml:space="preserve">metadata:</w:t>
+              <w:br w:type="textWrapping"/>
+              <w:t xml:space="preserve">  name: </w:t>
+            </w:r>
+            <w:r>
+              <w:rPr>
+                <w:rFonts w:ascii="Consolas" w:cs="Consolas" w:eastAsia="Consolas" w:hAnsi="Consolas"/>
+                <w:color w:val="a2fca2"/>
+                <w:shd w:fill="333333" w:val="clear"/>
+                <w:rtl w:val="0"/>
+              </w:rPr>
+              <w:t xml:space="preserve">app2-space</w:t>
+            </w:r>
+            <w:r>
+              <w:rPr>
+                <w:rFonts w:ascii="Consolas" w:cs="Consolas" w:eastAsia="Consolas" w:hAnsi="Consolas"/>
+                <w:color w:val="ffffff"/>
+                <w:shd w:fill="333333" w:val="clear"/>
+                <w:rtl w:val="0"/>
+              </w:rPr>
+              <w:br w:type="textWrapping"/>
+            </w:r>
+            <w:r>
+              <w:rPr>
+                <w:rFonts w:ascii="Consolas" w:cs="Consolas" w:eastAsia="Consolas" w:hAnsi="Consolas"/>
+                <w:color w:val="fc9b9b"/>
+                <w:shd w:fill="333333" w:val="clear"/>
+                <w:rtl w:val="0"/>
+              </w:rPr>
+              <w:t xml:space="preserve">---</w:t>
+            </w:r>
+            <w:r>
+              <w:rPr>
+                <w:rFonts w:ascii="Consolas" w:cs="Consolas" w:eastAsia="Consolas" w:hAnsi="Consolas"/>
+                <w:color w:val="ffffff"/>
+                <w:shd w:fill="333333" w:val="clear"/>
+                <w:rtl w:val="0"/>
+              </w:rPr>
+              <w:br w:type="textWrapping"/>
+              <w:t xml:space="preserve">apiVersion: </w:t>
+            </w:r>
+            <w:r>
+              <w:rPr>
+                <w:rFonts w:ascii="Consolas" w:cs="Consolas" w:eastAsia="Consolas" w:hAnsi="Consolas"/>
+                <w:color w:val="a2fca2"/>
+                <w:shd w:fill="333333" w:val="clear"/>
+                <w:rtl w:val="0"/>
+              </w:rPr>
+              <w:t xml:space="preserve">apps/v1</w:t>
+            </w:r>
+            <w:r>
+              <w:rPr>
+                <w:rFonts w:ascii="Consolas" w:cs="Consolas" w:eastAsia="Consolas" w:hAnsi="Consolas"/>
+                <w:color w:val="ffffff"/>
+                <w:shd w:fill="333333" w:val="clear"/>
+                <w:rtl w:val="0"/>
+              </w:rPr>
+              <w:br w:type="textWrapping"/>
+              <w:t xml:space="preserve">kind: </w:t>
+            </w:r>
+            <w:r>
+              <w:rPr>
+                <w:rFonts w:ascii="Consolas" w:cs="Consolas" w:eastAsia="Consolas" w:hAnsi="Consolas"/>
+                <w:color w:val="a2fca2"/>
+                <w:shd w:fill="333333" w:val="clear"/>
+                <w:rtl w:val="0"/>
+              </w:rPr>
+              <w:t xml:space="preserve">Deployment</w:t>
+            </w:r>
+            <w:r>
+              <w:rPr>
+                <w:rFonts w:ascii="Consolas" w:cs="Consolas" w:eastAsia="Consolas" w:hAnsi="Consolas"/>
+                <w:color w:val="ffffff"/>
+                <w:shd w:fill="333333" w:val="clear"/>
+                <w:rtl w:val="0"/>
+              </w:rPr>
+              <w:br w:type="textWrapping"/>
+              <w:t xml:space="preserve">metadata:</w:t>
+              <w:br w:type="textWrapping"/>
+              <w:t xml:space="preserve">  name: </w:t>
+            </w:r>
+            <w:r>
+              <w:rPr>
+                <w:rFonts w:ascii="Consolas" w:cs="Consolas" w:eastAsia="Consolas" w:hAnsi="Consolas"/>
+                <w:color w:val="a2fca2"/>
+                <w:shd w:fill="333333" w:val="clear"/>
+                <w:rtl w:val="0"/>
+              </w:rPr>
+              <w:t xml:space="preserve">python-app2-deployment</w:t>
+            </w:r>
+            <w:r>
+              <w:rPr>
+                <w:rFonts w:ascii="Consolas" w:cs="Consolas" w:eastAsia="Consolas" w:hAnsi="Consolas"/>
+                <w:color w:val="ffffff"/>
+                <w:shd w:fill="333333" w:val="clear"/>
+                <w:rtl w:val="0"/>
+              </w:rPr>
+              <w:br w:type="textWrapping"/>
+              <w:t xml:space="preserve">  namespace: </w:t>
+            </w:r>
+            <w:r>
+              <w:rPr>
+                <w:rFonts w:ascii="Consolas" w:cs="Consolas" w:eastAsia="Consolas" w:hAnsi="Consolas"/>
+                <w:color w:val="a2fca2"/>
+                <w:shd w:fill="333333" w:val="clear"/>
+                <w:rtl w:val="0"/>
+              </w:rPr>
+              <w:t xml:space="preserve">app2-space</w:t>
+            </w:r>
+            <w:r>
+              <w:rPr>
+                <w:rFonts w:ascii="Consolas" w:cs="Consolas" w:eastAsia="Consolas" w:hAnsi="Consolas"/>
+                <w:color w:val="ffffff"/>
+                <w:shd w:fill="333333" w:val="clear"/>
+                <w:rtl w:val="0"/>
+              </w:rPr>
+              <w:br w:type="textWrapping"/>
+              <w:t xml:space="preserve">  labels:</w:t>
+              <w:br w:type="textWrapping"/>
+              <w:t xml:space="preserve">    app: </w:t>
+            </w:r>
+            <w:r>
+              <w:rPr>
+                <w:rFonts w:ascii="Consolas" w:cs="Consolas" w:eastAsia="Consolas" w:hAnsi="Consolas"/>
+                <w:color w:val="a2fca2"/>
+                <w:shd w:fill="333333" w:val="clear"/>
+                <w:rtl w:val="0"/>
+              </w:rPr>
+              <w:t xml:space="preserve">python-fastapi-two</w:t>
+            </w:r>
+            <w:r>
+              <w:rPr>
+                <w:rFonts w:ascii="Consolas" w:cs="Consolas" w:eastAsia="Consolas" w:hAnsi="Consolas"/>
+                <w:color w:val="ffffff"/>
+                <w:shd w:fill="333333" w:val="clear"/>
+                <w:rtl w:val="0"/>
+              </w:rPr>
+              <w:br w:type="textWrapping"/>
+              <w:t xml:space="preserve">spec:</w:t>
+              <w:br w:type="textWrapping"/>
+              <w:t xml:space="preserve">  replicas: </w:t>
+            </w:r>
+            <w:r>
+              <w:rPr>
+                <w:rFonts w:ascii="Consolas" w:cs="Consolas" w:eastAsia="Consolas" w:hAnsi="Consolas"/>
+                <w:color w:val="d36363"/>
+                <w:shd w:fill="333333" w:val="clear"/>
+                <w:rtl w:val="0"/>
+              </w:rPr>
+              <w:t xml:space="preserve">1</w:t>
+            </w:r>
+            <w:r>
+              <w:rPr>
+                <w:rFonts w:ascii="Consolas" w:cs="Consolas" w:eastAsia="Consolas" w:hAnsi="Consolas"/>
+                <w:color w:val="ffffff"/>
+                <w:shd w:fill="333333" w:val="clear"/>
+                <w:rtl w:val="0"/>
+              </w:rPr>
+              <w:br w:type="textWrapping"/>
+              <w:t xml:space="preserve">  selector:</w:t>
+              <w:br w:type="textWrapping"/>
+              <w:t xml:space="preserve">    matchLabels:</w:t>
+              <w:br w:type="textWrapping"/>
+              <w:t xml:space="preserve">      app: </w:t>
+            </w:r>
+            <w:r>
+              <w:rPr>
+                <w:rFonts w:ascii="Consolas" w:cs="Consolas" w:eastAsia="Consolas" w:hAnsi="Consolas"/>
+                <w:color w:val="a2fca2"/>
+                <w:shd w:fill="333333" w:val="clear"/>
+                <w:rtl w:val="0"/>
+              </w:rPr>
+              <w:t xml:space="preserve">python-fastapi-two</w:t>
+            </w:r>
+            <w:r>
+              <w:rPr>
+                <w:rFonts w:ascii="Consolas" w:cs="Consolas" w:eastAsia="Consolas" w:hAnsi="Consolas"/>
+                <w:color w:val="ffffff"/>
+                <w:shd w:fill="333333" w:val="clear"/>
+                <w:rtl w:val="0"/>
+              </w:rPr>
+              <w:br w:type="textWrapping"/>
+              <w:t xml:space="preserve">  template:</w:t>
+              <w:br w:type="textWrapping"/>
+              <w:t xml:space="preserve">    metadata:</w:t>
+              <w:br w:type="textWrapping"/>
+              <w:t xml:space="preserve">      labels:</w:t>
+              <w:br w:type="textWrapping"/>
+              <w:t xml:space="preserve">        app: </w:t>
+            </w:r>
+            <w:r>
+              <w:rPr>
+                <w:rFonts w:ascii="Consolas" w:cs="Consolas" w:eastAsia="Consolas" w:hAnsi="Consolas"/>
+                <w:color w:val="a2fca2"/>
+                <w:shd w:fill="333333" w:val="clear"/>
+                <w:rtl w:val="0"/>
+              </w:rPr>
+              <w:t xml:space="preserve">python-fastapi-two</w:t>
+            </w:r>
+            <w:r>
+              <w:rPr>
+                <w:rFonts w:ascii="Consolas" w:cs="Consolas" w:eastAsia="Consolas" w:hAnsi="Consolas"/>
+                <w:color w:val="ffffff"/>
+                <w:shd w:fill="333333" w:val="clear"/>
+                <w:rtl w:val="0"/>
+              </w:rPr>
+              <w:br w:type="textWrapping"/>
+              <w:t xml:space="preserve">    spec:</w:t>
+              <w:br w:type="textWrapping"/>
+              <w:t xml:space="preserve">      containers:</w:t>
+              <w:br w:type="textWrapping"/>
+              <w:t xml:space="preserve">      </w:t>
+            </w:r>
+            <w:r>
+              <w:rPr>
+                <w:rFonts w:ascii="Consolas" w:cs="Consolas" w:eastAsia="Consolas" w:hAnsi="Consolas"/>
+                <w:color w:val="d36363"/>
+                <w:shd w:fill="333333" w:val="clear"/>
+                <w:rtl w:val="0"/>
+              </w:rPr>
+              <w:t xml:space="preserve">-</w:t>
+            </w:r>
+            <w:r>
+              <w:rPr>
+                <w:rFonts w:ascii="Consolas" w:cs="Consolas" w:eastAsia="Consolas" w:hAnsi="Consolas"/>
+                <w:color w:val="ffffff"/>
+                <w:shd w:fill="333333" w:val="clear"/>
+                <w:rtl w:val="0"/>
+              </w:rPr>
+              <w:t xml:space="preserve"> name: </w:t>
+            </w:r>
+            <w:r>
+              <w:rPr>
+                <w:rFonts w:ascii="Consolas" w:cs="Consolas" w:eastAsia="Consolas" w:hAnsi="Consolas"/>
+                <w:color w:val="a2fca2"/>
+                <w:shd w:fill="333333" w:val="clear"/>
+                <w:rtl w:val="0"/>
+              </w:rPr>
+              <w:t xml:space="preserve">fastapi-app2</w:t>
+            </w:r>
+            <w:r>
+              <w:rPr>
+                <w:rFonts w:ascii="Consolas" w:cs="Consolas" w:eastAsia="Consolas" w:hAnsi="Consolas"/>
+                <w:color w:val="ffffff"/>
+                <w:shd w:fill="333333" w:val="clear"/>
+                <w:rtl w:val="0"/>
+              </w:rPr>
+              <w:br w:type="textWrapping"/>
+              <w:t xml:space="preserve">        </w:t>
+            </w:r>
+            <w:r>
+              <w:rPr>
+                <w:rFonts w:ascii="Consolas" w:cs="Consolas" w:eastAsia="Consolas" w:hAnsi="Consolas"/>
+                <w:color w:val="888888"/>
+                <w:shd w:fill="333333" w:val="clear"/>
+                <w:rtl w:val="0"/>
+              </w:rPr>
+              <w:t xml:space="preserve"># The runner will dynamically patch this placeholder just like App 1</w:t>
+            </w:r>
+            <w:r>
+              <w:rPr>
+                <w:rFonts w:ascii="Consolas" w:cs="Consolas" w:eastAsia="Consolas" w:hAnsi="Consolas"/>
+                <w:color w:val="ffffff"/>
+                <w:shd w:fill="333333" w:val="clear"/>
+                <w:rtl w:val="0"/>
+              </w:rPr>
+              <w:br w:type="textWrapping"/>
+              <w:t xml:space="preserve">        image: </w:t>
+            </w:r>
+            <w:r>
+              <w:rPr>
+                <w:rFonts w:ascii="Consolas" w:cs="Consolas" w:eastAsia="Consolas" w:hAnsi="Consolas"/>
+                <w:color w:val="a2fca2"/>
+                <w:shd w:fill="333333" w:val="clear"/>
+                <w:rtl w:val="0"/>
+              </w:rPr>
+              <w:t xml:space="preserve">georgelza/python-fastapi-app2:8847ab9c4a325412716080608e21e9745a29d759</w:t>
+            </w:r>
+            <w:r>
+              <w:rPr>
+                <w:rFonts w:ascii="Consolas" w:cs="Consolas" w:eastAsia="Consolas" w:hAnsi="Consolas"/>
+                <w:color w:val="ffffff"/>
+                <w:shd w:fill="333333" w:val="clear"/>
+                <w:rtl w:val="0"/>
+              </w:rPr>
+              <w:br w:type="textWrapping"/>
+              <w:t xml:space="preserve">        imagePullPolicy: </w:t>
+            </w:r>
+            <w:r>
+              <w:rPr>
+                <w:rFonts w:ascii="Consolas" w:cs="Consolas" w:eastAsia="Consolas" w:hAnsi="Consolas"/>
+                <w:color w:val="a2fca2"/>
+                <w:shd w:fill="333333" w:val="clear"/>
+                <w:rtl w:val="0"/>
+              </w:rPr>
+              <w:t xml:space="preserve">Always</w:t>
+            </w:r>
+            <w:r>
+              <w:rPr>
+                <w:rFonts w:ascii="Consolas" w:cs="Consolas" w:eastAsia="Consolas" w:hAnsi="Consolas"/>
+                <w:color w:val="ffffff"/>
+                <w:shd w:fill="333333" w:val="clear"/>
+                <w:rtl w:val="0"/>
+              </w:rPr>
+              <w:br w:type="textWrapping"/>
+              <w:t xml:space="preserve">        ports:</w:t>
+              <w:br w:type="textWrapping"/>
+              <w:t xml:space="preserve">        </w:t>
+            </w:r>
+            <w:r>
+              <w:rPr>
+                <w:rFonts w:ascii="Consolas" w:cs="Consolas" w:eastAsia="Consolas" w:hAnsi="Consolas"/>
+                <w:color w:val="d36363"/>
+                <w:shd w:fill="333333" w:val="clear"/>
+                <w:rtl w:val="0"/>
+              </w:rPr>
+              <w:t xml:space="preserve">-</w:t>
+            </w:r>
+            <w:r>
+              <w:rPr>
+                <w:rFonts w:ascii="Consolas" w:cs="Consolas" w:eastAsia="Consolas" w:hAnsi="Consolas"/>
+                <w:color w:val="ffffff"/>
+                <w:shd w:fill="333333" w:val="clear"/>
+                <w:rtl w:val="0"/>
+              </w:rPr>
+              <w:t xml:space="preserve"> containerPort: </w:t>
+            </w:r>
+            <w:r>
+              <w:rPr>
+                <w:rFonts w:ascii="Consolas" w:cs="Consolas" w:eastAsia="Consolas" w:hAnsi="Consolas"/>
+                <w:color w:val="d36363"/>
+                <w:shd w:fill="333333" w:val="clear"/>
+                <w:rtl w:val="0"/>
+              </w:rPr>
+              <w:t xml:space="preserve">9000</w:t>
+            </w:r>
+            <w:r>
+              <w:rPr>
+                <w:rFonts w:ascii="Consolas" w:cs="Consolas" w:eastAsia="Consolas" w:hAnsi="Consolas"/>
+                <w:color w:val="ffffff"/>
+                <w:shd w:fill="333333" w:val="clear"/>
+                <w:rtl w:val="0"/>
+              </w:rPr>
+              <w:br w:type="textWrapping"/>
+              <w:t xml:space="preserve">        livenessProbe:</w:t>
+              <w:br w:type="textWrapping"/>
+              <w:t xml:space="preserve">          httpGet:</w:t>
+              <w:br w:type="textWrapping"/>
+              <w:t xml:space="preserve">            path: </w:t>
+            </w:r>
+            <w:r>
+              <w:rPr>
+                <w:rFonts w:ascii="Consolas" w:cs="Consolas" w:eastAsia="Consolas" w:hAnsi="Consolas"/>
+                <w:color w:val="a2fca2"/>
+                <w:shd w:fill="333333" w:val="clear"/>
+                <w:rtl w:val="0"/>
+              </w:rPr>
+              <w:t xml:space="preserve">/healthz</w:t>
+            </w:r>
+            <w:r>
+              <w:rPr>
+                <w:rFonts w:ascii="Consolas" w:cs="Consolas" w:eastAsia="Consolas" w:hAnsi="Consolas"/>
+                <w:color w:val="ffffff"/>
+                <w:shd w:fill="333333" w:val="clear"/>
+                <w:rtl w:val="0"/>
+              </w:rPr>
+              <w:br w:type="textWrapping"/>
+              <w:t xml:space="preserve">            port: </w:t>
+            </w:r>
+            <w:r>
+              <w:rPr>
+                <w:rFonts w:ascii="Consolas" w:cs="Consolas" w:eastAsia="Consolas" w:hAnsi="Consolas"/>
+                <w:color w:val="d36363"/>
+                <w:shd w:fill="333333" w:val="clear"/>
+                <w:rtl w:val="0"/>
+              </w:rPr>
+              <w:t xml:space="preserve">9000</w:t>
+            </w:r>
+            <w:r>
+              <w:rPr>
+                <w:rFonts w:ascii="Consolas" w:cs="Consolas" w:eastAsia="Consolas" w:hAnsi="Consolas"/>
+                <w:color w:val="ffffff"/>
+                <w:shd w:fill="333333" w:val="clear"/>
+                <w:rtl w:val="0"/>
+              </w:rPr>
+              <w:br w:type="textWrapping"/>
+              <w:t xml:space="preserve">          initialDelaySeconds: </w:t>
+            </w:r>
+            <w:r>
+              <w:rPr>
+                <w:rFonts w:ascii="Consolas" w:cs="Consolas" w:eastAsia="Consolas" w:hAnsi="Consolas"/>
+                <w:color w:val="d36363"/>
+                <w:shd w:fill="333333" w:val="clear"/>
+                <w:rtl w:val="0"/>
+              </w:rPr>
+              <w:t xml:space="preserve">5</w:t>
+            </w:r>
+            <w:r>
+              <w:rPr>
+                <w:rFonts w:ascii="Consolas" w:cs="Consolas" w:eastAsia="Consolas" w:hAnsi="Consolas"/>
+                <w:color w:val="ffffff"/>
+                <w:shd w:fill="333333" w:val="clear"/>
+                <w:rtl w:val="0"/>
+              </w:rPr>
+              <w:br w:type="textWrapping"/>
+              <w:t xml:space="preserve">        readinessProbe:</w:t>
+              <w:br w:type="textWrapping"/>
+              <w:t xml:space="preserve">          httpGet:</w:t>
+              <w:br w:type="textWrapping"/>
+              <w:t xml:space="preserve">            path: </w:t>
+            </w:r>
+            <w:r>
+              <w:rPr>
+                <w:rFonts w:ascii="Consolas" w:cs="Consolas" w:eastAsia="Consolas" w:hAnsi="Consolas"/>
+                <w:color w:val="a2fca2"/>
+                <w:shd w:fill="333333" w:val="clear"/>
+                <w:rtl w:val="0"/>
+              </w:rPr>
+              <w:t xml:space="preserve">/healthz</w:t>
+            </w:r>
+            <w:r>
+              <w:rPr>
+                <w:rFonts w:ascii="Consolas" w:cs="Consolas" w:eastAsia="Consolas" w:hAnsi="Consolas"/>
+                <w:color w:val="ffffff"/>
+                <w:shd w:fill="333333" w:val="clear"/>
+                <w:rtl w:val="0"/>
+              </w:rPr>
+              <w:br w:type="textWrapping"/>
+              <w:t xml:space="preserve">            port: </w:t>
+            </w:r>
+            <w:r>
+              <w:rPr>
+                <w:rFonts w:ascii="Consolas" w:cs="Consolas" w:eastAsia="Consolas" w:hAnsi="Consolas"/>
+                <w:color w:val="d36363"/>
+                <w:shd w:fill="333333" w:val="clear"/>
+                <w:rtl w:val="0"/>
+              </w:rPr>
+              <w:t xml:space="preserve">9000</w:t>
+            </w:r>
+            <w:r>
+              <w:rPr>
+                <w:rFonts w:ascii="Consolas" w:cs="Consolas" w:eastAsia="Consolas" w:hAnsi="Consolas"/>
+                <w:color w:val="ffffff"/>
+                <w:shd w:fill="333333" w:val="clear"/>
+                <w:rtl w:val="0"/>
+              </w:rPr>
+              <w:br w:type="textWrapping"/>
+              <w:t xml:space="preserve">          initialDelaySeconds: </w:t>
+            </w:r>
+            <w:r>
+              <w:rPr>
+                <w:rFonts w:ascii="Consolas" w:cs="Consolas" w:eastAsia="Consolas" w:hAnsi="Consolas"/>
+                <w:color w:val="d36363"/>
+                <w:shd w:fill="333333" w:val="clear"/>
+                <w:rtl w:val="0"/>
+              </w:rPr>
+              <w:t xml:space="preserve">5</w:t>
+            </w:r>
+            <w:r>
+              <w:rPr>
+                <w:rFonts w:ascii="Consolas" w:cs="Consolas" w:eastAsia="Consolas" w:hAnsi="Consolas"/>
+                <w:color w:val="ffffff"/>
+                <w:shd w:fill="333333" w:val="clear"/>
+                <w:rtl w:val="0"/>
+              </w:rPr>
+              <w:br w:type="textWrapping"/>
+            </w:r>
+            <w:r>
+              <w:rPr>
+                <w:rFonts w:ascii="Consolas" w:cs="Consolas" w:eastAsia="Consolas" w:hAnsi="Consolas"/>
+                <w:color w:val="fc9b9b"/>
+                <w:shd w:fill="333333" w:val="clear"/>
+                <w:rtl w:val="0"/>
+              </w:rPr>
+              <w:t xml:space="preserve">---</w:t>
+            </w:r>
+            <w:r>
+              <w:rPr>
+                <w:rFonts w:ascii="Consolas" w:cs="Consolas" w:eastAsia="Consolas" w:hAnsi="Consolas"/>
+                <w:color w:val="ffffff"/>
+                <w:shd w:fill="333333" w:val="clear"/>
+                <w:rtl w:val="0"/>
+              </w:rPr>
+              <w:br w:type="textWrapping"/>
+              <w:t xml:space="preserve">apiVersion: </w:t>
+            </w:r>
+            <w:r>
+              <w:rPr>
+                <w:rFonts w:ascii="Consolas" w:cs="Consolas" w:eastAsia="Consolas" w:hAnsi="Consolas"/>
+                <w:color w:val="a2fca2"/>
+                <w:shd w:fill="333333" w:val="clear"/>
+                <w:rtl w:val="0"/>
+              </w:rPr>
+              <w:t xml:space="preserve">v1</w:t>
+            </w:r>
+            <w:r>
+              <w:rPr>
+                <w:rFonts w:ascii="Consolas" w:cs="Consolas" w:eastAsia="Consolas" w:hAnsi="Consolas"/>
+                <w:color w:val="ffffff"/>
+                <w:shd w:fill="333333" w:val="clear"/>
+                <w:rtl w:val="0"/>
+              </w:rPr>
+              <w:br w:type="textWrapping"/>
+              <w:t xml:space="preserve">kind: </w:t>
+            </w:r>
+            <w:r>
+              <w:rPr>
+                <w:rFonts w:ascii="Consolas" w:cs="Consolas" w:eastAsia="Consolas" w:hAnsi="Consolas"/>
+                <w:color w:val="a2fca2"/>
+                <w:shd w:fill="333333" w:val="clear"/>
+                <w:rtl w:val="0"/>
+              </w:rPr>
+              <w:t xml:space="preserve">Service</w:t>
+            </w:r>
+            <w:r>
+              <w:rPr>
+                <w:rFonts w:ascii="Consolas" w:cs="Consolas" w:eastAsia="Consolas" w:hAnsi="Consolas"/>
+                <w:color w:val="ffffff"/>
+                <w:shd w:fill="333333" w:val="clear"/>
+                <w:rtl w:val="0"/>
+              </w:rPr>
+              <w:br w:type="textWrapping"/>
+              <w:t xml:space="preserve">metadata:</w:t>
+              <w:br w:type="textWrapping"/>
+              <w:t xml:space="preserve">  name: </w:t>
+            </w:r>
+            <w:r>
+              <w:rPr>
+                <w:rFonts w:ascii="Consolas" w:cs="Consolas" w:eastAsia="Consolas" w:hAnsi="Consolas"/>
+                <w:color w:val="a2fca2"/>
+                <w:shd w:fill="333333" w:val="clear"/>
+                <w:rtl w:val="0"/>
+              </w:rPr>
+              <w:t xml:space="preserve">python-app2-service</w:t>
+            </w:r>
+            <w:r>
+              <w:rPr>
+                <w:rFonts w:ascii="Consolas" w:cs="Consolas" w:eastAsia="Consolas" w:hAnsi="Consolas"/>
+                <w:color w:val="ffffff"/>
+                <w:shd w:fill="333333" w:val="clear"/>
+                <w:rtl w:val="0"/>
+              </w:rPr>
+              <w:br w:type="textWrapping"/>
+              <w:t xml:space="preserve">  namespace: </w:t>
+            </w:r>
+            <w:r>
+              <w:rPr>
+                <w:rFonts w:ascii="Consolas" w:cs="Consolas" w:eastAsia="Consolas" w:hAnsi="Consolas"/>
+                <w:color w:val="a2fca2"/>
+                <w:shd w:fill="333333" w:val="clear"/>
+                <w:rtl w:val="0"/>
+              </w:rPr>
+              <w:t xml:space="preserve">app2-space</w:t>
+            </w:r>
+            <w:r>
+              <w:rPr>
+                <w:rFonts w:ascii="Consolas" w:cs="Consolas" w:eastAsia="Consolas" w:hAnsi="Consolas"/>
+                <w:color w:val="ffffff"/>
+                <w:shd w:fill="333333" w:val="clear"/>
+                <w:rtl w:val="0"/>
+              </w:rPr>
+              <w:br w:type="textWrapping"/>
+              <w:t xml:space="preserve">spec:</w:t>
+              <w:br w:type="textWrapping"/>
+              <w:t xml:space="preserve">  selector:</w:t>
+              <w:br w:type="textWrapping"/>
+              <w:t xml:space="preserve">    app: </w:t>
+            </w:r>
+            <w:r>
+              <w:rPr>
+                <w:rFonts w:ascii="Consolas" w:cs="Consolas" w:eastAsia="Consolas" w:hAnsi="Consolas"/>
+                <w:color w:val="a2fca2"/>
+                <w:shd w:fill="333333" w:val="clear"/>
+                <w:rtl w:val="0"/>
+              </w:rPr>
+              <w:t xml:space="preserve">python-fastapi-two</w:t>
+            </w:r>
+            <w:r>
+              <w:rPr>
+                <w:rFonts w:ascii="Consolas" w:cs="Consolas" w:eastAsia="Consolas" w:hAnsi="Consolas"/>
+                <w:color w:val="ffffff"/>
+                <w:shd w:fill="333333" w:val="clear"/>
+                <w:rtl w:val="0"/>
+              </w:rPr>
+              <w:br w:type="textWrapping"/>
+              <w:t xml:space="preserve">  ports:</w:t>
+              <w:br w:type="textWrapping"/>
+              <w:t xml:space="preserve">    </w:t>
+            </w:r>
+            <w:r>
+              <w:rPr>
+                <w:rFonts w:ascii="Consolas" w:cs="Consolas" w:eastAsia="Consolas" w:hAnsi="Consolas"/>
+                <w:color w:val="d36363"/>
+                <w:shd w:fill="333333" w:val="clear"/>
+                <w:rtl w:val="0"/>
+              </w:rPr>
+              <w:t xml:space="preserve">-</w:t>
+            </w:r>
+            <w:r>
+              <w:rPr>
+                <w:rFonts w:ascii="Consolas" w:cs="Consolas" w:eastAsia="Consolas" w:hAnsi="Consolas"/>
+                <w:color w:val="ffffff"/>
+                <w:shd w:fill="333333" w:val="clear"/>
+                <w:rtl w:val="0"/>
+              </w:rPr>
+              <w:t xml:space="preserve"> protocol: </w:t>
+            </w:r>
+            <w:r>
+              <w:rPr>
+                <w:rFonts w:ascii="Consolas" w:cs="Consolas" w:eastAsia="Consolas" w:hAnsi="Consolas"/>
+                <w:color w:val="a2fca2"/>
+                <w:shd w:fill="333333" w:val="clear"/>
+                <w:rtl w:val="0"/>
+              </w:rPr>
+              <w:t xml:space="preserve">TCP</w:t>
+            </w:r>
+            <w:r>
+              <w:rPr>
+                <w:rFonts w:ascii="Consolas" w:cs="Consolas" w:eastAsia="Consolas" w:hAnsi="Consolas"/>
+                <w:color w:val="ffffff"/>
+                <w:shd w:fill="333333" w:val="clear"/>
+                <w:rtl w:val="0"/>
+              </w:rPr>
+              <w:br w:type="textWrapping"/>
+              <w:t xml:space="preserve">      port: </w:t>
+            </w:r>
+            <w:r>
+              <w:rPr>
+                <w:rFonts w:ascii="Consolas" w:cs="Consolas" w:eastAsia="Consolas" w:hAnsi="Consolas"/>
+                <w:color w:val="d36363"/>
+                <w:shd w:fill="333333" w:val="clear"/>
+                <w:rtl w:val="0"/>
+              </w:rPr>
+              <w:t xml:space="preserve">80</w:t>
+            </w:r>
+            <w:r>
+              <w:rPr>
+                <w:rFonts w:ascii="Consolas" w:cs="Consolas" w:eastAsia="Consolas" w:hAnsi="Consolas"/>
+                <w:color w:val="ffffff"/>
+                <w:shd w:fill="333333" w:val="clear"/>
+                <w:rtl w:val="0"/>
+              </w:rPr>
+              <w:br w:type="textWrapping"/>
+              <w:t xml:space="preserve">      targetPort: </w:t>
+            </w:r>
+            <w:r>
+              <w:rPr>
+                <w:rFonts w:ascii="Consolas" w:cs="Consolas" w:eastAsia="Consolas" w:hAnsi="Consolas"/>
+                <w:color w:val="d36363"/>
+                <w:shd w:fill="333333" w:val="clear"/>
+                <w:rtl w:val="0"/>
+              </w:rPr>
+              <w:t xml:space="preserve">9000</w:t>
+            </w:r>
+            <w:r>
+              <w:rPr>
+                <w:rFonts w:ascii="Consolas" w:cs="Consolas" w:eastAsia="Consolas" w:hAnsi="Consolas"/>
+                <w:color w:val="ffffff"/>
+                <w:shd w:fill="333333" w:val="clear"/>
+                <w:rtl w:val="0"/>
+              </w:rPr>
+              <w:br w:type="textWrapping"/>
+              <w:t xml:space="preserve">  type: </w:t>
+            </w:r>
+            <w:r>
+              <w:rPr>
+                <w:rFonts w:ascii="Consolas" w:cs="Consolas" w:eastAsia="Consolas" w:hAnsi="Consolas"/>
+                <w:color w:val="a2fca2"/>
+                <w:shd w:fill="333333" w:val="clear"/>
+                <w:rtl w:val="0"/>
+              </w:rPr>
+              <w:t xml:space="preserve">NodePort</w:t>
+            </w:r>
+            <w:r>
+              <w:rPr>
+                <w:rtl w:val="0"/>
+              </w:rPr>
+            </w:r>
+          </w:p>
+        </w:tc>
+      </w:tr>
+    </w:tbl>
+    <w:p>
+      <w:pPr>
+        <w:rPr/>
+      </w:pPr>
+      <w:r>
+        <w:rPr>
+          <w:rtl w:val="0"/>
+        </w:rPr>
+      </w:r>
+    </w:p>
+    <w:p>
+      <w:pPr>
+        <w:rPr/>
+      </w:pPr>
+      <w:r>
+        <w:rPr>
+          <w:rtl w:val="0"/>
+        </w:rPr>
+      </w:r>
+    </w:p>
+    <w:p>
+      <w:pPr>
+        <w:rPr/>
+      </w:pPr>
+      <w:r>
+        <w:rPr>
+          <w:rtl w:val="0"/>
+        </w:rPr>
+      </w:r>
+    </w:p>
+    <w:p>
+      <w:pPr>
+        <w:rPr/>
+      </w:pPr>
+      <w:r>
+        <w:rPr>
+          <w:rtl w:val="0"/>
+        </w:rPr>
+      </w:r>
+    </w:p>
+    <w:p>
+      <w:pPr>
+        <w:rPr/>
+      </w:pPr>
+      <w:r>
+        <w:rPr>
+          <w:b w:val="1"/>
+          <w:bCs w:val="1"/>
+          <w:rtl w:val="0"/>
+        </w:rPr>
+        <w:t xml:space="preserve">NOTE:</w:t>
+      </w:r>
+      <w:r>
+        <w:rPr>
+          <w:rtl w:val="0"/>
+        </w:rPr>
+        <w:t xml:space="preserve"> You </w:t>
+      </w:r>
+      <w:hyperlink r:id="rId50">
+        <w:r>
+          <w:rPr>
+            <w:color w:val="1155cc"/>
+            <w:u w:val="single"/>
+            <w:rtl w:val="0"/>
+          </w:rPr>
+          <w:t xml:space="preserve">hub.docker.com</w:t>
+        </w:r>
+      </w:hyperlink>
+      <w:r>
+        <w:rPr>
+          <w:rtl w:val="0"/>
+        </w:rPr>
+        <w:t xml:space="preserve"> Personal Access Token will allow Github Actions to create a new repository which will contain the new image. You will also notice that both app and app2 tags are the same. This is due to the fact that the Github Actions runner compiled, build both images during the same execution process.</w:t>
+      </w:r>
+    </w:p>
+    <w:p>
+      <w:pPr>
+        <w:rPr/>
+      </w:pPr>
+      <w:r>
+        <w:rPr>
+          <w:rtl w:val="0"/>
+        </w:rPr>
+      </w:r>
+    </w:p>
+    <w:tbl>
+      <w:tblPr>
+        <w:tblStyle w:val="Table36"/>
+        <w:jc w:val="left"/>
+        <w:tblLayout w:type="fixed"/>
+        <w:tblLook w:val="0600"/>
+      </w:tblPr>
+      <w:tblGrid>
+        <w:gridCol w:w="9360"/>
+        <w:tblGridChange w:id="0">
+          <w:tblGrid>
+            <w:gridCol w:w="9360"/>
+          </w:tblGrid>
+        </w:tblGridChange>
+      </w:tblGrid>
+      <w:tr>
+        <w:trPr>
+          <w:cantSplit w:val="0"/>
+          <w:tblHeader w:val="0"/>
+        </w:trPr>
+        <w:tc>
+          <w:tcPr>
+            <w:shd w:fill="333333" w:val="clear"/>
+            <w:tcMar>
+              <w:top w:w="100.0" w:type="dxa"/>
+              <w:left w:w="100.0" w:type="dxa"/>
+              <w:bottom w:w="100.0" w:type="dxa"/>
+              <w:right w:w="100.0" w:type="dxa"/>
+            </w:tcMar>
+            <w:vAlign w:val="top"/>
+          </w:tcPr>
+          <w:p>
+            <w:pPr>
+              <w:keepNext w:val="0"/>
+              <w:keepLines w:val="0"/>
+              <w:pageBreakBefore w:val="0"/>
+              <w:widowControl w:val="0"/>
+              <w:pBdr>
+                <w:top w:space="0" w:sz="0" w:val="nil"/>
+                <w:left w:space="0" w:sz="0" w:val="nil"/>
+                <w:bottom w:space="0" w:sz="0" w:val="nil"/>
+                <w:right w:space="0" w:sz="0" w:val="nil"/>
+                <w:between w:space="0" w:sz="0" w:val="nil"/>
+              </w:pBdr>
+              <w:shd w:fill="auto" w:val="clear"/>
+              <w:spacing w:after="0" w:before="0" w:line="276" w:lineRule="auto"/>
+              <w:ind w:left="0" w:right="0" w:firstLine="0"/>
+              <w:jc w:val="left"/>
+              <w:rPr/>
+            </w:pPr>
+            <w:r>
+              <w:rPr>
+                <w:rFonts w:ascii="Consolas" w:cs="Consolas" w:eastAsia="Consolas" w:hAnsi="Consolas"/>
+                <w:color w:val="ffffff"/>
+                <w:shd w:fill="333333" w:val="clear"/>
+                <w:rtl w:val="0"/>
+              </w:rPr>
+              <w:t xml:space="preserve">kubectl get pods,services,deployments -n app</w:t>
+              <w:br w:type="textWrapping"/>
+              <w:t xml:space="preserve">kubectl get pods,services,deployments -n app2-space</w:t>
+            </w:r>
+            <w:r>
+              <w:rPr>
+                <w:rtl w:val="0"/>
+              </w:rPr>
+            </w:r>
+          </w:p>
+        </w:tc>
+      </w:tr>
+    </w:tbl>
+    <w:p>
+      <w:pPr>
+        <w:rPr/>
+      </w:pPr>
+      <w:r>
+        <w:rPr>
+          <w:rtl w:val="0"/>
+        </w:rPr>
+      </w:r>
+    </w:p>
+    <w:p>
+      <w:pPr>
+        <w:rPr>
+          <w:color w:val="cc0000"/>
+        </w:rPr>
+      </w:pPr>
+      <w:r>
+        <w:rPr>
+          <w:color w:val="cc0000"/>
+        </w:rPr>
+        <w:drawing>
+          <wp:inline distB="114300" distT="114300" distL="114300" distR="114300">
+            <wp:extent cx="5943600" cy="812800"/>
+            <wp:effectExtent b="0" l="0" r="0" t="0"/>
+            <wp:docPr id="10" name="image3.png"/>
+            <a:graphic>
+              <a:graphicData uri="http://schemas.openxmlformats.org/drawingml/2006/picture">
+                <pic:pic>
+                  <pic:nvPicPr>
+                    <pic:cNvPr id="0" name="image3.png"/>
+                    <pic:cNvPicPr preferRelativeResize="0"/>
+                  </pic:nvPicPr>
+                  <pic:blipFill>
+                    <a:blip r:embed="rId51"/>
+                    <a:srcRect b="0" l="0" r="0" t="0"/>
+                    <a:stretch>
+                      <a:fillRect/>
+                    </a:stretch>
+                  </pic:blipFill>
+                  <pic:spPr>
+                    <a:xfrm>
+                      <a:off x="0" y="0"/>
+                      <a:ext cx="5943600" cy="812800"/>
+                    </a:xfrm>
+                    <a:prstGeom prst="rect"/>
+                    <a:ln/>
+                  </pic:spPr>
+                </pic:pic>
+              </a:graphicData>
+            </a:graphic>
+          </wp:inline>
+        </w:drawing>
+      </w:r>
+      <w:r>
+        <w:rPr>
+          <w:rtl w:val="0"/>
+        </w:rPr>
+      </w:r>
+    </w:p>
+    <w:p>
+      <w:pPr>
+        <w:rPr>
+          <w:color w:val="cc0000"/>
+        </w:rPr>
+      </w:pPr>
+      <w:r>
+        <w:rPr>
+          <w:rtl w:val="0"/>
+        </w:rPr>
+      </w:r>
+    </w:p>
+    <w:p>
+      <w:pPr>
+        <w:rPr>
+          <w:color w:val="cc0000"/>
+        </w:rPr>
+      </w:pPr>
+      <w:r>
+        <w:rPr>
+          <w:color w:val="cc0000"/>
+        </w:rPr>
+        <w:drawing>
+          <wp:inline distB="114300" distT="114300" distL="114300" distR="114300">
+            <wp:extent cx="5943600" cy="711200"/>
+            <wp:effectExtent b="0" l="0" r="0" t="0"/>
+            <wp:docPr id="17" name="image2.png"/>
+            <a:graphic>
+              <a:graphicData uri="http://schemas.openxmlformats.org/drawingml/2006/picture">
+                <pic:pic>
+                  <pic:nvPicPr>
+                    <pic:cNvPr id="0" name="image2.png"/>
+                    <pic:cNvPicPr preferRelativeResize="0"/>
+                  </pic:nvPicPr>
+                  <pic:blipFill>
+                    <a:blip r:embed="rId52"/>
+                    <a:srcRect b="0" l="0" r="0" t="0"/>
+                    <a:stretch>
+                      <a:fillRect/>
+                    </a:stretch>
+                  </pic:blipFill>
+                  <pic:spPr>
+                    <a:xfrm>
+                      <a:off x="0" y="0"/>
+                      <a:ext cx="5943600" cy="711200"/>
+                    </a:xfrm>
+                    <a:prstGeom prst="rect"/>
+                    <a:ln/>
+                  </pic:spPr>
+                </pic:pic>
+              </a:graphicData>
+            </a:graphic>
+          </wp:inline>
+        </w:drawing>
+      </w:r>
+      <w:r>
+        <w:rPr>
+          <w:rtl w:val="0"/>
+        </w:rPr>
+      </w:r>
+    </w:p>
+    <w:p>
+      <w:pPr>
+        <w:rPr/>
+      </w:pPr>
+      <w:r>
+        <w:rPr>
+          <w:rtl w:val="0"/>
+        </w:rPr>
+      </w:r>
+    </w:p>
+    <w:p>
+      <w:pPr>
+        <w:rPr/>
+      </w:pPr>
+      <w:r>
+        <w:rPr>
+          <w:b w:val="1"/>
+          <w:bCs w:val="1"/>
+          <w:rtl w:val="0"/>
+        </w:rPr>
+        <w:t xml:space="preserve">Step 4:</w:t>
+      </w:r>
+      <w:r>
+        <w:rPr>
+          <w:rtl w:val="0"/>
+        </w:rPr>
+        <w:t xml:space="preserve"> Verify</w:t>
+      </w:r>
+    </w:p>
+    <w:p>
+      <w:pPr>
+        <w:rPr/>
+      </w:pPr>
+      <w:r>
+        <w:rPr>
+          <w:rtl w:val="0"/>
+        </w:rPr>
+      </w:r>
+    </w:p>
+    <w:p>
+      <w:pPr>
+        <w:rPr/>
+      </w:pPr>
+      <w:r>
+        <w:rPr>
+          <w:rtl w:val="0"/>
+        </w:rPr>
+        <w:t xml:space="preserve">We can now configure a new port-forward as per previous to reach our application</w:t>
+      </w:r>
+    </w:p>
+    <w:p>
+      <w:pPr>
+        <w:rPr/>
+      </w:pPr>
+      <w:r>
+        <w:rPr>
+          <w:rtl w:val="0"/>
+        </w:rPr>
+      </w:r>
+    </w:p>
+    <w:tbl>
+      <w:tblPr>
+        <w:tblStyle w:val="Table37"/>
+        <w:jc w:val="left"/>
+        <w:tblLayout w:type="fixed"/>
+        <w:tblLook w:val="0600"/>
+      </w:tblPr>
+      <w:tblGrid>
+        <w:gridCol w:w="9360"/>
+        <w:tblGridChange w:id="0">
+          <w:tblGrid>
+            <w:gridCol w:w="9360"/>
+          </w:tblGrid>
+        </w:tblGridChange>
+      </w:tblGrid>
+      <w:tr>
+        <w:trPr>
+          <w:cantSplit w:val="0"/>
+          <w:tblHeader w:val="0"/>
+        </w:trPr>
+        <w:tc>
+          <w:tcPr>
+            <w:shd w:fill="333333" w:val="clear"/>
+            <w:tcMar>
+              <w:top w:w="100.0" w:type="dxa"/>
+              <w:left w:w="100.0" w:type="dxa"/>
+              <w:bottom w:w="100.0" w:type="dxa"/>
+              <w:right w:w="100.0" w:type="dxa"/>
+            </w:tcMar>
+            <w:vAlign w:val="top"/>
+          </w:tcPr>
+          <w:p>
+            <w:pPr>
+              <w:keepNext w:val="0"/>
+              <w:keepLines w:val="0"/>
+              <w:pageBreakBefore w:val="0"/>
+              <w:widowControl w:val="0"/>
+              <w:pBdr>
+                <w:top w:space="0" w:sz="0" w:val="nil"/>
+                <w:left w:space="0" w:sz="0" w:val="nil"/>
+                <w:bottom w:space="0" w:sz="0" w:val="nil"/>
+                <w:right w:space="0" w:sz="0" w:val="nil"/>
+                <w:between w:space="0" w:sz="0" w:val="nil"/>
+              </w:pBdr>
+              <w:shd w:fill="auto" w:val="clear"/>
+              <w:spacing w:after="0" w:before="0" w:line="276" w:lineRule="auto"/>
+              <w:ind w:left="0" w:right="0" w:firstLine="0"/>
+              <w:jc w:val="left"/>
+              <w:rPr/>
+            </w:pPr>
+            <w:r>
+              <w:rPr>
+                <w:rFonts w:ascii="Consolas" w:cs="Consolas" w:eastAsia="Consolas" w:hAnsi="Consolas"/>
+                <w:color w:val="ffffff"/>
+                <w:shd w:fill="333333" w:val="clear"/>
+                <w:rtl w:val="0"/>
+              </w:rPr>
+              <w:t xml:space="preserve">kubectl port-forward svc/python-app2-deployment -n app2-space 9080:80</w:t>
+            </w:r>
+            <w:r>
+              <w:rPr>
+                <w:rtl w:val="0"/>
+              </w:rPr>
+            </w:r>
+          </w:p>
+        </w:tc>
+      </w:tr>
+    </w:tbl>
+    <w:p>
+      <w:pPr>
+        <w:rPr/>
+      </w:pPr>
+      <w:r>
+        <w:rPr>
+          <w:rtl w:val="0"/>
+        </w:rPr>
+      </w:r>
+    </w:p>
+    <w:p>
+      <w:pPr>
+        <w:rPr/>
+      </w:pPr>
+      <w:r>
+        <w:rPr>
+          <w:rtl w:val="0"/>
+        </w:rPr>
+        <w:t xml:space="preserve">In a new terminal</w:t>
+      </w:r>
+    </w:p>
+    <w:p>
+      <w:pPr>
+        <w:rPr/>
+      </w:pPr>
+      <w:r>
+        <w:rPr>
+          <w:rtl w:val="0"/>
+        </w:rPr>
+      </w:r>
+    </w:p>
+    <w:tbl>
+      <w:tblPr>
+        <w:tblStyle w:val="Table38"/>
+        <w:jc w:val="left"/>
+        <w:tblLayout w:type="fixed"/>
+        <w:tblLook w:val="0600"/>
+      </w:tblPr>
+      <w:tblGrid>
+        <w:gridCol w:w="9360"/>
+        <w:tblGridChange w:id="0">
+          <w:tblGrid>
+            <w:gridCol w:w="9360"/>
+          </w:tblGrid>
+        </w:tblGridChange>
+      </w:tblGrid>
+      <w:tr>
+        <w:trPr>
+          <w:cantSplit w:val="0"/>
+          <w:tblHeader w:val="0"/>
+        </w:trPr>
+        <w:tc>
+          <w:tcPr>
+            <w:shd w:fill="333333" w:val="clear"/>
+            <w:tcMar>
+              <w:top w:w="100.0" w:type="dxa"/>
+              <w:left w:w="100.0" w:type="dxa"/>
+              <w:bottom w:w="100.0" w:type="dxa"/>
+              <w:right w:w="100.0" w:type="dxa"/>
+            </w:tcMar>
+            <w:vAlign w:val="top"/>
+          </w:tcPr>
+          <w:p>
+            <w:pPr>
+              <w:keepNext w:val="0"/>
+              <w:keepLines w:val="0"/>
+              <w:pageBreakBefore w:val="0"/>
+              <w:widowControl w:val="0"/>
+              <w:pBdr>
+                <w:top w:space="0" w:sz="0" w:val="nil"/>
+                <w:left w:space="0" w:sz="0" w:val="nil"/>
+                <w:bottom w:space="0" w:sz="0" w:val="nil"/>
+                <w:right w:space="0" w:sz="0" w:val="nil"/>
+                <w:between w:space="0" w:sz="0" w:val="nil"/>
+              </w:pBdr>
+              <w:shd w:fill="auto" w:val="clear"/>
+              <w:spacing w:after="0" w:before="0" w:line="276" w:lineRule="auto"/>
+              <w:ind w:left="0" w:right="0" w:firstLine="0"/>
+              <w:jc w:val="left"/>
+              <w:rPr/>
+            </w:pPr>
+            <w:r>
+              <w:rPr>
+                <w:rFonts w:ascii="Consolas" w:cs="Consolas" w:eastAsia="Consolas" w:hAnsi="Consolas"/>
+                <w:color w:val="ffffff"/>
+                <w:shd w:fill="333333" w:val="clear"/>
+                <w:rtl w:val="0"/>
+              </w:rPr>
+              <w:t xml:space="preserve">curl -i http://localhost:9080/</w:t>
+            </w:r>
+            <w:r>
+              <w:rPr>
+                <w:rtl w:val="0"/>
+              </w:rPr>
+            </w:r>
+          </w:p>
+        </w:tc>
+      </w:tr>
+    </w:tbl>
+    <w:p>
+      <w:pPr>
+        <w:rPr/>
+      </w:pPr>
+      <w:r>
+        <w:rPr>
+          <w:rtl w:val="0"/>
+        </w:rPr>
+      </w:r>
+    </w:p>
+    <w:p>
+      <w:pPr>
+        <w:rPr/>
+      </w:pPr>
+      <w:r>
+        <w:rPr>
+          <w:color w:val="cc0000"/>
+        </w:rPr>
+        <w:drawing>
+          <wp:inline distB="114300" distT="114300" distL="114300" distR="114300">
+            <wp:extent cx="5943600" cy="990600"/>
+            <wp:effectExtent b="0" l="0" r="0" t="0"/>
+            <wp:docPr id="4" name="image15.png"/>
+            <a:graphic>
+              <a:graphicData uri="http://schemas.openxmlformats.org/drawingml/2006/picture">
+                <pic:pic>
+                  <pic:nvPicPr>
+                    <pic:cNvPr id="0" name="image15.png"/>
+                    <pic:cNvPicPr preferRelativeResize="0"/>
+                  </pic:nvPicPr>
+                  <pic:blipFill>
+                    <a:blip r:embed="rId53"/>
+                    <a:srcRect b="0" l="0" r="0" t="0"/>
+                    <a:stretch>
+                      <a:fillRect/>
+                    </a:stretch>
+                  </pic:blipFill>
+                  <pic:spPr>
+                    <a:xfrm>
+                      <a:off x="0" y="0"/>
+                      <a:ext cx="5943600" cy="990600"/>
+                    </a:xfrm>
+                    <a:prstGeom prst="rect"/>
+                    <a:ln/>
+                  </pic:spPr>
+                </pic:pic>
+              </a:graphicData>
+            </a:graphic>
+          </wp:inline>
+        </w:drawing>
+      </w:r>
+      <w:r>
+        <w:rPr>
+          <w:rtl w:val="0"/>
+        </w:rPr>
+      </w:r>
+    </w:p>
+    <w:p>
+      <w:pPr>
+        <w:rPr/>
+      </w:pPr>
+      <w:r>
+        <w:rPr>
+          <w:rtl w:val="0"/>
+        </w:rPr>
+      </w:r>
+    </w:p>
+    <w:p>
+      <w:pPr>
+        <w:rPr/>
+      </w:pPr>
+      <w:r>
+        <w:rPr>
+          <w:rtl w:val="0"/>
+        </w:rPr>
+        <w:t xml:space="preserve">You can also navigate with you browser to go to:</w:t>
+      </w:r>
+    </w:p>
+    <w:p>
+      <w:pPr>
+        <w:rPr/>
+      </w:pPr>
+      <w:r>
+        <w:rPr>
+          <w:rtl w:val="0"/>
+        </w:rPr>
+      </w:r>
+    </w:p>
+    <w:p>
+      <w:pPr>
+        <w:numPr>
+          <w:ilvl w:val="0"/>
+          <w:numId w:val="6"/>
+        </w:numPr>
+        <w:ind w:left="720" w:hanging="360"/>
+        <w:rPr>
+          <w:u w:val="none"/>
+        </w:rPr>
+      </w:pPr>
+      <w:r>
+        <w:rPr>
+          <w:rtl w:val="0"/>
+        </w:rPr>
+        <w:t xml:space="preserve">http://localhost:9080/ or </w:t>
+      </w:r>
+    </w:p>
+    <w:p>
+      <w:pPr>
+        <w:numPr>
+          <w:ilvl w:val="0"/>
+          <w:numId w:val="6"/>
+        </w:numPr>
+        <w:ind w:left="720" w:hanging="360"/>
+        <w:rPr>
+          <w:u w:val="none"/>
+        </w:rPr>
+      </w:pPr>
+      <w:r>
+        <w:rPr>
+          <w:rtl w:val="0"/>
+        </w:rPr>
+        <w:t xml:space="preserve">http://localhost:9080/healthz or similarly to </w:t>
+      </w:r>
+    </w:p>
+    <w:p>
+      <w:pPr>
+        <w:numPr>
+          <w:ilvl w:val="0"/>
+          <w:numId w:val="6"/>
+        </w:numPr>
+        <w:ind w:left="720" w:hanging="360"/>
+        <w:rPr>
+          <w:u w:val="none"/>
+        </w:rPr>
+      </w:pPr>
+      <w:hyperlink r:id="rId54">
+        <w:r>
+          <w:rPr>
+            <w:color w:val="1155cc"/>
+            <w:u w:val="single"/>
+            <w:rtl w:val="0"/>
+          </w:rPr>
+          <w:t xml:space="preserve">http://127.0.0.1:9080/</w:t>
+        </w:r>
+      </w:hyperlink>
+      <w:r>
+        <w:rPr>
+          <w:rtl w:val="0"/>
+        </w:rPr>
+      </w:r>
+    </w:p>
+    <w:p>
+      <w:pPr>
+        <w:numPr>
+          <w:ilvl w:val="0"/>
+          <w:numId w:val="6"/>
+        </w:numPr>
+        <w:ind w:left="720" w:hanging="360"/>
+        <w:rPr>
+          <w:u w:val="none"/>
+        </w:rPr>
+      </w:pPr>
+      <w:r>
+        <w:rPr>
+          <w:rtl w:val="0"/>
+        </w:rPr>
+        <w:t xml:space="preserve">http://127.0.0.1:9080/health</w:t>
+      </w:r>
+    </w:p>
+    <w:p>
+      <w:pPr>
+        <w:rPr/>
+      </w:pPr>
+      <w:r>
+        <w:rPr>
+          <w:rtl w:val="0"/>
+        </w:rPr>
+      </w:r>
+    </w:p>
+    <w:p>
+      <w:pPr>
+        <w:pStyle w:val="Heading3"/>
+        <w:rPr/>
+      </w:pPr>
+      <w:bookmarkStart w:colFirst="0" w:colLast="0" w:name="_xvb8liug5rk6" w:id="20"/>
+      <w:bookmarkEnd w:id="20"/>
+      <w:r>
+        <w:rPr>
+          <w:rtl w:val="0"/>
+        </w:rPr>
+        <w:t xml:space="preserve">To access our ArgoCD Management Console:</w:t>
+      </w:r>
+    </w:p>
+    <w:p>
+      <w:pPr>
+        <w:rPr/>
+      </w:pPr>
+      <w:r>
+        <w:rPr>
+          <w:rtl w:val="0"/>
+        </w:rPr>
+      </w:r>
+    </w:p>
+    <w:p>
+      <w:pPr>
+        <w:rPr>
+          <w:rFonts w:ascii="Courier New" w:cs="Courier New" w:eastAsia="Courier New" w:hAnsi="Courier New"/>
+          <w:b w:val="1"/>
+          <w:bCs w:val="1"/>
+        </w:rPr>
+      </w:pPr>
+      <w:r>
+        <w:rPr>
+          <w:rtl w:val="0"/>
+        </w:rPr>
+        <w:t xml:space="preserve">Default Username and password: </w:t>
+      </w:r>
+      <w:r>
+        <w:rPr>
+          <w:rFonts w:ascii="Courier New" w:cs="Courier New" w:eastAsia="Courier New" w:hAnsi="Courier New"/>
+          <w:b w:val="1"/>
+          <w:bCs w:val="1"/>
+          <w:rtl w:val="0"/>
+        </w:rPr>
+        <w:t xml:space="preserve">admin</w:t>
+      </w:r>
+    </w:p>
+    <w:p>
+      <w:pPr>
+        <w:rPr>
+          <w:rFonts w:ascii="Courier New" w:cs="Courier New" w:eastAsia="Courier New" w:hAnsi="Courier New"/>
+          <w:b w:val="1"/>
+          <w:bCs w:val="1"/>
+        </w:rPr>
+      </w:pPr>
+      <w:r>
+        <w:rPr>
+          <w:rtl w:val="0"/>
+        </w:rPr>
+      </w:r>
+    </w:p>
+    <w:p>
+      <w:pPr>
+        <w:rPr/>
+      </w:pPr>
+      <w:hyperlink r:id="rId55">
+        <w:r>
+          <w:rPr>
+            <w:rFonts w:ascii="Cambria" w:cs="Cambria" w:eastAsia="Cambria" w:hAnsi="Cambria"/>
+            <w:color w:val="1155cc"/>
+            <w:sz w:val="24"/>
+            <w:szCs w:val="24"/>
+            <w:u w:val="single"/>
+            <w:rtl w:val="0"/>
+          </w:rPr>
+          <w:t xml:space="preserve">ArgoCD</w:t>
+        </w:r>
+      </w:hyperlink>
+      <w:r>
+        <w:rPr>
+          <w:rtl w:val="0"/>
+        </w:rPr>
+        <w:t xml:space="preserve"> creates a random password during installation. This can be retrieved using the below command.</w:t>
+      </w:r>
+    </w:p>
+    <w:p>
+      <w:pPr>
+        <w:rPr/>
+      </w:pPr>
+      <w:r>
+        <w:rPr>
+          <w:rtl w:val="0"/>
+        </w:rPr>
+      </w:r>
+    </w:p>
+    <w:tbl>
+      <w:tblPr>
+        <w:tblStyle w:val="Table39"/>
+        <w:jc w:val="left"/>
+        <w:tblLayout w:type="fixed"/>
+        <w:tblLook w:val="0600"/>
+      </w:tblPr>
+      <w:tblGrid>
+        <w:gridCol w:w="9360"/>
+        <w:tblGridChange w:id="0">
+          <w:tblGrid>
+            <w:gridCol w:w="9360"/>
+          </w:tblGrid>
+        </w:tblGridChange>
+      </w:tblGrid>
+      <w:tr>
+        <w:trPr>
+          <w:cantSplit w:val="0"/>
+          <w:tblHeader w:val="0"/>
+        </w:trPr>
+        <w:tc>
+          <w:tcPr>
+            <w:shd w:fill="333333" w:val="clear"/>
+            <w:tcMar>
+              <w:top w:w="100.0" w:type="dxa"/>
+              <w:left w:w="100.0" w:type="dxa"/>
+              <w:bottom w:w="100.0" w:type="dxa"/>
+              <w:right w:w="100.0" w:type="dxa"/>
+            </w:tcMar>
+            <w:vAlign w:val="top"/>
+          </w:tcPr>
+          <w:p>
+            <w:pPr>
+              <w:widowControl w:val="0"/>
+              <w:rPr>
+                <w:rFonts w:ascii="Courier New" w:cs="Courier New" w:eastAsia="Courier New" w:hAnsi="Courier New"/>
+                <w:sz w:val="21"/>
+                <w:szCs w:val="21"/>
+              </w:rPr>
+            </w:pPr>
+            <w:r>
+              <w:rPr>
+                <w:rFonts w:ascii="Consolas" w:cs="Consolas" w:eastAsia="Consolas" w:hAnsi="Consolas"/>
+                <w:color w:val="ffffff"/>
+                <w:sz w:val="21"/>
+                <w:szCs w:val="21"/>
+                <w:shd w:fill="333333" w:val="clear"/>
+                <w:rtl w:val="0"/>
+              </w:rPr>
+              <w:t xml:space="preserve">kubectl -n argocd get secret argocd-initial-admin-secret -o jsonpath=</w:t>
+            </w:r>
+            <w:r>
+              <w:rPr>
+                <w:rFonts w:ascii="Consolas" w:cs="Consolas" w:eastAsia="Consolas" w:hAnsi="Consolas"/>
+                <w:color w:val="a2fca2"/>
+                <w:sz w:val="21"/>
+                <w:szCs w:val="21"/>
+                <w:shd w:fill="333333" w:val="clear"/>
+                <w:rtl w:val="0"/>
+              </w:rPr>
+              <w:t xml:space="preserve">"{.data.password}"</w:t>
+            </w:r>
+            <w:r>
+              <w:rPr>
+                <w:rFonts w:ascii="Consolas" w:cs="Consolas" w:eastAsia="Consolas" w:hAnsi="Consolas"/>
+                <w:color w:val="ffffff"/>
+                <w:sz w:val="21"/>
+                <w:szCs w:val="21"/>
+                <w:shd w:fill="333333" w:val="clear"/>
+                <w:rtl w:val="0"/>
+              </w:rPr>
+              <w:t xml:space="preserve"> | base64 -d</w:t>
+            </w:r>
+            <w:r>
+              <w:rPr>
+                <w:rtl w:val="0"/>
+              </w:rPr>
+            </w:r>
+          </w:p>
+        </w:tc>
+      </w:tr>
+    </w:tbl>
+    <w:p>
+      <w:pPr>
+        <w:rPr/>
+      </w:pPr>
+      <w:r>
+        <w:rPr>
+          <w:rtl w:val="0"/>
+        </w:rPr>
+      </w:r>
+    </w:p>
+    <w:p>
+      <w:pPr>
+        <w:spacing w:after="220" w:before="220" w:lineRule="auto"/>
+        <w:rPr/>
+      </w:pPr>
+      <w:r>
+        <w:rPr>
+          <w:rFonts w:ascii="Courier New" w:cs="Courier New" w:eastAsia="Courier New" w:hAnsi="Courier New"/>
+          <w:sz w:val="21"/>
+          <w:szCs w:val="21"/>
+        </w:rPr>
+        <w:drawing>
+          <wp:inline distB="114300" distT="114300" distL="114300" distR="114300">
+            <wp:extent cx="5943600" cy="584200"/>
+            <wp:effectExtent b="0" l="0" r="0" t="0"/>
+            <wp:docPr id="6" name="image4.png"/>
+            <a:graphic>
+              <a:graphicData uri="http://schemas.openxmlformats.org/drawingml/2006/picture">
+                <pic:pic>
+                  <pic:nvPicPr>
+                    <pic:cNvPr id="0" name="image4.png"/>
+                    <pic:cNvPicPr preferRelativeResize="0"/>
+                  </pic:nvPicPr>
+                  <pic:blipFill>
+                    <a:blip r:embed="rId56"/>
+                    <a:srcRect b="0" l="0" r="0" t="0"/>
+                    <a:stretch>
+                      <a:fillRect/>
+                    </a:stretch>
+                  </pic:blipFill>
+                  <pic:spPr>
+                    <a:xfrm>
+                      <a:off x="0" y="0"/>
+                      <a:ext cx="5943600" cy="584200"/>
+                    </a:xfrm>
+                    <a:prstGeom prst="rect"/>
+                    <a:ln/>
+                  </pic:spPr>
+                </pic:pic>
+              </a:graphicData>
+            </a:graphic>
+          </wp:inline>
+        </w:drawing>
+      </w:r>
+      <w:r>
+        <w:rPr>
+          <w:rtl w:val="0"/>
+        </w:rPr>
+      </w:r>
+    </w:p>
+    <w:p>
+      <w:pPr>
+        <w:rPr/>
+      </w:pPr>
+      <w:r>
+        <w:rPr>
+          <w:rtl w:val="0"/>
+        </w:rPr>
+        <w:t xml:space="preserve">Now to Access the Console we first need to configure another port-forward (note we’re using 8081 for this as we previously above already utilised 8080):</w:t>
+      </w:r>
+    </w:p>
+    <w:p>
+      <w:pPr>
+        <w:rPr/>
+      </w:pPr>
+      <w:r>
+        <w:rPr>
+          <w:rtl w:val="0"/>
+        </w:rPr>
+      </w:r>
+    </w:p>
+    <w:p>
+      <w:pPr>
+        <w:rPr/>
+      </w:pPr>
+      <w:r>
+        <w:rPr/>
+        <w:drawing>
+          <wp:inline distB="114300" distT="114300" distL="114300" distR="114300">
+            <wp:extent cx="5943600" cy="800100"/>
+            <wp:effectExtent b="0" l="0" r="0" t="0"/>
+            <wp:docPr id="21" name="image19.png"/>
+            <a:graphic>
+              <a:graphicData uri="http://schemas.openxmlformats.org/drawingml/2006/picture">
+                <pic:pic>
+                  <pic:nvPicPr>
+                    <pic:cNvPr id="0" name="image19.png"/>
+                    <pic:cNvPicPr preferRelativeResize="0"/>
+                  </pic:nvPicPr>
+                  <pic:blipFill>
+                    <a:blip r:embed="rId57"/>
+                    <a:srcRect b="0" l="0" r="0" t="0"/>
+                    <a:stretch>
+                      <a:fillRect/>
+                    </a:stretch>
+                  </pic:blipFill>
+                  <pic:spPr>
+                    <a:xfrm>
+                      <a:off x="0" y="0"/>
+                      <a:ext cx="5943600" cy="800100"/>
+                    </a:xfrm>
+                    <a:prstGeom prst="rect"/>
+                    <a:ln/>
+                  </pic:spPr>
+                </pic:pic>
+              </a:graphicData>
+            </a:graphic>
+          </wp:inline>
+        </w:drawing>
+      </w:r>
+      <w:r>
+        <w:rPr>
+          <w:rtl w:val="0"/>
+        </w:rPr>
+      </w:r>
+    </w:p>
+    <w:p>
+      <w:pPr>
+        <w:spacing w:after="220" w:before="220" w:lineRule="auto"/>
+        <w:rPr/>
+      </w:pPr>
+      <w:r>
+        <w:rPr/>
+        <w:drawing>
+          <wp:inline distB="114300" distT="114300" distL="114300" distR="114300">
+            <wp:extent cx="5943600" cy="3581400"/>
+            <wp:effectExtent b="0" l="0" r="0" t="0"/>
+            <wp:docPr id="5" name="image9.png"/>
+            <a:graphic>
+              <a:graphicData uri="http://schemas.openxmlformats.org/drawingml/2006/picture">
+                <pic:pic>
+                  <pic:nvPicPr>
+                    <pic:cNvPr id="0" name="image9.png"/>
+                    <pic:cNvPicPr preferRelativeResize="0"/>
+                  </pic:nvPicPr>
+                  <pic:blipFill>
+                    <a:blip r:embed="rId58"/>
+                    <a:srcRect b="0" l="0" r="0" t="0"/>
+                    <a:stretch>
+                      <a:fillRect/>
+                    </a:stretch>
+                  </pic:blipFill>
+                  <pic:spPr>
+                    <a:xfrm>
+                      <a:off x="0" y="0"/>
+                      <a:ext cx="5943600" cy="3581400"/>
+                    </a:xfrm>
+                    <a:prstGeom prst="rect"/>
+                    <a:ln/>
+                  </pic:spPr>
+                </pic:pic>
+              </a:graphicData>
+            </a:graphic>
+          </wp:inline>
+        </w:drawing>
+      </w:r>
+      <w:r>
+        <w:rPr>
+          <w:rtl w:val="0"/>
+        </w:rPr>
+      </w:r>
+    </w:p>
+    <w:p>
+      <w:pPr>
+        <w:rPr/>
+      </w:pPr>
+      <w:r>
+        <w:rPr>
+          <w:rtl w:val="0"/>
+        </w:rPr>
+      </w:r>
+    </w:p>
+    <w:p>
+      <w:pPr>
+        <w:rPr/>
+      </w:pPr>
+      <w:r>
+        <w:rPr>
+          <w:b w:val="1"/>
+          <w:bCs w:val="1"/>
+          <w:rtl w:val="0"/>
+        </w:rPr>
+        <w:t xml:space="preserve">NOTE:</w:t>
+      </w:r>
+      <w:r>
+        <w:rPr>
+          <w:rtl w:val="0"/>
+        </w:rPr>
+        <w:t xml:space="preserve"> Because we're working on our project locally and Github actions is also modifying our </w:t>
+      </w:r>
+      <w:r>
+        <w:rPr>
+          <w:rFonts w:ascii="Courier New" w:cs="Courier New" w:eastAsia="Courier New" w:hAnsi="Courier New"/>
+          <w:b w:val="1"/>
+          <w:bCs w:val="1"/>
+          <w:rtl w:val="0"/>
+        </w:rPr>
+        <w:t xml:space="preserve">k8s/deployment.yml</w:t>
+      </w:r>
+      <w:r>
+        <w:rPr>
+          <w:rtl w:val="0"/>
+        </w:rPr>
+        <w:t xml:space="preserve"> you will be getting the below error stack:</w:t>
+      </w:r>
+    </w:p>
+    <w:p>
+      <w:pPr>
+        <w:rPr/>
+      </w:pPr>
+      <w:r>
+        <w:rPr>
+          <w:rtl w:val="0"/>
+        </w:rPr>
+      </w:r>
+    </w:p>
+    <w:p>
+      <w:pPr>
+        <w:rPr/>
+      </w:pPr>
+      <w:r>
+        <w:rPr>
+          <w:rtl w:val="0"/>
+        </w:rPr>
+      </w:r>
+    </w:p>
+    <w:tbl>
+      <w:tblPr>
+        <w:tblStyle w:val="Table40"/>
+        <w:jc w:val="left"/>
+        <w:tblLayout w:type="fixed"/>
+        <w:tblLook w:val="0600"/>
+      </w:tblPr>
+      <w:tblGrid>
+        <w:gridCol w:w="9360"/>
+        <w:tblGridChange w:id="0">
+          <w:tblGrid>
+            <w:gridCol w:w="9360"/>
+          </w:tblGrid>
+        </w:tblGridChange>
+      </w:tblGrid>
+      <w:tr>
+        <w:trPr>
+          <w:cantSplit w:val="0"/>
+          <w:tblHeader w:val="0"/>
+        </w:trPr>
+        <w:tc>
+          <w:tcPr>
+            <w:shd w:fill="333333" w:val="clear"/>
+            <w:tcMar>
+              <w:top w:w="100.0" w:type="dxa"/>
+              <w:left w:w="100.0" w:type="dxa"/>
+              <w:bottom w:w="100.0" w:type="dxa"/>
+              <w:right w:w="100.0" w:type="dxa"/>
+            </w:tcMar>
+            <w:vAlign w:val="top"/>
+          </w:tcPr>
+          <w:p>
+            <w:pPr>
+              <w:keepNext w:val="0"/>
+              <w:keepLines w:val="0"/>
+              <w:pageBreakBefore w:val="0"/>
+              <w:widowControl w:val="0"/>
+              <w:pBdr>
+                <w:top w:space="0" w:sz="0" w:val="nil"/>
+                <w:left w:space="0" w:sz="0" w:val="nil"/>
+                <w:bottom w:space="0" w:sz="0" w:val="nil"/>
+                <w:right w:space="0" w:sz="0" w:val="nil"/>
+                <w:between w:space="0" w:sz="0" w:val="nil"/>
+              </w:pBdr>
+              <w:shd w:fill="auto" w:val="clear"/>
+              <w:spacing w:after="0" w:before="0" w:line="276" w:lineRule="auto"/>
+              <w:ind w:left="0" w:right="0" w:firstLine="0"/>
+              <w:jc w:val="left"/>
+              <w:rPr/>
+            </w:pPr>
+            <w:r>
+              <w:rPr>
+                <w:rFonts w:ascii="Consolas" w:cs="Consolas" w:eastAsia="Consolas" w:hAnsi="Consolas"/>
+                <w:color w:val="ffffff"/>
+                <w:shd w:fill="333333" w:val="clear"/>
+                <w:rtl w:val="0"/>
+              </w:rPr>
+              <w:t xml:space="preserve">git add .</w:t>
+              <w:br w:type="textWrapping"/>
+              <w:t xml:space="preserve">git commit -m </w:t>
+            </w:r>
+            <w:r>
+              <w:rPr>
+                <w:rFonts w:ascii="Consolas" w:cs="Consolas" w:eastAsia="Consolas" w:hAnsi="Consolas"/>
+                <w:color w:val="a2fca2"/>
+                <w:shd w:fill="333333" w:val="clear"/>
+                <w:rtl w:val="0"/>
+              </w:rPr>
+              <w:t xml:space="preserve">"&lt;comment&gt;"</w:t>
+            </w:r>
+            <w:r>
+              <w:rPr>
+                <w:rFonts w:ascii="Consolas" w:cs="Consolas" w:eastAsia="Consolas" w:hAnsi="Consolas"/>
+                <w:color w:val="ffffff"/>
+                <w:shd w:fill="333333" w:val="clear"/>
+                <w:rtl w:val="0"/>
+              </w:rPr>
+              <w:br w:type="textWrapping"/>
+              <w:t xml:space="preserve">git push</w:t>
+            </w:r>
+            <w:r>
+              <w:rPr>
+                <w:rtl w:val="0"/>
+              </w:rPr>
+            </w:r>
+          </w:p>
+        </w:tc>
+      </w:tr>
+    </w:tbl>
+    <w:p>
+      <w:pPr>
+        <w:rPr/>
+      </w:pPr>
+      <w:r>
+        <w:rPr>
+          <w:rtl w:val="0"/>
+        </w:rPr>
+      </w:r>
+    </w:p>
+    <w:p>
+      <w:pPr>
+        <w:rPr/>
+      </w:pPr>
+      <w:r>
+        <w:rPr>
+          <w:rtl w:val="0"/>
+        </w:rPr>
+        <w:t xml:space="preserve">Results in:</w:t>
+      </w:r>
+    </w:p>
+    <w:p>
+      <w:pPr>
+        <w:rPr/>
+      </w:pPr>
+      <w:r>
+        <w:rPr>
+          <w:rtl w:val="0"/>
+        </w:rPr>
+      </w:r>
+    </w:p>
+    <w:tbl>
+      <w:tblPr>
+        <w:tblStyle w:val="Table41"/>
+        <w:jc w:val="left"/>
+        <w:tblLayout w:type="fixed"/>
+        <w:tblLook w:val="0600"/>
+      </w:tblPr>
+      <w:tblGrid>
+        <w:gridCol w:w="9360"/>
+        <w:tblGridChange w:id="0">
+          <w:tblGrid>
+            <w:gridCol w:w="9360"/>
+          </w:tblGrid>
+        </w:tblGridChange>
+      </w:tblGrid>
+      <w:tr>
+        <w:trPr>
+          <w:cantSplit w:val="0"/>
+          <w:tblHeader w:val="0"/>
+        </w:trPr>
+        <w:tc>
+          <w:tcPr>
+            <w:shd w:fill="333333" w:val="clear"/>
+            <w:tcMar>
+              <w:top w:w="100.0" w:type="dxa"/>
+              <w:left w:w="100.0" w:type="dxa"/>
+              <w:bottom w:w="100.0" w:type="dxa"/>
+              <w:right w:w="100.0" w:type="dxa"/>
+            </w:tcMar>
+            <w:vAlign w:val="top"/>
+          </w:tcPr>
+          <w:p>
+            <w:pPr>
+              <w:keepNext w:val="0"/>
+              <w:keepLines w:val="0"/>
+              <w:pageBreakBefore w:val="0"/>
+              <w:widowControl w:val="0"/>
+              <w:pBdr>
+                <w:top w:space="0" w:sz="0" w:val="nil"/>
+                <w:left w:space="0" w:sz="0" w:val="nil"/>
+                <w:bottom w:space="0" w:sz="0" w:val="nil"/>
+                <w:right w:space="0" w:sz="0" w:val="nil"/>
+                <w:between w:space="0" w:sz="0" w:val="nil"/>
+              </w:pBdr>
+              <w:shd w:fill="auto" w:val="clear"/>
+              <w:spacing w:after="0" w:before="0" w:line="276" w:lineRule="auto"/>
+              <w:ind w:left="0" w:right="0" w:firstLine="0"/>
+              <w:jc w:val="left"/>
+              <w:rPr/>
+            </w:pPr>
+            <w:r>
+              <w:rPr>
+                <w:rFonts w:ascii="Consolas" w:cs="Consolas" w:eastAsia="Consolas" w:hAnsi="Consolas"/>
+                <w:color w:val="ffffff"/>
+                <w:shd w:fill="333333" w:val="clear"/>
+                <w:rtl w:val="0"/>
+              </w:rPr>
+              <w:t xml:space="preserve">To https://github.com/georgelza/gitops-pipeline.git</w:t>
+              <w:br w:type="textWrapping"/>
+              <w:t xml:space="preserve"> ! [rejected]        main -&gt; main (fetch first)</w:t>
+              <w:br w:type="textWrapping"/>
+              <w:t xml:space="preserve">error: failed to push some refs to </w:t>
+            </w:r>
+            <w:r>
+              <w:rPr>
+                <w:rFonts w:ascii="Consolas" w:cs="Consolas" w:eastAsia="Consolas" w:hAnsi="Consolas"/>
+                <w:color w:val="a2fca2"/>
+                <w:shd w:fill="333333" w:val="clear"/>
+                <w:rtl w:val="0"/>
+              </w:rPr>
+              <w:t xml:space="preserve">'https://github.com/georgelza/gitops-pipeline.git'</w:t>
+            </w:r>
+            <w:r>
+              <w:rPr>
+                <w:rFonts w:ascii="Consolas" w:cs="Consolas" w:eastAsia="Consolas" w:hAnsi="Consolas"/>
+                <w:color w:val="ffffff"/>
+                <w:shd w:fill="333333" w:val="clear"/>
+                <w:rtl w:val="0"/>
+              </w:rPr>
+              <w:br w:type="textWrapping"/>
+              <w:t xml:space="preserve">hint: Updates were rejected because the remote contains work that you </w:t>
+            </w:r>
+            <w:r>
+              <w:rPr>
+                <w:rFonts w:ascii="Consolas" w:cs="Consolas" w:eastAsia="Consolas" w:hAnsi="Consolas"/>
+                <w:color w:val="fcc28c"/>
+                <w:shd w:fill="333333" w:val="clear"/>
+                <w:rtl w:val="0"/>
+              </w:rPr>
+              <w:t xml:space="preserve">do</w:t>
+            </w:r>
+            <w:r>
+              <w:rPr>
+                <w:rFonts w:ascii="Consolas" w:cs="Consolas" w:eastAsia="Consolas" w:hAnsi="Consolas"/>
+                <w:color w:val="ffffff"/>
+                <w:shd w:fill="333333" w:val="clear"/>
+                <w:rtl w:val="0"/>
+              </w:rPr>
+              <w:t xml:space="preserve"> not</w:t>
+              <w:br w:type="textWrapping"/>
+              <w:t xml:space="preserve">hint: have locally. This is usually caused by another repository pushing to</w:t>
+              <w:br w:type="textWrapping"/>
+              <w:t xml:space="preserve">hint: the same ref. If you want to integrate the remote changes, use</w:t>
+              <w:br w:type="textWrapping"/>
+              <w:t xml:space="preserve">hint: </w:t>
+            </w:r>
+            <w:r>
+              <w:rPr>
+                <w:rFonts w:ascii="Consolas" w:cs="Consolas" w:eastAsia="Consolas" w:hAnsi="Consolas"/>
+                <w:color w:val="a2fca2"/>
+                <w:shd w:fill="333333" w:val="clear"/>
+                <w:rtl w:val="0"/>
+              </w:rPr>
+              <w:t xml:space="preserve">'git pull'</w:t>
+            </w:r>
+            <w:r>
+              <w:rPr>
+                <w:rFonts w:ascii="Consolas" w:cs="Consolas" w:eastAsia="Consolas" w:hAnsi="Consolas"/>
+                <w:color w:val="ffffff"/>
+                <w:shd w:fill="333333" w:val="clear"/>
+                <w:rtl w:val="0"/>
+              </w:rPr>
+              <w:t xml:space="preserve"> before pushing again.</w:t>
+              <w:br w:type="textWrapping"/>
+              <w:t xml:space="preserve">hint: See the </w:t>
+            </w:r>
+            <w:r>
+              <w:rPr>
+                <w:rFonts w:ascii="Consolas" w:cs="Consolas" w:eastAsia="Consolas" w:hAnsi="Consolas"/>
+                <w:color w:val="a2fca2"/>
+                <w:shd w:fill="333333" w:val="clear"/>
+                <w:rtl w:val="0"/>
+              </w:rPr>
+              <w:t xml:space="preserve">'Note about fast-forwards'</w:t>
+            </w:r>
+            <w:r>
+              <w:rPr>
+                <w:rFonts w:ascii="Consolas" w:cs="Consolas" w:eastAsia="Consolas" w:hAnsi="Consolas"/>
+                <w:color w:val="ffffff"/>
+                <w:shd w:fill="333333" w:val="clear"/>
+                <w:rtl w:val="0"/>
+              </w:rPr>
+              <w:t xml:space="preserve"> </w:t>
+            </w:r>
+            <w:r>
+              <w:rPr>
+                <w:rFonts w:ascii="Consolas" w:cs="Consolas" w:eastAsia="Consolas" w:hAnsi="Consolas"/>
+                <w:color w:val="fcc28c"/>
+                <w:shd w:fill="333333" w:val="clear"/>
+                <w:rtl w:val="0"/>
+              </w:rPr>
+              <w:t xml:space="preserve">in</w:t>
+            </w:r>
+            <w:r>
+              <w:rPr>
+                <w:rFonts w:ascii="Consolas" w:cs="Consolas" w:eastAsia="Consolas" w:hAnsi="Consolas"/>
+                <w:color w:val="ffffff"/>
+                <w:shd w:fill="333333" w:val="clear"/>
+                <w:rtl w:val="0"/>
+              </w:rPr>
+              <w:t xml:space="preserve"> </w:t>
+            </w:r>
+            <w:r>
+              <w:rPr>
+                <w:rFonts w:ascii="Consolas" w:cs="Consolas" w:eastAsia="Consolas" w:hAnsi="Consolas"/>
+                <w:color w:val="a2fca2"/>
+                <w:shd w:fill="333333" w:val="clear"/>
+                <w:rtl w:val="0"/>
+              </w:rPr>
+              <w:t xml:space="preserve">'git push --help'</w:t>
+            </w:r>
+            <w:r>
+              <w:rPr>
+                <w:rFonts w:ascii="Consolas" w:cs="Consolas" w:eastAsia="Consolas" w:hAnsi="Consolas"/>
+                <w:color w:val="ffffff"/>
+                <w:shd w:fill="333333" w:val="clear"/>
+                <w:rtl w:val="0"/>
+              </w:rPr>
+              <w:t xml:space="preserve"> </w:t>
+            </w:r>
+            <w:r>
+              <w:rPr>
+                <w:rFonts w:ascii="Consolas" w:cs="Consolas" w:eastAsia="Consolas" w:hAnsi="Consolas"/>
+                <w:color w:val="fcc28c"/>
+                <w:shd w:fill="333333" w:val="clear"/>
+                <w:rtl w:val="0"/>
+              </w:rPr>
+              <w:t xml:space="preserve">for</w:t>
+            </w:r>
+            <w:r>
+              <w:rPr>
+                <w:rFonts w:ascii="Consolas" w:cs="Consolas" w:eastAsia="Consolas" w:hAnsi="Consolas"/>
+                <w:color w:val="ffffff"/>
+                <w:shd w:fill="333333" w:val="clear"/>
+                <w:rtl w:val="0"/>
+              </w:rPr>
+              <w:t xml:space="preserve"> details.</w:t>
+            </w:r>
+            <w:r>
+              <w:rPr>
+                <w:rtl w:val="0"/>
+              </w:rPr>
+            </w:r>
+          </w:p>
+        </w:tc>
+      </w:tr>
+    </w:tbl>
+    <w:p>
+      <w:pPr>
+        <w:rPr/>
+      </w:pPr>
+      <w:r>
+        <w:rPr>
+          <w:rtl w:val="0"/>
+        </w:rPr>
+      </w:r>
+    </w:p>
+    <w:p>
+      <w:pPr>
+        <w:rPr>
+          <w:b w:val="1"/>
+          <w:bCs w:val="1"/>
+        </w:rPr>
+      </w:pPr>
+      <w:r>
+        <w:rPr>
+          <w:b w:val="1"/>
+          <w:bCs w:val="1"/>
+          <w:rtl w:val="0"/>
+        </w:rPr>
+        <w:t xml:space="preserve">Quick FIX:</w:t>
+      </w:r>
+    </w:p>
+    <w:p>
+      <w:pPr>
+        <w:rPr/>
+      </w:pPr>
+      <w:r>
+        <w:rPr>
+          <w:rtl w:val="0"/>
+        </w:rPr>
+      </w:r>
+    </w:p>
+    <w:tbl>
+      <w:tblPr>
+        <w:tblStyle w:val="Table42"/>
+        <w:jc w:val="left"/>
+        <w:tblLayout w:type="fixed"/>
+        <w:tblLook w:val="0600"/>
+      </w:tblPr>
+      <w:tblGrid>
+        <w:gridCol w:w="9360"/>
+        <w:tblGridChange w:id="0">
+          <w:tblGrid>
+            <w:gridCol w:w="9360"/>
+          </w:tblGrid>
+        </w:tblGridChange>
+      </w:tblGrid>
+      <w:tr>
+        <w:trPr>
+          <w:cantSplit w:val="0"/>
+          <w:tblHeader w:val="0"/>
+        </w:trPr>
+        <w:tc>
+          <w:tcPr>
+            <w:shd w:fill="333333" w:val="clear"/>
+            <w:tcMar>
+              <w:top w:w="100.0" w:type="dxa"/>
+              <w:left w:w="100.0" w:type="dxa"/>
+              <w:bottom w:w="100.0" w:type="dxa"/>
+              <w:right w:w="100.0" w:type="dxa"/>
+            </w:tcMar>
+            <w:vAlign w:val="top"/>
+          </w:tcPr>
+          <w:p>
+            <w:pPr>
+              <w:keepNext w:val="0"/>
+              <w:keepLines w:val="0"/>
+              <w:pageBreakBefore w:val="0"/>
+              <w:widowControl w:val="0"/>
+              <w:pBdr>
+                <w:top w:space="0" w:sz="0" w:val="nil"/>
+                <w:left w:space="0" w:sz="0" w:val="nil"/>
+                <w:bottom w:space="0" w:sz="0" w:val="nil"/>
+                <w:right w:space="0" w:sz="0" w:val="nil"/>
+                <w:between w:space="0" w:sz="0" w:val="nil"/>
+              </w:pBdr>
+              <w:shd w:fill="auto" w:val="clear"/>
+              <w:spacing w:after="0" w:before="0" w:line="276" w:lineRule="auto"/>
+              <w:ind w:left="0" w:right="0" w:firstLine="0"/>
+              <w:jc w:val="left"/>
+              <w:rPr/>
+            </w:pPr>
+            <w:r>
+              <w:rPr>
+                <w:rFonts w:ascii="Consolas" w:cs="Consolas" w:eastAsia="Consolas" w:hAnsi="Consolas"/>
                 <w:color w:val="888888"/>
                 <w:shd w:fill="333333" w:val="clear"/>
                 <w:rtl w:val="0"/>
@@ -13054,8 +19634,8 @@
           <w:szCs w:val="28"/>
         </w:rPr>
       </w:pPr>
-      <w:bookmarkStart w:colFirst="0" w:colLast="0" w:name="_z54a7ilggs2u" w:id="19"/>
-      <w:bookmarkEnd w:id="19"/>
+      <w:bookmarkStart w:colFirst="0" w:colLast="0" w:name="_z54a7ilggs2u" w:id="21"/>
+      <w:bookmarkEnd w:id="21"/>
       <w:r>
         <w:rPr>
           <w:rFonts w:ascii="Calibri" w:cs="Calibri" w:eastAsia="Calibri" w:hAnsi="Calibri"/>
@@ -13089,7 +19669,7 @@
         </w:rPr>
         <w:t xml:space="preserve">Well, I could try and write a long summary here, but, that was it, really very simple. All enabled on our local desktop/laptop by running a Kubernetes cluster inside </w:t>
       </w:r>
-      <w:hyperlink r:id="rId54">
+      <w:hyperlink r:id="rId59">
         <w:r>
           <w:rPr>
             <w:rFonts w:ascii="Cambria" w:cs="Cambria" w:eastAsia="Cambria" w:hAnsi="Cambria"/>
@@ -14351,6 +20931,116 @@
   <w:abstractNum w:abstractNumId="12">
     <w:lvl w:ilvl="0">
       <w:start w:val="1"/>
+      <w:numFmt w:val="bullet"/>
+      <w:lvlText w:val="●"/>
+      <w:lvlJc w:val="left"/>
+      <w:pPr>
+        <w:ind w:left="720" w:hanging="360"/>
+      </w:pPr>
+      <w:rPr>
+        <w:u w:val="none"/>
+      </w:rPr>
+    </w:lvl>
+    <w:lvl w:ilvl="1">
+      <w:start w:val="1"/>
+      <w:numFmt w:val="bullet"/>
+      <w:lvlText w:val="○"/>
+      <w:lvlJc w:val="left"/>
+      <w:pPr>
+        <w:ind w:left="1440" w:hanging="360"/>
+      </w:pPr>
+      <w:rPr>
+        <w:u w:val="none"/>
+      </w:rPr>
+    </w:lvl>
+    <w:lvl w:ilvl="2">
+      <w:start w:val="1"/>
+      <w:numFmt w:val="bullet"/>
+      <w:lvlText w:val="■"/>
+      <w:lvlJc w:val="left"/>
+      <w:pPr>
+        <w:ind w:left="2160" w:hanging="360"/>
+      </w:pPr>
+      <w:rPr>
+        <w:u w:val="none"/>
+      </w:rPr>
+    </w:lvl>
+    <w:lvl w:ilvl="3">
+      <w:start w:val="1"/>
+      <w:numFmt w:val="bullet"/>
+      <w:lvlText w:val="●"/>
+      <w:lvlJc w:val="left"/>
+      <w:pPr>
+        <w:ind w:left="2880" w:hanging="360"/>
+      </w:pPr>
+      <w:rPr>
+        <w:u w:val="none"/>
+      </w:rPr>
+    </w:lvl>
+    <w:lvl w:ilvl="4">
+      <w:start w:val="1"/>
+      <w:numFmt w:val="bullet"/>
+      <w:lvlText w:val="○"/>
+      <w:lvlJc w:val="left"/>
+      <w:pPr>
+        <w:ind w:left="3600" w:hanging="360"/>
+      </w:pPr>
+      <w:rPr>
+        <w:u w:val="none"/>
+      </w:rPr>
+    </w:lvl>
+    <w:lvl w:ilvl="5">
+      <w:start w:val="1"/>
+      <w:numFmt w:val="bullet"/>
+      <w:lvlText w:val="■"/>
+      <w:lvlJc w:val="left"/>
+      <w:pPr>
+        <w:ind w:left="4320" w:hanging="360"/>
+      </w:pPr>
+      <w:rPr>
+        <w:u w:val="none"/>
+      </w:rPr>
+    </w:lvl>
+    <w:lvl w:ilvl="6">
+      <w:start w:val="1"/>
+      <w:numFmt w:val="bullet"/>
+      <w:lvlText w:val="●"/>
+      <w:lvlJc w:val="left"/>
+      <w:pPr>
+        <w:ind w:left="5040" w:hanging="360"/>
+      </w:pPr>
+      <w:rPr>
+        <w:u w:val="none"/>
+      </w:rPr>
+    </w:lvl>
+    <w:lvl w:ilvl="7">
+      <w:start w:val="1"/>
+      <w:numFmt w:val="bullet"/>
+      <w:lvlText w:val="○"/>
+      <w:lvlJc w:val="left"/>
+      <w:pPr>
+        <w:ind w:left="5760" w:hanging="360"/>
+      </w:pPr>
+      <w:rPr>
+        <w:u w:val="none"/>
+      </w:rPr>
+    </w:lvl>
+    <w:lvl w:ilvl="8">
+      <w:start w:val="1"/>
+      <w:numFmt w:val="bullet"/>
+      <w:lvlText w:val="■"/>
+      <w:lvlJc w:val="left"/>
+      <w:pPr>
+        <w:ind w:left="6480" w:hanging="360"/>
+      </w:pPr>
+      <w:rPr>
+        <w:u w:val="none"/>
+      </w:rPr>
+    </w:lvl>
+  </w:abstractNum>
+  <w:abstractNum w:abstractNumId="13">
+    <w:lvl w:ilvl="0">
+      <w:start w:val="1"/>
       <w:numFmt w:val="decimal"/>
       <w:lvlText w:val="%1."/>
       <w:lvlJc w:val="left"/>
@@ -14452,116 +21142,6 @@
       <w:lvlJc w:val="left"/>
       <w:pPr>
         <w:ind w:left="6480" w:hanging="480"/>
-      </w:pPr>
-      <w:rPr>
-        <w:u w:val="none"/>
-      </w:rPr>
-    </w:lvl>
-  </w:abstractNum>
-  <w:abstractNum w:abstractNumId="13">
-    <w:lvl w:ilvl="0">
-      <w:start w:val="1"/>
-      <w:numFmt w:val="bullet"/>
-      <w:lvlText w:val="●"/>
-      <w:lvlJc w:val="left"/>
-      <w:pPr>
-        <w:ind w:left="720" w:hanging="360"/>
-      </w:pPr>
-      <w:rPr>
-        <w:u w:val="none"/>
-      </w:rPr>
-    </w:lvl>
-    <w:lvl w:ilvl="1">
-      <w:start w:val="1"/>
-      <w:numFmt w:val="bullet"/>
-      <w:lvlText w:val="○"/>
-      <w:lvlJc w:val="left"/>
-      <w:pPr>
-        <w:ind w:left="1440" w:hanging="360"/>
-      </w:pPr>
-      <w:rPr>
-        <w:u w:val="none"/>
-      </w:rPr>
-    </w:lvl>
-    <w:lvl w:ilvl="2">
-      <w:start w:val="1"/>
-      <w:numFmt w:val="bullet"/>
-      <w:lvlText w:val="■"/>
-      <w:lvlJc w:val="left"/>
-      <w:pPr>
-        <w:ind w:left="2160" w:hanging="360"/>
-      </w:pPr>
-      <w:rPr>
-        <w:u w:val="none"/>
-      </w:rPr>
-    </w:lvl>
-    <w:lvl w:ilvl="3">
-      <w:start w:val="1"/>
-      <w:numFmt w:val="bullet"/>
-      <w:lvlText w:val="●"/>
-      <w:lvlJc w:val="left"/>
-      <w:pPr>
-        <w:ind w:left="2880" w:hanging="360"/>
-      </w:pPr>
-      <w:rPr>
-        <w:u w:val="none"/>
-      </w:rPr>
-    </w:lvl>
-    <w:lvl w:ilvl="4">
-      <w:start w:val="1"/>
-      <w:numFmt w:val="bullet"/>
-      <w:lvlText w:val="○"/>
-      <w:lvlJc w:val="left"/>
-      <w:pPr>
-        <w:ind w:left="3600" w:hanging="360"/>
-      </w:pPr>
-      <w:rPr>
-        <w:u w:val="none"/>
-      </w:rPr>
-    </w:lvl>
-    <w:lvl w:ilvl="5">
-      <w:start w:val="1"/>
-      <w:numFmt w:val="bullet"/>
-      <w:lvlText w:val="■"/>
-      <w:lvlJc w:val="left"/>
-      <w:pPr>
-        <w:ind w:left="4320" w:hanging="360"/>
-      </w:pPr>
-      <w:rPr>
-        <w:u w:val="none"/>
-      </w:rPr>
-    </w:lvl>
-    <w:lvl w:ilvl="6">
-      <w:start w:val="1"/>
-      <w:numFmt w:val="bullet"/>
-      <w:lvlText w:val="●"/>
-      <w:lvlJc w:val="left"/>
-      <w:pPr>
-        <w:ind w:left="5040" w:hanging="360"/>
-      </w:pPr>
-      <w:rPr>
-        <w:u w:val="none"/>
-      </w:rPr>
-    </w:lvl>
-    <w:lvl w:ilvl="7">
-      <w:start w:val="1"/>
-      <w:numFmt w:val="bullet"/>
-      <w:lvlText w:val="○"/>
-      <w:lvlJc w:val="left"/>
-      <w:pPr>
-        <w:ind w:left="5760" w:hanging="360"/>
-      </w:pPr>
-      <w:rPr>
-        <w:u w:val="none"/>
-      </w:rPr>
-    </w:lvl>
-    <w:lvl w:ilvl="8">
-      <w:start w:val="1"/>
-      <w:numFmt w:val="bullet"/>
-      <w:lvlText w:val="■"/>
-      <w:lvlJc w:val="left"/>
-      <w:pPr>
-        <w:ind w:left="6480" w:hanging="360"/>
       </w:pPr>
       <w:rPr>
         <w:u w:val="none"/>
@@ -14791,6 +21371,116 @@
   <w:abstractNum w:abstractNumId="16">
     <w:lvl w:ilvl="0">
       <w:start w:val="1"/>
+      <w:numFmt w:val="bullet"/>
+      <w:lvlText w:val="●"/>
+      <w:lvlJc w:val="left"/>
+      <w:pPr>
+        <w:ind w:left="720" w:hanging="360"/>
+      </w:pPr>
+      <w:rPr>
+        <w:u w:val="none"/>
+      </w:rPr>
+    </w:lvl>
+    <w:lvl w:ilvl="1">
+      <w:start w:val="1"/>
+      <w:numFmt w:val="bullet"/>
+      <w:lvlText w:val="○"/>
+      <w:lvlJc w:val="left"/>
+      <w:pPr>
+        <w:ind w:left="1440" w:hanging="360"/>
+      </w:pPr>
+      <w:rPr>
+        <w:u w:val="none"/>
+      </w:rPr>
+    </w:lvl>
+    <w:lvl w:ilvl="2">
+      <w:start w:val="1"/>
+      <w:numFmt w:val="bullet"/>
+      <w:lvlText w:val="■"/>
+      <w:lvlJc w:val="left"/>
+      <w:pPr>
+        <w:ind w:left="2160" w:hanging="360"/>
+      </w:pPr>
+      <w:rPr>
+        <w:u w:val="none"/>
+      </w:rPr>
+    </w:lvl>
+    <w:lvl w:ilvl="3">
+      <w:start w:val="1"/>
+      <w:numFmt w:val="bullet"/>
+      <w:lvlText w:val="●"/>
+      <w:lvlJc w:val="left"/>
+      <w:pPr>
+        <w:ind w:left="2880" w:hanging="360"/>
+      </w:pPr>
+      <w:rPr>
+        <w:u w:val="none"/>
+      </w:rPr>
+    </w:lvl>
+    <w:lvl w:ilvl="4">
+      <w:start w:val="1"/>
+      <w:numFmt w:val="bullet"/>
+      <w:lvlText w:val="○"/>
+      <w:lvlJc w:val="left"/>
+      <w:pPr>
+        <w:ind w:left="3600" w:hanging="360"/>
+      </w:pPr>
+      <w:rPr>
+        <w:u w:val="none"/>
+      </w:rPr>
+    </w:lvl>
+    <w:lvl w:ilvl="5">
+      <w:start w:val="1"/>
+      <w:numFmt w:val="bullet"/>
+      <w:lvlText w:val="■"/>
+      <w:lvlJc w:val="left"/>
+      <w:pPr>
+        <w:ind w:left="4320" w:hanging="360"/>
+      </w:pPr>
+      <w:rPr>
+        <w:u w:val="none"/>
+      </w:rPr>
+    </w:lvl>
+    <w:lvl w:ilvl="6">
+      <w:start w:val="1"/>
+      <w:numFmt w:val="bullet"/>
+      <w:lvlText w:val="●"/>
+      <w:lvlJc w:val="left"/>
+      <w:pPr>
+        <w:ind w:left="5040" w:hanging="360"/>
+      </w:pPr>
+      <w:rPr>
+        <w:u w:val="none"/>
+      </w:rPr>
+    </w:lvl>
+    <w:lvl w:ilvl="7">
+      <w:start w:val="1"/>
+      <w:numFmt w:val="bullet"/>
+      <w:lvlText w:val="○"/>
+      <w:lvlJc w:val="left"/>
+      <w:pPr>
+        <w:ind w:left="5760" w:hanging="360"/>
+      </w:pPr>
+      <w:rPr>
+        <w:u w:val="none"/>
+      </w:rPr>
+    </w:lvl>
+    <w:lvl w:ilvl="8">
+      <w:start w:val="1"/>
+      <w:numFmt w:val="bullet"/>
+      <w:lvlText w:val="■"/>
+      <w:lvlJc w:val="left"/>
+      <w:pPr>
+        <w:ind w:left="6480" w:hanging="360"/>
+      </w:pPr>
+      <w:rPr>
+        <w:u w:val="none"/>
+      </w:rPr>
+    </w:lvl>
+  </w:abstractNum>
+  <w:abstractNum w:abstractNumId="17">
+    <w:lvl w:ilvl="0">
+      <w:start w:val="1"/>
       <w:numFmt w:val="decimal"/>
       <w:lvlText w:val="%1."/>
       <w:lvlJc w:val="left"/>
@@ -14898,7 +21588,7 @@
       </w:rPr>
     </w:lvl>
   </w:abstractNum>
-  <w:abstractNum w:abstractNumId="17">
+  <w:abstractNum w:abstractNumId="18">
     <w:lvl w:ilvl="0">
       <w:start w:val="1"/>
       <w:numFmt w:val="bullet"/>
@@ -15058,6 +21748,9 @@
   </w:num>
   <w:num w:numId="17">
     <w:abstractNumId w:val="17"/>
+  </w:num>
+  <w:num w:numId="18">
+    <w:abstractNumId w:val="18"/>
   </w:num>
 </w:numbering>
 </file>
@@ -15472,6 +22165,69 @@
       <w:tblStyleColBandSize w:val="1"/>
     </w:tblPr>
   </w:style>
+  <w:style w:type="table" w:styleId="Table34">
+    <w:basedOn w:val="TableNormal"/>
+    <w:tblPr>
+      <w:tblStyleRowBandSize w:val="1"/>
+      <w:tblStyleColBandSize w:val="1"/>
+    </w:tblPr>
+  </w:style>
+  <w:style w:type="table" w:styleId="Table35">
+    <w:basedOn w:val="TableNormal"/>
+    <w:tblPr>
+      <w:tblStyleRowBandSize w:val="1"/>
+      <w:tblStyleColBandSize w:val="1"/>
+    </w:tblPr>
+  </w:style>
+  <w:style w:type="table" w:styleId="Table36">
+    <w:basedOn w:val="TableNormal"/>
+    <w:tblPr>
+      <w:tblStyleRowBandSize w:val="1"/>
+      <w:tblStyleColBandSize w:val="1"/>
+    </w:tblPr>
+  </w:style>
+  <w:style w:type="table" w:styleId="Table37">
+    <w:basedOn w:val="TableNormal"/>
+    <w:tblPr>
+      <w:tblStyleRowBandSize w:val="1"/>
+      <w:tblStyleColBandSize w:val="1"/>
+    </w:tblPr>
+  </w:style>
+  <w:style w:type="table" w:styleId="Table38">
+    <w:basedOn w:val="TableNormal"/>
+    <w:tblPr>
+      <w:tblStyleRowBandSize w:val="1"/>
+      <w:tblStyleColBandSize w:val="1"/>
+    </w:tblPr>
+  </w:style>
+  <w:style w:type="table" w:styleId="Table39">
+    <w:basedOn w:val="TableNormal"/>
+    <w:tblPr>
+      <w:tblStyleRowBandSize w:val="1"/>
+      <w:tblStyleColBandSize w:val="1"/>
+    </w:tblPr>
+  </w:style>
+  <w:style w:type="table" w:styleId="Table40">
+    <w:basedOn w:val="TableNormal"/>
+    <w:tblPr>
+      <w:tblStyleRowBandSize w:val="1"/>
+      <w:tblStyleColBandSize w:val="1"/>
+    </w:tblPr>
+  </w:style>
+  <w:style w:type="table" w:styleId="Table41">
+    <w:basedOn w:val="TableNormal"/>
+    <w:tblPr>
+      <w:tblStyleRowBandSize w:val="1"/>
+      <w:tblStyleColBandSize w:val="1"/>
+    </w:tblPr>
+  </w:style>
+  <w:style w:type="table" w:styleId="Table42">
+    <w:basedOn w:val="TableNormal"/>
+    <w:tblPr>
+      <w:tblStyleRowBandSize w:val="1"/>
+      <w:tblStyleColBandSize w:val="1"/>
+    </w:tblPr>
+  </w:style>
 </w:styles>
 </file>
 

--- a/blog-doc/Exploring K8S on vCluster, Deploying a GitOps Stack.docx
+++ b/blog-doc/Exploring K8S on vCluster, Deploying a GitOps Stack.docx
@@ -466,7 +466,7 @@
           <w:szCs w:val="24"/>
           <w:rtl w:val="0"/>
         </w:rPr>
-        <w:t xml:space="preserve"> tag (line 21). This is an important concept to remember.</w:t>
+        <w:t xml:space="preserve"> tag (line 21). This is an important concept to remember as we lay out the process and actions.</w:t>
       </w:r>
     </w:p>
     <w:p>
@@ -485,7 +485,7 @@
           <w:szCs w:val="24"/>
           <w:rtl w:val="0"/>
         </w:rPr>
-        <w:t xml:space="preserve">We will pre-configure our Kubernetes cluster with </w:t>
+        <w:t xml:space="preserve">We will start by pre-configuring our Kubernetes cluster with </w:t>
       </w:r>
       <w:hyperlink r:id="rId8">
         <w:r>
@@ -529,7 +529,7 @@
           <w:szCs w:val="24"/>
           <w:rtl w:val="0"/>
         </w:rPr>
-        <w:t xml:space="preserve">”, which will in turn monitor our Github project, specifically the above mentioned </w:t>
+        <w:t xml:space="preserve">”, which we will in turn tell to monitor our Github project, specifically the above mentioned </w:t>
       </w:r>
       <w:r>
         <w:rPr>
@@ -608,7 +608,7 @@
           <w:szCs w:val="24"/>
           <w:rtl w:val="0"/>
         </w:rPr>
-        <w:t xml:space="preserve"> onto our Kubernetes cluster hosted on </w:t>
+        <w:t xml:space="preserve"> onto our target Kubernetes cluster hosted on </w:t>
       </w:r>
       <w:hyperlink r:id="rId9">
         <w:r>
@@ -629,7 +629,7 @@
           <w:szCs w:val="24"/>
           <w:rtl w:val="0"/>
         </w:rPr>
-        <w:t xml:space="preserve">.</w:t>
+        <w:t xml:space="preserve"> stack.</w:t>
       </w:r>
       <w:r>
         <w:rPr>
@@ -668,7 +668,7 @@
           <w:szCs w:val="24"/>
           <w:rtl w:val="0"/>
         </w:rPr>
-        <w:t xml:space="preserve">:</w:t>
+        <w:t xml:space="preserve">: </w:t>
       </w:r>
       <w:hyperlink r:id="rId10">
         <w:r>
@@ -712,7 +712,7 @@
           <w:szCs w:val="24"/>
           <w:rtl w:val="0"/>
         </w:rPr>
-        <w:t xml:space="preserve"> the changes onto a destination cluster. For myself, working in the financial industry, and as we’re using Github Actions, which reside outside our network the pull is a more secure pattern.</w:t>
+        <w:t xml:space="preserve"> the changes onto a target cluster. For myself, working in the financial industry (we don’t trust easily), and as we’re using Github Actions, which reside outside our network the pull is a more secure pattern.</w:t>
       </w:r>
     </w:p>
     <w:p>
@@ -731,22 +731,29 @@
           <w:szCs w:val="24"/>
           <w:rtl w:val="0"/>
         </w:rPr>
-        <w:t xml:space="preserve">A Push pattern could very likely be preferred for application deployed in say AWS, where the ECR (Elastic Container Registry) and EKS (Elastic Kubernetes Cluster) is all hosted in a secured account.</w:t>
-      </w:r>
-    </w:p>
-    <w:p>
-      <w:pPr>
-        <w:spacing w:after="180" w:before="180" w:line="240" w:lineRule="auto"/>
+        <w:t xml:space="preserve">A </w:t>
+      </w:r>
+      <w:r>
+        <w:rPr>
+          <w:rFonts w:ascii="Cambria" w:cs="Cambria" w:eastAsia="Cambria" w:hAnsi="Cambria"/>
+          <w:b w:val="1"/>
+          <w:bCs w:val="1"/>
+          <w:i w:val="1"/>
+          <w:iCs w:val="1"/>
+          <w:sz w:val="24"/>
+          <w:szCs w:val="24"/>
+          <w:rtl w:val="0"/>
+        </w:rPr>
+        <w:t xml:space="preserve">“push”</w:t>
+      </w:r>
+      <w:r>
         <w:rPr>
           <w:rFonts w:ascii="Cambria" w:cs="Cambria" w:eastAsia="Cambria" w:hAnsi="Cambria"/>
           <w:sz w:val="24"/>
           <w:szCs w:val="24"/>
-        </w:rPr>
-      </w:pPr>
-      <w:r>
-        <w:rPr>
-          <w:rtl w:val="0"/>
-        </w:rPr>
+          <w:rtl w:val="0"/>
+        </w:rPr>
+        <w:t xml:space="preserve"> based pattern could very likely be preferred for application deployed in say AWS, where the ECR (Elastic Container Registry) and EKS (Elastic Kubernetes Cluster) is all hosted in a secured account.</w:t>
       </w:r>
     </w:p>
     <w:p>
@@ -760,20 +767,35 @@
       </w:pPr>
       <w:r>
         <w:rPr>
+          <w:rtl w:val="0"/>
+        </w:rPr>
+      </w:r>
+    </w:p>
+    <w:p>
+      <w:pPr>
+        <w:spacing w:after="180" w:before="180" w:line="240" w:lineRule="auto"/>
+        <w:rPr>
           <w:rFonts w:ascii="Cambria" w:cs="Cambria" w:eastAsia="Cambria" w:hAnsi="Cambria"/>
           <w:sz w:val="24"/>
           <w:szCs w:val="24"/>
         </w:rPr>
+      </w:pPr>
+      <w:r>
+        <w:rPr>
+          <w:rFonts w:ascii="Cambria" w:cs="Cambria" w:eastAsia="Cambria" w:hAnsi="Cambria"/>
+          <w:sz w:val="24"/>
+          <w:szCs w:val="24"/>
+        </w:rPr>
         <w:drawing>
           <wp:inline distB="114300" distT="114300" distL="114300" distR="114300">
-            <wp:extent cx="5943600" cy="2578100"/>
+            <wp:extent cx="5943600" cy="3200400"/>
             <wp:effectExtent b="0" l="0" r="0" t="0"/>
-            <wp:docPr id="14" name="image22.png"/>
+            <wp:docPr id="4" name="image1.png"/>
             <a:graphic>
               <a:graphicData uri="http://schemas.openxmlformats.org/drawingml/2006/picture">
                 <pic:pic>
                   <pic:nvPicPr>
-                    <pic:cNvPr id="0" name="image22.png"/>
+                    <pic:cNvPr id="0" name="image1.png"/>
                     <pic:cNvPicPr preferRelativeResize="0"/>
                   </pic:nvPicPr>
                   <pic:blipFill>
@@ -786,7 +808,7 @@
                   <pic:spPr>
                     <a:xfrm>
                       <a:off x="0" y="0"/>
-                      <a:ext cx="5943600" cy="2578100"/>
+                      <a:ext cx="5943600" cy="3200400"/>
                     </a:xfrm>
                     <a:prstGeom prst="rect"/>
                     <a:ln/>
@@ -829,27 +851,31 @@
       </w:pPr>
       <w:r>
         <w:rPr>
-          <w:rtl w:val="0"/>
-        </w:rPr>
-      </w:r>
-    </w:p>
-    <w:p>
-      <w:pPr>
-        <w:spacing w:after="180" w:before="180" w:line="240" w:lineRule="auto"/>
-        <w:rPr>
           <w:rFonts w:ascii="Cambria" w:cs="Cambria" w:eastAsia="Cambria" w:hAnsi="Cambria"/>
           <w:sz w:val="24"/>
           <w:szCs w:val="24"/>
-        </w:rPr>
-      </w:pPr>
-      <w:r>
+          <w:rtl w:val="0"/>
+        </w:rPr>
+        <w:t xml:space="preserve">What do we have here, as far as the developer is concerned;</w:t>
+      </w:r>
+    </w:p>
+    <w:p>
+      <w:pPr>
+        <w:spacing w:after="180" w:before="180" w:line="240" w:lineRule="auto"/>
         <w:rPr>
           <w:rFonts w:ascii="Cambria" w:cs="Cambria" w:eastAsia="Cambria" w:hAnsi="Cambria"/>
           <w:sz w:val="24"/>
           <w:szCs w:val="24"/>
-          <w:rtl w:val="0"/>
-        </w:rPr>
-        <w:t xml:space="preserve">No cloud account required. No VMs. Just Docker and a few commands and we have a fully functional Kubernetes development environment with an automated CI/CD deployment pipeline.</w:t>
+        </w:rPr>
+      </w:pPr>
+      <w:r>
+        <w:rPr>
+          <w:rFonts w:ascii="Cambria" w:cs="Cambria" w:eastAsia="Cambria" w:hAnsi="Cambria"/>
+          <w:sz w:val="24"/>
+          <w:szCs w:val="24"/>
+          <w:rtl w:val="0"/>
+        </w:rPr>
+        <w:t xml:space="preserve">No cloud account required. No VMs. Just Docker and a few commands and we have a fully functional Kubernetes development environment with an automated CI/CD deployment pipeline using ArgoCD, GitHub and a Docker repository.</w:t>
       </w:r>
     </w:p>
     <w:p>
@@ -1008,6 +1034,18 @@
           <w:rFonts w:ascii="Consolas" w:cs="Consolas" w:eastAsia="Consolas" w:hAnsi="Consolas"/>
         </w:rPr>
       </w:pPr>
+      <w:hyperlink r:id="rId15">
+        <w:r>
+          <w:rPr>
+            <w:rFonts w:ascii="Cambria" w:cs="Cambria" w:eastAsia="Cambria" w:hAnsi="Cambria"/>
+            <w:color w:val="4f81bd"/>
+            <w:sz w:val="24"/>
+            <w:szCs w:val="24"/>
+            <w:rtl w:val="0"/>
+          </w:rPr>
+          <w:t xml:space="preserve">vCluster</w:t>
+        </w:r>
+      </w:hyperlink>
       <w:r>
         <w:rPr>
           <w:rFonts w:ascii="Cambria" w:cs="Cambria" w:eastAsia="Cambria" w:hAnsi="Cambria"/>
@@ -1015,7 +1053,7 @@
           <w:szCs w:val="24"/>
           <w:rtl w:val="0"/>
         </w:rPr>
-        <w:t xml:space="preserve">vCluster with the Docker driver gives you a multi-node Kubernetes cluster running entirely in Docker containers. For this project, that means a control plane and three worker nodes  enough capacity to run the full observability stack alongside demo workloads  all created with a single command:</w:t>
+        <w:t xml:space="preserve"> with the Docker driver gives you a multi-node Kubernetes cluster running entirely in Docker containers. For this project, that means a control plane and three worker nodes  enough capacity to run the full observability stack alongside demo workloads  all created with a single command:</w:t>
       </w:r>
       <w:r>
         <w:rPr>
@@ -1682,7 +1720,7 @@
           <w:szCs w:val="28"/>
           <w:rtl w:val="0"/>
         </w:rPr>
-        <w:t xml:space="preserve">What We’re Deploying</w:t>
+        <w:t xml:space="preserve">What we will be deploying</w:t>
       </w:r>
     </w:p>
     <w:p>
@@ -2037,36 +2075,6 @@
         </w:tc>
       </w:tr>
     </w:tbl>
-    <w:p>
-      <w:pPr>
-        <w:rPr/>
-      </w:pPr>
-      <w:r>
-        <w:rPr>
-          <w:rtl w:val="0"/>
-        </w:rPr>
-      </w:r>
-    </w:p>
-    <w:p>
-      <w:pPr>
-        <w:rPr/>
-      </w:pPr>
-      <w:r>
-        <w:rPr>
-          <w:rtl w:val="0"/>
-        </w:rPr>
-      </w:r>
-    </w:p>
-    <w:p>
-      <w:pPr>
-        <w:rPr/>
-      </w:pPr>
-      <w:r>
-        <w:rPr>
-          <w:rtl w:val="0"/>
-        </w:rPr>
-      </w:r>
-    </w:p>
     <w:p>
       <w:pPr>
         <w:pStyle w:val="Heading2"/>
@@ -2748,7 +2756,7 @@
         <w:rPr>
           <w:rtl w:val="0"/>
         </w:rPr>
-        <w:t xml:space="preserve">Create </w:t>
+        <w:t xml:space="preserve">Create our </w:t>
       </w:r>
       <w:r>
         <w:rPr>
@@ -2800,7 +2808,7 @@
         <w:rPr>
           <w:rtl w:val="0"/>
         </w:rPr>
-        <w:t xml:space="preserve">Deploy ArgoCD stack onto Kubernetes Cluster</w:t>
+        <w:t xml:space="preserve">Deploy ArgoCD stack onto the Kubernetes Cluster</w:t>
       </w:r>
     </w:p>
     <w:p>
@@ -2880,6 +2888,24 @@
     </w:p>
     <w:p>
       <w:pPr>
+        <w:numPr>
+          <w:ilvl w:val="0"/>
+          <w:numId w:val="5"/>
+        </w:numPr>
+        <w:ind w:left="720" w:hanging="360"/>
+        <w:rPr>
+          <w:u w:val="none"/>
+        </w:rPr>
+      </w:pPr>
+      <w:r>
+        <w:rPr>
+          <w:rtl w:val="0"/>
+        </w:rPr>
+        <w:t xml:space="preserve">Resulting in an automated deployment by ArgoCD on our Kubernetes environment.</w:t>
+      </w:r>
+    </w:p>
+    <w:p>
+      <w:pPr>
         <w:spacing w:after="200" w:line="240" w:lineRule="auto"/>
         <w:rPr>
           <w:rFonts w:ascii="Consolas" w:cs="Consolas" w:eastAsia="Consolas" w:hAnsi="Consolas"/>
@@ -2909,7 +2935,7 @@
         </w:rPr>
         <w:t xml:space="preserve">For the complete step-by-step walkthrough, see </w:t>
       </w:r>
-      <w:hyperlink r:id="rId15">
+      <w:hyperlink r:id="rId16">
         <w:r>
           <w:rPr>
             <w:rFonts w:ascii="Consolas" w:cs="Consolas" w:eastAsia="Consolas" w:hAnsi="Consolas"/>
@@ -2927,7 +2953,7 @@
         </w:rPr>
         <w:t xml:space="preserve"> and </w:t>
       </w:r>
-      <w:hyperlink r:id="rId16">
+      <w:hyperlink r:id="rId17">
         <w:r>
           <w:rPr>
             <w:rFonts w:ascii="Consolas" w:cs="Consolas" w:eastAsia="Consolas" w:hAnsi="Consolas"/>
@@ -3009,7 +3035,7 @@
           <w:szCs w:val="24"/>
         </w:rPr>
       </w:pPr>
-      <w:hyperlink r:id="rId17">
+      <w:hyperlink r:id="rId18">
         <w:r>
           <w:rPr>
             <w:rFonts w:ascii="Cambria" w:cs="Cambria" w:eastAsia="Cambria" w:hAnsi="Cambria"/>
@@ -3047,7 +3073,7 @@
           <w:szCs w:val="24"/>
         </w:rPr>
       </w:pPr>
-      <w:hyperlink r:id="rId18">
+      <w:hyperlink r:id="rId19">
         <w:r>
           <w:rPr>
             <w:rFonts w:ascii="Cambria" w:cs="Cambria" w:eastAsia="Cambria" w:hAnsi="Cambria"/>
@@ -3085,7 +3111,7 @@
           <w:szCs w:val="24"/>
         </w:rPr>
       </w:pPr>
-      <w:hyperlink r:id="rId19">
+      <w:hyperlink r:id="rId20">
         <w:r>
           <w:rPr>
             <w:rFonts w:ascii="Cambria" w:cs="Cambria" w:eastAsia="Cambria" w:hAnsi="Cambria"/>
@@ -3123,7 +3149,7 @@
           <w:szCs w:val="24"/>
         </w:rPr>
       </w:pPr>
-      <w:hyperlink r:id="rId20">
+      <w:hyperlink r:id="rId21">
         <w:r>
           <w:rPr>
             <w:rFonts w:ascii="Cambria" w:cs="Cambria" w:eastAsia="Cambria" w:hAnsi="Cambria"/>
@@ -3172,7 +3198,7 @@
           <w:szCs w:val="24"/>
         </w:rPr>
       </w:pPr>
-      <w:hyperlink r:id="rId21">
+      <w:hyperlink r:id="rId22">
         <w:r>
           <w:rPr>
             <w:rFonts w:ascii="Cambria" w:cs="Cambria" w:eastAsia="Cambria" w:hAnsi="Cambria"/>
@@ -3206,124 +3232,6 @@
         </w:rPr>
         <w:t xml:space="preserve">— GitOps Pipeline configured using </w:t>
       </w:r>
-      <w:hyperlink r:id="rId22">
-        <w:r>
-          <w:rPr>
-            <w:rFonts w:ascii="Cambria" w:cs="Cambria" w:eastAsia="Cambria" w:hAnsi="Cambria"/>
-            <w:color w:val="1155cc"/>
-            <w:sz w:val="24"/>
-            <w:szCs w:val="24"/>
-            <w:u w:val="single"/>
-            <w:rtl w:val="0"/>
-          </w:rPr>
-          <w:t xml:space="preserve">ArgoCD</w:t>
-        </w:r>
-      </w:hyperlink>
-      <w:r>
-        <w:rPr>
-          <w:rtl w:val="0"/>
-        </w:rPr>
-      </w:r>
-    </w:p>
-    <w:p>
-      <w:pPr>
-        <w:spacing w:after="180" w:before="180" w:line="240" w:lineRule="auto"/>
-        <w:rPr>
-          <w:rFonts w:ascii="Cambria" w:cs="Cambria" w:eastAsia="Cambria" w:hAnsi="Cambria"/>
-          <w:sz w:val="24"/>
-          <w:szCs w:val="24"/>
-        </w:rPr>
-      </w:pPr>
-      <w:r>
-        <w:rPr>
-          <w:rFonts w:ascii="Cambria" w:cs="Cambria" w:eastAsia="Cambria" w:hAnsi="Cambria"/>
-          <w:sz w:val="24"/>
-          <w:szCs w:val="24"/>
-          <w:rtl w:val="0"/>
-        </w:rPr>
-        <w:t xml:space="preserve">By the end of the series, you have a local environment with application hosting, ingress routing, metrics collection, dashboarding, alerting, long-term metric storage, and log analytics. Now configured with an automated CI/CD pipeline root in Github.</w:t>
-      </w:r>
-    </w:p>
-    <w:p>
-      <w:pPr>
-        <w:spacing w:after="180" w:before="180" w:line="240" w:lineRule="auto"/>
-        <w:rPr>
-          <w:rFonts w:ascii="Cambria" w:cs="Cambria" w:eastAsia="Cambria" w:hAnsi="Cambria"/>
-          <w:sz w:val="24"/>
-          <w:szCs w:val="24"/>
-        </w:rPr>
-      </w:pPr>
-      <w:r>
-        <w:rPr>
-          <w:rFonts w:ascii="Cambria" w:cs="Cambria" w:eastAsia="Cambria" w:hAnsi="Cambria"/>
-          <w:sz w:val="24"/>
-          <w:szCs w:val="24"/>
-          <w:rtl w:val="0"/>
-        </w:rPr>
-        <w:t xml:space="preserve">That’s a genuinely useful development platform — and it all runs on your laptop.</w:t>
-      </w:r>
-    </w:p>
-    <w:p>
-      <w:pPr>
-        <w:spacing w:after="180" w:before="180" w:line="240" w:lineRule="auto"/>
-        <w:rPr>
-          <w:rFonts w:ascii="Cambria" w:cs="Cambria" w:eastAsia="Cambria" w:hAnsi="Cambria"/>
-          <w:sz w:val="24"/>
-          <w:szCs w:val="24"/>
-        </w:rPr>
-      </w:pPr>
-      <w:r>
-        <w:rPr>
-          <w:rtl w:val="0"/>
-        </w:rPr>
-      </w:r>
-    </w:p>
-    <w:p>
-      <w:pPr>
-        <w:pStyle w:val="Heading2"/>
-        <w:spacing w:after="0" w:before="200" w:line="240" w:lineRule="auto"/>
-        <w:rPr>
-          <w:rFonts w:ascii="Cambria" w:cs="Cambria" w:eastAsia="Cambria" w:hAnsi="Cambria"/>
-          <w:sz w:val="24"/>
-          <w:szCs w:val="24"/>
-        </w:rPr>
-      </w:pPr>
-      <w:bookmarkStart w:colFirst="0" w:colLast="0" w:name="_hnxumctriq4l" w:id="7"/>
-      <w:bookmarkEnd w:id="7"/>
-      <w:r>
-        <w:rPr>
-          <w:rFonts w:ascii="Calibri" w:cs="Calibri" w:eastAsia="Calibri" w:hAnsi="Calibri"/>
-          <w:b w:val="1"/>
-          <w:bCs w:val="1"/>
-          <w:color w:val="4f81bd"/>
-          <w:sz w:val="28"/>
-          <w:szCs w:val="28"/>
-          <w:rtl w:val="0"/>
-        </w:rPr>
-        <w:t xml:space="preserve">Deployment</w:t>
-      </w:r>
-      <w:bookmarkStart w:colFirst="0" w:colLast="0" w:name="kix.m8e26i30b9fn" w:id="6"/>
-      <w:bookmarkEnd w:id="6"/>
-      <w:r>
-        <w:rPr>
-          <w:rtl w:val="0"/>
-        </w:rPr>
-      </w:r>
-    </w:p>
-    <w:p>
-      <w:pPr>
-        <w:spacing w:after="180" w:before="180" w:line="240" w:lineRule="auto"/>
-        <w:rPr/>
-      </w:pPr>
-      <w:r>
-        <w:rPr>
-          <w:rFonts w:ascii="Cambria" w:cs="Cambria" w:eastAsia="Cambria" w:hAnsi="Cambria"/>
-          <w:sz w:val="24"/>
-          <w:szCs w:val="24"/>
-          <w:rtl w:val="0"/>
-        </w:rPr>
-        <w:t xml:space="preserve">The deployment has been divided into 2 sections, Core deployment which is our Kubernetes cluster (including </w:t>
-      </w:r>
       <w:hyperlink r:id="rId23">
         <w:r>
           <w:rPr>
@@ -3339,12 +3247,149 @@
       </w:hyperlink>
       <w:r>
         <w:rPr>
+          <w:rtl w:val="0"/>
+        </w:rPr>
+      </w:r>
+    </w:p>
+    <w:p>
+      <w:pPr>
+        <w:spacing w:after="180" w:before="180" w:line="240" w:lineRule="auto"/>
+        <w:rPr>
           <w:rFonts w:ascii="Cambria" w:cs="Cambria" w:eastAsia="Cambria" w:hAnsi="Cambria"/>
           <w:sz w:val="24"/>
           <w:szCs w:val="24"/>
-          <w:rtl w:val="0"/>
-        </w:rPr>
-        <w:t xml:space="preserve">) and the defining of our GitOps pipeline in Github using required yaml files as part of our project. Let’s get started.</w:t>
+        </w:rPr>
+      </w:pPr>
+      <w:r>
+        <w:rPr>
+          <w:rFonts w:ascii="Cambria" w:cs="Cambria" w:eastAsia="Cambria" w:hAnsi="Cambria"/>
+          <w:sz w:val="24"/>
+          <w:szCs w:val="24"/>
+          <w:rtl w:val="0"/>
+        </w:rPr>
+        <w:t xml:space="preserve">By the end of the series, you will have a local environment with application hosting, ingress routing, metrics collection, dashboarding, alerting, long-term metric storage, and log analytics.Configured with an automated CI/CD pipeline rooted using Github Actions.</w:t>
+      </w:r>
+    </w:p>
+    <w:p>
+      <w:pPr>
+        <w:spacing w:after="180" w:before="180" w:line="240" w:lineRule="auto"/>
+        <w:rPr>
+          <w:rFonts w:ascii="Cambria" w:cs="Cambria" w:eastAsia="Cambria" w:hAnsi="Cambria"/>
+          <w:sz w:val="24"/>
+          <w:szCs w:val="24"/>
+        </w:rPr>
+      </w:pPr>
+      <w:r>
+        <w:rPr>
+          <w:rFonts w:ascii="Cambria" w:cs="Cambria" w:eastAsia="Cambria" w:hAnsi="Cambria"/>
+          <w:sz w:val="24"/>
+          <w:szCs w:val="24"/>
+          <w:rtl w:val="0"/>
+        </w:rPr>
+        <w:t xml:space="preserve">That’s a genuinely useful development platform — and it all runs on your laptop.</w:t>
+      </w:r>
+    </w:p>
+    <w:p>
+      <w:pPr>
+        <w:spacing w:after="180" w:before="180" w:line="240" w:lineRule="auto"/>
+        <w:rPr>
+          <w:rFonts w:ascii="Cambria" w:cs="Cambria" w:eastAsia="Cambria" w:hAnsi="Cambria"/>
+          <w:sz w:val="24"/>
+          <w:szCs w:val="24"/>
+        </w:rPr>
+      </w:pPr>
+      <w:r>
+        <w:rPr>
+          <w:rtl w:val="0"/>
+        </w:rPr>
+      </w:r>
+    </w:p>
+    <w:p>
+      <w:pPr>
+        <w:pStyle w:val="Heading2"/>
+        <w:spacing w:after="0" w:before="200" w:line="240" w:lineRule="auto"/>
+        <w:rPr>
+          <w:rFonts w:ascii="Cambria" w:cs="Cambria" w:eastAsia="Cambria" w:hAnsi="Cambria"/>
+          <w:sz w:val="24"/>
+          <w:szCs w:val="24"/>
+        </w:rPr>
+      </w:pPr>
+      <w:bookmarkStart w:colFirst="0" w:colLast="0" w:name="_hnxumctriq4l" w:id="7"/>
+      <w:bookmarkEnd w:id="7"/>
+      <w:r>
+        <w:rPr>
+          <w:rFonts w:ascii="Calibri" w:cs="Calibri" w:eastAsia="Calibri" w:hAnsi="Calibri"/>
+          <w:b w:val="1"/>
+          <w:bCs w:val="1"/>
+          <w:color w:val="4f81bd"/>
+          <w:sz w:val="28"/>
+          <w:szCs w:val="28"/>
+          <w:rtl w:val="0"/>
+        </w:rPr>
+        <w:t xml:space="preserve">Deployment</w:t>
+      </w:r>
+      <w:bookmarkStart w:colFirst="0" w:colLast="0" w:name="kix.m8e26i30b9fn" w:id="6"/>
+      <w:bookmarkEnd w:id="6"/>
+      <w:r>
+        <w:rPr>
+          <w:rtl w:val="0"/>
+        </w:rPr>
+      </w:r>
+    </w:p>
+    <w:p>
+      <w:pPr>
+        <w:spacing w:after="180" w:before="180" w:line="240" w:lineRule="auto"/>
+        <w:rPr>
+          <w:rFonts w:ascii="Cambria" w:cs="Cambria" w:eastAsia="Cambria" w:hAnsi="Cambria"/>
+          <w:sz w:val="24"/>
+          <w:szCs w:val="24"/>
+        </w:rPr>
+      </w:pPr>
+      <w:r>
+        <w:rPr>
+          <w:rFonts w:ascii="Cambria" w:cs="Cambria" w:eastAsia="Cambria" w:hAnsi="Cambria"/>
+          <w:sz w:val="24"/>
+          <w:szCs w:val="24"/>
+          <w:rtl w:val="0"/>
+        </w:rPr>
+        <w:t xml:space="preserve">The deployment has been divided into 2 sections, first, the core deployment which is our Kubernetes cluster (including </w:t>
+      </w:r>
+      <w:hyperlink r:id="rId24">
+        <w:r>
+          <w:rPr>
+            <w:rFonts w:ascii="Cambria" w:cs="Cambria" w:eastAsia="Cambria" w:hAnsi="Cambria"/>
+            <w:color w:val="1155cc"/>
+            <w:sz w:val="24"/>
+            <w:szCs w:val="24"/>
+            <w:u w:val="single"/>
+            <w:rtl w:val="0"/>
+          </w:rPr>
+          <w:t xml:space="preserve">ArgoCD</w:t>
+        </w:r>
+      </w:hyperlink>
+      <w:r>
+        <w:rPr>
+          <w:rFonts w:ascii="Cambria" w:cs="Cambria" w:eastAsia="Cambria" w:hAnsi="Cambria"/>
+          <w:sz w:val="24"/>
+          <w:szCs w:val="24"/>
+          <w:rtl w:val="0"/>
+        </w:rPr>
+        <w:t xml:space="preserve">) and secondly our GitOps pipeline rooted in Github provided with the various required yaml files as part of our project repo. </w:t>
+      </w:r>
+    </w:p>
+    <w:p>
+      <w:pPr>
+        <w:spacing w:after="180" w:before="180" w:line="240" w:lineRule="auto"/>
+        <w:rPr/>
+      </w:pPr>
+      <w:r>
+        <w:rPr>
+          <w:rFonts w:ascii="Cambria" w:cs="Cambria" w:eastAsia="Cambria" w:hAnsi="Cambria"/>
+          <w:sz w:val="24"/>
+          <w:szCs w:val="24"/>
+          <w:rtl w:val="0"/>
+        </w:rPr>
+        <w:t xml:space="preserve">So let’s get started.</w:t>
       </w:r>
       <w:r>
         <w:rPr>
@@ -3358,22 +3403,8 @@
         <w:spacing w:after="0" w:before="200" w:line="240" w:lineRule="auto"/>
         <w:rPr/>
       </w:pPr>
-      <w:bookmarkStart w:colFirst="0" w:colLast="0" w:name="_ouwzylzcq58u" w:id="8"/>
+      <w:bookmarkStart w:colFirst="0" w:colLast="0" w:name="_r6037wgeabgz" w:id="8"/>
       <w:bookmarkEnd w:id="8"/>
-      <w:r>
-        <w:rPr>
-          <w:rtl w:val="0"/>
-        </w:rPr>
-      </w:r>
-    </w:p>
-    <w:p>
-      <w:pPr>
-        <w:pStyle w:val="Heading3"/>
-        <w:spacing w:after="0" w:before="200" w:line="240" w:lineRule="auto"/>
-        <w:rPr/>
-      </w:pPr>
-      <w:bookmarkStart w:colFirst="0" w:colLast="0" w:name="_r6037wgeabgz" w:id="9"/>
-      <w:bookmarkEnd w:id="9"/>
       <w:r>
         <w:rPr>
           <w:rtl w:val="0"/>
@@ -3587,7 +3618,7 @@
         </w:rPr>
         <w:t xml:space="preserve">The below steps/screenshots are basically our output from the steps as per </w:t>
       </w:r>
-      <w:hyperlink r:id="rId24">
+      <w:hyperlink r:id="rId25">
         <w:r>
           <w:rPr>
             <w:color w:val="1155cc"/>
@@ -3709,7 +3740,7 @@
                     <pic:cNvPicPr preferRelativeResize="0"/>
                   </pic:nvPicPr>
                   <pic:blipFill>
-                    <a:blip r:embed="rId25"/>
+                    <a:blip r:embed="rId26"/>
                     <a:srcRect b="0" l="0" r="0" t="0"/>
                     <a:stretch>
                       <a:fillRect/>
@@ -3842,6 +3873,39 @@
         </w:rPr>
       </w:r>
     </w:p>
+    <w:p>
+      <w:pPr>
+        <w:keepNext w:val="0"/>
+        <w:keepLines w:val="0"/>
+        <w:pageBreakBefore w:val="0"/>
+        <w:widowControl w:val="0"/>
+        <w:pBdr>
+          <w:top w:space="0" w:sz="0" w:val="nil"/>
+          <w:left w:space="0" w:sz="0" w:val="nil"/>
+          <w:bottom w:space="0" w:sz="0" w:val="nil"/>
+          <w:right w:space="0" w:sz="0" w:val="nil"/>
+          <w:between w:space="0" w:sz="0" w:val="nil"/>
+        </w:pBdr>
+        <w:shd w:fill="auto" w:val="clear"/>
+        <w:spacing w:after="0" w:before="0" w:line="276" w:lineRule="auto"/>
+        <w:ind w:left="0" w:right="0" w:firstLine="0"/>
+        <w:jc w:val="left"/>
+        <w:rPr>
+          <w:rFonts w:ascii="Courier New" w:cs="Courier New" w:eastAsia="Courier New" w:hAnsi="Courier New"/>
+          <w:b w:val="1"/>
+          <w:bCs w:val="1"/>
+        </w:rPr>
+      </w:pPr>
+      <w:r>
+        <w:rPr>
+          <w:rFonts w:ascii="Courier New" w:cs="Courier New" w:eastAsia="Courier New" w:hAnsi="Courier New"/>
+          <w:b w:val="1"/>
+          <w:bCs w:val="1"/>
+          <w:rtl w:val="0"/>
+        </w:rPr>
+        <w:t xml:space="preserve">mycluster.yml</w:t>
+      </w:r>
+    </w:p>
     <w:tbl>
       <w:tblPr>
         <w:tblStyle w:val="Table7"/>
@@ -4454,16 +4518,16 @@
           <wp:inline distB="114300" distT="114300" distL="114300" distR="114300">
             <wp:extent cx="5943600" cy="1460500"/>
             <wp:effectExtent b="0" l="0" r="0" t="0"/>
-            <wp:docPr id="7" name="image20.png"/>
+            <wp:docPr id="8" name="image13.png"/>
             <a:graphic>
               <a:graphicData uri="http://schemas.openxmlformats.org/drawingml/2006/picture">
                 <pic:pic>
                   <pic:nvPicPr>
-                    <pic:cNvPr id="0" name="image20.png"/>
+                    <pic:cNvPr id="0" name="image13.png"/>
                     <pic:cNvPicPr preferRelativeResize="0"/>
                   </pic:nvPicPr>
                   <pic:blipFill>
-                    <a:blip r:embed="rId26"/>
+                    <a:blip r:embed="rId27"/>
                     <a:srcRect b="0" l="0" r="0" t="0"/>
                     <a:stretch>
                       <a:fillRect/>
@@ -4615,16 +4679,16 @@
           <wp:inline distB="114300" distT="114300" distL="114300" distR="114300">
             <wp:extent cx="5943600" cy="584200"/>
             <wp:effectExtent b="0" l="0" r="0" t="0"/>
-            <wp:docPr id="15" name="image12.png"/>
+            <wp:docPr id="15" name="image10.png"/>
             <a:graphic>
               <a:graphicData uri="http://schemas.openxmlformats.org/drawingml/2006/picture">
                 <pic:pic>
                   <pic:nvPicPr>
-                    <pic:cNvPr id="0" name="image12.png"/>
+                    <pic:cNvPr id="0" name="image10.png"/>
                     <pic:cNvPicPr preferRelativeResize="0"/>
                   </pic:nvPicPr>
                   <pic:blipFill>
-                    <a:blip r:embed="rId27"/>
+                    <a:blip r:embed="rId28"/>
                     <a:srcRect b="0" l="0" r="0" t="0"/>
                     <a:stretch>
                       <a:fillRect/>
@@ -4748,16 +4812,16 @@
           <wp:inline distB="114300" distT="114300" distL="114300" distR="114300">
             <wp:extent cx="5943600" cy="1206500"/>
             <wp:effectExtent b="0" l="0" r="0" t="0"/>
-            <wp:docPr id="11" name="image6.png"/>
+            <wp:docPr id="12" name="image4.png"/>
             <a:graphic>
               <a:graphicData uri="http://schemas.openxmlformats.org/drawingml/2006/picture">
                 <pic:pic>
                   <pic:nvPicPr>
-                    <pic:cNvPr id="0" name="image6.png"/>
+                    <pic:cNvPr id="0" name="image4.png"/>
                     <pic:cNvPicPr preferRelativeResize="0"/>
                   </pic:nvPicPr>
                   <pic:blipFill>
-                    <a:blip r:embed="rId28"/>
+                    <a:blip r:embed="rId29"/>
                     <a:srcRect b="0" l="0" r="0" t="0"/>
                     <a:stretch>
                       <a:fillRect/>
@@ -4785,11 +4849,26 @@
     </w:p>
     <w:p>
       <w:pPr>
-        <w:spacing w:after="0" w:before="200" w:line="240" w:lineRule="auto"/>
+        <w:rPr/>
+      </w:pPr>
+      <w:r>
+        <w:rPr>
+          <w:rtl w:val="0"/>
+        </w:rPr>
+      </w:r>
+    </w:p>
+    <w:p>
+      <w:pPr>
         <w:rPr>
           <w:rFonts w:ascii="Courier New" w:cs="Courier New" w:eastAsia="Courier New" w:hAnsi="Courier New"/>
         </w:rPr>
       </w:pPr>
+      <w:r>
+        <w:rPr>
+          <w:rtl w:val="0"/>
+        </w:rPr>
+        <w:t xml:space="preserve">Lets label our nodes correctly.</w:t>
+      </w:r>
       <w:r>
         <w:rPr>
           <w:rtl w:val="0"/>
@@ -4829,21 +4908,7 @@
           </w:tcPr>
           <w:p>
             <w:pPr>
-              <w:keepNext w:val="0"/>
-              <w:keepLines w:val="0"/>
-              <w:pageBreakBefore w:val="0"/>
               <w:widowControl w:val="0"/>
-              <w:pBdr>
-                <w:top w:space="0" w:sz="0" w:val="nil"/>
-                <w:left w:space="0" w:sz="0" w:val="nil"/>
-                <w:bottom w:space="0" w:sz="0" w:val="nil"/>
-                <w:right w:space="0" w:sz="0" w:val="nil"/>
-                <w:between w:space="0" w:sz="0" w:val="nil"/>
-              </w:pBdr>
-              <w:shd w:fill="auto" w:val="clear"/>
-              <w:spacing w:after="0" w:before="0" w:line="276" w:lineRule="auto"/>
-              <w:ind w:left="0" w:right="0" w:firstLine="0"/>
-              <w:jc w:val="left"/>
               <w:rPr>
                 <w:rFonts w:ascii="Courier New" w:cs="Courier New" w:eastAsia="Courier New" w:hAnsi="Courier New"/>
               </w:rPr>
@@ -4855,7 +4920,7 @@
                 <w:shd w:fill="333333" w:val="clear"/>
                 <w:rtl w:val="0"/>
               </w:rPr>
-              <w:t xml:space="preserve">kubectl get namespaces</w:t>
+              <w:t xml:space="preserve">kubectl label node worker-1 worker-2 worker-3 node-role.kubernetes.io/worker=worker</w:t>
             </w:r>
             <w:r>
               <w:rPr>
@@ -4868,7 +4933,17 @@
     </w:tbl>
     <w:p>
       <w:pPr>
-        <w:spacing w:after="0" w:before="200" w:line="240" w:lineRule="auto"/>
+        <w:rPr/>
+      </w:pPr>
+      <w:r>
+        <w:rPr>
+          <w:rtl w:val="0"/>
+        </w:rPr>
+      </w:r>
+    </w:p>
+    <w:p>
+      <w:pPr>
+        <w:spacing w:before="200" w:line="240" w:lineRule="auto"/>
         <w:rPr>
           <w:rFonts w:ascii="Courier New" w:cs="Courier New" w:eastAsia="Courier New" w:hAnsi="Courier New"/>
         </w:rPr>
@@ -4879,18 +4954,18 @@
         </w:rPr>
         <w:drawing>
           <wp:inline distB="114300" distT="114300" distL="114300" distR="114300">
-            <wp:extent cx="5943600" cy="1397000"/>
+            <wp:extent cx="5943600" cy="901700"/>
             <wp:effectExtent b="0" l="0" r="0" t="0"/>
-            <wp:docPr id="9" name="image8.png"/>
+            <wp:docPr id="13" name="image15.png"/>
             <a:graphic>
               <a:graphicData uri="http://schemas.openxmlformats.org/drawingml/2006/picture">
                 <pic:pic>
                   <pic:nvPicPr>
-                    <pic:cNvPr id="0" name="image8.png"/>
+                    <pic:cNvPr id="0" name="image15.png"/>
                     <pic:cNvPicPr preferRelativeResize="0"/>
                   </pic:nvPicPr>
                   <pic:blipFill>
-                    <a:blip r:embed="rId29"/>
+                    <a:blip r:embed="rId30"/>
                     <a:srcRect b="0" l="0" r="0" t="0"/>
                     <a:stretch>
                       <a:fillRect/>
@@ -4899,7 +4974,7 @@
                   <pic:spPr>
                     <a:xfrm>
                       <a:off x="0" y="0"/>
-                      <a:ext cx="5943600" cy="1397000"/>
+                      <a:ext cx="5943600" cy="901700"/>
                     </a:xfrm>
                     <a:prstGeom prst="rect"/>
                     <a:ln/>
@@ -4918,26 +4993,11 @@
     </w:p>
     <w:p>
       <w:pPr>
-        <w:rPr/>
-      </w:pPr>
-      <w:r>
-        <w:rPr>
-          <w:rtl w:val="0"/>
-        </w:rPr>
-      </w:r>
-    </w:p>
-    <w:p>
-      <w:pPr>
+        <w:spacing w:before="200" w:line="240" w:lineRule="auto"/>
         <w:rPr>
           <w:rFonts w:ascii="Courier New" w:cs="Courier New" w:eastAsia="Courier New" w:hAnsi="Courier New"/>
         </w:rPr>
       </w:pPr>
-      <w:r>
-        <w:rPr>
-          <w:rtl w:val="0"/>
-        </w:rPr>
-        <w:t xml:space="preserve">Lets quickly create our 2 namespaces that will be utilised.</w:t>
-      </w:r>
       <w:r>
         <w:rPr>
           <w:rtl w:val="0"/>
@@ -4979,83 +5039,22 @@
             <w:pPr>
               <w:widowControl w:val="0"/>
               <w:rPr>
-                <w:rFonts w:ascii="Consolas" w:cs="Consolas" w:eastAsia="Consolas" w:hAnsi="Consolas"/>
-                <w:color w:val="ffffff"/>
-                <w:sz w:val="18"/>
-                <w:szCs w:val="18"/>
-                <w:shd w:fill="333333" w:val="clear"/>
+                <w:rFonts w:ascii="Courier New" w:cs="Courier New" w:eastAsia="Courier New" w:hAnsi="Courier New"/>
               </w:rPr>
             </w:pPr>
             <w:r>
               <w:rPr>
                 <w:rFonts w:ascii="Consolas" w:cs="Consolas" w:eastAsia="Consolas" w:hAnsi="Consolas"/>
                 <w:color w:val="ffffff"/>
-                <w:sz w:val="18"/>
-                <w:szCs w:val="18"/>
-                <w:shd w:fill="333333" w:val="clear"/>
-                <w:rtl w:val="0"/>
-              </w:rPr>
-              <w:t xml:space="preserve">cat &lt;&lt;EOF | kubectl apply -f -</w:t>
-              <w:br w:type="textWrapping"/>
-              <w:t xml:space="preserve">apiVersion: v1</w:t>
-              <w:br w:type="textWrapping"/>
-              <w:t xml:space="preserve">kind: Namespace</w:t>
-              <w:br w:type="textWrapping"/>
-              <w:t xml:space="preserve">metadata:</w:t>
-              <w:br w:type="textWrapping"/>
-              <w:t xml:space="preserve"> name: app</w:t>
-              <w:br w:type="textWrapping"/>
-              <w:t xml:space="preserve">EOF</w:t>
-            </w:r>
-          </w:p>
-          <w:p>
-            <w:pPr>
-              <w:widowControl w:val="0"/>
-              <w:rPr>
-                <w:rFonts w:ascii="Consolas" w:cs="Consolas" w:eastAsia="Consolas" w:hAnsi="Consolas"/>
-                <w:color w:val="ffffff"/>
-                <w:sz w:val="18"/>
-                <w:szCs w:val="18"/>
-                <w:shd w:fill="333333" w:val="clear"/>
-              </w:rPr>
-            </w:pPr>
-            <w:r>
-              <w:rPr>
-                <w:rtl w:val="0"/>
-              </w:rPr>
-            </w:r>
-          </w:p>
-          <w:p>
-            <w:pPr>
-              <w:widowControl w:val="0"/>
-              <w:rPr>
-                <w:rFonts w:ascii="Consolas" w:cs="Consolas" w:eastAsia="Consolas" w:hAnsi="Consolas"/>
-                <w:color w:val="ffffff"/>
-                <w:sz w:val="18"/>
-                <w:szCs w:val="18"/>
-                <w:shd w:fill="333333" w:val="clear"/>
-              </w:rPr>
-            </w:pPr>
-            <w:r>
-              <w:rPr>
-                <w:rFonts w:ascii="Consolas" w:cs="Consolas" w:eastAsia="Consolas" w:hAnsi="Consolas"/>
-                <w:color w:val="ffffff"/>
-                <w:sz w:val="18"/>
-                <w:szCs w:val="18"/>
-                <w:shd w:fill="333333" w:val="clear"/>
-                <w:rtl w:val="0"/>
-              </w:rPr>
-              <w:t xml:space="preserve">cat &lt;&lt;EOF | kubectl apply -f -</w:t>
-              <w:br w:type="textWrapping"/>
-              <w:t xml:space="preserve">apiVersion: v1</w:t>
-              <w:br w:type="textWrapping"/>
-              <w:t xml:space="preserve">kind: Namespace</w:t>
-              <w:br w:type="textWrapping"/>
-              <w:t xml:space="preserve">metadata:</w:t>
-              <w:br w:type="textWrapping"/>
-              <w:t xml:space="preserve"> name: argocd</w:t>
-              <w:br w:type="textWrapping"/>
-              <w:t xml:space="preserve">EOF</w:t>
+                <w:shd w:fill="333333" w:val="clear"/>
+                <w:rtl w:val="0"/>
+              </w:rPr>
+              <w:t xml:space="preserve">kubectl get nodes</w:t>
+            </w:r>
+            <w:r>
+              <w:rPr>
+                <w:rtl w:val="0"/>
+              </w:rPr>
             </w:r>
           </w:p>
         </w:tc>
@@ -5074,18 +5073,18 @@
         </w:rPr>
         <w:drawing>
           <wp:inline distB="114300" distT="114300" distL="114300" distR="114300">
-            <wp:extent cx="5943600" cy="1714500"/>
+            <wp:extent cx="5943600" cy="1155700"/>
             <wp:effectExtent b="0" l="0" r="0" t="0"/>
-            <wp:docPr id="3" name="image16.png"/>
+            <wp:docPr id="9" name="image9.png"/>
             <a:graphic>
               <a:graphicData uri="http://schemas.openxmlformats.org/drawingml/2006/picture">
                 <pic:pic>
                   <pic:nvPicPr>
-                    <pic:cNvPr id="0" name="image16.png"/>
+                    <pic:cNvPr id="0" name="image9.png"/>
                     <pic:cNvPicPr preferRelativeResize="0"/>
                   </pic:nvPicPr>
                   <pic:blipFill>
-                    <a:blip r:embed="rId30"/>
+                    <a:blip r:embed="rId31"/>
                     <a:srcRect b="0" l="0" r="0" t="0"/>
                     <a:stretch>
                       <a:fillRect/>
@@ -5094,7 +5093,7 @@
                   <pic:spPr>
                     <a:xfrm>
                       <a:off x="0" y="0"/>
-                      <a:ext cx="5943600" cy="1714500"/>
+                      <a:ext cx="5943600" cy="1155700"/>
                     </a:xfrm>
                     <a:prstGeom prst="rect"/>
                     <a:ln/>
@@ -5183,7 +5182,7 @@
                 <w:shd w:fill="333333" w:val="clear"/>
                 <w:rtl w:val="0"/>
               </w:rPr>
-              <w:t xml:space="preserve">kubectl label node worker-1 worker-2 worker-3 node-role.kubernetes.io/worker=worker</w:t>
+              <w:t xml:space="preserve">kubectl get namespaces</w:t>
             </w:r>
             <w:r>
               <w:rPr>
@@ -5196,29 +5195,44 @@
     </w:tbl>
     <w:p>
       <w:pPr>
-        <w:spacing w:before="200" w:line="240" w:lineRule="auto"/>
+        <w:rPr/>
+      </w:pPr>
+      <w:r>
+        <w:rPr>
+          <w:rtl w:val="0"/>
+        </w:rPr>
+      </w:r>
+    </w:p>
+    <w:p>
+      <w:pPr>
         <w:rPr>
           <w:rFonts w:ascii="Courier New" w:cs="Courier New" w:eastAsia="Courier New" w:hAnsi="Courier New"/>
         </w:rPr>
       </w:pPr>
+      <w:r>
+        <w:rPr>
+          <w:rtl w:val="0"/>
+        </w:rPr>
+        <w:t xml:space="preserve">Our base/default namespaces</w:t>
+      </w:r>
       <w:r>
         <w:rPr>
           <w:rFonts w:ascii="Courier New" w:cs="Courier New" w:eastAsia="Courier New" w:hAnsi="Courier New"/>
         </w:rPr>
         <w:drawing>
           <wp:inline distB="114300" distT="114300" distL="114300" distR="114300">
-            <wp:extent cx="5943600" cy="901700"/>
+            <wp:extent cx="5943600" cy="1397000"/>
             <wp:effectExtent b="0" l="0" r="0" t="0"/>
-            <wp:docPr id="8" name="image10.png"/>
+            <wp:docPr id="10" name="image16.png"/>
             <a:graphic>
               <a:graphicData uri="http://schemas.openxmlformats.org/drawingml/2006/picture">
                 <pic:pic>
                   <pic:nvPicPr>
-                    <pic:cNvPr id="0" name="image10.png"/>
+                    <pic:cNvPr id="0" name="image16.png"/>
                     <pic:cNvPicPr preferRelativeResize="0"/>
                   </pic:nvPicPr>
                   <pic:blipFill>
-                    <a:blip r:embed="rId31"/>
+                    <a:blip r:embed="rId32"/>
                     <a:srcRect b="0" l="0" r="0" t="0"/>
                     <a:stretch>
                       <a:fillRect/>
@@ -5227,7 +5241,7 @@
                   <pic:spPr>
                     <a:xfrm>
                       <a:off x="0" y="0"/>
-                      <a:ext cx="5943600" cy="901700"/>
+                      <a:ext cx="5943600" cy="1397000"/>
                     </a:xfrm>
                     <a:prstGeom prst="rect"/>
                     <a:ln/>
@@ -5246,11 +5260,26 @@
     </w:p>
     <w:p>
       <w:pPr>
-        <w:spacing w:before="200" w:line="240" w:lineRule="auto"/>
+        <w:rPr/>
+      </w:pPr>
+      <w:r>
+        <w:rPr>
+          <w:rtl w:val="0"/>
+        </w:rPr>
+      </w:r>
+    </w:p>
+    <w:p>
+      <w:pPr>
         <w:rPr>
           <w:rFonts w:ascii="Courier New" w:cs="Courier New" w:eastAsia="Courier New" w:hAnsi="Courier New"/>
         </w:rPr>
       </w:pPr>
+      <w:r>
+        <w:rPr>
+          <w:rtl w:val="0"/>
+        </w:rPr>
+        <w:t xml:space="preserve">Lets quickly create our 2 namespaces that will be utilised.</w:t>
+      </w:r>
       <w:r>
         <w:rPr>
           <w:rtl w:val="0"/>
@@ -5290,38 +5319,85 @@
           </w:tcPr>
           <w:p>
             <w:pPr>
-              <w:keepNext w:val="0"/>
-              <w:keepLines w:val="0"/>
-              <w:pageBreakBefore w:val="0"/>
               <w:widowControl w:val="0"/>
-              <w:pBdr>
-                <w:top w:space="0" w:sz="0" w:val="nil"/>
-                <w:left w:space="0" w:sz="0" w:val="nil"/>
-                <w:bottom w:space="0" w:sz="0" w:val="nil"/>
-                <w:right w:space="0" w:sz="0" w:val="nil"/>
-                <w:between w:space="0" w:sz="0" w:val="nil"/>
-              </w:pBdr>
-              <w:shd w:fill="auto" w:val="clear"/>
-              <w:spacing w:after="0" w:before="0" w:line="276" w:lineRule="auto"/>
-              <w:ind w:left="0" w:right="0" w:firstLine="0"/>
-              <w:jc w:val="left"/>
-              <w:rPr>
-                <w:rFonts w:ascii="Courier New" w:cs="Courier New" w:eastAsia="Courier New" w:hAnsi="Courier New"/>
+              <w:rPr>
+                <w:rFonts w:ascii="Consolas" w:cs="Consolas" w:eastAsia="Consolas" w:hAnsi="Consolas"/>
+                <w:color w:val="ffffff"/>
+                <w:sz w:val="18"/>
+                <w:szCs w:val="18"/>
+                <w:shd w:fill="333333" w:val="clear"/>
               </w:rPr>
             </w:pPr>
             <w:r>
               <w:rPr>
                 <w:rFonts w:ascii="Consolas" w:cs="Consolas" w:eastAsia="Consolas" w:hAnsi="Consolas"/>
                 <w:color w:val="ffffff"/>
-                <w:shd w:fill="333333" w:val="clear"/>
-                <w:rtl w:val="0"/>
-              </w:rPr>
-              <w:t xml:space="preserve">kubectl get nodes</w:t>
-            </w:r>
-            <w:r>
-              <w:rPr>
-                <w:rtl w:val="0"/>
-              </w:rPr>
+                <w:sz w:val="18"/>
+                <w:szCs w:val="18"/>
+                <w:shd w:fill="333333" w:val="clear"/>
+                <w:rtl w:val="0"/>
+              </w:rPr>
+              <w:t xml:space="preserve">cat &lt;&lt;EOF | kubectl apply -f -</w:t>
+              <w:br w:type="textWrapping"/>
+              <w:t xml:space="preserve">apiVersion: v1</w:t>
+              <w:br w:type="textWrapping"/>
+              <w:t xml:space="preserve">kind: Namespace</w:t>
+              <w:br w:type="textWrapping"/>
+              <w:t xml:space="preserve">metadata:</w:t>
+              <w:br w:type="textWrapping"/>
+              <w:t xml:space="preserve"> name: app</w:t>
+              <w:br w:type="textWrapping"/>
+              <w:t xml:space="preserve">EOF</w:t>
+            </w:r>
+          </w:p>
+          <w:p>
+            <w:pPr>
+              <w:widowControl w:val="0"/>
+              <w:rPr>
+                <w:rFonts w:ascii="Consolas" w:cs="Consolas" w:eastAsia="Consolas" w:hAnsi="Consolas"/>
+                <w:color w:val="ffffff"/>
+                <w:sz w:val="18"/>
+                <w:szCs w:val="18"/>
+                <w:shd w:fill="333333" w:val="clear"/>
+              </w:rPr>
+            </w:pPr>
+            <w:r>
+              <w:rPr>
+                <w:rtl w:val="0"/>
+              </w:rPr>
+            </w:r>
+          </w:p>
+          <w:p>
+            <w:pPr>
+              <w:widowControl w:val="0"/>
+              <w:rPr>
+                <w:rFonts w:ascii="Consolas" w:cs="Consolas" w:eastAsia="Consolas" w:hAnsi="Consolas"/>
+                <w:color w:val="ffffff"/>
+                <w:sz w:val="18"/>
+                <w:szCs w:val="18"/>
+                <w:shd w:fill="333333" w:val="clear"/>
+              </w:rPr>
+            </w:pPr>
+            <w:r>
+              <w:rPr>
+                <w:rFonts w:ascii="Consolas" w:cs="Consolas" w:eastAsia="Consolas" w:hAnsi="Consolas"/>
+                <w:color w:val="ffffff"/>
+                <w:sz w:val="18"/>
+                <w:szCs w:val="18"/>
+                <w:shd w:fill="333333" w:val="clear"/>
+                <w:rtl w:val="0"/>
+              </w:rPr>
+              <w:t xml:space="preserve">cat &lt;&lt;EOF | kubectl apply -f -</w:t>
+              <w:br w:type="textWrapping"/>
+              <w:t xml:space="preserve">apiVersion: v1</w:t>
+              <w:br w:type="textWrapping"/>
+              <w:t xml:space="preserve">kind: Namespace</w:t>
+              <w:br w:type="textWrapping"/>
+              <w:t xml:space="preserve">metadata:</w:t>
+              <w:br w:type="textWrapping"/>
+              <w:t xml:space="preserve"> name: argocd</w:t>
+              <w:br w:type="textWrapping"/>
+              <w:t xml:space="preserve">EOF</w:t>
             </w:r>
           </w:p>
         </w:tc>
@@ -5340,18 +5416,18 @@
         </w:rPr>
         <w:drawing>
           <wp:inline distB="114300" distT="114300" distL="114300" distR="114300">
-            <wp:extent cx="5943600" cy="1155700"/>
+            <wp:extent cx="5943600" cy="1714500"/>
             <wp:effectExtent b="0" l="0" r="0" t="0"/>
-            <wp:docPr id="12" name="image13.png"/>
+            <wp:docPr id="3" name="image6.png"/>
             <a:graphic>
               <a:graphicData uri="http://schemas.openxmlformats.org/drawingml/2006/picture">
                 <pic:pic>
                   <pic:nvPicPr>
-                    <pic:cNvPr id="0" name="image13.png"/>
+                    <pic:cNvPr id="0" name="image6.png"/>
                     <pic:cNvPicPr preferRelativeResize="0"/>
                   </pic:nvPicPr>
                   <pic:blipFill>
-                    <a:blip r:embed="rId32"/>
+                    <a:blip r:embed="rId33"/>
                     <a:srcRect b="0" l="0" r="0" t="0"/>
                     <a:stretch>
                       <a:fillRect/>
@@ -5360,7 +5436,7 @@
                   <pic:spPr>
                     <a:xfrm>
                       <a:off x="0" y="0"/>
-                      <a:ext cx="5943600" cy="1155700"/>
+                      <a:ext cx="5943600" cy="1714500"/>
                     </a:xfrm>
                     <a:prstGeom prst="rect"/>
                     <a:ln/>
@@ -5379,25 +5455,12 @@
     </w:p>
     <w:p>
       <w:pPr>
-        <w:spacing w:before="200" w:line="240" w:lineRule="auto"/>
-        <w:rPr>
-          <w:rFonts w:ascii="Courier New" w:cs="Courier New" w:eastAsia="Courier New" w:hAnsi="Courier New"/>
-        </w:rPr>
-      </w:pPr>
-      <w:r>
-        <w:rPr>
-          <w:rtl w:val="0"/>
-        </w:rPr>
-      </w:r>
-    </w:p>
-    <w:p>
-      <w:pPr>
         <w:pStyle w:val="Heading3"/>
         <w:spacing w:after="0" w:before="200" w:line="240" w:lineRule="auto"/>
         <w:rPr/>
       </w:pPr>
-      <w:bookmarkStart w:colFirst="0" w:colLast="0" w:name="_moyh3mhl4b8v" w:id="10"/>
-      <w:bookmarkEnd w:id="10"/>
+      <w:bookmarkStart w:colFirst="0" w:colLast="0" w:name="_moyh3mhl4b8v" w:id="9"/>
+      <w:bookmarkEnd w:id="9"/>
       <w:r>
         <w:rPr>
           <w:rtl w:val="0"/>
@@ -5423,49 +5486,7 @@
         <w:rPr>
           <w:rtl w:val="0"/>
         </w:rPr>
-        <w:t xml:space="preserve">At this point we will now execute the steps as per </w:t>
-      </w:r>
-      <w:hyperlink r:id="rId33">
-        <w:r>
-          <w:rPr>
-            <w:color w:val="1155cc"/>
-            <w:u w:val="single"/>
-            <w:rtl w:val="0"/>
-          </w:rPr>
-          <w:t xml:space="preserve">GITOPS.md</w:t>
-        </w:r>
-      </w:hyperlink>
-      <w:r>
-        <w:rPr>
-          <w:rtl w:val="0"/>
-        </w:rPr>
-        <w:t xml:space="preserve">.</w:t>
-      </w:r>
-      <w:r>
-        <w:rPr>
-          <w:rtl w:val="0"/>
-        </w:rPr>
-      </w:r>
-    </w:p>
-    <w:p>
-      <w:pPr>
-        <w:rPr/>
-      </w:pPr>
-      <w:r>
-        <w:rPr>
-          <w:rtl w:val="0"/>
-        </w:rPr>
-      </w:r>
-    </w:p>
-    <w:p>
-      <w:pPr>
-        <w:rPr/>
-      </w:pPr>
-      <w:r>
-        <w:rPr>
-          <w:rtl w:val="0"/>
-        </w:rPr>
-        <w:t xml:space="preserve">The below steps are as per step #3 in the </w:t>
+        <w:t xml:space="preserve">Next is our GitOps pipeline, which we will execute by following the steps as per </w:t>
       </w:r>
       <w:hyperlink r:id="rId34">
         <w:r>
@@ -5481,6 +5502,48 @@
         <w:rPr>
           <w:rtl w:val="0"/>
         </w:rPr>
+        <w:t xml:space="preserve">.</w:t>
+      </w:r>
+      <w:r>
+        <w:rPr>
+          <w:rtl w:val="0"/>
+        </w:rPr>
+      </w:r>
+    </w:p>
+    <w:p>
+      <w:pPr>
+        <w:rPr/>
+      </w:pPr>
+      <w:r>
+        <w:rPr>
+          <w:rtl w:val="0"/>
+        </w:rPr>
+      </w:r>
+    </w:p>
+    <w:p>
+      <w:pPr>
+        <w:rPr/>
+      </w:pPr>
+      <w:r>
+        <w:rPr>
+          <w:rtl w:val="0"/>
+        </w:rPr>
+        <w:t xml:space="preserve">The below steps are as per step #3 in the </w:t>
+      </w:r>
+      <w:hyperlink r:id="rId35">
+        <w:r>
+          <w:rPr>
+            <w:color w:val="1155cc"/>
+            <w:u w:val="single"/>
+            <w:rtl w:val="0"/>
+          </w:rPr>
+          <w:t xml:space="preserve">GITOPS.md</w:t>
+        </w:r>
+      </w:hyperlink>
+      <w:r>
+        <w:rPr>
+          <w:rtl w:val="0"/>
+        </w:rPr>
         <w:t xml:space="preserve"> document.</w:t>
       </w:r>
     </w:p>
@@ -5499,8 +5562,8 @@
         <w:pStyle w:val="Heading2"/>
         <w:rPr/>
       </w:pPr>
-      <w:bookmarkStart w:colFirst="0" w:colLast="0" w:name="_kmqr46wabc4f" w:id="11"/>
-      <w:bookmarkEnd w:id="11"/>
+      <w:bookmarkStart w:colFirst="0" w:colLast="0" w:name="_kmqr46wabc4f" w:id="10"/>
+      <w:bookmarkEnd w:id="10"/>
       <w:r>
         <w:rPr>
           <w:rtl w:val="0"/>
@@ -5516,6 +5579,7 @@
         <w:rPr>
           <w:rtl w:val="0"/>
         </w:rPr>
+        <w:t xml:space="preserve">First we will deploy ArgoCD</w:t>
       </w:r>
     </w:p>
     <w:tbl>
@@ -5625,16 +5689,16 @@
           <wp:inline distB="114300" distT="114300" distL="114300" distR="114300">
             <wp:extent cx="5943600" cy="6616700"/>
             <wp:effectExtent b="0" l="0" r="0" t="0"/>
-            <wp:docPr id="18" name="image21.png"/>
+            <wp:docPr id="18" name="image22.png"/>
             <a:graphic>
               <a:graphicData uri="http://schemas.openxmlformats.org/drawingml/2006/picture">
                 <pic:pic>
                   <pic:nvPicPr>
-                    <pic:cNvPr id="0" name="image21.png"/>
+                    <pic:cNvPr id="0" name="image22.png"/>
                     <pic:cNvPicPr preferRelativeResize="0"/>
                   </pic:nvPicPr>
                   <pic:blipFill>
-                    <a:blip r:embed="rId35"/>
+                    <a:blip r:embed="rId36"/>
                     <a:srcRect b="0" l="0" r="0" t="0"/>
                     <a:stretch>
                       <a:fillRect/>
@@ -5669,6 +5733,7 @@
         <w:rPr>
           <w:rtl w:val="0"/>
         </w:rPr>
+        <w:t xml:space="preserve">This will put the kubectl into watch mode, hit control C once everything is running.</w:t>
       </w:r>
     </w:p>
     <w:tbl>
@@ -5760,16 +5825,16 @@
           <wp:inline distB="114300" distT="114300" distL="114300" distR="114300">
             <wp:extent cx="5943600" cy="1524000"/>
             <wp:effectExtent b="0" l="0" r="0" t="0"/>
-            <wp:docPr id="20" name="image18.png"/>
+            <wp:docPr id="20" name="image12.png"/>
             <a:graphic>
               <a:graphicData uri="http://schemas.openxmlformats.org/drawingml/2006/picture">
                 <pic:pic>
                   <pic:nvPicPr>
-                    <pic:cNvPr id="0" name="image18.png"/>
+                    <pic:cNvPr id="0" name="image12.png"/>
                     <pic:cNvPicPr preferRelativeResize="0"/>
                   </pic:nvPicPr>
                   <pic:blipFill>
-                    <a:blip r:embed="rId36"/>
+                    <a:blip r:embed="rId37"/>
                     <a:srcRect b="0" l="0" r="0" t="0"/>
                     <a:stretch>
                       <a:fillRect/>
@@ -5800,8 +5865,8 @@
         <w:pStyle w:val="Heading2"/>
         <w:rPr/>
       </w:pPr>
-      <w:bookmarkStart w:colFirst="0" w:colLast="0" w:name="_szb7ffrdabas" w:id="12"/>
-      <w:bookmarkEnd w:id="12"/>
+      <w:bookmarkStart w:colFirst="0" w:colLast="0" w:name="_szb7ffrdabas" w:id="11"/>
+      <w:bookmarkEnd w:id="11"/>
       <w:r>
         <w:rPr>
           <w:rtl w:val="0"/>
@@ -5830,529 +5895,6 @@
           <w:rtl w:val="0"/>
         </w:rPr>
         <w:t xml:space="preserve">First we need to create a project in </w:t>
-      </w:r>
-      <w:hyperlink r:id="rId37">
-        <w:r>
-          <w:rPr>
-            <w:color w:val="1155cc"/>
-            <w:u w:val="single"/>
-            <w:rtl w:val="0"/>
-          </w:rPr>
-          <w:t xml:space="preserve">hub.docker.com</w:t>
-        </w:r>
-      </w:hyperlink>
-      <w:r>
-        <w:rPr>
-          <w:rtl w:val="0"/>
-        </w:rPr>
-        <w:t xml:space="preserve">. Once we have a project we create an access token, also referred to as a Personal Access Token.</w:t>
-      </w:r>
-    </w:p>
-    <w:p>
-      <w:pPr>
-        <w:ind w:left="0" w:firstLine="0"/>
-        <w:rPr/>
-      </w:pPr>
-      <w:r>
-        <w:rPr>
-          <w:rtl w:val="0"/>
-        </w:rPr>
-      </w:r>
-    </w:p>
-    <w:p>
-      <w:pPr>
-        <w:pStyle w:val="Heading2"/>
-        <w:rPr/>
-      </w:pPr>
-      <w:bookmarkStart w:colFirst="0" w:colLast="0" w:name="_yhfhemm5rb10" w:id="13"/>
-      <w:bookmarkEnd w:id="13"/>
-      <w:r>
-        <w:rPr>
-          <w:rtl w:val="0"/>
-        </w:rPr>
-        <w:t xml:space="preserve">Phase 3</w:t>
-      </w:r>
-    </w:p>
-    <w:p>
-      <w:pPr>
-        <w:ind w:left="0" w:firstLine="0"/>
-        <w:rPr/>
-      </w:pPr>
-      <w:r>
-        <w:rPr>
-          <w:rtl w:val="0"/>
-        </w:rPr>
-      </w:r>
-    </w:p>
-    <w:p>
-      <w:pPr>
-        <w:ind w:left="0" w:firstLine="0"/>
-        <w:rPr/>
-      </w:pPr>
-      <w:r>
-        <w:rPr>
-          <w:rtl w:val="0"/>
-        </w:rPr>
-        <w:t xml:space="preserve">Once we have the above container project created and the access key (Personal Access Token) created we configure Github with </w:t>
-      </w:r>
-      <w:r>
-        <w:rPr>
-          <w:b w:val="1"/>
-          <w:bCs w:val="1"/>
-          <w:rtl w:val="0"/>
-        </w:rPr>
-        <w:t xml:space="preserve">Secrets and variables/Actions</w:t>
-      </w:r>
-      <w:r>
-        <w:rPr>
-          <w:i w:val="1"/>
-          <w:iCs w:val="1"/>
-          <w:rtl w:val="0"/>
-        </w:rPr>
-        <w:t xml:space="preserve">.</w:t>
-      </w:r>
-      <w:r>
-        <w:rPr>
-          <w:rtl w:val="0"/>
-        </w:rPr>
-        <w:t xml:space="preserve"> </w:t>
-      </w:r>
-    </w:p>
-    <w:p>
-      <w:pPr>
-        <w:ind w:left="0" w:firstLine="0"/>
-        <w:rPr/>
-      </w:pPr>
-      <w:r>
-        <w:rPr>
-          <w:rtl w:val="0"/>
-        </w:rPr>
-      </w:r>
-    </w:p>
-    <w:p>
-      <w:pPr>
-        <w:ind w:left="0" w:firstLine="0"/>
-        <w:rPr/>
-      </w:pPr>
-      <w:r>
-        <w:rPr>
-          <w:rtl w:val="0"/>
-        </w:rPr>
-        <w:t xml:space="preserve">This grants GitHub with Read/Write access to create a new container in the project.</w:t>
-      </w:r>
-    </w:p>
-    <w:p>
-      <w:pPr>
-        <w:rPr/>
-      </w:pPr>
-      <w:r>
-        <w:rPr>
-          <w:rtl w:val="0"/>
-        </w:rPr>
-      </w:r>
-    </w:p>
-    <w:p>
-      <w:pPr>
-        <w:rPr/>
-      </w:pPr>
-      <w:r>
-        <w:rPr>
-          <w:rtl w:val="0"/>
-        </w:rPr>
-        <w:t xml:space="preserve">Think of GitHub as the builder that needs keys to enter your warehouse (Docker Hub). If you paste these keys directly into your code, anyone who looks at your repository can steal them. Instead, you put them into GitHub's secure vault called Actions Secrets.</w:t>
-      </w:r>
-    </w:p>
-    <w:p>
-      <w:pPr>
-        <w:rPr/>
-      </w:pPr>
-      <w:r>
-        <w:rPr>
-          <w:rtl w:val="0"/>
-        </w:rPr>
-      </w:r>
-    </w:p>
-    <w:p>
-      <w:pPr>
-        <w:rPr/>
-      </w:pPr>
-      <w:r>
-        <w:rPr>
-          <w:rtl w:val="0"/>
-        </w:rPr>
-        <w:t xml:space="preserve">Here is exactly what you do, step-by-step, inside your web browser.</w:t>
-      </w:r>
-    </w:p>
-    <w:p>
-      <w:pPr>
-        <w:rPr/>
-      </w:pPr>
-      <w:r>
-        <w:rPr>
-          <w:rtl w:val="0"/>
-        </w:rPr>
-      </w:r>
-    </w:p>
-    <w:p>
-      <w:pPr>
-        <w:rPr>
-          <w:rFonts w:ascii="Courier New" w:cs="Courier New" w:eastAsia="Courier New" w:hAnsi="Courier New"/>
-          <w:b w:val="1"/>
-          <w:bCs w:val="1"/>
-        </w:rPr>
-      </w:pPr>
-      <w:r>
-        <w:rPr>
-          <w:b w:val="1"/>
-          <w:bCs w:val="1"/>
-          <w:rtl w:val="0"/>
-        </w:rPr>
-        <w:t xml:space="preserve">Step 0: Register/Create new repository</w:t>
-      </w:r>
-      <w:r>
-        <w:rPr>
-          <w:rtl w:val="0"/>
-        </w:rPr>
-        <w:t xml:space="preserve">, for our blog we're using </w:t>
-      </w:r>
-      <w:r>
-        <w:rPr>
-          <w:rFonts w:ascii="Courier New" w:cs="Courier New" w:eastAsia="Courier New" w:hAnsi="Courier New"/>
-          <w:b w:val="1"/>
-          <w:bCs w:val="1"/>
-          <w:rtl w:val="0"/>
-        </w:rPr>
-        <w:t xml:space="preserve">gitops-pipeline</w:t>
-      </w:r>
-    </w:p>
-    <w:p>
-      <w:pPr>
-        <w:rPr/>
-      </w:pPr>
-      <w:r>
-        <w:rPr>
-          <w:rtl w:val="0"/>
-        </w:rPr>
-      </w:r>
-    </w:p>
-    <w:p>
-      <w:pPr>
-        <w:rPr>
-          <w:b w:val="1"/>
-          <w:bCs w:val="1"/>
-        </w:rPr>
-      </w:pPr>
-      <w:r>
-        <w:rPr>
-          <w:b w:val="1"/>
-          <w:bCs w:val="1"/>
-          <w:rtl w:val="0"/>
-        </w:rPr>
-        <w:t xml:space="preserve">Step 1: Open Your Repository's Vault</w:t>
-      </w:r>
-    </w:p>
-    <w:p>
-      <w:pPr>
-        <w:rPr/>
-      </w:pPr>
-      <w:r>
-        <w:rPr>
-          <w:rtl w:val="0"/>
-        </w:rPr>
-      </w:r>
-    </w:p>
-    <w:p>
-      <w:pPr>
-        <w:numPr>
-          <w:ilvl w:val="0"/>
-          <w:numId w:val="8"/>
-        </w:numPr>
-        <w:ind w:left="720" w:hanging="360"/>
-        <w:rPr>
-          <w:u w:val="none"/>
-        </w:rPr>
-      </w:pPr>
-      <w:r>
-        <w:rPr>
-          <w:rtl w:val="0"/>
-        </w:rPr>
-        <w:t xml:space="preserve">Open your web browser and go to GitHub.</w:t>
-      </w:r>
-    </w:p>
-    <w:p>
-      <w:pPr>
-        <w:numPr>
-          <w:ilvl w:val="0"/>
-          <w:numId w:val="15"/>
-        </w:numPr>
-        <w:ind w:left="720" w:hanging="360"/>
-        <w:rPr>
-          <w:u w:val="none"/>
-        </w:rPr>
-      </w:pPr>
-      <w:r>
-        <w:rPr>
-          <w:rtl w:val="0"/>
-        </w:rPr>
-        <w:t xml:space="preserve"> Navigate to your specific code repository for this project.</w:t>
-      </w:r>
-    </w:p>
-    <w:p>
-      <w:pPr>
-        <w:numPr>
-          <w:ilvl w:val="0"/>
-          <w:numId w:val="16"/>
-        </w:numPr>
-        <w:ind w:left="720" w:hanging="360"/>
-        <w:rPr>
-          <w:u w:val="none"/>
-        </w:rPr>
-      </w:pPr>
-      <w:r>
-        <w:rPr>
-          <w:rtl w:val="0"/>
-        </w:rPr>
-        <w:t xml:space="preserve"> Look at the horizontal menu tabs near the top (Code, Issues, Pull Requests...). Click on the Settings tab (it has a gear icon ⚙️).</w:t>
-      </w:r>
-    </w:p>
-    <w:p>
-      <w:pPr>
-        <w:rPr/>
-      </w:pPr>
-      <w:r>
-        <w:rPr>
-          <w:rtl w:val="0"/>
-        </w:rPr>
-      </w:r>
-    </w:p>
-    <w:p>
-      <w:pPr>
-        <w:rPr>
-          <w:b w:val="1"/>
-          <w:bCs w:val="1"/>
-        </w:rPr>
-      </w:pPr>
-      <w:r>
-        <w:rPr>
-          <w:b w:val="1"/>
-          <w:bCs w:val="1"/>
-          <w:rtl w:val="0"/>
-        </w:rPr>
-        <w:t xml:space="preserve">Step 2: Navigate to Actions Secrets</w:t>
-      </w:r>
-    </w:p>
-    <w:p>
-      <w:pPr>
-        <w:rPr/>
-      </w:pPr>
-      <w:r>
-        <w:rPr>
-          <w:rtl w:val="0"/>
-        </w:rPr>
-      </w:r>
-    </w:p>
-    <w:p>
-      <w:pPr>
-        <w:numPr>
-          <w:ilvl w:val="0"/>
-          <w:numId w:val="7"/>
-        </w:numPr>
-        <w:ind w:left="720" w:hanging="360"/>
-        <w:rPr>
-          <w:u w:val="none"/>
-        </w:rPr>
-      </w:pPr>
-      <w:r>
-        <w:rPr>
-          <w:rtl w:val="0"/>
-        </w:rPr>
-        <w:t xml:space="preserve">On the left-hand sidebar, scroll down until you see the </w:t>
-      </w:r>
-      <w:r>
-        <w:rPr>
-          <w:b w:val="1"/>
-          <w:bCs w:val="1"/>
-          <w:i w:val="1"/>
-          <w:iCs w:val="1"/>
-          <w:rtl w:val="0"/>
-        </w:rPr>
-        <w:t xml:space="preserve">Security and quality</w:t>
-      </w:r>
-      <w:r>
-        <w:rPr>
-          <w:rtl w:val="0"/>
-        </w:rPr>
-        <w:t xml:space="preserve">.</w:t>
-      </w:r>
-    </w:p>
-    <w:p>
-      <w:pPr>
-        <w:numPr>
-          <w:ilvl w:val="0"/>
-          <w:numId w:val="10"/>
-        </w:numPr>
-        <w:ind w:left="720" w:hanging="360"/>
-        <w:rPr>
-          <w:u w:val="none"/>
-        </w:rPr>
-      </w:pPr>
-      <w:r>
-        <w:rPr>
-          <w:rtl w:val="0"/>
-        </w:rPr>
-        <w:t xml:space="preserve">Click on </w:t>
-      </w:r>
-      <w:r>
-        <w:rPr>
-          <w:b w:val="1"/>
-          <w:bCs w:val="1"/>
-          <w:i w:val="1"/>
-          <w:iCs w:val="1"/>
-          <w:rtl w:val="0"/>
-        </w:rPr>
-        <w:t xml:space="preserve">secrets and variables</w:t>
-      </w:r>
-      <w:r>
-        <w:rPr>
-          <w:rtl w:val="0"/>
-        </w:rPr>
-        <w:t xml:space="preserve"> and variables to expand it, then click on Actions.</w:t>
-      </w:r>
-    </w:p>
-    <w:p>
-      <w:pPr>
-        <w:rPr/>
-      </w:pPr>
-      <w:r>
-        <w:rPr>
-          <w:rtl w:val="0"/>
-        </w:rPr>
-      </w:r>
-    </w:p>
-    <w:p>
-      <w:pPr>
-        <w:rPr/>
-      </w:pPr>
-      <w:r>
-        <w:rPr>
-          <w:rtl w:val="0"/>
-        </w:rPr>
-        <w:t xml:space="preserve">You are now in the secure vault workspace.</w:t>
-      </w:r>
-    </w:p>
-    <w:p>
-      <w:pPr>
-        <w:rPr/>
-      </w:pPr>
-      <w:r>
-        <w:rPr>
-          <w:rtl w:val="0"/>
-        </w:rPr>
-      </w:r>
-    </w:p>
-    <w:p>
-      <w:pPr>
-        <w:rPr>
-          <w:b w:val="1"/>
-          <w:bCs w:val="1"/>
-        </w:rPr>
-      </w:pPr>
-      <w:r>
-        <w:rPr>
-          <w:b w:val="1"/>
-          <w:bCs w:val="1"/>
-          <w:rtl w:val="0"/>
-        </w:rPr>
-        <w:t xml:space="preserve">Step 3: Add Your Docker Hub Username</w:t>
-      </w:r>
-    </w:p>
-    <w:p>
-      <w:pPr>
-        <w:rPr/>
-      </w:pPr>
-      <w:r>
-        <w:rPr>
-          <w:rtl w:val="0"/>
-        </w:rPr>
-      </w:r>
-    </w:p>
-    <w:p>
-      <w:pPr>
-        <w:numPr>
-          <w:ilvl w:val="0"/>
-          <w:numId w:val="18"/>
-        </w:numPr>
-        <w:ind w:left="720" w:hanging="360"/>
-        <w:rPr>
-          <w:u w:val="none"/>
-        </w:rPr>
-      </w:pPr>
-      <w:r>
-        <w:rPr>
-          <w:rtl w:val="0"/>
-        </w:rPr>
-        <w:t xml:space="preserve">Click the green button at the Right/middle that says </w:t>
-      </w:r>
-      <w:r>
-        <w:rPr>
-          <w:b w:val="1"/>
-          <w:bCs w:val="1"/>
-          <w:i w:val="1"/>
-          <w:iCs w:val="1"/>
-          <w:rtl w:val="0"/>
-        </w:rPr>
-        <w:t xml:space="preserve">New repository secret</w:t>
-      </w:r>
-      <w:r>
-        <w:rPr>
-          <w:rtl w:val="0"/>
-        </w:rPr>
-        <w:t xml:space="preserve">.</w:t>
-      </w:r>
-    </w:p>
-    <w:p>
-      <w:pPr>
-        <w:numPr>
-          <w:ilvl w:val="0"/>
-          <w:numId w:val="11"/>
-        </w:numPr>
-        <w:ind w:left="720" w:hanging="360"/>
-        <w:rPr>
-          <w:u w:val="none"/>
-        </w:rPr>
-      </w:pPr>
-      <w:r>
-        <w:rPr>
-          <w:rtl w:val="0"/>
-        </w:rPr>
-        <w:t xml:space="preserve"> In the Name field, type exactly this:  </w:t>
-      </w:r>
-      <w:r>
-        <w:rPr>
-          <w:rFonts w:ascii="Courier New" w:cs="Courier New" w:eastAsia="Courier New" w:hAnsi="Courier New"/>
-          <w:b w:val="1"/>
-          <w:bCs w:val="1"/>
-          <w:rtl w:val="0"/>
-        </w:rPr>
-        <w:t xml:space="preserve">DOCKERHUB_USERNAME</w:t>
-      </w:r>
-    </w:p>
-    <w:p>
-      <w:pPr>
-        <w:numPr>
-          <w:ilvl w:val="0"/>
-          <w:numId w:val="2"/>
-        </w:numPr>
-        <w:ind w:left="720" w:hanging="360"/>
-        <w:rPr>
-          <w:u w:val="none"/>
-        </w:rPr>
-      </w:pPr>
-      <w:r>
-        <w:rPr>
-          <w:rtl w:val="0"/>
-        </w:rPr>
-        <w:t xml:space="preserve">In the Secret field, type your actual Docker Hub username (the name you use to log into </w:t>
       </w:r>
       <w:hyperlink r:id="rId38">
         <w:r>
@@ -6368,6 +5910,561 @@
         <w:rPr>
           <w:rtl w:val="0"/>
         </w:rPr>
+        <w:t xml:space="preserve">. Once we have a project we create an access token, also referred to as a </w:t>
+      </w:r>
+      <w:r>
+        <w:rPr>
+          <w:b w:val="1"/>
+          <w:bCs w:val="1"/>
+          <w:i w:val="1"/>
+          <w:iCs w:val="1"/>
+          <w:rtl w:val="0"/>
+        </w:rPr>
+        <w:t xml:space="preserve">Personal Access Token</w:t>
+      </w:r>
+      <w:r>
+        <w:rPr>
+          <w:rtl w:val="0"/>
+        </w:rPr>
+        <w:t xml:space="preserve">.</w:t>
+      </w:r>
+    </w:p>
+    <w:p>
+      <w:pPr>
+        <w:ind w:left="0" w:firstLine="0"/>
+        <w:rPr/>
+      </w:pPr>
+      <w:r>
+        <w:rPr>
+          <w:rtl w:val="0"/>
+        </w:rPr>
+      </w:r>
+    </w:p>
+    <w:p>
+      <w:pPr>
+        <w:pStyle w:val="Heading2"/>
+        <w:rPr/>
+      </w:pPr>
+      <w:bookmarkStart w:colFirst="0" w:colLast="0" w:name="_yhfhemm5rb10" w:id="12"/>
+      <w:bookmarkEnd w:id="12"/>
+      <w:r>
+        <w:rPr>
+          <w:rtl w:val="0"/>
+        </w:rPr>
+        <w:t xml:space="preserve">Phase 3</w:t>
+      </w:r>
+    </w:p>
+    <w:p>
+      <w:pPr>
+        <w:ind w:left="0" w:firstLine="0"/>
+        <w:rPr/>
+      </w:pPr>
+      <w:r>
+        <w:rPr>
+          <w:rtl w:val="0"/>
+        </w:rPr>
+      </w:r>
+    </w:p>
+    <w:p>
+      <w:pPr>
+        <w:ind w:left="0" w:firstLine="0"/>
+        <w:rPr/>
+      </w:pPr>
+      <w:r>
+        <w:rPr>
+          <w:rtl w:val="0"/>
+        </w:rPr>
+        <w:t xml:space="preserve">Once we have the above container project created and the access key (Personal Access Token) created we configure Github with </w:t>
+      </w:r>
+      <w:r>
+        <w:rPr>
+          <w:b w:val="1"/>
+          <w:bCs w:val="1"/>
+          <w:rtl w:val="0"/>
+        </w:rPr>
+        <w:t xml:space="preserve">Secrets and variables/Actions</w:t>
+      </w:r>
+      <w:r>
+        <w:rPr>
+          <w:i w:val="1"/>
+          <w:iCs w:val="1"/>
+          <w:rtl w:val="0"/>
+        </w:rPr>
+        <w:t xml:space="preserve">.</w:t>
+      </w:r>
+      <w:r>
+        <w:rPr>
+          <w:rtl w:val="0"/>
+        </w:rPr>
+        <w:t xml:space="preserve"> </w:t>
+      </w:r>
+    </w:p>
+    <w:p>
+      <w:pPr>
+        <w:ind w:left="0" w:firstLine="0"/>
+        <w:rPr/>
+      </w:pPr>
+      <w:r>
+        <w:rPr>
+          <w:rtl w:val="0"/>
+        </w:rPr>
+      </w:r>
+    </w:p>
+    <w:p>
+      <w:pPr>
+        <w:ind w:left="0" w:firstLine="0"/>
+        <w:rPr/>
+      </w:pPr>
+      <w:r>
+        <w:rPr>
+          <w:rtl w:val="0"/>
+        </w:rPr>
+        <w:t xml:space="preserve">This grants GitHub with the required Read/Write access to create a new container in the Docker project.</w:t>
+      </w:r>
+    </w:p>
+    <w:p>
+      <w:pPr>
+        <w:rPr/>
+      </w:pPr>
+      <w:r>
+        <w:rPr>
+          <w:rtl w:val="0"/>
+        </w:rPr>
+      </w:r>
+    </w:p>
+    <w:p>
+      <w:pPr>
+        <w:rPr/>
+      </w:pPr>
+      <w:r>
+        <w:rPr>
+          <w:rtl w:val="0"/>
+        </w:rPr>
+        <w:t xml:space="preserve">Think of GitHub as the builder that needs keys to enter your warehouse (Docker Hub). If you paste these keys directly into your code, anyone who looks at your repository can steal them. Instead, you put them into GitHub's secure vault called </w:t>
+      </w:r>
+      <w:r>
+        <w:rPr>
+          <w:b w:val="1"/>
+          <w:bCs w:val="1"/>
+          <w:i w:val="1"/>
+          <w:iCs w:val="1"/>
+          <w:rtl w:val="0"/>
+        </w:rPr>
+        <w:t xml:space="preserve">Actions Secrets</w:t>
+      </w:r>
+      <w:r>
+        <w:rPr>
+          <w:rtl w:val="0"/>
+        </w:rPr>
+        <w:t xml:space="preserve">.</w:t>
+      </w:r>
+    </w:p>
+    <w:p>
+      <w:pPr>
+        <w:rPr/>
+      </w:pPr>
+      <w:r>
+        <w:rPr>
+          <w:rtl w:val="0"/>
+        </w:rPr>
+      </w:r>
+    </w:p>
+    <w:p>
+      <w:pPr>
+        <w:rPr/>
+      </w:pPr>
+      <w:r>
+        <w:rPr>
+          <w:rtl w:val="0"/>
+        </w:rPr>
+        <w:t xml:space="preserve">Here is exactly what you do, step-by-step, inside your web browser.</w:t>
+      </w:r>
+    </w:p>
+    <w:p>
+      <w:pPr>
+        <w:rPr/>
+      </w:pPr>
+      <w:r>
+        <w:rPr>
+          <w:rtl w:val="0"/>
+        </w:rPr>
+      </w:r>
+    </w:p>
+    <w:p>
+      <w:pPr>
+        <w:rPr>
+          <w:rFonts w:ascii="Courier New" w:cs="Courier New" w:eastAsia="Courier New" w:hAnsi="Courier New"/>
+          <w:b w:val="1"/>
+          <w:bCs w:val="1"/>
+        </w:rPr>
+      </w:pPr>
+      <w:r>
+        <w:rPr>
+          <w:b w:val="1"/>
+          <w:bCs w:val="1"/>
+          <w:rtl w:val="0"/>
+        </w:rPr>
+        <w:t xml:space="preserve">Step 0: Register/Create new repository</w:t>
+      </w:r>
+      <w:r>
+        <w:rPr>
+          <w:rtl w:val="0"/>
+        </w:rPr>
+        <w:t xml:space="preserve">, for our blog we're using </w:t>
+      </w:r>
+      <w:r>
+        <w:rPr>
+          <w:rFonts w:ascii="Courier New" w:cs="Courier New" w:eastAsia="Courier New" w:hAnsi="Courier New"/>
+          <w:b w:val="1"/>
+          <w:bCs w:val="1"/>
+          <w:rtl w:val="0"/>
+        </w:rPr>
+        <w:t xml:space="preserve">gitops-pipeline</w:t>
+      </w:r>
+    </w:p>
+    <w:p>
+      <w:pPr>
+        <w:rPr/>
+      </w:pPr>
+      <w:r>
+        <w:rPr>
+          <w:rtl w:val="0"/>
+        </w:rPr>
+      </w:r>
+    </w:p>
+    <w:p>
+      <w:pPr>
+        <w:rPr>
+          <w:b w:val="1"/>
+          <w:bCs w:val="1"/>
+        </w:rPr>
+      </w:pPr>
+      <w:r>
+        <w:rPr>
+          <w:b w:val="1"/>
+          <w:bCs w:val="1"/>
+          <w:rtl w:val="0"/>
+        </w:rPr>
+        <w:t xml:space="preserve">Step 1: Open Your Repository's Vault</w:t>
+      </w:r>
+    </w:p>
+    <w:p>
+      <w:pPr>
+        <w:rPr/>
+      </w:pPr>
+      <w:r>
+        <w:rPr>
+          <w:rtl w:val="0"/>
+        </w:rPr>
+      </w:r>
+    </w:p>
+    <w:p>
+      <w:pPr>
+        <w:numPr>
+          <w:ilvl w:val="0"/>
+          <w:numId w:val="8"/>
+        </w:numPr>
+        <w:ind w:left="720" w:hanging="360"/>
+        <w:rPr>
+          <w:u w:val="none"/>
+        </w:rPr>
+      </w:pPr>
+      <w:r>
+        <w:rPr>
+          <w:rtl w:val="0"/>
+        </w:rPr>
+        <w:t xml:space="preserve">Open your web browser and go to GitHub.</w:t>
+      </w:r>
+    </w:p>
+    <w:p>
+      <w:pPr>
+        <w:numPr>
+          <w:ilvl w:val="0"/>
+          <w:numId w:val="15"/>
+        </w:numPr>
+        <w:ind w:left="720" w:hanging="360"/>
+        <w:rPr>
+          <w:u w:val="none"/>
+        </w:rPr>
+      </w:pPr>
+      <w:r>
+        <w:rPr>
+          <w:rtl w:val="0"/>
+        </w:rPr>
+        <w:t xml:space="preserve">Navigate to your specific code repository for this project.</w:t>
+      </w:r>
+    </w:p>
+    <w:p>
+      <w:pPr>
+        <w:numPr>
+          <w:ilvl w:val="0"/>
+          <w:numId w:val="16"/>
+        </w:numPr>
+        <w:ind w:left="720" w:hanging="360"/>
+        <w:rPr>
+          <w:u w:val="none"/>
+        </w:rPr>
+      </w:pPr>
+      <w:r>
+        <w:rPr>
+          <w:rtl w:val="0"/>
+        </w:rPr>
+        <w:t xml:space="preserve">Look at the horizontal menu tabs near the top (Code, Issues, Pull Requests...). Click on the Settings tab (it has a gear icon ⚙️).</w:t>
+      </w:r>
+    </w:p>
+    <w:p>
+      <w:pPr>
+        <w:rPr/>
+      </w:pPr>
+      <w:r>
+        <w:rPr>
+          <w:rtl w:val="0"/>
+        </w:rPr>
+      </w:r>
+    </w:p>
+    <w:p>
+      <w:pPr>
+        <w:rPr>
+          <w:b w:val="1"/>
+          <w:bCs w:val="1"/>
+        </w:rPr>
+      </w:pPr>
+      <w:r>
+        <w:rPr>
+          <w:b w:val="1"/>
+          <w:bCs w:val="1"/>
+          <w:rtl w:val="0"/>
+        </w:rPr>
+        <w:t xml:space="preserve">Step 2: Navigate to Actions Secrets</w:t>
+      </w:r>
+    </w:p>
+    <w:p>
+      <w:pPr>
+        <w:rPr/>
+      </w:pPr>
+      <w:r>
+        <w:rPr>
+          <w:rtl w:val="0"/>
+        </w:rPr>
+      </w:r>
+    </w:p>
+    <w:p>
+      <w:pPr>
+        <w:numPr>
+          <w:ilvl w:val="0"/>
+          <w:numId w:val="7"/>
+        </w:numPr>
+        <w:ind w:left="720" w:hanging="360"/>
+        <w:rPr>
+          <w:u w:val="none"/>
+        </w:rPr>
+      </w:pPr>
+      <w:r>
+        <w:rPr>
+          <w:rtl w:val="0"/>
+        </w:rPr>
+        <w:t xml:space="preserve">On the left-hand sidebar, scroll down until you see the </w:t>
+      </w:r>
+      <w:r>
+        <w:rPr>
+          <w:b w:val="1"/>
+          <w:bCs w:val="1"/>
+          <w:i w:val="1"/>
+          <w:iCs w:val="1"/>
+          <w:rtl w:val="0"/>
+        </w:rPr>
+        <w:t xml:space="preserve">Security and quality</w:t>
+      </w:r>
+      <w:r>
+        <w:rPr>
+          <w:rtl w:val="0"/>
+        </w:rPr>
+        <w:t xml:space="preserve">.</w:t>
+      </w:r>
+    </w:p>
+    <w:p>
+      <w:pPr>
+        <w:numPr>
+          <w:ilvl w:val="0"/>
+          <w:numId w:val="10"/>
+        </w:numPr>
+        <w:ind w:left="720" w:hanging="360"/>
+        <w:rPr>
+          <w:u w:val="none"/>
+        </w:rPr>
+      </w:pPr>
+      <w:r>
+        <w:rPr>
+          <w:rtl w:val="0"/>
+        </w:rPr>
+        <w:t xml:space="preserve">Click on </w:t>
+      </w:r>
+      <w:r>
+        <w:rPr>
+          <w:b w:val="1"/>
+          <w:bCs w:val="1"/>
+          <w:i w:val="1"/>
+          <w:iCs w:val="1"/>
+          <w:rtl w:val="0"/>
+        </w:rPr>
+        <w:t xml:space="preserve">secrets and variables</w:t>
+      </w:r>
+      <w:r>
+        <w:rPr>
+          <w:rtl w:val="0"/>
+        </w:rPr>
+        <w:t xml:space="preserve"> and variables to expand it, then click on Actions.</w:t>
+      </w:r>
+    </w:p>
+    <w:p>
+      <w:pPr>
+        <w:rPr/>
+      </w:pPr>
+      <w:r>
+        <w:rPr>
+          <w:rtl w:val="0"/>
+        </w:rPr>
+      </w:r>
+    </w:p>
+    <w:p>
+      <w:pPr>
+        <w:rPr/>
+      </w:pPr>
+      <w:r>
+        <w:rPr>
+          <w:rtl w:val="0"/>
+        </w:rPr>
+        <w:t xml:space="preserve">You are now in the secure vault workspace.</w:t>
+      </w:r>
+    </w:p>
+    <w:p>
+      <w:pPr>
+        <w:rPr/>
+      </w:pPr>
+      <w:r>
+        <w:rPr>
+          <w:rtl w:val="0"/>
+        </w:rPr>
+      </w:r>
+    </w:p>
+    <w:p>
+      <w:pPr>
+        <w:rPr>
+          <w:b w:val="1"/>
+          <w:bCs w:val="1"/>
+        </w:rPr>
+      </w:pPr>
+      <w:r>
+        <w:rPr>
+          <w:b w:val="1"/>
+          <w:bCs w:val="1"/>
+          <w:rtl w:val="0"/>
+        </w:rPr>
+        <w:t xml:space="preserve">Step 3: Add Your Docker Hub Username</w:t>
+      </w:r>
+    </w:p>
+    <w:p>
+      <w:pPr>
+        <w:rPr/>
+      </w:pPr>
+      <w:r>
+        <w:rPr>
+          <w:rtl w:val="0"/>
+        </w:rPr>
+      </w:r>
+    </w:p>
+    <w:p>
+      <w:pPr>
+        <w:numPr>
+          <w:ilvl w:val="0"/>
+          <w:numId w:val="18"/>
+        </w:numPr>
+        <w:ind w:left="720" w:hanging="360"/>
+        <w:rPr>
+          <w:u w:val="none"/>
+        </w:rPr>
+      </w:pPr>
+      <w:r>
+        <w:rPr>
+          <w:rtl w:val="0"/>
+        </w:rPr>
+        <w:t xml:space="preserve">Click the green button at the Right/middle that says </w:t>
+      </w:r>
+      <w:r>
+        <w:rPr>
+          <w:b w:val="1"/>
+          <w:bCs w:val="1"/>
+          <w:i w:val="1"/>
+          <w:iCs w:val="1"/>
+          <w:rtl w:val="0"/>
+        </w:rPr>
+        <w:t xml:space="preserve">New repository secret</w:t>
+      </w:r>
+      <w:r>
+        <w:rPr>
+          <w:rtl w:val="0"/>
+        </w:rPr>
+        <w:t xml:space="preserve">.</w:t>
+      </w:r>
+    </w:p>
+    <w:p>
+      <w:pPr>
+        <w:numPr>
+          <w:ilvl w:val="0"/>
+          <w:numId w:val="11"/>
+        </w:numPr>
+        <w:ind w:left="720" w:hanging="360"/>
+        <w:rPr>
+          <w:u w:val="none"/>
+        </w:rPr>
+      </w:pPr>
+      <w:r>
+        <w:rPr>
+          <w:rtl w:val="0"/>
+        </w:rPr>
+        <w:t xml:space="preserve"> In the Name field, type exactly this:  </w:t>
+      </w:r>
+      <w:r>
+        <w:rPr>
+          <w:rFonts w:ascii="Courier New" w:cs="Courier New" w:eastAsia="Courier New" w:hAnsi="Courier New"/>
+          <w:b w:val="1"/>
+          <w:bCs w:val="1"/>
+          <w:rtl w:val="0"/>
+        </w:rPr>
+        <w:t xml:space="preserve">DOCKERHUB_USERNAME</w:t>
+      </w:r>
+    </w:p>
+    <w:p>
+      <w:pPr>
+        <w:numPr>
+          <w:ilvl w:val="0"/>
+          <w:numId w:val="2"/>
+        </w:numPr>
+        <w:ind w:left="720" w:hanging="360"/>
+        <w:rPr>
+          <w:u w:val="none"/>
+        </w:rPr>
+      </w:pPr>
+      <w:r>
+        <w:rPr>
+          <w:rtl w:val="0"/>
+        </w:rPr>
+        <w:t xml:space="preserve">In the Secret field, type your actual Docker Hub username (the name you use to log into </w:t>
+      </w:r>
+      <w:hyperlink r:id="rId39">
+        <w:r>
+          <w:rPr>
+            <w:color w:val="1155cc"/>
+            <w:u w:val="single"/>
+            <w:rtl w:val="0"/>
+          </w:rPr>
+          <w:t xml:space="preserve">hub.docker.com</w:t>
+        </w:r>
+      </w:hyperlink>
+      <w:r>
+        <w:rPr>
+          <w:rtl w:val="0"/>
+        </w:rPr>
         <w:t xml:space="preserve">).</w:t>
       </w:r>
     </w:p>
@@ -6591,11 +6688,13 @@
         <w:rPr>
           <w:rtl w:val="0"/>
         </w:rPr>
-        <w:t xml:space="preserve">When you push your code, the GitHub-hosted runner spins up and runs the automated blueprint file (</w:t>
+        <w:t xml:space="preserve">When you now push your code, the GitHub-hosted runner spins up and runs the automated blueprint file (</w:t>
       </w:r>
       <w:r>
         <w:rPr>
           <w:rFonts w:ascii="Courier New" w:cs="Courier New" w:eastAsia="Courier New" w:hAnsi="Courier New"/>
+          <w:b w:val="1"/>
+          <w:bCs w:val="1"/>
           <w:rtl w:val="0"/>
         </w:rPr>
         <w:t xml:space="preserve">.github/workflows/ci.yml</w:t>
@@ -8472,16 +8571,16 @@
           <wp:inline distB="114300" distT="114300" distL="114300" distR="114300">
             <wp:extent cx="5943600" cy="3695700"/>
             <wp:effectExtent b="0" l="0" r="0" t="0"/>
-            <wp:docPr id="16" name="image11.png"/>
+            <wp:docPr id="16" name="image8.png"/>
             <a:graphic>
               <a:graphicData uri="http://schemas.openxmlformats.org/drawingml/2006/picture">
                 <pic:pic>
                   <pic:nvPicPr>
-                    <pic:cNvPr id="0" name="image11.png"/>
+                    <pic:cNvPr id="0" name="image8.png"/>
                     <pic:cNvPicPr preferRelativeResize="0"/>
                   </pic:nvPicPr>
                   <pic:blipFill>
-                    <a:blip r:embed="rId39"/>
+                    <a:blip r:embed="rId40"/>
                     <a:srcRect b="0" l="0" r="0" t="0"/>
                     <a:stretch>
                       <a:fillRect/>
@@ -8553,8 +8652,8 @@
         <w:pStyle w:val="Heading2"/>
         <w:rPr/>
       </w:pPr>
-      <w:bookmarkStart w:colFirst="0" w:colLast="0" w:name="_16qozj9lorid" w:id="14"/>
-      <w:bookmarkEnd w:id="14"/>
+      <w:bookmarkStart w:colFirst="0" w:colLast="0" w:name="_16qozj9lorid" w:id="13"/>
+      <w:bookmarkEnd w:id="13"/>
       <w:r>
         <w:rPr>
           <w:rtl w:val="0"/>
@@ -8601,7 +8700,7 @@
         <w:rPr>
           <w:rtl w:val="0"/>
         </w:rPr>
-        <w:t xml:space="preserve">Now, push your local folder setup to GitHub. This triggers the GitHub-hosted runner to provision its computing workspace, build the image, and output the tracking tag.</w:t>
+        <w:t xml:space="preserve">Now, we’re ready to push our local project/code to GitHub. This triggers the GitHub-hosted runner to provision its computing workspace, build the image, and output the tracking tag.</w:t>
       </w:r>
     </w:p>
     <w:p>
@@ -8790,8 +8889,8 @@
         <w:pStyle w:val="Heading2"/>
         <w:rPr/>
       </w:pPr>
-      <w:bookmarkStart w:colFirst="0" w:colLast="0" w:name="_a8fmtjwqwg8e" w:id="15"/>
-      <w:bookmarkEnd w:id="15"/>
+      <w:bookmarkStart w:colFirst="0" w:colLast="0" w:name="_a8fmtjwqwg8e" w:id="14"/>
+      <w:bookmarkEnd w:id="14"/>
       <w:r>
         <w:rPr>
           <w:rtl w:val="0"/>
@@ -8838,9 +8937,9 @@
         <w:rPr>
           <w:rtl w:val="0"/>
         </w:rPr>
-        <w:t xml:space="preserve">With the correct image tag committed back to your Git repository, instruct </w:t>
-      </w:r>
-      <w:hyperlink r:id="rId40">
+        <w:t xml:space="preserve">With the correct image tag committed back to your Git repository, we will now instruct </w:t>
+      </w:r>
+      <w:hyperlink r:id="rId41">
         <w:r>
           <w:rPr>
             <w:rFonts w:ascii="Cambria" w:cs="Cambria" w:eastAsia="Cambria" w:hAnsi="Cambria"/>
@@ -8857,17 +8956,68 @@
         <w:rPr>
           <w:rtl w:val="0"/>
         </w:rPr>
-        <w:t xml:space="preserve"> to monitor the repository and deploy the resources to your targeted namespace. Run this command on your cluster terminal:</w:t>
-      </w:r>
-    </w:p>
-    <w:p>
-      <w:pPr>
-        <w:rPr/>
-      </w:pPr>
-      <w:r>
-        <w:rPr>
-          <w:rtl w:val="0"/>
-        </w:rPr>
+        <w:t xml:space="preserve"> to monitor the repository and deploy the resources to our targeted namespace. You will notice we reference our </w:t>
+      </w:r>
+      <w:r>
+        <w:rPr>
+          <w:b w:val="1"/>
+          <w:bCs w:val="1"/>
+          <w:i w:val="1"/>
+          <w:iCs w:val="1"/>
+          <w:rtl w:val="0"/>
+        </w:rPr>
+        <w:t xml:space="preserve">project spec:source:repoURL</w:t>
+      </w:r>
+      <w:r>
+        <w:rPr>
+          <w:i w:val="1"/>
+          <w:iCs w:val="1"/>
+          <w:rtl w:val="0"/>
+        </w:rPr>
+        <w:t xml:space="preserve"> </w:t>
+      </w:r>
+      <w:r>
+        <w:rPr>
+          <w:rtl w:val="0"/>
+        </w:rPr>
+        <w:t xml:space="preserve">,also take note of the </w:t>
+      </w:r>
+      <w:r>
+        <w:rPr>
+          <w:b w:val="1"/>
+          <w:bCs w:val="1"/>
+          <w:i w:val="1"/>
+          <w:iCs w:val="1"/>
+          <w:rtl w:val="0"/>
+        </w:rPr>
+        <w:t xml:space="preserve">path</w:t>
+      </w:r>
+      <w:r>
+        <w:rPr>
+          <w:rtl w:val="0"/>
+        </w:rPr>
+        <w:t xml:space="preserve"> tag.</w:t>
+      </w:r>
+    </w:p>
+    <w:p>
+      <w:pPr>
+        <w:rPr/>
+      </w:pPr>
+      <w:r>
+        <w:rPr>
+          <w:rtl w:val="0"/>
+        </w:rPr>
+      </w:r>
+    </w:p>
+    <w:p>
+      <w:pPr>
+        <w:rPr/>
+      </w:pPr>
+      <w:r>
+        <w:rPr>
+          <w:rtl w:val="0"/>
+        </w:rPr>
+        <w:t xml:space="preserve">Run this command on your cluster terminal:</w:t>
       </w:r>
     </w:p>
     <w:tbl>
@@ -8948,6 +9098,17 @@
         </w:rPr>
       </w:r>
     </w:p>
+    <w:p>
+      <w:pPr>
+        <w:rPr/>
+      </w:pPr>
+      <w:r>
+        <w:rPr>
+          <w:rtl w:val="0"/>
+        </w:rPr>
+        <w:t xml:space="preserve">argocd-app.yml</w:t>
+      </w:r>
+    </w:p>
     <w:tbl>
       <w:tblPr>
         <w:tblStyle w:val="Table20"/>
@@ -9384,16 +9545,16 @@
           <wp:inline distB="114300" distT="114300" distL="114300" distR="114300">
             <wp:extent cx="5943600" cy="622300"/>
             <wp:effectExtent b="0" l="0" r="0" t="0"/>
-            <wp:docPr id="19" name="image1.png"/>
+            <wp:docPr id="19" name="image11.png"/>
             <a:graphic>
               <a:graphicData uri="http://schemas.openxmlformats.org/drawingml/2006/picture">
                 <pic:pic>
                   <pic:nvPicPr>
-                    <pic:cNvPr id="0" name="image1.png"/>
+                    <pic:cNvPr id="0" name="image11.png"/>
                     <pic:cNvPicPr preferRelativeResize="0"/>
                   </pic:nvPicPr>
                   <pic:blipFill>
-                    <a:blip r:embed="rId41"/>
+                    <a:blip r:embed="rId42"/>
                     <a:srcRect b="0" l="0" r="0" t="0"/>
                     <a:stretch>
                       <a:fillRect/>
@@ -9462,7 +9623,7 @@
         <w:rPr>
           <w:rtl w:val="0"/>
         </w:rPr>
-        <w:t xml:space="preserve"> file from your Github repository, translates the requirements, handles the target definitions, and sets up your application inside the </w:t>
+        <w:t xml:space="preserve"> file from your Github repository, translates the requirements, handles the target definitions, and sets up our application inside the </w:t>
       </w:r>
       <w:r>
         <w:rPr>
@@ -10315,8 +10476,8 @@
         <w:pStyle w:val="Heading3"/>
         <w:rPr/>
       </w:pPr>
-      <w:bookmarkStart w:colFirst="0" w:colLast="0" w:name="_rdqencegbs8v" w:id="16"/>
-      <w:bookmarkEnd w:id="16"/>
+      <w:bookmarkStart w:colFirst="0" w:colLast="0" w:name="_rdqencegbs8v" w:id="15"/>
+      <w:bookmarkEnd w:id="15"/>
       <w:r>
         <w:rPr>
           <w:rtl w:val="0"/>
@@ -10342,7 +10503,7 @@
         <w:rPr>
           <w:rtl w:val="0"/>
         </w:rPr>
-        <w:t xml:space="preserve">Verify that your application has been safely pulled and initiated within its designated workspace:</w:t>
+        <w:t xml:space="preserve">Let’s now verify that our application has been safely pulled and deployed within its designated workspace/namespace:</w:t>
       </w:r>
     </w:p>
     <w:p>
@@ -10435,31 +10596,21 @@
         <w:rPr/>
       </w:pPr>
       <w:r>
-        <w:rPr>
-          <w:rtl w:val="0"/>
-        </w:rPr>
-      </w:r>
-    </w:p>
-    <w:p>
-      <w:pPr>
-        <w:rPr/>
-      </w:pPr>
-      <w:r>
         <w:rPr/>
         <w:drawing>
           <wp:inline distB="114300" distT="114300" distL="114300" distR="114300">
             <wp:extent cx="5943600" cy="825500"/>
             <wp:effectExtent b="0" l="0" r="0" t="0"/>
-            <wp:docPr id="22" name="image14.png"/>
+            <wp:docPr id="22" name="image21.png"/>
             <a:graphic>
               <a:graphicData uri="http://schemas.openxmlformats.org/drawingml/2006/picture">
                 <pic:pic>
                   <pic:nvPicPr>
-                    <pic:cNvPr id="0" name="image14.png"/>
+                    <pic:cNvPr id="0" name="image21.png"/>
                     <pic:cNvPicPr preferRelativeResize="0"/>
                   </pic:nvPicPr>
                   <pic:blipFill>
-                    <a:blip r:embed="rId42"/>
+                    <a:blip r:embed="rId43"/>
                     <a:srcRect b="0" l="0" r="0" t="0"/>
                     <a:stretch>
                       <a:fillRect/>
@@ -10524,7 +10675,7 @@
         <w:rPr>
           <w:rtl w:val="0"/>
         </w:rPr>
-        <w:t xml:space="preserve">For every future code alteration or deployment update, you do not need to repeat any of the steps above. The automated loops trigger natively when a commit lands:</w:t>
+        <w:t xml:space="preserve">For every future code alteration or deployment update, we do not need to repeat any of the steps above. The automated loops trigger natively when a commit lands:</w:t>
       </w:r>
     </w:p>
     <w:p>
@@ -10561,26 +10712,6 @@
           <w:rtl w:val="0"/>
         </w:rPr>
         <w:t xml:space="preserve"> from your local workspace:</w:t>
-      </w:r>
-    </w:p>
-    <w:p>
-      <w:pPr>
-        <w:rPr/>
-      </w:pPr>
-      <w:r>
-        <w:rPr>
-          <w:rtl w:val="0"/>
-        </w:rPr>
-      </w:r>
-    </w:p>
-    <w:p>
-      <w:pPr>
-        <w:rPr/>
-      </w:pPr>
-      <w:r>
-        <w:rPr>
-          <w:rtl w:val="0"/>
-        </w:rPr>
       </w:r>
     </w:p>
     <w:tbl>
@@ -10697,8 +10828,8 @@
         <w:pStyle w:val="Heading3"/>
         <w:rPr/>
       </w:pPr>
-      <w:bookmarkStart w:colFirst="0" w:colLast="0" w:name="_wo01lh3h5m1l" w:id="17"/>
-      <w:bookmarkEnd w:id="17"/>
+      <w:bookmarkStart w:colFirst="0" w:colLast="0" w:name="_wo01lh3h5m1l" w:id="16"/>
+      <w:bookmarkEnd w:id="16"/>
       <w:r>
         <w:rPr>
           <w:rtl w:val="0"/>
@@ -10724,7 +10855,7 @@
         <w:rPr>
           <w:rtl w:val="0"/>
         </w:rPr>
-        <w:t xml:space="preserve">To access your newly deployed Python FastAPI application from your workstation, you have two clear options based on your NodePort configuration.</w:t>
+        <w:t xml:space="preserve">To access our newly deployed Python FastAPI application from our workstation, we have two options based on our NodePort configuration.</w:t>
       </w:r>
     </w:p>
     <w:p>
@@ -10774,17 +10905,7 @@
         <w:rPr>
           <w:rtl w:val="0"/>
         </w:rPr>
-        <w:t xml:space="preserve">Your python-app-service manifest correctly configured a NodePort service. Looking at your kubectl get output:</w:t>
-      </w:r>
-    </w:p>
-    <w:p>
-      <w:pPr>
-        <w:rPr/>
-      </w:pPr>
-      <w:r>
-        <w:rPr>
-          <w:rtl w:val="0"/>
-        </w:rPr>
+        <w:t xml:space="preserve">Our python-app-service manifest correctly configured a NodePort service. Looking at our kubectl get output:</w:t>
       </w:r>
     </w:p>
     <w:p>
@@ -10883,28 +11004,28 @@
         <w:rPr>
           <w:rtl w:val="0"/>
         </w:rPr>
-        <w:t xml:space="preserve">Kubernetes has opened port 30449 across every single physical node in your cluster.</w:t>
-      </w:r>
-    </w:p>
-    <w:p>
-      <w:pPr>
-        <w:rPr/>
-      </w:pPr>
-      <w:r>
-        <w:rPr>
-          <w:rtl w:val="0"/>
-        </w:rPr>
-      </w:r>
-    </w:p>
-    <w:p>
-      <w:pPr>
-        <w:rPr/>
-      </w:pPr>
-      <w:r>
-        <w:rPr>
-          <w:rtl w:val="0"/>
-        </w:rPr>
-        <w:t xml:space="preserve">To access the app directly, find the host IP address of any of your cluster nodes (such as the machine hosting worker-2 or worker-3) and navigate to it in your browser on that high port:</w:t>
+        <w:t xml:space="preserve">Kubernetes has opened port 30449 across every single physical node in our cluster.</w:t>
+      </w:r>
+    </w:p>
+    <w:p>
+      <w:pPr>
+        <w:rPr/>
+      </w:pPr>
+      <w:r>
+        <w:rPr>
+          <w:rtl w:val="0"/>
+        </w:rPr>
+      </w:r>
+    </w:p>
+    <w:p>
+      <w:pPr>
+        <w:rPr/>
+      </w:pPr>
+      <w:r>
+        <w:rPr>
+          <w:rtl w:val="0"/>
+        </w:rPr>
+        <w:t xml:space="preserve">To access the app directly, find the host IP address of any of the cluster nodes (such as the machine hosting worker-2 or worker-3) and navigate to it in using the browsers of choice on the  high port: (to the left of /TCP at the end of the line).</w:t>
       </w:r>
     </w:p>
     <w:p>
@@ -11053,28 +11174,28 @@
         <w:rPr>
           <w:rtl w:val="0"/>
         </w:rPr>
-        <w:t xml:space="preserve">If you want to map the cluster application specifically to your workstation's localhost:8000 interface for convenient local testing, you can instruct kubectl to open a secure, bidirectional network tunnel from your desktop straight to the service.</w:t>
-      </w:r>
-    </w:p>
-    <w:p>
-      <w:pPr>
-        <w:rPr/>
-      </w:pPr>
-      <w:r>
-        <w:rPr>
-          <w:rtl w:val="0"/>
-        </w:rPr>
-      </w:r>
-    </w:p>
-    <w:p>
-      <w:pPr>
-        <w:rPr/>
-      </w:pPr>
-      <w:r>
-        <w:rPr>
-          <w:rtl w:val="0"/>
-        </w:rPr>
-        <w:t xml:space="preserve">Run this command in a separate terminal window on your workstation:</w:t>
+        <w:t xml:space="preserve">If we want to map the cluster application specifically to your workstation's localhost:8000 interface for convenient local testing, we can instruct kubectl to open a secure, bidirectional network tunnel from our desktop straight to the service.</w:t>
+      </w:r>
+    </w:p>
+    <w:p>
+      <w:pPr>
+        <w:rPr/>
+      </w:pPr>
+      <w:r>
+        <w:rPr>
+          <w:rtl w:val="0"/>
+        </w:rPr>
+      </w:r>
+    </w:p>
+    <w:p>
+      <w:pPr>
+        <w:rPr/>
+      </w:pPr>
+      <w:r>
+        <w:rPr>
+          <w:rtl w:val="0"/>
+        </w:rPr>
+        <w:t xml:space="preserve">Run this command in a separate terminal window on our workstation:</w:t>
       </w:r>
     </w:p>
     <w:p>
@@ -11209,39 +11330,47 @@
         <w:rPr>
           <w:rtl w:val="0"/>
         </w:rPr>
-        <w:t xml:space="preserve">This binds your workstation's local port 8000 directly to the cluster service's incoming port 80.</w:t>
-      </w:r>
-    </w:p>
-    <w:p>
-      <w:pPr>
-        <w:rPr/>
-      </w:pPr>
-      <w:r>
-        <w:rPr>
-          <w:rtl w:val="0"/>
-        </w:rPr>
-        <w:t xml:space="preserve">Once that command is running, open your web browser and navigate to:</w:t>
-      </w:r>
-    </w:p>
-    <w:p>
-      <w:pPr>
-        <w:rPr/>
-      </w:pPr>
-      <w:r>
-        <w:rPr>
-          <w:rtl w:val="0"/>
-        </w:rPr>
-      </w:r>
-    </w:p>
-    <w:p>
-      <w:pPr>
-        <w:rPr/>
-      </w:pPr>
-      <w:r>
-        <w:rPr>
-          <w:rtl w:val="0"/>
-        </w:rPr>
-        <w:t xml:space="preserve">NOW, you may ask, but our app is exposed on port 8000 in the container, see the </w:t>
+        <w:t xml:space="preserve">This binds our workstation's local port 8000 directly to the cluster service's incoming port 80.</w:t>
+      </w:r>
+    </w:p>
+    <w:p>
+      <w:pPr>
+        <w:rPr/>
+      </w:pPr>
+      <w:r>
+        <w:rPr>
+          <w:rtl w:val="0"/>
+        </w:rPr>
+        <w:t xml:space="preserve">Once that command is running, open a web browser and navigate to:</w:t>
+      </w:r>
+    </w:p>
+    <w:p>
+      <w:pPr>
+        <w:rPr/>
+      </w:pPr>
+      <w:r>
+        <w:rPr>
+          <w:rtl w:val="0"/>
+        </w:rPr>
+      </w:r>
+    </w:p>
+    <w:p>
+      <w:pPr>
+        <w:rPr/>
+      </w:pPr>
+      <w:r>
+        <w:rPr>
+          <w:b w:val="1"/>
+          <w:bCs w:val="1"/>
+          <w:rtl w:val="0"/>
+        </w:rPr>
+        <w:t xml:space="preserve">NOW</w:t>
+      </w:r>
+      <w:r>
+        <w:rPr>
+          <w:rtl w:val="0"/>
+        </w:rPr>
+        <w:t xml:space="preserve">, you may ask, but our app is exposed on port 8000 in the container, see the </w:t>
       </w:r>
       <w:r>
         <w:rPr>
@@ -11277,28 +11406,28 @@
         <w:rPr>
           <w:rtl w:val="0"/>
         </w:rPr>
-        <w:t xml:space="preserve">Our configuration is actually completely correct as it stands, and you do not need to change the application's internal container port (8000).</w:t>
-      </w:r>
-    </w:p>
-    <w:p>
-      <w:pPr>
-        <w:rPr/>
-      </w:pPr>
-      <w:r>
-        <w:rPr>
-          <w:rtl w:val="0"/>
-        </w:rPr>
-      </w:r>
-    </w:p>
-    <w:p>
-      <w:pPr>
-        <w:rPr/>
-      </w:pPr>
-      <w:r>
-        <w:rPr>
-          <w:rtl w:val="0"/>
-        </w:rPr>
-        <w:t xml:space="preserve">In your Kubernetes manifest, you created a translation layer using the Service definition. Let's look at how the traffic flows:</w:t>
+        <w:t xml:space="preserve">Our configuration is actually completely correct as it stands, and we do not need to change the application's internal container port (8000).</w:t>
+      </w:r>
+    </w:p>
+    <w:p>
+      <w:pPr>
+        <w:rPr/>
+      </w:pPr>
+      <w:r>
+        <w:rPr>
+          <w:rtl w:val="0"/>
+        </w:rPr>
+      </w:r>
+    </w:p>
+    <w:p>
+      <w:pPr>
+        <w:rPr/>
+      </w:pPr>
+      <w:r>
+        <w:rPr>
+          <w:rtl w:val="0"/>
+        </w:rPr>
+        <w:t xml:space="preserve">In our Kubernetes manifest, we created a translation layer using the Service definition. Let's look at how the traffic flows:</w:t>
       </w:r>
     </w:p>
     <w:p>
@@ -11500,7 +11629,7 @@
         <w:rPr>
           <w:rtl w:val="0"/>
         </w:rPr>
-        <w:t xml:space="preserve">Because of this mapping, the Service listens on port 80 inside the cluster network and automatically shifts the traffic to port 8000 inside your Python container.</w:t>
+        <w:t xml:space="preserve">Because of this mapping, the Service listens on port 80 inside the cluster network and automatically shifts the traffic to port 8000 inside our Python container.</w:t>
       </w:r>
     </w:p>
     <w:p>
@@ -11529,28 +11658,28 @@
         <w:rPr>
           <w:rtl w:val="0"/>
         </w:rPr>
-        <w:t xml:space="preserve"> (kubectl port-forward) works with your setup:</w:t>
-      </w:r>
-    </w:p>
-    <w:p>
-      <w:pPr>
-        <w:rPr/>
-      </w:pPr>
-      <w:r>
-        <w:rPr>
-          <w:rtl w:val="0"/>
-        </w:rPr>
-      </w:r>
-    </w:p>
-    <w:p>
-      <w:pPr>
-        <w:rPr/>
-      </w:pPr>
-      <w:r>
-        <w:rPr>
-          <w:rtl w:val="0"/>
-        </w:rPr>
-        <w:t xml:space="preserve">When you run a port-forward command, you specify </w:t>
+        <w:t xml:space="preserve"> (kubectl port-forward) works with our setup:</w:t>
+      </w:r>
+    </w:p>
+    <w:p>
+      <w:pPr>
+        <w:rPr/>
+      </w:pPr>
+      <w:r>
+        <w:rPr>
+          <w:rtl w:val="0"/>
+        </w:rPr>
+      </w:r>
+    </w:p>
+    <w:p>
+      <w:pPr>
+        <w:rPr/>
+      </w:pPr>
+      <w:r>
+        <w:rPr>
+          <w:rtl w:val="0"/>
+        </w:rPr>
+        <w:t xml:space="preserve">When we run a port-forward command, we specify </w:t>
       </w:r>
       <w:r>
         <w:rPr>
@@ -11565,7 +11694,7 @@
         <w:rPr>
           <w:rtl w:val="0"/>
         </w:rPr>
-        <w:t xml:space="preserve">. Since your service is listening on port 80, your command should target port 80 like this:</w:t>
+        <w:t xml:space="preserve">. Since our service is listening on port 80, our command should target port 80 like this:</w:t>
       </w:r>
     </w:p>
     <w:p>
@@ -11666,16 +11795,16 @@
           <wp:inline distB="114300" distT="114300" distL="114300" distR="114300">
             <wp:extent cx="5943600" cy="774700"/>
             <wp:effectExtent b="0" l="0" r="0" t="0"/>
-            <wp:docPr id="2" name="image7.png"/>
+            <wp:docPr id="2" name="image17.png"/>
             <a:graphic>
               <a:graphicData uri="http://schemas.openxmlformats.org/drawingml/2006/picture">
                 <pic:pic>
                   <pic:nvPicPr>
-                    <pic:cNvPr id="0" name="image7.png"/>
+                    <pic:cNvPr id="0" name="image17.png"/>
                     <pic:cNvPicPr preferRelativeResize="0"/>
                   </pic:nvPicPr>
                   <pic:blipFill>
-                    <a:blip r:embed="rId43"/>
+                    <a:blip r:embed="rId44"/>
                     <a:srcRect b="0" l="0" r="0" t="0"/>
                     <a:stretch>
                       <a:fillRect/>
@@ -11719,17 +11848,7 @@
         <w:rPr>
           <w:rtl w:val="0"/>
         </w:rPr>
-        <w:t xml:space="preserve">In a new terminal</w:t>
-      </w:r>
-    </w:p>
-    <w:p>
-      <w:pPr>
-        <w:rPr/>
-      </w:pPr>
-      <w:r>
-        <w:rPr>
-          <w:rtl w:val="0"/>
-        </w:rPr>
+        <w:t xml:space="preserve">In a new terminal, execute the below.</w:t>
       </w:r>
     </w:p>
     <w:tbl>
@@ -11820,16 +11939,16 @@
           <wp:inline distB="114300" distT="114300" distL="114300" distR="114300">
             <wp:extent cx="5943600" cy="1257300"/>
             <wp:effectExtent b="0" l="0" r="0" t="0"/>
-            <wp:docPr id="13" name="image17.png"/>
+            <wp:docPr id="14" name="image7.png"/>
             <a:graphic>
               <a:graphicData uri="http://schemas.openxmlformats.org/drawingml/2006/picture">
                 <pic:pic>
                   <pic:nvPicPr>
-                    <pic:cNvPr id="0" name="image17.png"/>
+                    <pic:cNvPr id="0" name="image7.png"/>
                     <pic:cNvPicPr preferRelativeResize="0"/>
                   </pic:nvPicPr>
                   <pic:blipFill>
-                    <a:blip r:embed="rId44"/>
+                    <a:blip r:embed="rId45"/>
                     <a:srcRect b="0" l="0" r="0" t="0"/>
                     <a:stretch>
                       <a:fillRect/>
@@ -11873,7 +11992,7 @@
         <w:rPr>
           <w:rtl w:val="0"/>
         </w:rPr>
-        <w:t xml:space="preserve">You can also navigate with your browser to go to </w:t>
+        <w:t xml:space="preserve">We can now navigate with our browser to any of the below addresses:</w:t>
       </w:r>
     </w:p>
     <w:p>
@@ -11897,7 +12016,7 @@
           <w:u w:val="none"/>
         </w:rPr>
       </w:pPr>
-      <w:hyperlink r:id="rId45">
+      <w:hyperlink r:id="rId46">
         <w:r>
           <w:rPr>
             <w:color w:val="1155cc"/>
@@ -11925,7 +12044,7 @@
           <w:u w:val="none"/>
         </w:rPr>
       </w:pPr>
-      <w:hyperlink r:id="rId46">
+      <w:hyperlink r:id="rId47">
         <w:r>
           <w:rPr>
             <w:color w:val="1155cc"/>
@@ -11953,7 +12072,7 @@
           <w:u w:val="none"/>
         </w:rPr>
       </w:pPr>
-      <w:hyperlink r:id="rId47">
+      <w:hyperlink r:id="rId48">
         <w:r>
           <w:rPr>
             <w:color w:val="1155cc"/>
@@ -11981,7 +12100,7 @@
           <w:u w:val="none"/>
         </w:rPr>
       </w:pPr>
-      <w:hyperlink r:id="rId48">
+      <w:hyperlink r:id="rId49">
         <w:r>
           <w:rPr>
             <w:color w:val="1155cc"/>
@@ -12016,6 +12135,17 @@
         <w:rPr>
           <w:rtl w:val="0"/>
         </w:rPr>
+        <w:t xml:space="preserve">What we build:</w:t>
+      </w:r>
+    </w:p>
+    <w:p>
+      <w:pPr>
+        <w:rPr/>
+      </w:pPr>
+      <w:r>
+        <w:rPr>
+          <w:rtl w:val="0"/>
+        </w:rPr>
       </w:r>
     </w:p>
     <w:p>
@@ -12094,7 +12224,7 @@
       <w:pPr>
         <w:rPr/>
       </w:pPr>
-      <w:hyperlink r:id="rId49">
+      <w:hyperlink r:id="rId50">
         <w:r>
           <w:rPr>
             <w:rFonts w:ascii="Cambria" w:cs="Cambria" w:eastAsia="Cambria" w:hAnsi="Cambria"/>
@@ -12116,68 +12246,25 @@
     </w:p>
     <w:p>
       <w:pPr>
-        <w:rPr/>
-      </w:pPr>
-      <w:r>
-        <w:rPr>
-          <w:rtl w:val="0"/>
-        </w:rPr>
-      </w:r>
-    </w:p>
-    <w:p>
-      <w:pPr>
-        <w:rPr/>
-      </w:pPr>
-      <w:r>
-        <w:rPr>
-          <w:rtl w:val="0"/>
-        </w:rPr>
-      </w:r>
-    </w:p>
-    <w:p>
-      <w:pPr>
         <w:pStyle w:val="Heading2"/>
-        <w:rPr/>
-      </w:pPr>
-      <w:bookmarkStart w:colFirst="0" w:colLast="0" w:name="_4fafqny6su1j" w:id="18"/>
-      <w:bookmarkEnd w:id="18"/>
-      <w:r>
-        <w:rPr>
-          <w:rtl w:val="0"/>
-        </w:rPr>
-        <w:t xml:space="preserve">Scope creep</w:t>
-      </w:r>
-    </w:p>
-    <w:p>
-      <w:pPr>
         <w:rPr>
           <w:b w:val="1"/>
           <w:bCs w:val="1"/>
           <w:color w:val="cc0000"/>
         </w:rPr>
       </w:pPr>
-      <w:r>
-        <w:rPr>
-          <w:rtl w:val="0"/>
-        </w:rPr>
-      </w:r>
-    </w:p>
-    <w:p>
-      <w:pPr>
-        <w:rPr>
-          <w:b w:val="1"/>
-          <w:bCs w:val="1"/>
-          <w:color w:val="cc0000"/>
-        </w:rPr>
-      </w:pPr>
-      <w:r>
-        <w:rPr>
-          <w:b w:val="1"/>
-          <w:bCs w:val="1"/>
-          <w:color w:val="cc0000"/>
-          <w:rtl w:val="0"/>
-        </w:rPr>
-        <w:t xml:space="preserve">– NEED To Test/Verify the below still</w:t>
+      <w:bookmarkStart w:colFirst="0" w:colLast="0" w:name="_4fafqny6su1j" w:id="17"/>
+      <w:bookmarkEnd w:id="17"/>
+      <w:r>
+        <w:rPr>
+          <w:rtl w:val="0"/>
+        </w:rPr>
+        <w:t xml:space="preserve">Scope creep, whenever does this not happen.</w:t>
+      </w:r>
+      <w:r>
+        <w:rPr>
+          <w:rtl w:val="0"/>
+        </w:rPr>
       </w:r>
     </w:p>
     <w:p>
@@ -12278,7 +12365,7 @@
         <w:rPr>
           <w:rtl w:val="0"/>
         </w:rPr>
-        <w:t xml:space="preserve">: to be able to roll back, if required, I’ve placed backup copies of all the files which we will modify as part of the app2 deployment.</w:t>
+        <w:t xml:space="preserve">: to be able to roll back, if required, I’ve placed backup copies of all the original files which we will modify as part of the app2 deployment in a backup folder.</w:t>
       </w:r>
     </w:p>
     <w:p>
@@ -12286,8 +12373,8 @@
         <w:pStyle w:val="Heading3"/>
         <w:rPr/>
       </w:pPr>
-      <w:bookmarkStart w:colFirst="0" w:colLast="0" w:name="_pqwaksgz3hds" w:id="19"/>
-      <w:bookmarkEnd w:id="19"/>
+      <w:bookmarkStart w:colFirst="0" w:colLast="0" w:name="_pqwaksgz3hds" w:id="18"/>
+      <w:bookmarkEnd w:id="18"/>
       <w:r>
         <w:rPr>
           <w:rtl w:val="0"/>
@@ -12992,48 +13079,64 @@
     </w:p>
     <w:p>
       <w:pPr>
+        <w:rPr/>
+      </w:pPr>
+      <w:r>
+        <w:rPr>
+          <w:b w:val="1"/>
+          <w:bCs w:val="1"/>
+          <w:rtl w:val="0"/>
+        </w:rPr>
+        <w:t xml:space="preserve">Step 1:</w:t>
+      </w:r>
+      <w:r>
+        <w:rPr>
+          <w:rtl w:val="0"/>
+        </w:rPr>
+        <w:t xml:space="preserve"> To deploy we will copy/replace the current file: </w:t>
+      </w:r>
+      <w:r>
         <w:rPr>
           <w:rFonts w:ascii="Courier New" w:cs="Courier New" w:eastAsia="Courier New" w:hAnsi="Courier New"/>
           <w:b w:val="1"/>
           <w:bCs w:val="1"/>
-        </w:rPr>
-      </w:pPr>
-      <w:r>
-        <w:rPr>
-          <w:b w:val="1"/>
-          <w:bCs w:val="1"/>
-          <w:rtl w:val="0"/>
-        </w:rPr>
-        <w:t xml:space="preserve">Step 1:</w:t>
-      </w:r>
-      <w:r>
-        <w:rPr>
-          <w:rtl w:val="0"/>
-        </w:rPr>
-        <w:t xml:space="preserve"> To deploy we will copy/replace the current file: </w:t>
-      </w:r>
-      <w:r>
-        <w:rPr>
-          <w:rFonts w:ascii="Courier New" w:cs="Courier New" w:eastAsia="Courier New" w:hAnsi="Courier New"/>
-          <w:b w:val="1"/>
-          <w:bCs w:val="1"/>
-          <w:rtl w:val="0"/>
-        </w:rPr>
-        <w:t xml:space="preserve">k8s/deployment.yml</w:t>
-      </w:r>
-    </w:p>
-    <w:p>
-      <w:pPr>
-        <w:rPr>
-          <w:rFonts w:ascii="Courier New" w:cs="Courier New" w:eastAsia="Courier New" w:hAnsi="Courier New"/>
-          <w:b w:val="1"/>
-          <w:bCs w:val="1"/>
-        </w:rPr>
-      </w:pPr>
-      <w:r>
-        <w:rPr>
-          <w:rtl w:val="0"/>
-        </w:rPr>
+          <w:rtl w:val="0"/>
+        </w:rPr>
+        <w:t xml:space="preserve">k8s/deployment.yml </w:t>
+      </w:r>
+      <w:r>
+        <w:rPr>
+          <w:rtl w:val="0"/>
+        </w:rPr>
+        <w:t xml:space="preserve">w</w:t>
+      </w:r>
+      <w:r>
+        <w:rPr>
+          <w:rtl w:val="0"/>
+        </w:rPr>
+        <w:t xml:space="preserve">ith:</w:t>
+      </w:r>
+    </w:p>
+    <w:p>
+      <w:pPr>
+        <w:rPr/>
+      </w:pPr>
+      <w:r>
+        <w:rPr>
+          <w:rtl w:val="0"/>
+        </w:rPr>
+        <w:t xml:space="preserve">(See the new app2 section ¾ down).</w:t>
+      </w:r>
+    </w:p>
+    <w:p>
+      <w:pPr>
+        <w:rPr/>
+      </w:pPr>
+      <w:r>
+        <w:rPr>
+          <w:rtl w:val="0"/>
+        </w:rPr>
+        <w:t xml:space="preserve"> </w:t>
       </w:r>
     </w:p>
     <w:p>
@@ -14496,43 +14599,52 @@
     </w:p>
     <w:p>
       <w:pPr>
+        <w:rPr/>
+      </w:pPr>
+      <w:r>
+        <w:rPr>
+          <w:b w:val="1"/>
+          <w:bCs w:val="1"/>
+          <w:rtl w:val="0"/>
+        </w:rPr>
+        <w:t xml:space="preserve">Step 2:</w:t>
+      </w:r>
+      <w:r>
+        <w:rPr>
+          <w:rtl w:val="0"/>
+        </w:rPr>
+        <w:t xml:space="preserve"> To deploy we will copy/replace the current file: </w:t>
+      </w:r>
+      <w:r>
         <w:rPr>
           <w:rFonts w:ascii="Courier New" w:cs="Courier New" w:eastAsia="Courier New" w:hAnsi="Courier New"/>
           <w:b w:val="1"/>
           <w:bCs w:val="1"/>
-        </w:rPr>
-      </w:pPr>
-      <w:r>
-        <w:rPr>
-          <w:b w:val="1"/>
-          <w:bCs w:val="1"/>
-          <w:rtl w:val="0"/>
-        </w:rPr>
-        <w:t xml:space="preserve">Step 2:</w:t>
-      </w:r>
-      <w:r>
-        <w:rPr>
-          <w:rtl w:val="0"/>
-        </w:rPr>
-        <w:t xml:space="preserve"> To deploy we will copy/replace the current file: </w:t>
-      </w:r>
-      <w:r>
-        <w:rPr>
-          <w:rFonts w:ascii="Courier New" w:cs="Courier New" w:eastAsia="Courier New" w:hAnsi="Courier New"/>
-          <w:b w:val="1"/>
-          <w:bCs w:val="1"/>
-          <w:rtl w:val="0"/>
-        </w:rPr>
-        <w:t xml:space="preserve">.github/workflows/ci.yml</w:t>
-      </w:r>
-    </w:p>
-    <w:p>
-      <w:pPr>
-        <w:rPr>
-          <w:rFonts w:ascii="Courier New" w:cs="Courier New" w:eastAsia="Courier New" w:hAnsi="Courier New"/>
-          <w:b w:val="1"/>
-          <w:bCs w:val="1"/>
-        </w:rPr>
+          <w:rtl w:val="0"/>
+        </w:rPr>
+        <w:t xml:space="preserve">.github/workflows/ci.yml </w:t>
+      </w:r>
+      <w:r>
+        <w:rPr>
+          <w:rtl w:val="0"/>
+        </w:rPr>
+        <w:t xml:space="preserve">with:</w:t>
+      </w:r>
+    </w:p>
+    <w:p>
+      <w:pPr>
+        <w:rPr/>
+      </w:pPr>
+      <w:r>
+        <w:rPr>
+          <w:rtl w:val="0"/>
+        </w:rPr>
+        <w:t xml:space="preserve">(See the new Build APP2 section ¾ down).</w:t>
+      </w:r>
+    </w:p>
+    <w:p>
+      <w:pPr>
+        <w:rPr/>
       </w:pPr>
       <w:r>
         <w:rPr>
@@ -16334,7 +16446,7 @@
         <w:rPr>
           <w:rtl w:val="0"/>
         </w:rPr>
-        <w:t xml:space="preserve">Since ArgoCD is already tracking your k8s/ folder via your existing application setup, you don't even need to register a new file with ArgoCD! The moment you commit these additions, ArgoCD will notice the appended blocks at the bottom of the manifest and natively deploy them.</w:t>
+        <w:t xml:space="preserve">Since ArgoCD is already tracking your k8s/ folder via our existing application setup, we don't even need to register a new file with ArgoCD! The moment we commit these additions, ArgoCD will notice the appended blocks at the bottom of the manifest and natively deploy them.</w:t>
       </w:r>
     </w:p>
     <w:p>
@@ -16356,16 +16468,6 @@
           <w:rtl w:val="0"/>
         </w:rPr>
         <w:t xml:space="preserve">Execute the following commands locally after copying the new artefacts as per above:</w:t>
-      </w:r>
-    </w:p>
-    <w:p>
-      <w:pPr>
-        <w:rPr/>
-      </w:pPr>
-      <w:r>
-        <w:rPr>
-          <w:rtl w:val="0"/>
-        </w:rPr>
       </w:r>
     </w:p>
     <w:tbl>
@@ -16555,7 +16657,7 @@
         <w:rPr>
           <w:rtl w:val="0"/>
         </w:rPr>
-        <w:t xml:space="preserve">Once the pipeline goes green, verify both components are happily coexisting in your cluster under their own namespaces:</w:t>
+        <w:t xml:space="preserve">Once the pipeline goes green, we can verify that both components are happily coexisting in our cluster under their own namespaces:</w:t>
       </w:r>
     </w:p>
     <w:p>
@@ -16591,7 +16693,22 @@
         <w:rPr>
           <w:rtl w:val="0"/>
         </w:rPr>
-        <w:t xml:space="preserve"> as updated by the Github Actions process. Take note both placeholders on line 21 and 75 have been updated.</w:t>
+        <w:t xml:space="preserve"> as updated by the Github Actions process. Take note both </w:t>
+      </w:r>
+      <w:r>
+        <w:rPr>
+          <w:rFonts w:ascii="Courier New" w:cs="Courier New" w:eastAsia="Courier New" w:hAnsi="Courier New"/>
+          <w:b w:val="1"/>
+          <w:bCs w:val="1"/>
+          <w:rtl w:val="0"/>
+        </w:rPr>
+        <w:t xml:space="preserve">:placeholders</w:t>
+      </w:r>
+      <w:r>
+        <w:rPr>
+          <w:rtl w:val="0"/>
+        </w:rPr>
+        <w:t xml:space="preserve"> on line 21 and 75 have been updated.</w:t>
       </w:r>
     </w:p>
     <w:p>
@@ -18079,9 +18196,9 @@
         <w:rPr>
           <w:rtl w:val="0"/>
         </w:rPr>
-        <w:t xml:space="preserve"> You </w:t>
-      </w:r>
-      <w:hyperlink r:id="rId50">
+        <w:t xml:space="preserve"> Our </w:t>
+      </w:r>
+      <w:hyperlink r:id="rId51">
         <w:r>
           <w:rPr>
             <w:color w:val="1155cc"/>
@@ -18093,9 +18210,18 @@
       </w:hyperlink>
       <w:r>
         <w:rPr>
-          <w:rtl w:val="0"/>
-        </w:rPr>
-        <w:t xml:space="preserve"> Personal Access Token will allow Github Actions to create a new repository which will contain the new image. You will also notice that both app and app2 tags are the same. This is due to the fact that the Github Actions runner compiled, build both images during the same execution process.</w:t>
+          <w:rFonts w:ascii="Courier New" w:cs="Courier New" w:eastAsia="Courier New" w:hAnsi="Courier New"/>
+          <w:b w:val="1"/>
+          <w:bCs w:val="1"/>
+          <w:rtl w:val="0"/>
+        </w:rPr>
+        <w:t xml:space="preserve"> Personal Access Token</w:t>
+      </w:r>
+      <w:r>
+        <w:rPr>
+          <w:rtl w:val="0"/>
+        </w:rPr>
+        <w:t xml:space="preserve"> allows Github Actions to create the new repository required for app2 which will contain the new image. We will also notice that both app and app2 tags are the same. This is due to the fact that the Github Actions runner compiled, build both images during the same execution process.</w:t>
       </w:r>
     </w:p>
     <w:p>
@@ -18202,16 +18328,16 @@
           <wp:inline distB="114300" distT="114300" distL="114300" distR="114300">
             <wp:extent cx="5943600" cy="812800"/>
             <wp:effectExtent b="0" l="0" r="0" t="0"/>
-            <wp:docPr id="10" name="image3.png"/>
+            <wp:docPr id="11" name="image14.png"/>
             <a:graphic>
               <a:graphicData uri="http://schemas.openxmlformats.org/drawingml/2006/picture">
                 <pic:pic>
                   <pic:nvPicPr>
-                    <pic:cNvPr id="0" name="image3.png"/>
+                    <pic:cNvPr id="0" name="image14.png"/>
                     <pic:cNvPicPr preferRelativeResize="0"/>
                   </pic:nvPicPr>
                   <pic:blipFill>
-                    <a:blip r:embed="rId51"/>
+                    <a:blip r:embed="rId52"/>
                     <a:srcRect b="0" l="0" r="0" t="0"/>
                     <a:stretch>
                       <a:fillRect/>
@@ -18272,7 +18398,7 @@
                     <pic:cNvPicPr preferRelativeResize="0"/>
                   </pic:nvPicPr>
                   <pic:blipFill>
-                    <a:blip r:embed="rId52"/>
+                    <a:blip r:embed="rId53"/>
                     <a:srcRect b="0" l="0" r="0" t="0"/>
                     <a:stretch>
                       <a:fillRect/>
@@ -18547,16 +18673,16 @@
           <wp:inline distB="114300" distT="114300" distL="114300" distR="114300">
             <wp:extent cx="5943600" cy="990600"/>
             <wp:effectExtent b="0" l="0" r="0" t="0"/>
-            <wp:docPr id="4" name="image15.png"/>
+            <wp:docPr id="5" name="image19.png"/>
             <a:graphic>
               <a:graphicData uri="http://schemas.openxmlformats.org/drawingml/2006/picture">
                 <pic:pic>
                   <pic:nvPicPr>
-                    <pic:cNvPr id="0" name="image15.png"/>
+                    <pic:cNvPr id="0" name="image19.png"/>
                     <pic:cNvPicPr preferRelativeResize="0"/>
                   </pic:nvPicPr>
                   <pic:blipFill>
-                    <a:blip r:embed="rId53"/>
+                    <a:blip r:embed="rId54"/>
                     <a:srcRect b="0" l="0" r="0" t="0"/>
                     <a:stretch>
                       <a:fillRect/>
@@ -18600,7 +18726,7 @@
         <w:rPr>
           <w:rtl w:val="0"/>
         </w:rPr>
-        <w:t xml:space="preserve">You can also navigate with you browser to go to:</w:t>
+        <w:t xml:space="preserve">We can now also navigate using our browser to:</w:t>
       </w:r>
     </w:p>
     <w:p>
@@ -18624,11 +18750,21 @@
           <w:u w:val="none"/>
         </w:rPr>
       </w:pPr>
-      <w:r>
-        <w:rPr>
-          <w:rtl w:val="0"/>
-        </w:rPr>
-        <w:t xml:space="preserve">http://localhost:9080/ or </w:t>
+      <w:hyperlink r:id="rId55">
+        <w:r>
+          <w:rPr>
+            <w:color w:val="1155cc"/>
+            <w:u w:val="single"/>
+            <w:rtl w:val="0"/>
+          </w:rPr>
+          <w:t xml:space="preserve">http://localhost:9080/</w:t>
+        </w:r>
+      </w:hyperlink>
+      <w:r>
+        <w:rPr>
+          <w:rtl w:val="0"/>
+        </w:rPr>
+        <w:t xml:space="preserve"> or </w:t>
       </w:r>
     </w:p>
     <w:p>
@@ -18642,11 +18778,21 @@
           <w:u w:val="none"/>
         </w:rPr>
       </w:pPr>
-      <w:r>
-        <w:rPr>
-          <w:rtl w:val="0"/>
-        </w:rPr>
-        <w:t xml:space="preserve">http://localhost:9080/healthz or similarly to </w:t>
+      <w:hyperlink r:id="rId56">
+        <w:r>
+          <w:rPr>
+            <w:color w:val="1155cc"/>
+            <w:u w:val="single"/>
+            <w:rtl w:val="0"/>
+          </w:rPr>
+          <w:t xml:space="preserve">http://localhost:9080/healthz</w:t>
+        </w:r>
+      </w:hyperlink>
+      <w:r>
+        <w:rPr>
+          <w:rtl w:val="0"/>
+        </w:rPr>
+        <w:t xml:space="preserve"> or similarly to </w:t>
       </w:r>
     </w:p>
     <w:p>
@@ -18660,7 +18806,7 @@
           <w:u w:val="none"/>
         </w:rPr>
       </w:pPr>
-      <w:hyperlink r:id="rId54">
+      <w:hyperlink r:id="rId57">
         <w:r>
           <w:rPr>
             <w:color w:val="1155cc"/>
@@ -18687,11 +18833,21 @@
           <w:u w:val="none"/>
         </w:rPr>
       </w:pPr>
-      <w:r>
-        <w:rPr>
-          <w:rtl w:val="0"/>
-        </w:rPr>
-        <w:t xml:space="preserve">http://127.0.0.1:9080/health</w:t>
+      <w:hyperlink r:id="rId58">
+        <w:r>
+          <w:rPr>
+            <w:color w:val="1155cc"/>
+            <w:u w:val="single"/>
+            <w:rtl w:val="0"/>
+          </w:rPr>
+          <w:t xml:space="preserve">http://127.0.0.1:9080/health</w:t>
+        </w:r>
+      </w:hyperlink>
+      <w:r>
+        <w:rPr>
+          <w:rtl w:val="0"/>
+        </w:rPr>
+        <w:t xml:space="preserve"> </w:t>
       </w:r>
     </w:p>
     <w:p>
@@ -18709,13 +18865,34 @@
         <w:pStyle w:val="Heading3"/>
         <w:rPr/>
       </w:pPr>
-      <w:bookmarkStart w:colFirst="0" w:colLast="0" w:name="_xvb8liug5rk6" w:id="20"/>
-      <w:bookmarkEnd w:id="20"/>
+      <w:bookmarkStart w:colFirst="0" w:colLast="0" w:name="_xvb8liug5rk6" w:id="19"/>
+      <w:bookmarkEnd w:id="19"/>
       <w:r>
         <w:rPr>
           <w:rtl w:val="0"/>
         </w:rPr>
         <w:t xml:space="preserve">To access our ArgoCD Management Console:</w:t>
+      </w:r>
+    </w:p>
+    <w:p>
+      <w:pPr>
+        <w:rPr/>
+      </w:pPr>
+      <w:r>
+        <w:rPr>
+          <w:rtl w:val="0"/>
+        </w:rPr>
+      </w:r>
+    </w:p>
+    <w:p>
+      <w:pPr>
+        <w:rPr/>
+      </w:pPr>
+      <w:r>
+        <w:rPr>
+          <w:rtl w:val="0"/>
+        </w:rPr>
+        <w:t xml:space="preserve">ArgoCD itself comes with a fully functional Console/UI, to access it.</w:t>
       </w:r>
     </w:p>
     <w:p>
@@ -18740,7 +18917,7 @@
         <w:rPr>
           <w:rtl w:val="0"/>
         </w:rPr>
-        <w:t xml:space="preserve">Default Username and password: </w:t>
+        <w:t xml:space="preserve">Firstly, the default username is: </w:t>
       </w:r>
       <w:r>
         <w:rPr>
@@ -18770,7 +18947,7 @@
       <w:pPr>
         <w:rPr/>
       </w:pPr>
-      <w:hyperlink r:id="rId55">
+      <w:hyperlink r:id="rId59">
         <w:r>
           <w:rPr>
             <w:rFonts w:ascii="Cambria" w:cs="Cambria" w:eastAsia="Cambria" w:hAnsi="Cambria"/>
@@ -18789,11 +18966,6 @@
         </w:rPr>
         <w:t xml:space="preserve"> creates a random password during installation. This can be retrieved using the below command.</w:t>
       </w:r>
-    </w:p>
-    <w:p>
-      <w:pPr>
-        <w:rPr/>
-      </w:pPr>
       <w:r>
         <w:rPr>
           <w:rtl w:val="0"/>
@@ -18907,16 +19079,16 @@
           <wp:inline distB="114300" distT="114300" distL="114300" distR="114300">
             <wp:extent cx="5943600" cy="584200"/>
             <wp:effectExtent b="0" l="0" r="0" t="0"/>
-            <wp:docPr id="6" name="image4.png"/>
+            <wp:docPr id="7" name="image3.png"/>
             <a:graphic>
               <a:graphicData uri="http://schemas.openxmlformats.org/drawingml/2006/picture">
                 <pic:pic>
                   <pic:nvPicPr>
-                    <pic:cNvPr id="0" name="image4.png"/>
+                    <pic:cNvPr id="0" name="image3.png"/>
                     <pic:cNvPicPr preferRelativeResize="0"/>
                   </pic:nvPicPr>
                   <pic:blipFill>
-                    <a:blip r:embed="rId56"/>
+                    <a:blip r:embed="rId60"/>
                     <a:srcRect b="0" l="0" r="0" t="0"/>
                     <a:stretch>
                       <a:fillRect/>
@@ -18952,11 +19124,6 @@
         </w:rPr>
         <w:t xml:space="preserve">Now to Access the Console we first need to configure another port-forward (note we’re using 8081 for this as we previously above already utilised 8080):</w:t>
       </w:r>
-    </w:p>
-    <w:p>
-      <w:pPr>
-        <w:rPr/>
-      </w:pPr>
       <w:r>
         <w:rPr>
           <w:rtl w:val="0"/>
@@ -18973,16 +19140,16 @@
           <wp:inline distB="114300" distT="114300" distL="114300" distR="114300">
             <wp:extent cx="5943600" cy="800100"/>
             <wp:effectExtent b="0" l="0" r="0" t="0"/>
-            <wp:docPr id="21" name="image19.png"/>
+            <wp:docPr id="21" name="image18.png"/>
             <a:graphic>
               <a:graphicData uri="http://schemas.openxmlformats.org/drawingml/2006/picture">
                 <pic:pic>
                   <pic:nvPicPr>
-                    <pic:cNvPr id="0" name="image19.png"/>
+                    <pic:cNvPr id="0" name="image18.png"/>
                     <pic:cNvPicPr preferRelativeResize="0"/>
                   </pic:nvPicPr>
                   <pic:blipFill>
-                    <a:blip r:embed="rId57"/>
+                    <a:blip r:embed="rId61"/>
                     <a:srcRect b="0" l="0" r="0" t="0"/>
                     <a:stretch>
                       <a:fillRect/>
@@ -19019,16 +19186,16 @@
           <wp:inline distB="114300" distT="114300" distL="114300" distR="114300">
             <wp:extent cx="5943600" cy="3581400"/>
             <wp:effectExtent b="0" l="0" r="0" t="0"/>
-            <wp:docPr id="5" name="image9.png"/>
+            <wp:docPr id="6" name="image20.png"/>
             <a:graphic>
               <a:graphicData uri="http://schemas.openxmlformats.org/drawingml/2006/picture">
                 <pic:pic>
                   <pic:nvPicPr>
-                    <pic:cNvPr id="0" name="image9.png"/>
+                    <pic:cNvPr id="0" name="image20.png"/>
                     <pic:cNvPicPr preferRelativeResize="0"/>
                   </pic:nvPicPr>
                   <pic:blipFill>
-                    <a:blip r:embed="rId58"/>
+                    <a:blip r:embed="rId62"/>
                     <a:srcRect b="0" l="0" r="0" t="0"/>
                     <a:stretch>
                       <a:fillRect/>
@@ -19096,16 +19263,6 @@
           <w:rtl w:val="0"/>
         </w:rPr>
         <w:t xml:space="preserve"> you will be getting the below error stack:</w:t>
-      </w:r>
-    </w:p>
-    <w:p>
-      <w:pPr>
-        <w:rPr/>
-      </w:pPr>
-      <w:r>
-        <w:rPr>
-          <w:rtl w:val="0"/>
-        </w:rPr>
       </w:r>
     </w:p>
     <w:p>
@@ -19228,16 +19385,6 @@
         <w:t xml:space="preserve">Results in:</w:t>
       </w:r>
     </w:p>
-    <w:p>
-      <w:pPr>
-        <w:rPr/>
-      </w:pPr>
-      <w:r>
-        <w:rPr>
-          <w:rtl w:val="0"/>
-        </w:rPr>
-      </w:r>
-    </w:p>
     <w:tbl>
       <w:tblPr>
         <w:tblStyle w:val="Table41"/>
@@ -19634,8 +19781,8 @@
           <w:szCs w:val="28"/>
         </w:rPr>
       </w:pPr>
-      <w:bookmarkStart w:colFirst="0" w:colLast="0" w:name="_z54a7ilggs2u" w:id="21"/>
-      <w:bookmarkEnd w:id="21"/>
+      <w:bookmarkStart w:colFirst="0" w:colLast="0" w:name="_z54a7ilggs2u" w:id="20"/>
+      <w:bookmarkEnd w:id="20"/>
       <w:r>
         <w:rPr>
           <w:rFonts w:ascii="Calibri" w:cs="Calibri" w:eastAsia="Calibri" w:hAnsi="Calibri"/>
@@ -19669,7 +19816,7 @@
         </w:rPr>
         <w:t xml:space="preserve">Well, I could try and write a long summary here, but, that was it, really very simple. All enabled on our local desktop/laptop by running a Kubernetes cluster inside </w:t>
       </w:r>
-      <w:hyperlink r:id="rId59">
+      <w:hyperlink r:id="rId63">
         <w:r>
           <w:rPr>
             <w:rFonts w:ascii="Cambria" w:cs="Cambria" w:eastAsia="Cambria" w:hAnsi="Cambria"/>
@@ -19683,18 +19830,9 @@
       </w:hyperlink>
       <w:r>
         <w:rPr>
-          <w:rFonts w:ascii="Cambria" w:cs="Cambria" w:eastAsia="Cambria" w:hAnsi="Cambria"/>
-          <w:sz w:val="24"/>
-          <w:szCs w:val="24"/>
-          <w:rtl w:val="0"/>
-        </w:rPr>
-        <w:t xml:space="preserve"> </w:t>
-      </w:r>
-      <w:r>
-        <w:rPr>
-          <w:rtl w:val="0"/>
-        </w:rPr>
-        <w:t xml:space="preserve">.</w:t>
+          <w:rtl w:val="0"/>
+        </w:rPr>
+        <w:t xml:space="preserve">. The above and previous blogs provide us with a complete framework, allowing for real world development environment, with minimal to no changes when we deploy to a production Kubernetes cluster.</w:t>
       </w:r>
     </w:p>
     <w:p>
